--- a/docs/papers/小论文-en.docx
+++ b/docs/papers/小论文-en.docx
@@ -258,7 +258,7 @@
       </w:r>
     </w:p>
     <w:bookmarkEnd w:id="15"/>
-    <w:bookmarkStart w:id="19" w:name="methodology"/>
+    <w:bookmarkStart w:id="22" w:name="methodology"/>
     <w:p>
       <w:pPr>
         <w:pStyle w:val="Heading1"/>
@@ -272,22 +272,1069 @@
         <w:pStyle w:val="FirstParagraph"/>
       </w:pPr>
       <w:r>
-        <w:t xml:space="preserve">Given the thermal inertia and delayed response of building HVAC systems, together with distribution shift caused by seasonal changes in operating conditions, traditional event-triggered control methods that rely on offline calibration and static thresholds usually require frequent recalibration when transferred across scenarios, which increases engineering maintenance cost. To address this issue, we propose event-triggered predictive reinforcement learning with unsupervised dynamic event gating (ET-PRL), an on-demand control method that couples streaming anomaly gating with DRL.</w:t>
+        <w:t xml:space="preserve">Given the thermal inertia and delayed response of building HVAC systems, together with distribution shift caused by seasonal changes in operating conditions, traditional event-triggered control methods that rely on offline calibration and static thresholds usually require frequent recalibration when transferred across scenarios, which increases engineering maintenance cost. To address this issue, we propose event-triggered predictive reinforcement learning with unsupervised dynamic event gating (ET-PRL), an on-demand control method that couples streaming anomaly gating with DRL. The overall architecture of the proposed method is shown in Figure 2.</w:t>
       </w:r>
     </w:p>
     <w:p>
       <w:pPr>
-        <w:pStyle w:val="BlockText"/>
-      </w:pPr>
-      <w:r>
-        <w:rPr>
-          <w:b/>
-          <w:bCs/>
-        </w:rPr>
-        <w:t xml:space="preserve">Figure 2 placeholder: Overall ET-PRL method diagram</w:t>
+        <w:pStyle w:val="CaptionedFigure"/>
+      </w:pPr>
+      <w:r>
+        <w:drawing>
+          <wp:inline>
+            <wp:extent cx="5334000" cy="2000250"/>
+            <wp:effectExtent b="0" l="0" r="0" t="0"/>
+            <wp:docPr descr="Figure 2 Architecture of the proposed ET-PRL method, comprising offline training and model preparation (Step 1) and online streaming event detection and control (Step 2)" title="" id="17" name="Picture"/>
+            <a:graphic>
+              <a:graphicData uri="http://schemas.openxmlformats.org/drawingml/2006/picture">
+                <pic:pic>
+                  <pic:nvPicPr>
+                    <pic:cNvPr descr="../pics/fig2.svg" id="18" name="Picture"/>
+                    <pic:cNvPicPr>
+                      <a:picLocks noChangeArrowheads="1" noChangeAspect="1"/>
+                    </pic:cNvPicPr>
+                  </pic:nvPicPr>
+                  <pic:blipFill>
+                    <a:blip>
+                      <a:extLst>
+                        <a:ext uri="{28A0092B-C50C-407E-A947-70E740481C1C}">
+                          <a14:useLocalDpi xmlns:a14="http://schemas.microsoft.com/office/drawing/2010/main" val="0"/>
+                        </a:ext>
+                        <a:ext uri="{96DAC541-7B7A-43D3-8B79-37D633B846F1}">
+                          <asvg:svgBlip xmlns:asvg="http://schemas.microsoft.com/office/drawing/2016/SVG/main" r:embed="rId16"/>
+                        </a:ext>
+                      </a:extLst>
+                    </a:blip>
+                    <a:stretch>
+                      <a:fillRect/>
+                    </a:stretch>
+                  </pic:blipFill>
+                  <pic:spPr bwMode="auto">
+                    <a:xfrm>
+                      <a:off x="0" y="0"/>
+                      <a:ext cx="5334000" cy="2000250"/>
+                    </a:xfrm>
+                    <a:prstGeom prst="rect">
+                      <a:avLst/>
+                    </a:prstGeom>
+                    <a:noFill/>
+                    <a:ln w="9525">
+                      <a:noFill/>
+                      <a:headEnd/>
+                      <a:tailEnd/>
+                    </a:ln>
+                  </pic:spPr>
+                </pic:pic>
+              </a:graphicData>
+            </a:graphic>
+          </wp:inline>
+        </w:drawing>
       </w:r>
     </w:p>
-    <w:bookmarkStart w:id="16" w:name="X9bb8af0081899262cc0b5b10d5c210e7c23309e"/>
+    <w:p>
+      <w:pPr>
+        <w:pStyle w:val="ImageCaption"/>
+      </w:pPr>
+      <w:r>
+        <w:t xml:space="preserve">Figure 2 Architecture of the proposed ET-PRL method, comprising offline training and model preparation (Step 1) and online streaming event detection and control (Step 2)</w:t>
+      </w:r>
+    </w:p>
+    <w:p>
+      <w:pPr>
+        <w:pStyle w:val="BodyText"/>
+      </w:pPr>
+      <w:r>
+        <w:t xml:space="preserve">Figure 2 presents the architecture of the proposed ET-PRL method, which comprises two stages: offline training and model preparation (Step 1), and online streaming event detection and control (Step 2).</w:t>
+      </w:r>
+    </w:p>
+    <w:p>
+      <w:pPr>
+        <w:pStyle w:val="BodyText"/>
+      </w:pPr>
+      <w:r>
+        <w:t xml:space="preserve">In Step 1, the raw operational data, including the cooling load</w:t>
+      </w:r>
+      <w:r>
+        <w:t xml:space="preserve"> </w:t>
+      </w:r>
+      <m:oMath>
+        <m:sSubSup>
+          <m:e>
+            <m:r>
+              <m:t>Q</m:t>
+            </m:r>
+          </m:e>
+          <m:sub>
+            <m:r>
+              <m:rPr>
+                <m:sty m:val="p"/>
+              </m:rPr>
+              <m:t>l</m:t>
+            </m:r>
+            <m:r>
+              <m:rPr>
+                <m:sty m:val="p"/>
+              </m:rPr>
+              <m:t>o</m:t>
+            </m:r>
+            <m:r>
+              <m:rPr>
+                <m:sty m:val="p"/>
+              </m:rPr>
+              <m:t>a</m:t>
+            </m:r>
+            <m:r>
+              <m:rPr>
+                <m:sty m:val="p"/>
+              </m:rPr>
+              <m:t>d</m:t>
+            </m:r>
+          </m:sub>
+          <m:sup>
+            <m:r>
+              <m:t>t</m:t>
+            </m:r>
+          </m:sup>
+        </m:sSubSup>
+      </m:oMath>
+      <w:r>
+        <w:t xml:space="preserve"> </w:t>
+      </w:r>
+      <w:r>
+        <w:t xml:space="preserve">and outdoor wet-bulb temperature</w:t>
+      </w:r>
+      <w:r>
+        <w:t xml:space="preserve"> </w:t>
+      </w:r>
+      <m:oMath>
+        <m:sSubSup>
+          <m:e>
+            <m:r>
+              <m:t>T</m:t>
+            </m:r>
+          </m:e>
+          <m:sub>
+            <m:r>
+              <m:rPr>
+                <m:sty m:val="p"/>
+              </m:rPr>
+              <m:t>w</m:t>
+            </m:r>
+            <m:r>
+              <m:rPr>
+                <m:sty m:val="p"/>
+              </m:rPr>
+              <m:t>b</m:t>
+            </m:r>
+          </m:sub>
+          <m:sup>
+            <m:r>
+              <m:t>t</m:t>
+            </m:r>
+          </m:sup>
+        </m:sSubSup>
+      </m:oMath>
+      <w:r>
+        <w:t xml:space="preserve">, are first used to train an LSTM that generates one-step-ahead load predictions</w:t>
+      </w:r>
+      <w:r>
+        <w:t xml:space="preserve"> </w:t>
+      </w:r>
+      <m:oMath>
+        <m:sSubSup>
+          <m:e>
+            <m:acc>
+              <m:accPr>
+                <m:chr m:val="̂"/>
+              </m:accPr>
+              <m:e>
+                <m:r>
+                  <m:t>Q</m:t>
+                </m:r>
+              </m:e>
+            </m:acc>
+          </m:e>
+          <m:sub>
+            <m:r>
+              <m:rPr>
+                <m:sty m:val="p"/>
+              </m:rPr>
+              <m:t>l</m:t>
+            </m:r>
+            <m:r>
+              <m:rPr>
+                <m:sty m:val="p"/>
+              </m:rPr>
+              <m:t>o</m:t>
+            </m:r>
+            <m:r>
+              <m:rPr>
+                <m:sty m:val="p"/>
+              </m:rPr>
+              <m:t>a</m:t>
+            </m:r>
+            <m:r>
+              <m:rPr>
+                <m:sty m:val="p"/>
+              </m:rPr>
+              <m:t>d</m:t>
+            </m:r>
+          </m:sub>
+          <m:sup>
+            <m:r>
+              <m:t>t</m:t>
+            </m:r>
+            <m:r>
+              <m:rPr>
+                <m:sty m:val="p"/>
+              </m:rPr>
+              <m:t>+</m:t>
+            </m:r>
+            <m:r>
+              <m:t>1</m:t>
+            </m:r>
+          </m:sup>
+        </m:sSubSup>
+      </m:oMath>
+      <w:r>
+        <w:t xml:space="preserve">. The trained LSTM then provides</w:t>
+      </w:r>
+      <w:r>
+        <w:t xml:space="preserve"> </w:t>
+      </w:r>
+      <m:oMath>
+        <m:sSubSup>
+          <m:e>
+            <m:acc>
+              <m:accPr>
+                <m:chr m:val="̂"/>
+              </m:accPr>
+              <m:e>
+                <m:r>
+                  <m:t>Q</m:t>
+                </m:r>
+              </m:e>
+            </m:acc>
+          </m:e>
+          <m:sub>
+            <m:r>
+              <m:rPr>
+                <m:sty m:val="p"/>
+              </m:rPr>
+              <m:t>l</m:t>
+            </m:r>
+            <m:r>
+              <m:rPr>
+                <m:sty m:val="p"/>
+              </m:rPr>
+              <m:t>o</m:t>
+            </m:r>
+            <m:r>
+              <m:rPr>
+                <m:sty m:val="p"/>
+              </m:rPr>
+              <m:t>a</m:t>
+            </m:r>
+            <m:r>
+              <m:rPr>
+                <m:sty m:val="p"/>
+              </m:rPr>
+              <m:t>d</m:t>
+            </m:r>
+          </m:sub>
+          <m:sup>
+            <m:r>
+              <m:t>t</m:t>
+            </m:r>
+            <m:r>
+              <m:rPr>
+                <m:sty m:val="p"/>
+              </m:rPr>
+              <m:t>+</m:t>
+            </m:r>
+            <m:r>
+              <m:t>1</m:t>
+            </m:r>
+          </m:sup>
+        </m:sSubSup>
+      </m:oMath>
+      <w:r>
+        <w:t xml:space="preserve"> </w:t>
+      </w:r>
+      <w:r>
+        <w:t xml:space="preserve">as an input feature for the state builder to construct the predictive state</w:t>
+      </w:r>
+      <w:r>
+        <w:t xml:space="preserve"> </w:t>
+      </w:r>
+      <m:oMath>
+        <m:sSub>
+          <m:e>
+            <m:r>
+              <m:t>s</m:t>
+            </m:r>
+          </m:e>
+          <m:sub>
+            <m:r>
+              <m:t>t</m:t>
+            </m:r>
+          </m:sub>
+        </m:sSub>
+        <m:r>
+          <m:rPr>
+            <m:sty m:val="p"/>
+          </m:rPr>
+          <m:t>=</m:t>
+        </m:r>
+        <m:r>
+          <m:rPr>
+            <m:sty m:val="p"/>
+          </m:rPr>
+          <m:t>[</m:t>
+        </m:r>
+        <m:sSubSup>
+          <m:e>
+            <m:r>
+              <m:t>Q</m:t>
+            </m:r>
+          </m:e>
+          <m:sub>
+            <m:r>
+              <m:rPr>
+                <m:sty m:val="p"/>
+              </m:rPr>
+              <m:t>l</m:t>
+            </m:r>
+            <m:r>
+              <m:rPr>
+                <m:sty m:val="p"/>
+              </m:rPr>
+              <m:t>o</m:t>
+            </m:r>
+            <m:r>
+              <m:rPr>
+                <m:sty m:val="p"/>
+              </m:rPr>
+              <m:t>a</m:t>
+            </m:r>
+            <m:r>
+              <m:rPr>
+                <m:sty m:val="p"/>
+              </m:rPr>
+              <m:t>d</m:t>
+            </m:r>
+          </m:sub>
+          <m:sup>
+            <m:r>
+              <m:t>t</m:t>
+            </m:r>
+          </m:sup>
+        </m:sSubSup>
+        <m:r>
+          <m:rPr>
+            <m:sty m:val="p"/>
+          </m:rPr>
+          <m:t>,</m:t>
+        </m:r>
+        <m:r>
+          <m:t> </m:t>
+        </m:r>
+        <m:sSubSup>
+          <m:e>
+            <m:r>
+              <m:t>T</m:t>
+            </m:r>
+          </m:e>
+          <m:sub>
+            <m:r>
+              <m:rPr>
+                <m:sty m:val="p"/>
+              </m:rPr>
+              <m:t>w</m:t>
+            </m:r>
+            <m:r>
+              <m:rPr>
+                <m:sty m:val="p"/>
+              </m:rPr>
+              <m:t>b</m:t>
+            </m:r>
+          </m:sub>
+          <m:sup>
+            <m:r>
+              <m:t>t</m:t>
+            </m:r>
+          </m:sup>
+        </m:sSubSup>
+        <m:r>
+          <m:rPr>
+            <m:sty m:val="p"/>
+          </m:rPr>
+          <m:t>,</m:t>
+        </m:r>
+        <m:r>
+          <m:t> </m:t>
+        </m:r>
+        <m:sSubSup>
+          <m:e>
+            <m:acc>
+              <m:accPr>
+                <m:chr m:val="̂"/>
+              </m:accPr>
+              <m:e>
+                <m:r>
+                  <m:t>Q</m:t>
+                </m:r>
+              </m:e>
+            </m:acc>
+          </m:e>
+          <m:sub>
+            <m:r>
+              <m:rPr>
+                <m:sty m:val="p"/>
+              </m:rPr>
+              <m:t>l</m:t>
+            </m:r>
+            <m:r>
+              <m:rPr>
+                <m:sty m:val="p"/>
+              </m:rPr>
+              <m:t>o</m:t>
+            </m:r>
+            <m:r>
+              <m:rPr>
+                <m:sty m:val="p"/>
+              </m:rPr>
+              <m:t>a</m:t>
+            </m:r>
+            <m:r>
+              <m:rPr>
+                <m:sty m:val="p"/>
+              </m:rPr>
+              <m:t>d</m:t>
+            </m:r>
+          </m:sub>
+          <m:sup>
+            <m:r>
+              <m:t>t</m:t>
+            </m:r>
+            <m:r>
+              <m:rPr>
+                <m:sty m:val="p"/>
+              </m:rPr>
+              <m:t>+</m:t>
+            </m:r>
+            <m:r>
+              <m:t>1</m:t>
+            </m:r>
+          </m:sup>
+        </m:sSubSup>
+        <m:r>
+          <m:rPr>
+            <m:sty m:val="p"/>
+          </m:rPr>
+          <m:t>]</m:t>
+        </m:r>
+      </m:oMath>
+      <w:r>
+        <w:t xml:space="preserve">, which is subsequently used to train the DQN policy network offline. Both models are frozen after training and deployed for online inference.</w:t>
+      </w:r>
+    </w:p>
+    <w:p>
+      <w:pPr>
+        <w:pStyle w:val="BodyText"/>
+      </w:pPr>
+      <w:r>
+        <w:t xml:space="preserve">In Step 2, the HVAC environment continuously supplies real-time measurements to the state builder, which assembles the predictive state</w:t>
+      </w:r>
+      <w:r>
+        <w:t xml:space="preserve"> </w:t>
+      </w:r>
+      <m:oMath>
+        <m:sSub>
+          <m:e>
+            <m:r>
+              <m:t>s</m:t>
+            </m:r>
+          </m:e>
+          <m:sub>
+            <m:r>
+              <m:t>t</m:t>
+            </m:r>
+          </m:sub>
+        </m:sSub>
+      </m:oMath>
+      <w:r>
+        <w:t xml:space="preserve"> </w:t>
+      </w:r>
+      <w:r>
+        <w:t xml:space="preserve">at each sampling step. The online streaming gate operates through three cascaded modules to determine whether a control update is required. First, the multi-scale sliding window module maintains three reference windows of different lengths: a short window</w:t>
+      </w:r>
+      <w:r>
+        <w:t xml:space="preserve"> </w:t>
+      </w:r>
+      <m:oMath>
+        <m:sSub>
+          <m:e>
+            <m:r>
+              <m:rPr>
+                <m:scr m:val="script"/>
+                <m:sty m:val="p"/>
+              </m:rPr>
+              <m:t>W</m:t>
+            </m:r>
+          </m:e>
+          <m:sub>
+            <m:r>
+              <m:rPr>
+                <m:sty m:val="p"/>
+              </m:rPr>
+              <m:t>s</m:t>
+            </m:r>
+            <m:r>
+              <m:rPr>
+                <m:sty m:val="p"/>
+              </m:rPr>
+              <m:t>h</m:t>
+            </m:r>
+            <m:r>
+              <m:rPr>
+                <m:sty m:val="p"/>
+              </m:rPr>
+              <m:t>o</m:t>
+            </m:r>
+            <m:r>
+              <m:rPr>
+                <m:sty m:val="p"/>
+              </m:rPr>
+              <m:t>r</m:t>
+            </m:r>
+            <m:r>
+              <m:rPr>
+                <m:sty m:val="p"/>
+              </m:rPr>
+              <m:t>t</m:t>
+            </m:r>
+          </m:sub>
+        </m:sSub>
+      </m:oMath>
+      <w:r>
+        <w:t xml:space="preserve"> </w:t>
+      </w:r>
+      <w:r>
+        <w:t xml:space="preserve">with size</w:t>
+      </w:r>
+      <w:r>
+        <w:t xml:space="preserve"> </w:t>
+      </w:r>
+      <m:oMath>
+        <m:sSub>
+          <m:e>
+            <m:r>
+              <m:t>n</m:t>
+            </m:r>
+          </m:e>
+          <m:sub>
+            <m:r>
+              <m:t>s</m:t>
+            </m:r>
+          </m:sub>
+        </m:sSub>
+      </m:oMath>
+      <w:r>
+        <w:t xml:space="preserve"> </w:t>
+      </w:r>
+      <w:r>
+        <w:t xml:space="preserve">for capturing high-frequency fluctuations, a medium window</w:t>
+      </w:r>
+      <w:r>
+        <w:t xml:space="preserve"> </w:t>
+      </w:r>
+      <m:oMath>
+        <m:sSub>
+          <m:e>
+            <m:r>
+              <m:rPr>
+                <m:scr m:val="script"/>
+                <m:sty m:val="p"/>
+              </m:rPr>
+              <m:t>W</m:t>
+            </m:r>
+          </m:e>
+          <m:sub>
+            <m:r>
+              <m:rPr>
+                <m:sty m:val="p"/>
+              </m:rPr>
+              <m:t>m</m:t>
+            </m:r>
+            <m:r>
+              <m:rPr>
+                <m:sty m:val="p"/>
+              </m:rPr>
+              <m:t>e</m:t>
+            </m:r>
+            <m:r>
+              <m:rPr>
+                <m:sty m:val="p"/>
+              </m:rPr>
+              <m:t>d</m:t>
+            </m:r>
+            <m:r>
+              <m:rPr>
+                <m:sty m:val="p"/>
+              </m:rPr>
+              <m:t>i</m:t>
+            </m:r>
+            <m:r>
+              <m:rPr>
+                <m:sty m:val="p"/>
+              </m:rPr>
+              <m:t>u</m:t>
+            </m:r>
+            <m:r>
+              <m:rPr>
+                <m:sty m:val="p"/>
+              </m:rPr>
+              <m:t>m</m:t>
+            </m:r>
+          </m:sub>
+        </m:sSub>
+      </m:oMath>
+      <w:r>
+        <w:t xml:space="preserve"> </w:t>
+      </w:r>
+      <w:r>
+        <w:t xml:space="preserve">with size</w:t>
+      </w:r>
+      <w:r>
+        <w:t xml:space="preserve"> </w:t>
+      </w:r>
+      <m:oMath>
+        <m:sSub>
+          <m:e>
+            <m:r>
+              <m:t>n</m:t>
+            </m:r>
+          </m:e>
+          <m:sub>
+            <m:r>
+              <m:t>m</m:t>
+            </m:r>
+          </m:sub>
+        </m:sSub>
+      </m:oMath>
+      <w:r>
+        <w:t xml:space="preserve"> </w:t>
+      </w:r>
+      <w:r>
+        <w:t xml:space="preserve">for representing intraday cycles, and a long window</w:t>
+      </w:r>
+      <w:r>
+        <w:t xml:space="preserve"> </w:t>
+      </w:r>
+      <m:oMath>
+        <m:sSub>
+          <m:e>
+            <m:r>
+              <m:rPr>
+                <m:scr m:val="script"/>
+                <m:sty m:val="p"/>
+              </m:rPr>
+              <m:t>W</m:t>
+            </m:r>
+          </m:e>
+          <m:sub>
+            <m:r>
+              <m:rPr>
+                <m:sty m:val="p"/>
+              </m:rPr>
+              <m:t>l</m:t>
+            </m:r>
+            <m:r>
+              <m:rPr>
+                <m:sty m:val="p"/>
+              </m:rPr>
+              <m:t>o</m:t>
+            </m:r>
+            <m:r>
+              <m:rPr>
+                <m:sty m:val="p"/>
+              </m:rPr>
+              <m:t>n</m:t>
+            </m:r>
+            <m:r>
+              <m:rPr>
+                <m:sty m:val="p"/>
+              </m:rPr>
+              <m:t>g</m:t>
+            </m:r>
+          </m:sub>
+        </m:sSub>
+      </m:oMath>
+      <w:r>
+        <w:t xml:space="preserve"> </w:t>
+      </w:r>
+      <w:r>
+        <w:t xml:space="preserve">with size</w:t>
+      </w:r>
+      <w:r>
+        <w:t xml:space="preserve"> </w:t>
+      </w:r>
+      <m:oMath>
+        <m:sSub>
+          <m:e>
+            <m:r>
+              <m:t>n</m:t>
+            </m:r>
+          </m:e>
+          <m:sub>
+            <m:r>
+              <m:t>l</m:t>
+            </m:r>
+          </m:sub>
+        </m:sSub>
+      </m:oMath>
+      <w:r>
+        <w:t xml:space="preserve"> </w:t>
+      </w:r>
+      <w:r>
+        <w:t xml:space="preserve">for tracking seasonal drift. Second, the anomaly scoring module computes scale-specific anomaly scores by combining streaming statistics with a streaming isolation depth mechanism, and then fuses them into a composite anomaly score</w:t>
+      </w:r>
+      <w:r>
+        <w:t xml:space="preserve"> </w:t>
+      </w:r>
+      <m:oMath>
+        <m:r>
+          <m:t>A</m:t>
+        </m:r>
+        <m:r>
+          <m:rPr>
+            <m:sty m:val="p"/>
+          </m:rPr>
+          <m:t>(</m:t>
+        </m:r>
+        <m:sSub>
+          <m:e>
+            <m:r>
+              <m:t>s</m:t>
+            </m:r>
+          </m:e>
+          <m:sub>
+            <m:r>
+              <m:t>t</m:t>
+            </m:r>
+          </m:sub>
+        </m:sSub>
+        <m:r>
+          <m:rPr>
+            <m:sty m:val="p"/>
+          </m:rPr>
+          <m:t>)</m:t>
+        </m:r>
+      </m:oMath>
+      <w:r>
+        <w:t xml:space="preserve"> </w:t>
+      </w:r>
+      <w:r>
+        <w:t xml:space="preserve">through weighted aggregation. Third, the dynamic threshold module constructs a two-layer adaptive threshold</w:t>
+      </w:r>
+      <w:r>
+        <w:t xml:space="preserve"> </w:t>
+      </w:r>
+      <m:oMath>
+        <m:sSub>
+          <m:e>
+            <m:acc>
+              <m:accPr>
+                <m:chr m:val="̃"/>
+              </m:accPr>
+              <m:e>
+                <m:r>
+                  <m:t>τ</m:t>
+                </m:r>
+              </m:e>
+            </m:acc>
+          </m:e>
+          <m:sub>
+            <m:r>
+              <m:t>t</m:t>
+            </m:r>
+          </m:sub>
+        </m:sSub>
+      </m:oMath>
+      <w:r>
+        <w:t xml:space="preserve"> </w:t>
+      </w:r>
+      <w:r>
+        <w:t xml:space="preserve">by combining a quantile-based threshold</w:t>
+      </w:r>
+      <w:r>
+        <w:t xml:space="preserve"> </w:t>
+      </w:r>
+      <m:oMath>
+        <m:sSub>
+          <m:e>
+            <m:r>
+              <m:t>τ</m:t>
+            </m:r>
+          </m:e>
+          <m:sub>
+            <m:r>
+              <m:t>q</m:t>
+            </m:r>
+          </m:sub>
+        </m:sSub>
+      </m:oMath>
+      <w:r>
+        <w:t xml:space="preserve"> </w:t>
+      </w:r>
+      <w:r>
+        <w:t xml:space="preserve">and a MAD-based threshold</w:t>
+      </w:r>
+      <w:r>
+        <w:t xml:space="preserve"> </w:t>
+      </w:r>
+      <m:oMath>
+        <m:sSub>
+          <m:e>
+            <m:r>
+              <m:t>τ</m:t>
+            </m:r>
+          </m:e>
+          <m:sub>
+            <m:r>
+              <m:rPr>
+                <m:sty m:val="p"/>
+              </m:rPr>
+              <m:t>m</m:t>
+            </m:r>
+            <m:r>
+              <m:rPr>
+                <m:sty m:val="p"/>
+              </m:rPr>
+              <m:t>a</m:t>
+            </m:r>
+            <m:r>
+              <m:rPr>
+                <m:sty m:val="p"/>
+              </m:rPr>
+              <m:t>d</m:t>
+            </m:r>
+          </m:sub>
+        </m:sSub>
+      </m:oMath>
+      <w:r>
+        <w:t xml:space="preserve">, followed by local and global exponential smoothing to adapt to both short-term disturbances and long-term drift. The trigger rule evaluates two joint conditions: whether the anomaly score exceeds the adaptive threshold,</w:t>
+      </w:r>
+      <w:r>
+        <w:t xml:space="preserve"> </w:t>
+      </w:r>
+      <m:oMath>
+        <m:r>
+          <m:t>A</m:t>
+        </m:r>
+        <m:r>
+          <m:rPr>
+            <m:sty m:val="p"/>
+          </m:rPr>
+          <m:t>(</m:t>
+        </m:r>
+        <m:sSub>
+          <m:e>
+            <m:r>
+              <m:t>s</m:t>
+            </m:r>
+          </m:e>
+          <m:sub>
+            <m:r>
+              <m:t>t</m:t>
+            </m:r>
+          </m:sub>
+        </m:sSub>
+        <m:r>
+          <m:rPr>
+            <m:sty m:val="p"/>
+          </m:rPr>
+          <m:t>)</m:t>
+        </m:r>
+        <m:r>
+          <m:rPr>
+            <m:sty m:val="p"/>
+          </m:rPr>
+          <m:t>&gt;</m:t>
+        </m:r>
+        <m:sSubSup>
+          <m:e>
+            <m:r>
+              <m:t>τ</m:t>
+            </m:r>
+          </m:e>
+          <m:sub>
+            <m:r>
+              <m:t>t</m:t>
+            </m:r>
+          </m:sub>
+          <m:sup>
+            <m:r>
+              <m:rPr>
+                <m:sty m:val="p"/>
+              </m:rPr>
+              <m:t>*</m:t>
+            </m:r>
+          </m:sup>
+        </m:sSubSup>
+      </m:oMath>
+      <w:r>
+        <w:t xml:space="preserve">, and whether the minimum trigger interval has elapsed,</w:t>
+      </w:r>
+      <w:r>
+        <w:t xml:space="preserve"> </w:t>
+      </w:r>
+      <m:oMath>
+        <m:r>
+          <m:t>t</m:t>
+        </m:r>
+        <m:r>
+          <m:rPr>
+            <m:sty m:val="p"/>
+          </m:rPr>
+          <m:t>−</m:t>
+        </m:r>
+        <m:sSub>
+          <m:e>
+            <m:r>
+              <m:t>t</m:t>
+            </m:r>
+          </m:e>
+          <m:sub>
+            <m:r>
+              <m:rPr>
+                <m:sty m:val="p"/>
+              </m:rPr>
+              <m:t>l</m:t>
+            </m:r>
+            <m:r>
+              <m:rPr>
+                <m:sty m:val="p"/>
+              </m:rPr>
+              <m:t>a</m:t>
+            </m:r>
+            <m:r>
+              <m:rPr>
+                <m:sty m:val="p"/>
+              </m:rPr>
+              <m:t>s</m:t>
+            </m:r>
+            <m:r>
+              <m:rPr>
+                <m:sty m:val="p"/>
+              </m:rPr>
+              <m:t>t</m:t>
+            </m:r>
+          </m:sub>
+        </m:sSub>
+        <m:r>
+          <m:rPr>
+            <m:sty m:val="p"/>
+          </m:rPr>
+          <m:t>&gt;</m:t>
+        </m:r>
+        <m:sSub>
+          <m:e>
+            <m:r>
+              <m:rPr>
+                <m:sty m:val="p"/>
+              </m:rPr>
+              <m:t>Δ</m:t>
+            </m:r>
+          </m:e>
+          <m:sub>
+            <m:r>
+              <m:rPr>
+                <m:sty m:val="p"/>
+              </m:rPr>
+              <m:t>min</m:t>
+            </m:r>
+          </m:sub>
+        </m:sSub>
+      </m:oMath>
+      <w:r>
+        <w:t xml:space="preserve">. When both conditions are satisfied, the DQN policy generates a new chilled water supply temperature setpoint</w:t>
+      </w:r>
+      <w:r>
+        <w:t xml:space="preserve"> </w:t>
+      </w:r>
+      <m:oMath>
+        <m:sSub>
+          <m:e>
+            <m:r>
+              <m:t>a</m:t>
+            </m:r>
+          </m:e>
+          <m:sub>
+            <m:r>
+              <m:t>t</m:t>
+            </m:r>
+          </m:sub>
+        </m:sSub>
+      </m:oMath>
+      <w:r>
+        <w:t xml:space="preserve">. Otherwise, a zero-order hold (ZOH) maintains the previous action</w:t>
+      </w:r>
+      <w:r>
+        <w:t xml:space="preserve"> </w:t>
+      </w:r>
+      <m:oMath>
+        <m:sSub>
+          <m:e>
+            <m:r>
+              <m:t>a</m:t>
+            </m:r>
+          </m:e>
+          <m:sub>
+            <m:r>
+              <m:t>t</m:t>
+            </m:r>
+            <m:r>
+              <m:rPr>
+                <m:sty m:val="p"/>
+              </m:rPr>
+              <m:t>−</m:t>
+            </m:r>
+            <m:r>
+              <m:t>1</m:t>
+            </m:r>
+          </m:sub>
+        </m:sSub>
+      </m:oMath>
+      <w:r>
+        <w:t xml:space="preserve">. The selected action is executed in the HVAC environment, and the resulting reward</w:t>
+      </w:r>
+      <w:r>
+        <w:t xml:space="preserve"> </w:t>
+      </w:r>
+      <m:oMath>
+        <m:sSub>
+          <m:e>
+            <m:r>
+              <m:t>r</m:t>
+            </m:r>
+          </m:e>
+          <m:sub>
+            <m:r>
+              <m:t>t</m:t>
+            </m:r>
+          </m:sub>
+        </m:sSub>
+      </m:oMath>
+      <w:r>
+        <w:t xml:space="preserve"> </w:t>
+      </w:r>
+      <w:r>
+        <w:t xml:space="preserve">is fed back to the DQN for policy improvement during any subsequent fine-tuning.</w:t>
+      </w:r>
+    </w:p>
+    <w:bookmarkStart w:id="19" w:name="X9bb8af0081899262cc0b5b10d5c210e7c23309e"/>
     <w:p>
       <w:pPr>
         <w:pStyle w:val="Heading2"/>
@@ -6919,8 +7966,8 @@
         <w:t xml:space="preserve">is a global offset correction that compensates for potential systematic bias arising from finite-window estimation at different operating stages. During highly stable phases such as nighttime low-load periods, the triggering boundary computed solely from local and global statistics may be biased due to window effects, leading to frequent boundary oscillations. Incorporating this offset therefore improves the robustness of the decision criterion.</w:t>
       </w:r>
     </w:p>
-    <w:bookmarkEnd w:id="16"/>
-    <w:bookmarkStart w:id="17" w:name="X72a0f757d4b8bffff2d7dfe5703d413c5eb2231"/>
+    <w:bookmarkEnd w:id="19"/>
+    <w:bookmarkStart w:id="20" w:name="X72a0f757d4b8bffff2d7dfe5703d413c5eb2231"/>
     <w:p>
       <w:pPr>
         <w:pStyle w:val="Heading2"/>
@@ -7998,8 +9045,8 @@
         <w:t xml:space="preserve">and sequentially update the candidate threshold, local threshold, and global threshold according to Eqs. (11)-(14), thereby providing the most recent statistical reference baseline for the next time step. Through the update, the gating module’s threshold estimation is always grounded in the latest observations, thereby preventing the statistics from lagging behind operating condition changes due to trigger sparsification and guaranteeing that the trigger sensitivity can be promptly restored once a stable period ends and disturbances intensify.</w:t>
       </w:r>
     </w:p>
-    <w:bookmarkEnd w:id="17"/>
-    <w:bookmarkStart w:id="18" w:name="Xaa88b99c3d00dddb9ea1ca418f985e9eb87907f"/>
+    <w:bookmarkEnd w:id="20"/>
+    <w:bookmarkStart w:id="21" w:name="Xaa88b99c3d00dddb9ea1ca418f985e9eb87907f"/>
     <w:p>
       <w:pPr>
         <w:pStyle w:val="Heading2"/>
@@ -14364,9 +15411,9 @@
         </w:tc>
       </w:tr>
     </w:tbl>
-    <w:bookmarkEnd w:id="18"/>
-    <w:bookmarkEnd w:id="19"/>
-    <w:bookmarkStart w:id="28" w:name="case-system-and-simulation-environment"/>
+    <w:bookmarkEnd w:id="21"/>
+    <w:bookmarkEnd w:id="22"/>
+    <w:bookmarkStart w:id="31" w:name="case-system-and-simulation-environment"/>
     <w:p>
       <w:pPr>
         <w:pStyle w:val="Heading1"/>
@@ -14375,7 +15422,7 @@
         <w:t xml:space="preserve">4. Case System and Simulation Environment</w:t>
       </w:r>
     </w:p>
-    <w:bookmarkStart w:id="20" w:name="building-thermal-system-modeling"/>
+    <w:bookmarkStart w:id="23" w:name="building-thermal-system-modeling"/>
     <w:p>
       <w:pPr>
         <w:pStyle w:val="Heading2"/>
@@ -14392,8 +15439,8 @@
         <w:t xml:space="preserve">We constructed an EnergyPlus model using data from a commercial building HVAC system in Shanghai as the simulation test platform. The model was calibrated in previous work using measured operational data and can reproduce the main thermodynamic response of the chilled water system [30]. The cooling source system is a primary pump constant-flow chilled water system, mainly consisting of centrifugal chillers, chilled water pumps, cooling water pumps, and cooling towers. To ensure consistency between component parameters and the simulation model inputs, the rated parameters of the main equipment were configured according to the design specifications and the calibrated model parameters. The key design parameters of the system are listed in Table A1 in Appendix A, where the coefficient of performance, COP, is defined as the ratio of cooling capacity to input power.</w:t>
       </w:r>
     </w:p>
-    <w:bookmarkEnd w:id="20"/>
-    <w:bookmarkStart w:id="27" w:name="weather-and-load-dataset-characteristics"/>
+    <w:bookmarkEnd w:id="23"/>
+    <w:bookmarkStart w:id="30" w:name="weather-and-load-dataset-characteristics"/>
     <w:p>
       <w:pPr>
         <w:pStyle w:val="Heading2"/>
@@ -14956,12 +16003,12 @@
           <wp:inline>
             <wp:extent cx="5334000" cy="3426797"/>
             <wp:effectExtent b="0" l="0" r="0" t="0"/>
-            <wp:docPr descr="Figure 3 Visualization of dataset temporal characteristics, full period sequence and intraday statistical profiles" title="" id="22" name="Picture"/>
+            <wp:docPr descr="Figure 3 Visualization of dataset temporal characteristics, full period sequence and intraday statistical profiles" title="" id="25" name="Picture"/>
             <a:graphic>
               <a:graphicData uri="http://schemas.openxmlformats.org/drawingml/2006/picture">
                 <pic:pic>
                   <pic:nvPicPr>
-                    <pic:cNvPr descr="../pics/fig3_dataset_temporal_characteristics.svg" id="23" name="Picture"/>
+                    <pic:cNvPr descr="../pics/fig3_dataset_temporal_characteristics.svg" id="26" name="Picture"/>
                     <pic:cNvPicPr>
                       <a:picLocks noChangeArrowheads="1" noChangeAspect="1"/>
                     </pic:cNvPicPr>
@@ -14973,7 +16020,7 @@
                           <a14:useLocalDpi xmlns:a14="http://schemas.microsoft.com/office/drawing/2010/main" val="0"/>
                         </a:ext>
                         <a:ext uri="{96DAC541-7B7A-43D3-8B79-37D633B846F1}">
-                          <asvg:svgBlip xmlns:asvg="http://schemas.microsoft.com/office/drawing/2016/SVG/main" r:embed="rId21"/>
+                          <asvg:svgBlip xmlns:asvg="http://schemas.microsoft.com/office/drawing/2016/SVG/main" r:embed="rId24"/>
                         </a:ext>
                       </a:extLst>
                     </a:blip>
@@ -15180,12 +16227,12 @@
           <wp:inline>
             <wp:extent cx="5334000" cy="1530032"/>
             <wp:effectExtent b="0" l="0" r="0" t="0"/>
-            <wp:docPr descr="Figure 4 Visualization of dataset distributions and feature dependence" title="" id="25" name="Picture"/>
+            <wp:docPr descr="Figure 4 Visualization of dataset distributions and feature dependence" title="" id="28" name="Picture"/>
             <a:graphic>
               <a:graphicData uri="http://schemas.openxmlformats.org/drawingml/2006/picture">
                 <pic:pic>
                   <pic:nvPicPr>
-                    <pic:cNvPr descr="../pics/fig4_dataset_distribution_and_correlation.svg" id="26" name="Picture"/>
+                    <pic:cNvPr descr="../pics/fig4_dataset_distribution_and_correlation.svg" id="29" name="Picture"/>
                     <pic:cNvPicPr>
                       <a:picLocks noChangeArrowheads="1" noChangeAspect="1"/>
                     </pic:cNvPicPr>
@@ -15197,7 +16244,7 @@
                           <a14:useLocalDpi xmlns:a14="http://schemas.microsoft.com/office/drawing/2010/main" val="0"/>
                         </a:ext>
                         <a:ext uri="{96DAC541-7B7A-43D3-8B79-37D633B846F1}">
-                          <asvg:svgBlip xmlns:asvg="http://schemas.microsoft.com/office/drawing/2016/SVG/main" r:embed="rId24"/>
+                          <asvg:svgBlip xmlns:asvg="http://schemas.microsoft.com/office/drawing/2016/SVG/main" r:embed="rId27"/>
                         </a:ext>
                       </a:extLst>
                     </a:blip>
@@ -15316,9 +16363,9 @@
         <w:t xml:space="preserve">To avoid temporal information leakage and better reflect practical online deployment conditions, we adopt a strict chronological splitting strategy. The dataset is divided into training, validation, and test sets in a ratio of 70:15:15. The normalization statistics, LSTM training, and hyperparameter selection are determined using only information from the training and validation sets, and they remain fixed during testing.</w:t>
       </w:r>
     </w:p>
-    <w:bookmarkEnd w:id="27"/>
-    <w:bookmarkEnd w:id="28"/>
-    <w:bookmarkStart w:id="49" w:name="experiments-and-results"/>
+    <w:bookmarkEnd w:id="30"/>
+    <w:bookmarkEnd w:id="31"/>
+    <w:bookmarkStart w:id="52" w:name="experiments-and-results"/>
     <w:p>
       <w:pPr>
         <w:pStyle w:val="Heading1"/>
@@ -15327,7 +16374,7 @@
         <w:t xml:space="preserve">5. Experiments and Results</w:t>
       </w:r>
     </w:p>
-    <w:bookmarkStart w:id="32" w:name="experimental-setup"/>
+    <w:bookmarkStart w:id="35" w:name="experimental-setup"/>
     <w:p>
       <w:pPr>
         <w:pStyle w:val="Heading2"/>
@@ -15336,7 +16383,7 @@
         <w:t xml:space="preserve">5.1 Experimental Setup</w:t>
       </w:r>
     </w:p>
-    <w:bookmarkStart w:id="29" w:name="experimental-and-hyperparameter-settings"/>
+    <w:bookmarkStart w:id="32" w:name="experimental-and-hyperparameter-settings"/>
     <w:p>
       <w:pPr>
         <w:pStyle w:val="Heading3"/>
@@ -15353,8 +16400,8 @@
         <w:t xml:space="preserve">This section describes the experimental settings and hyperparameters. To ensure experimental reproducibility, the key parameters of the DQN based control policy and the online streaming gate are kept constant across all experimental groups. Unless otherwise stated, the sampling interval is 5 min. All hyperparameters are determined through Bayesian optimization and fixed after validation set screening. Parameters of the DQN based control policy define the state representation, action space, and training process of the reinforcement learning controller, whereas parameters of the online streaming gate govern the sensitivity and stability of event driven action updates. The complete hyperparameter settings are reported in Table A2 in Appendix A.</w:t>
       </w:r>
     </w:p>
-    <w:bookmarkEnd w:id="29"/>
-    <w:bookmarkStart w:id="30" w:name="comparison-methods"/>
+    <w:bookmarkEnd w:id="32"/>
+    <w:bookmarkStart w:id="33" w:name="comparison-methods"/>
     <w:p>
       <w:pPr>
         <w:pStyle w:val="Heading3"/>
@@ -15387,8 +16434,8 @@
         <w:t xml:space="preserve">All four RL strategies reuse the same trained DQN policy network and state inputs but differ in action update scheduling. Time-Triggered Reinforcement Learning (TTC-RL) includes TTC-RL-1 and TTC-RL-2. TTC-RL-1 recomputes and executes the control action at every sampling step, serving as the dense update baseline for the RL strategy group. TTC-RL-2 updates the action every two sampling steps, which allows us to examine the effect of fixed frequency reduction. Static-Threshold Event-Triggered Control (ST-ETC) releases action updates only when the static threshold condition is satisfied, representing sparse control under a static trigger threshold. The proposed ET-PRL method incorporates streaming multiscale anomaly scoring with two-layer dynamic thresholds, and triggers action updates only when the current operating condition deviates significantly from the recent normal distribution.</w:t>
       </w:r>
     </w:p>
-    <w:bookmarkEnd w:id="30"/>
-    <w:bookmarkStart w:id="31" w:name="evaluation-metrics"/>
+    <w:bookmarkEnd w:id="33"/>
+    <w:bookmarkStart w:id="34" w:name="evaluation-metrics"/>
     <w:p>
       <w:pPr>
         <w:pStyle w:val="Heading3"/>
@@ -18158,9 +19205,9 @@
         <w:t xml:space="preserve">The evaluation metrics and optimization objectives are summarized in Table A3 in Appendix A.</w:t>
       </w:r>
     </w:p>
-    <w:bookmarkEnd w:id="31"/>
-    <w:bookmarkEnd w:id="32"/>
-    <w:bookmarkStart w:id="48" w:name="experimental-results-analysis"/>
+    <w:bookmarkEnd w:id="34"/>
+    <w:bookmarkEnd w:id="35"/>
+    <w:bookmarkStart w:id="51" w:name="experimental-results-analysis"/>
     <w:p>
       <w:pPr>
         <w:pStyle w:val="Heading2"/>
@@ -20063,180 +21110,12 @@
           <wp:inline>
             <wp:extent cx="5334000" cy="3230339"/>
             <wp:effectExtent b="0" l="0" r="0" t="0"/>
-            <wp:docPr descr="Figure 5 Comparison of the T_{\mathrm{chws}} window distributions for ET-PRL, TTC-RL-1, and ST-ETC. Each bar represents the action proportion within a 10 h window" title="" id="34" name="Picture"/>
+            <wp:docPr descr="Figure 5 Comparison of the T_{\mathrm{chws}} window distributions for ET-PRL, TTC-RL-1, and ST-ETC. Each bar represents the action proportion within a 10 h window" title="" id="37" name="Picture"/>
             <a:graphic>
               <a:graphicData uri="http://schemas.openxmlformats.org/drawingml/2006/picture">
                 <pic:pic>
                   <pic:nvPicPr>
-                    <pic:cNvPr descr="../pics/fig6_t_chws_macro_distribution.svg" id="35" name="Picture"/>
-                    <pic:cNvPicPr>
-                      <a:picLocks noChangeArrowheads="1" noChangeAspect="1"/>
-                    </pic:cNvPicPr>
-                  </pic:nvPicPr>
-                  <pic:blipFill>
-                    <a:blip>
-                      <a:extLst>
-                        <a:ext uri="{28A0092B-C50C-407E-A947-70E740481C1C}">
-                          <a14:useLocalDpi xmlns:a14="http://schemas.microsoft.com/office/drawing/2010/main" val="0"/>
-                        </a:ext>
-                        <a:ext uri="{96DAC541-7B7A-43D3-8B79-37D633B846F1}">
-                          <asvg:svgBlip xmlns:asvg="http://schemas.microsoft.com/office/drawing/2016/SVG/main" r:embed="rId33"/>
-                        </a:ext>
-                      </a:extLst>
-                    </a:blip>
-                    <a:stretch>
-                      <a:fillRect/>
-                    </a:stretch>
-                  </pic:blipFill>
-                  <pic:spPr bwMode="auto">
-                    <a:xfrm>
-                      <a:off x="0" y="0"/>
-                      <a:ext cx="5334000" cy="3230339"/>
-                    </a:xfrm>
-                    <a:prstGeom prst="rect">
-                      <a:avLst/>
-                    </a:prstGeom>
-                    <a:noFill/>
-                    <a:ln w="9525">
-                      <a:noFill/>
-                      <a:headEnd/>
-                      <a:tailEnd/>
-                    </a:ln>
-                  </pic:spPr>
-                </pic:pic>
-              </a:graphicData>
-            </a:graphic>
-          </wp:inline>
-        </w:drawing>
-      </w:r>
-    </w:p>
-    <w:p>
-      <w:pPr>
-        <w:pStyle w:val="ImageCaption"/>
-      </w:pPr>
-      <w:r>
-        <w:t xml:space="preserve">Figure 5 Comparison of the</w:t>
-      </w:r>
-      <w:r>
-        <w:t xml:space="preserve"> </w:t>
-      </w:r>
-      <m:oMath>
-        <m:sSub>
-          <m:e>
-            <m:r>
-              <m:t>T</m:t>
-            </m:r>
-          </m:e>
-          <m:sub>
-            <m:r>
-              <m:rPr>
-                <m:sty m:val="p"/>
-              </m:rPr>
-              <m:t>c</m:t>
-            </m:r>
-            <m:r>
-              <m:rPr>
-                <m:sty m:val="p"/>
-              </m:rPr>
-              <m:t>h</m:t>
-            </m:r>
-            <m:r>
-              <m:rPr>
-                <m:sty m:val="p"/>
-              </m:rPr>
-              <m:t>w</m:t>
-            </m:r>
-            <m:r>
-              <m:rPr>
-                <m:sty m:val="p"/>
-              </m:rPr>
-              <m:t>s</m:t>
-            </m:r>
-          </m:sub>
-        </m:sSub>
-      </m:oMath>
-      <w:r>
-        <w:t xml:space="preserve"> </w:t>
-      </w:r>
-      <w:r>
-        <w:t xml:space="preserve">window distributions for ET-PRL, TTC-RL-1, and ST-ETC. Each bar represents the action proportion within a 10 h window</w:t>
-      </w:r>
-    </w:p>
-    <w:p>
-      <w:pPr>
-        <w:pStyle w:val="BodyText"/>
-      </w:pPr>
-      <w:r>
-        <w:t xml:space="preserve">Figure 5 shows that, during typical low load periods such as 0 to 50 h and 200 to 250 h, ET-PRL substantially increases the proportion of high temperature setpoints such as 15 °C. This behavior is consistent with the off design thermodynamic characteristics of chillers. When the building cooling demand is weak, increasing</w:t>
-      </w:r>
-      <w:r>
-        <w:t xml:space="preserve"> </w:t>
-      </w:r>
-      <m:oMath>
-        <m:sSub>
-          <m:e>
-            <m:r>
-              <m:t>T</m:t>
-            </m:r>
-          </m:e>
-          <m:sub>
-            <m:r>
-              <m:rPr>
-                <m:sty m:val="p"/>
-              </m:rPr>
-              <m:t>c</m:t>
-            </m:r>
-            <m:r>
-              <m:rPr>
-                <m:sty m:val="p"/>
-              </m:rPr>
-              <m:t>h</m:t>
-            </m:r>
-            <m:r>
-              <m:rPr>
-                <m:sty m:val="p"/>
-              </m:rPr>
-              <m:t>w</m:t>
-            </m:r>
-            <m:r>
-              <m:rPr>
-                <m:sty m:val="p"/>
-              </m:rPr>
-              <m:t>s</m:t>
-            </m:r>
-          </m:sub>
-        </m:sSub>
-      </m:oMath>
-      <w:r>
-        <w:t xml:space="preserve"> </w:t>
-      </w:r>
-      <w:r>
-        <w:t xml:space="preserve">is equivalent to increasing the evaporation temperature, which reduces the compressor pressure ratio and improves COP, thereby reducing electricity consumption per unit cooling output without violating indoor thermal comfort limits. It should be emphasized that ST-ETC and ET-PRL reuse the same trained TTC-RL-1 Q network and the same state inputs, so both strategies retain value estimation capability based on predictive features. Their difference mainly lies in the gating layer. The static threshold in ST-ETC is more likely to mismatch the current operating condition under cross period distribution shift, which can cause false triggering at noncritical moments and shorten the continuous holding duration of efficient setpoints. In contrast, the streaming two layer dynamic threshold in ET-PRL can correct the trigger boundary online and filter high frequency noise induced triggers, allowing high temperature setpoints to be held for longer continuous periods and leading to a clearer adjustment of the action selection distribution.</w:t>
-      </w:r>
-    </w:p>
-    <w:p>
-      <w:pPr>
-        <w:pStyle w:val="BodyText"/>
-      </w:pPr>
-      <w:r>
-        <w:t xml:space="preserve">However, the overall window distribution alone is insufficient to explain how the action selection distribution changes. On the one hand, setpoint holding and updating behaviors should be examined in representative temporal segments during load variation. On the other hand, the degree of action deviation between event triggered strategies and TTC-RL-1 should be quantified over the full sample, so that we can determine whether these strategies form setpoint adjustments that are genuinely distinct from the baseline. For this reason, Figure 6 further analyzes the trigger behavior of ET-PRL from two perspectives, namely local trajectory response and global difference frequency.</w:t>
-      </w:r>
-    </w:p>
-    <w:p>
-      <w:pPr>
-        <w:pStyle w:val="CaptionedFigure"/>
-      </w:pPr>
-      <w:r>
-        <w:drawing>
-          <wp:inline>
-            <wp:extent cx="5334000" cy="3230339"/>
-            <wp:effectExtent b="0" l="0" r="0" t="0"/>
-            <wp:docPr descr="Figure 6 Local event triggered response and global difference frequency statistics. Panel a shows the cooling load and absolute setpoint trajectories from 65 h to 85 h, and panel b shows the logarithmic frequency distributions of \Delta T_{\mathrm{chws}} for ST-ETC and ET-PRL relative to TTC-RL-1" title="" id="37" name="Picture"/>
-            <a:graphic>
-              <a:graphicData uri="http://schemas.openxmlformats.org/drawingml/2006/picture">
-                <pic:pic>
-                  <pic:nvPicPr>
-                    <pic:cNvPr descr="../pics/fig7_t_chws_delta_analysis.svg" id="38" name="Picture"/>
+                    <pic:cNvPr descr="../pics/fig6_t_chws_macro_distribution.svg" id="38" name="Picture"/>
                     <pic:cNvPicPr>
                       <a:picLocks noChangeArrowheads="1" noChangeAspect="1"/>
                     </pic:cNvPicPr>
@@ -20283,18 +21162,12 @@
         <w:pStyle w:val="ImageCaption"/>
       </w:pPr>
       <w:r>
-        <w:t xml:space="preserve">Figure 6 Local event triggered response and global difference frequency statistics. Panel a shows the cooling load and absolute setpoint trajectories from 65 h to 85 h, and panel b shows the logarithmic frequency distributions of</w:t>
+        <w:t xml:space="preserve">Figure 5 Comparison of the</w:t>
       </w:r>
       <w:r>
         <w:t xml:space="preserve"> </w:t>
       </w:r>
       <m:oMath>
-        <m:r>
-          <m:rPr>
-            <m:sty m:val="p"/>
-          </m:rPr>
-          <m:t>Δ</m:t>
-        </m:r>
         <m:sSub>
           <m:e>
             <m:r>
@@ -20333,7 +21206,7 @@
         <w:t xml:space="preserve"> </w:t>
       </w:r>
       <w:r>
-        <w:t xml:space="preserve">for ST-ETC and ET-PRL relative to TTC-RL-1</w:t>
+        <w:t xml:space="preserve">window distributions for ET-PRL, TTC-RL-1, and ST-ETC. Each bar represents the action proportion within a 10 h window</w:t>
       </w:r>
     </w:p>
     <w:p>
@@ -20341,557 +21214,7 @@
         <w:pStyle w:val="BodyText"/>
       </w:pPr>
       <w:r>
-        <w:t xml:space="preserve">For the local trajectory analysis, panel a of Figure 6 examines a representative window from 65 to 85 h. ET-PRL exhibits longer stepwise holding periods and updates the setpoint only when key disturbances occur, whereas TTC-RL-1 maintains high frequency time triggered updates. Because the same trained Q network is used, this difference mainly comes from when updates are triggered. ST-ETC is constrained by a static boundary and is therefore more likely to trigger falsely near the boundary, which causes frequent switching and drives the output closer to the baseline strategy. ET-PRL suppresses updates caused by noise through the two layer dynamic threshold and the minimum trigger interval, which allows the predictive Q network to keep efficient setpoints for longer periods during low load windows.</w:t>
-      </w:r>
-    </w:p>
-    <w:p>
-      <w:pPr>
-        <w:pStyle w:val="BodyText"/>
-      </w:pPr>
-      <w:r>
-        <w:t xml:space="preserve">At the global difference level, panel b of Figure 6 shows that the proportion of nonzero differences between ST-ETC and TTC-RL-1 is only 0.82%, whereas the corresponding proportion for ET-PRL is 14.12%. The full sample variances of the differences are</w:t>
-      </w:r>
-      <w:r>
-        <w:t xml:space="preserve"> </w:t>
-      </w:r>
-      <m:oMath>
-        <m:r>
-          <m:t>0.446</m:t>
-        </m:r>
-      </m:oMath>
-      <w:r>
-        <w:t xml:space="preserve"> </w:t>
-      </w:r>
-      <w:r>
-        <w:t xml:space="preserve">and</w:t>
-      </w:r>
-      <w:r>
-        <w:t xml:space="preserve"> </w:t>
-      </w:r>
-      <m:oMath>
-        <m:r>
-          <m:t>5.879</m:t>
-        </m:r>
-      </m:oMath>
-      <w:r>
-        <w:t xml:space="preserve">, respectively. This indicates that the action outputs of ST-ETC remain very close to the baseline strategy and are insufficient to produce substantive temperature setpoint optimization. In contrast, ET-PRL achieves clearer action selection adjustment while preserving sparse execution.</w:t>
-      </w:r>
-    </w:p>
-    <w:p>
-      <w:pPr>
-        <w:pStyle w:val="Compact"/>
-        <w:numPr>
-          <w:ilvl w:val="0"/>
-          <w:numId w:val="1014"/>
-        </w:numPr>
-      </w:pPr>
-      <w:r>
-        <w:t xml:space="preserve">Event Triggered Control Sparsity and Temporal Dynamics Analysis</w:t>
-      </w:r>
-    </w:p>
-    <w:p>
-      <w:pPr>
-        <w:pStyle w:val="FirstParagraph"/>
-      </w:pPr>
-      <w:r>
-        <w:t xml:space="preserve">The above results show that ET-PRL not only reduces the action update frequency but also changes the distribution of chilled water supply temperature setpoints in the action space. To further characterize the temporal structure of control sparsity and the dynamic response of the system, we compare ET-PRL, ST-ETC, and TTC-RL-1 using the trigger interval and action holding length defined above. The trigger interval reflects the actual sparsity of trigger events at the gating layer, whereas the action holding length reflects setpoint stability at the execution layer. Even after a trigger occurs, the policy network may still output the same optimal setpoint as in the previous step, so the action holding length in the realized trajectory is usually greater than or equal to the trigger interval.</w:t>
-      </w:r>
-    </w:p>
-    <w:tbl>
-      <w:tblPr>
-        <w:tblStyle w:val="Table"/>
-        <w:tblW w:type="pct" w:w="5000"/>
-        <w:tblLayout w:type="fixed"/>
-        <w:tblLook w:firstRow="1" w:lastRow="0" w:firstColumn="0" w:lastColumn="0" w:noHBand="0" w:noVBand="0" w:val="0020"/>
-        <w:tblBorders>
-          <w:top w:val="single" w:sz="4" w:space="0" w:color="000000"/>
-          <w:left w:val="single" w:sz="4" w:space="0" w:color="000000"/>
-          <w:bottom w:val="single" w:sz="4" w:space="0" w:color="000000"/>
-          <w:right w:val="single" w:sz="4" w:space="0" w:color="000000"/>
-          <w:insideH w:val="single" w:sz="4" w:space="0" w:color="000000"/>
-          <w:insideV w:val="single" w:sz="4" w:space="0" w:color="000000"/>
-        </w:tblBorders>
-      </w:tblPr>
-      <w:tblGrid>
-        <w:gridCol w:w="1584"/>
-        <w:gridCol w:w="1584"/>
-        <w:gridCol w:w="1584"/>
-        <w:gridCol w:w="1584"/>
-        <w:gridCol w:w="1584"/>
-      </w:tblGrid>
-      <w:tr>
-        <w:trPr>
-          <w:tblHeader w:val="on"/>
-        </w:trPr>
-        <w:tc>
-          <w:tcPr>
-            <w:tcBorders>
-              <w:top w:val="single" w:sz="4" w:space="0" w:color="000000"/>
-              <w:left w:val="single" w:sz="4" w:space="0" w:color="000000"/>
-              <w:bottom w:val="single" w:sz="4" w:space="0" w:color="000000"/>
-              <w:right w:val="single" w:sz="4" w:space="0" w:color="000000"/>
-            </w:tcBorders>
-          </w:tcPr>
-          <w:p>
-            <w:pPr>
-              <w:pStyle w:val="Compact"/>
-              <w:jc w:val="left"/>
-            </w:pPr>
-            <w:r>
-              <w:rPr>
-                <w:b/>
-                <w:bCs/>
-              </w:rPr>
-              <w:t xml:space="preserve">Strategy</w:t>
-            </w:r>
-          </w:p>
-        </w:tc>
-        <w:tc>
-          <w:tcPr>
-            <w:tcBorders>
-              <w:top w:val="single" w:sz="4" w:space="0" w:color="000000"/>
-              <w:left w:val="single" w:sz="4" w:space="0" w:color="000000"/>
-              <w:bottom w:val="single" w:sz="4" w:space="0" w:color="000000"/>
-              <w:right w:val="single" w:sz="4" w:space="0" w:color="000000"/>
-            </w:tcBorders>
-          </w:tcPr>
-          <w:p>
-            <w:pPr>
-              <w:pStyle w:val="Compact"/>
-              <w:jc w:val="center"/>
-            </w:pPr>
-            <w:r>
-              <w:rPr>
-                <w:b/>
-                <w:bCs/>
-              </w:rPr>
-              <w:t xml:space="preserve">Mean Trigger Interval (steps)</w:t>
-            </w:r>
-          </w:p>
-        </w:tc>
-        <w:tc>
-          <w:tcPr>
-            <w:tcBorders>
-              <w:top w:val="single" w:sz="4" w:space="0" w:color="000000"/>
-              <w:left w:val="single" w:sz="4" w:space="0" w:color="000000"/>
-              <w:bottom w:val="single" w:sz="4" w:space="0" w:color="000000"/>
-              <w:right w:val="single" w:sz="4" w:space="0" w:color="000000"/>
-            </w:tcBorders>
-          </w:tcPr>
-          <w:p>
-            <w:pPr>
-              <w:pStyle w:val="Compact"/>
-              <w:jc w:val="center"/>
-            </w:pPr>
-            <w:r>
-              <w:rPr>
-                <w:b/>
-                <w:bCs/>
-              </w:rPr>
-              <w:t xml:space="preserve">Daily Trigger Count</w:t>
-            </w:r>
-          </w:p>
-        </w:tc>
-        <w:tc>
-          <w:tcPr>
-            <w:tcBorders>
-              <w:top w:val="single" w:sz="4" w:space="0" w:color="000000"/>
-              <w:left w:val="single" w:sz="4" w:space="0" w:color="000000"/>
-              <w:bottom w:val="single" w:sz="4" w:space="0" w:color="000000"/>
-              <w:right w:val="single" w:sz="4" w:space="0" w:color="000000"/>
-            </w:tcBorders>
-          </w:tcPr>
-          <w:p>
-            <w:pPr>
-              <w:pStyle w:val="Compact"/>
-              <w:jc w:val="center"/>
-            </w:pPr>
-            <w:r>
-              <w:rPr>
-                <w:b/>
-                <w:bCs/>
-              </w:rPr>
-              <w:t xml:space="preserve">Mean Action Holding Length (steps)</w:t>
-            </w:r>
-          </w:p>
-        </w:tc>
-        <w:tc>
-          <w:tcPr>
-            <w:tcBorders>
-              <w:top w:val="single" w:sz="4" w:space="0" w:color="000000"/>
-              <w:left w:val="single" w:sz="4" w:space="0" w:color="000000"/>
-              <w:bottom w:val="single" w:sz="4" w:space="0" w:color="000000"/>
-              <w:right w:val="single" w:sz="4" w:space="0" w:color="000000"/>
-            </w:tcBorders>
-          </w:tcPr>
-          <w:p>
-            <w:pPr>
-              <w:pStyle w:val="Compact"/>
-              <w:jc w:val="center"/>
-            </w:pPr>
-            <w:r>
-              <w:rPr>
-                <w:b/>
-                <w:bCs/>
-              </w:rPr>
-              <w:t xml:space="preserve">95th percentile</w:t>
-            </w:r>
-            <w:r>
-              <w:rPr>
-                <w:b/>
-                <w:bCs/>
-              </w:rPr>
-              <w:t xml:space="preserve"> </w:t>
-            </w:r>
-            <m:oMath>
-              <m:sSub>
-                <m:e>
-                  <m:r>
-                    <m:t>P</m:t>
-                  </m:r>
-                </m:e>
-                <m:sub>
-                  <m:r>
-                    <m:t>95</m:t>
-                  </m:r>
-                </m:sub>
-              </m:sSub>
-            </m:oMath>
-            <w:r>
-              <w:rPr>
-                <w:b/>
-                <w:bCs/>
-              </w:rPr>
-              <w:t xml:space="preserve"> </w:t>
-            </w:r>
-            <w:r>
-              <w:rPr>
-                <w:b/>
-                <w:bCs/>
-              </w:rPr>
-              <w:t xml:space="preserve">(steps)</w:t>
-            </w:r>
-          </w:p>
-        </w:tc>
-      </w:tr>
-      <w:tr>
-        <w:tc>
-          <w:tcPr>
-            <w:tcBorders>
-              <w:top w:val="single" w:sz="4" w:space="0" w:color="000000"/>
-              <w:left w:val="single" w:sz="4" w:space="0" w:color="000000"/>
-              <w:bottom w:val="single" w:sz="4" w:space="0" w:color="000000"/>
-              <w:right w:val="single" w:sz="4" w:space="0" w:color="000000"/>
-            </w:tcBorders>
-          </w:tcPr>
-          <w:p>
-            <w:pPr>
-              <w:pStyle w:val="Compact"/>
-              <w:jc w:val="left"/>
-            </w:pPr>
-            <w:r>
-              <w:t xml:space="preserve">TTC-RL-1</w:t>
-            </w:r>
-          </w:p>
-        </w:tc>
-        <w:tc>
-          <w:tcPr>
-            <w:tcBorders>
-              <w:top w:val="single" w:sz="4" w:space="0" w:color="000000"/>
-              <w:left w:val="single" w:sz="4" w:space="0" w:color="000000"/>
-              <w:bottom w:val="single" w:sz="4" w:space="0" w:color="000000"/>
-              <w:right w:val="single" w:sz="4" w:space="0" w:color="000000"/>
-            </w:tcBorders>
-          </w:tcPr>
-          <w:p>
-            <w:pPr>
-              <w:pStyle w:val="Compact"/>
-              <w:jc w:val="center"/>
-            </w:pPr>
-            <w:r>
-              <w:t xml:space="preserve">1.000</w:t>
-            </w:r>
-          </w:p>
-        </w:tc>
-        <w:tc>
-          <w:tcPr>
-            <w:tcBorders>
-              <w:top w:val="single" w:sz="4" w:space="0" w:color="000000"/>
-              <w:left w:val="single" w:sz="4" w:space="0" w:color="000000"/>
-              <w:bottom w:val="single" w:sz="4" w:space="0" w:color="000000"/>
-              <w:right w:val="single" w:sz="4" w:space="0" w:color="000000"/>
-            </w:tcBorders>
-          </w:tcPr>
-          <w:p>
-            <w:pPr>
-              <w:pStyle w:val="Compact"/>
-              <w:jc w:val="center"/>
-            </w:pPr>
-            <w:r>
-              <w:t xml:space="preserve">275.25</w:t>
-            </w:r>
-          </w:p>
-        </w:tc>
-        <w:tc>
-          <w:tcPr>
-            <w:tcBorders>
-              <w:top w:val="single" w:sz="4" w:space="0" w:color="000000"/>
-              <w:left w:val="single" w:sz="4" w:space="0" w:color="000000"/>
-              <w:bottom w:val="single" w:sz="4" w:space="0" w:color="000000"/>
-              <w:right w:val="single" w:sz="4" w:space="0" w:color="000000"/>
-            </w:tcBorders>
-          </w:tcPr>
-          <w:p>
-            <w:pPr>
-              <w:pStyle w:val="Compact"/>
-              <w:jc w:val="center"/>
-            </w:pPr>
-            <w:r>
-              <w:t xml:space="preserve">7.57</w:t>
-            </w:r>
-          </w:p>
-        </w:tc>
-        <w:tc>
-          <w:tcPr>
-            <w:tcBorders>
-              <w:top w:val="single" w:sz="4" w:space="0" w:color="000000"/>
-              <w:left w:val="single" w:sz="4" w:space="0" w:color="000000"/>
-              <w:bottom w:val="single" w:sz="4" w:space="0" w:color="000000"/>
-              <w:right w:val="single" w:sz="4" w:space="0" w:color="000000"/>
-            </w:tcBorders>
-          </w:tcPr>
-          <w:p>
-            <w:pPr>
-              <w:pStyle w:val="Compact"/>
-              <w:jc w:val="center"/>
-            </w:pPr>
-            <w:r>
-              <w:t xml:space="preserve">42.9</w:t>
-            </w:r>
-          </w:p>
-        </w:tc>
-      </w:tr>
-      <w:tr>
-        <w:tc>
-          <w:tcPr>
-            <w:tcBorders>
-              <w:top w:val="single" w:sz="4" w:space="0" w:color="000000"/>
-              <w:left w:val="single" w:sz="4" w:space="0" w:color="000000"/>
-              <w:bottom w:val="single" w:sz="4" w:space="0" w:color="000000"/>
-              <w:right w:val="single" w:sz="4" w:space="0" w:color="000000"/>
-            </w:tcBorders>
-          </w:tcPr>
-          <w:p>
-            <w:pPr>
-              <w:pStyle w:val="Compact"/>
-              <w:jc w:val="left"/>
-            </w:pPr>
-            <w:r>
-              <w:t xml:space="preserve">ST-ETC</w:t>
-            </w:r>
-          </w:p>
-        </w:tc>
-        <w:tc>
-          <w:tcPr>
-            <w:tcBorders>
-              <w:top w:val="single" w:sz="4" w:space="0" w:color="000000"/>
-              <w:left w:val="single" w:sz="4" w:space="0" w:color="000000"/>
-              <w:bottom w:val="single" w:sz="4" w:space="0" w:color="000000"/>
-              <w:right w:val="single" w:sz="4" w:space="0" w:color="000000"/>
-            </w:tcBorders>
-          </w:tcPr>
-          <w:p>
-            <w:pPr>
-              <w:pStyle w:val="Compact"/>
-              <w:jc w:val="center"/>
-            </w:pPr>
-            <w:r>
-              <w:t xml:space="preserve">1.249</w:t>
-            </w:r>
-          </w:p>
-        </w:tc>
-        <w:tc>
-          <w:tcPr>
-            <w:tcBorders>
-              <w:top w:val="single" w:sz="4" w:space="0" w:color="000000"/>
-              <w:left w:val="single" w:sz="4" w:space="0" w:color="000000"/>
-              <w:bottom w:val="single" w:sz="4" w:space="0" w:color="000000"/>
-              <w:right w:val="single" w:sz="4" w:space="0" w:color="000000"/>
-            </w:tcBorders>
-          </w:tcPr>
-          <w:p>
-            <w:pPr>
-              <w:pStyle w:val="Compact"/>
-              <w:jc w:val="center"/>
-            </w:pPr>
-            <w:r>
-              <w:t xml:space="preserve">220.31</w:t>
-            </w:r>
-          </w:p>
-        </w:tc>
-        <w:tc>
-          <w:tcPr>
-            <w:tcBorders>
-              <w:top w:val="single" w:sz="4" w:space="0" w:color="000000"/>
-              <w:left w:val="single" w:sz="4" w:space="0" w:color="000000"/>
-              <w:bottom w:val="single" w:sz="4" w:space="0" w:color="000000"/>
-              <w:right w:val="single" w:sz="4" w:space="0" w:color="000000"/>
-            </w:tcBorders>
-          </w:tcPr>
-          <w:p>
-            <w:pPr>
-              <w:pStyle w:val="Compact"/>
-              <w:jc w:val="center"/>
-            </w:pPr>
-            <w:r>
-              <w:t xml:space="preserve">7.89</w:t>
-            </w:r>
-          </w:p>
-        </w:tc>
-        <w:tc>
-          <w:tcPr>
-            <w:tcBorders>
-              <w:top w:val="single" w:sz="4" w:space="0" w:color="000000"/>
-              <w:left w:val="single" w:sz="4" w:space="0" w:color="000000"/>
-              <w:bottom w:val="single" w:sz="4" w:space="0" w:color="000000"/>
-              <w:right w:val="single" w:sz="4" w:space="0" w:color="000000"/>
-            </w:tcBorders>
-          </w:tcPr>
-          <w:p>
-            <w:pPr>
-              <w:pStyle w:val="Compact"/>
-              <w:jc w:val="center"/>
-            </w:pPr>
-            <w:r>
-              <w:t xml:space="preserve">43.3</w:t>
-            </w:r>
-          </w:p>
-        </w:tc>
-      </w:tr>
-      <w:tr>
-        <w:tc>
-          <w:tcPr>
-            <w:tcBorders>
-              <w:top w:val="single" w:sz="4" w:space="0" w:color="000000"/>
-              <w:left w:val="single" w:sz="4" w:space="0" w:color="000000"/>
-              <w:bottom w:val="single" w:sz="4" w:space="0" w:color="000000"/>
-              <w:right w:val="single" w:sz="4" w:space="0" w:color="000000"/>
-            </w:tcBorders>
-          </w:tcPr>
-          <w:p>
-            <w:pPr>
-              <w:pStyle w:val="Compact"/>
-              <w:jc w:val="left"/>
-            </w:pPr>
-            <w:r>
-              <w:rPr>
-                <w:b/>
-                <w:bCs/>
-              </w:rPr>
-              <w:t xml:space="preserve">ET-PRL</w:t>
-            </w:r>
-          </w:p>
-        </w:tc>
-        <w:tc>
-          <w:tcPr>
-            <w:tcBorders>
-              <w:top w:val="single" w:sz="4" w:space="0" w:color="000000"/>
-              <w:left w:val="single" w:sz="4" w:space="0" w:color="000000"/>
-              <w:bottom w:val="single" w:sz="4" w:space="0" w:color="000000"/>
-              <w:right w:val="single" w:sz="4" w:space="0" w:color="000000"/>
-            </w:tcBorders>
-          </w:tcPr>
-          <w:p>
-            <w:pPr>
-              <w:pStyle w:val="Compact"/>
-              <w:jc w:val="center"/>
-            </w:pPr>
-            <w:r>
-              <w:rPr>
-                <w:b/>
-                <w:bCs/>
-              </w:rPr>
-              <w:t xml:space="preserve">2.117</w:t>
-            </w:r>
-          </w:p>
-        </w:tc>
-        <w:tc>
-          <w:tcPr>
-            <w:tcBorders>
-              <w:top w:val="single" w:sz="4" w:space="0" w:color="000000"/>
-              <w:left w:val="single" w:sz="4" w:space="0" w:color="000000"/>
-              <w:bottom w:val="single" w:sz="4" w:space="0" w:color="000000"/>
-              <w:right w:val="single" w:sz="4" w:space="0" w:color="000000"/>
-            </w:tcBorders>
-          </w:tcPr>
-          <w:p>
-            <w:pPr>
-              <w:pStyle w:val="Compact"/>
-              <w:jc w:val="center"/>
-            </w:pPr>
-            <w:r>
-              <w:rPr>
-                <w:b/>
-                <w:bCs/>
-              </w:rPr>
-              <w:t xml:space="preserve">127.88</w:t>
-            </w:r>
-          </w:p>
-        </w:tc>
-        <w:tc>
-          <w:tcPr>
-            <w:tcBorders>
-              <w:top w:val="single" w:sz="4" w:space="0" w:color="000000"/>
-              <w:left w:val="single" w:sz="4" w:space="0" w:color="000000"/>
-              <w:bottom w:val="single" w:sz="4" w:space="0" w:color="000000"/>
-              <w:right w:val="single" w:sz="4" w:space="0" w:color="000000"/>
-            </w:tcBorders>
-          </w:tcPr>
-          <w:p>
-            <w:pPr>
-              <w:pStyle w:val="Compact"/>
-              <w:jc w:val="center"/>
-            </w:pPr>
-            <w:r>
-              <w:rPr>
-                <w:b/>
-                <w:bCs/>
-              </w:rPr>
-              <w:t xml:space="preserve">11.56</w:t>
-            </w:r>
-          </w:p>
-        </w:tc>
-        <w:tc>
-          <w:tcPr>
-            <w:tcBorders>
-              <w:top w:val="single" w:sz="4" w:space="0" w:color="000000"/>
-              <w:left w:val="single" w:sz="4" w:space="0" w:color="000000"/>
-              <w:bottom w:val="single" w:sz="4" w:space="0" w:color="000000"/>
-              <w:right w:val="single" w:sz="4" w:space="0" w:color="000000"/>
-            </w:tcBorders>
-          </w:tcPr>
-          <w:p>
-            <w:pPr>
-              <w:pStyle w:val="Compact"/>
-              <w:jc w:val="center"/>
-            </w:pPr>
-            <w:r>
-              <w:rPr>
-                <w:b/>
-                <w:bCs/>
-              </w:rPr>
-              <w:t xml:space="preserve">57.0</w:t>
-            </w:r>
-          </w:p>
-        </w:tc>
-      </w:tr>
-    </w:tbl>
-    <w:p>
-      <w:pPr>
-        <w:pStyle w:val="BodyText"/>
-      </w:pPr>
-      <w:r>
-        <w:t xml:space="preserve">Based on these statistics, the mean trigger interval of ET-PRL is 2.117 steps, which is much higher than 1.249 steps for ST-ETC and 1.000 step for TTC-RL-1, and the corresponding daily trigger counts are 127.88, 220.31, and 275.25, respectively. ET-PRL also achieves a longer mean action holding length of 11.56 steps, compared with 7.89 steps for ST-ETC and 7.57 steps for TTC-RL-1. Its distribution exhibits a pronounced long tail, with the 95th percentile</w:t>
+        <w:t xml:space="preserve">Figure 5 shows that, during typical low load periods such as 0 to 50 h and 200 to 250 h, ET-PRL substantially increases the proportion of high temperature setpoints such as 15 °C. This behavior is consistent with the off design thermodynamic characteristics of chillers. When the building cooling demand is weak, increasing</w:t>
       </w:r>
       <w:r>
         <w:t xml:space="preserve"> </w:t>
@@ -20900,12 +21223,33 @@
         <m:sSub>
           <m:e>
             <m:r>
-              <m:t>P</m:t>
+              <m:t>T</m:t>
             </m:r>
           </m:e>
           <m:sub>
             <m:r>
-              <m:t>95</m:t>
+              <m:rPr>
+                <m:sty m:val="p"/>
+              </m:rPr>
+              <m:t>c</m:t>
+            </m:r>
+            <m:r>
+              <m:rPr>
+                <m:sty m:val="p"/>
+              </m:rPr>
+              <m:t>h</m:t>
+            </m:r>
+            <m:r>
+              <m:rPr>
+                <m:sty m:val="p"/>
+              </m:rPr>
+              <m:t>w</m:t>
+            </m:r>
+            <m:r>
+              <m:rPr>
+                <m:sty m:val="p"/>
+              </m:rPr>
+              <m:t>s</m:t>
             </m:r>
           </m:sub>
         </m:sSub>
@@ -20914,7 +21258,7 @@
         <w:t xml:space="preserve"> </w:t>
       </w:r>
       <w:r>
-        <w:t xml:space="preserve">reaching 57.0 steps, or about 4.75 h, whereas the corresponding values for ST-ETC and TTC-RL-1 are only 43.3 and 42.9 steps. These results indicate that the dynamic threshold gating mechanism yields a lower control update frequency and longer holding durations during stable periods.</w:t>
+        <w:t xml:space="preserve">is equivalent to increasing the evaporation temperature, which reduces the compressor pressure ratio and improves COP, thereby reducing electricity consumption per unit cooling output without violating indoor thermal comfort limits. It should be emphasized that ST-ETC and ET-PRL reuse the same trained TTC-RL-1 Q network and the same state inputs, so both strategies retain value estimation capability based on predictive features. Their difference mainly lies in the gating layer. The static threshold in ST-ETC is more likely to mismatch the current operating condition under cross period distribution shift, which can cause false triggering at noncritical moments and shorten the continuous holding duration of efficient setpoints. In contrast, the streaming two layer dynamic threshold in ET-PRL can correct the trigger boundary online and filter high frequency noise induced triggers, allowing high temperature setpoints to be held for longer continuous periods and leading to a clearer adjustment of the action selection distribution.</w:t>
       </w:r>
     </w:p>
     <w:p>
@@ -20922,7 +21266,7 @@
         <w:pStyle w:val="BodyText"/>
       </w:pPr>
       <w:r>
-        <w:t xml:space="preserve">To further illustrate the distribution pattern of these trigger interval differences, Figure 7 shows the distribution of action update intervals under the different control strategies. The main panel reports the proportion in each interval bin for TTC-RL-1, ST-ETC, and ET-PRL, and the inset enlarges the long tail region for intervals of at least 4 steps. TTC-RL-1 concentrates almost entirely at an interval of 1 step because it updates at a fixed cadence, whereas ST-ETC updates are mainly concentrated in the short interval range. By contrast, ET-PRL exhibits a much more pronounced long tail, with a maximum trigger interval of 74 steps, indicating that the dynamic event gating mechanism can keep the setpoint unchanged for longer periods under low disturbance conditions.</w:t>
+        <w:t xml:space="preserve">However, the overall window distribution alone is insufficient to explain how the action selection distribution changes. On the one hand, setpoint holding and updating behaviors should be examined in representative temporal segments during load variation. On the other hand, the degree of action deviation between event triggered strategies and TTC-RL-1 should be quantified over the full sample, so that we can determine whether these strategies form setpoint adjustments that are genuinely distinct from the baseline. For this reason, Figure 6 further analyzes the trigger behavior of ET-PRL from two perspectives, namely local trajectory response and global difference frequency.</w:t>
       </w:r>
     </w:p>
     <w:p>
@@ -20934,12 +21278,12 @@
           <wp:inline>
             <wp:extent cx="5334000" cy="3230339"/>
             <wp:effectExtent b="0" l="0" r="0" t="0"/>
-            <wp:docPr descr="Figure 7 Distribution of action update intervals under different control strategies. The main panel shows the share of each discrete bin, and the inset enlarges the long tail region" title="" id="40" name="Picture"/>
+            <wp:docPr descr="Figure 6 Local event triggered response and global difference frequency statistics. Panel a shows the cooling load and absolute setpoint trajectories from 65 h to 85 h, and panel b shows the logarithmic frequency distributions of \Delta T_{\mathrm{chws}} for ST-ETC and ET-PRL relative to TTC-RL-1" title="" id="40" name="Picture"/>
             <a:graphic>
               <a:graphicData uri="http://schemas.openxmlformats.org/drawingml/2006/picture">
                 <pic:pic>
                   <pic:nvPicPr>
-                    <pic:cNvPr descr="../pics/fig8_action_update_interval_distribution.svg" id="41" name="Picture"/>
+                    <pic:cNvPr descr="../pics/fig7_t_chws_delta_analysis.svg" id="41" name="Picture"/>
                     <pic:cNvPicPr>
                       <a:picLocks noChangeArrowheads="1" noChangeAspect="1"/>
                     </pic:cNvPicPr>
@@ -20986,7 +21330,57 @@
         <w:pStyle w:val="ImageCaption"/>
       </w:pPr>
       <w:r>
-        <w:t xml:space="preserve">Figure 7 Distribution of action update intervals under different control strategies. The main panel shows the share of each discrete bin, and the inset enlarges the long tail region</w:t>
+        <w:t xml:space="preserve">Figure 6 Local event triggered response and global difference frequency statistics. Panel a shows the cooling load and absolute setpoint trajectories from 65 h to 85 h, and panel b shows the logarithmic frequency distributions of</w:t>
+      </w:r>
+      <w:r>
+        <w:t xml:space="preserve"> </w:t>
+      </w:r>
+      <m:oMath>
+        <m:r>
+          <m:rPr>
+            <m:sty m:val="p"/>
+          </m:rPr>
+          <m:t>Δ</m:t>
+        </m:r>
+        <m:sSub>
+          <m:e>
+            <m:r>
+              <m:t>T</m:t>
+            </m:r>
+          </m:e>
+          <m:sub>
+            <m:r>
+              <m:rPr>
+                <m:sty m:val="p"/>
+              </m:rPr>
+              <m:t>c</m:t>
+            </m:r>
+            <m:r>
+              <m:rPr>
+                <m:sty m:val="p"/>
+              </m:rPr>
+              <m:t>h</m:t>
+            </m:r>
+            <m:r>
+              <m:rPr>
+                <m:sty m:val="p"/>
+              </m:rPr>
+              <m:t>w</m:t>
+            </m:r>
+            <m:r>
+              <m:rPr>
+                <m:sty m:val="p"/>
+              </m:rPr>
+              <m:t>s</m:t>
+            </m:r>
+          </m:sub>
+        </m:sSub>
+      </m:oMath>
+      <w:r>
+        <w:t xml:space="preserve"> </w:t>
+      </w:r>
+      <w:r>
+        <w:t xml:space="preserve">for ST-ETC and ET-PRL relative to TTC-RL-1</w:t>
       </w:r>
     </w:p>
     <w:p>
@@ -20994,7 +21388,588 @@
         <w:pStyle w:val="BodyText"/>
       </w:pPr>
       <w:r>
-        <w:t xml:space="preserve">To reveal the temporal alignment between dynamic load variation and triggering actions, Figure 8 further presents the alignment results for a representative day 5 operating profile.</w:t>
+        <w:t xml:space="preserve">For the local trajectory analysis, panel a of Figure 6 examines a representative window from 65 to 85 h. ET-PRL exhibits longer stepwise holding periods and updates the setpoint only when key disturbances occur, whereas TTC-RL-1 maintains high frequency time triggered updates. Because the same trained Q network is used, this difference mainly comes from when updates are triggered. ST-ETC is constrained by a static boundary and is therefore more likely to trigger falsely near the boundary, which causes frequent switching and drives the output closer to the baseline strategy. ET-PRL suppresses updates caused by noise through the two layer dynamic threshold and the minimum trigger interval, which allows the predictive Q network to keep efficient setpoints for longer periods during low load windows.</w:t>
+      </w:r>
+    </w:p>
+    <w:p>
+      <w:pPr>
+        <w:pStyle w:val="BodyText"/>
+      </w:pPr>
+      <w:r>
+        <w:t xml:space="preserve">At the global difference level, panel b of Figure 6 shows that the proportion of nonzero differences between ST-ETC and TTC-RL-1 is only 0.82%, whereas the corresponding proportion for ET-PRL is 14.12%. The full sample variances of the differences are</w:t>
+      </w:r>
+      <w:r>
+        <w:t xml:space="preserve"> </w:t>
+      </w:r>
+      <m:oMath>
+        <m:r>
+          <m:t>0.446</m:t>
+        </m:r>
+      </m:oMath>
+      <w:r>
+        <w:t xml:space="preserve"> </w:t>
+      </w:r>
+      <w:r>
+        <w:t xml:space="preserve">and</w:t>
+      </w:r>
+      <w:r>
+        <w:t xml:space="preserve"> </w:t>
+      </w:r>
+      <m:oMath>
+        <m:r>
+          <m:t>5.879</m:t>
+        </m:r>
+      </m:oMath>
+      <w:r>
+        <w:t xml:space="preserve">, respectively. This indicates that the action outputs of ST-ETC remain very close to the baseline strategy and are insufficient to produce substantive temperature setpoint optimization. In contrast, ET-PRL achieves clearer action selection adjustment while preserving sparse execution.</w:t>
+      </w:r>
+    </w:p>
+    <w:p>
+      <w:pPr>
+        <w:pStyle w:val="Compact"/>
+        <w:numPr>
+          <w:ilvl w:val="0"/>
+          <w:numId w:val="1014"/>
+        </w:numPr>
+      </w:pPr>
+      <w:r>
+        <w:t xml:space="preserve">Event Triggered Control Sparsity and Temporal Dynamics Analysis</w:t>
+      </w:r>
+    </w:p>
+    <w:p>
+      <w:pPr>
+        <w:pStyle w:val="FirstParagraph"/>
+      </w:pPr>
+      <w:r>
+        <w:t xml:space="preserve">The above results show that ET-PRL not only reduces the action update frequency but also changes the distribution of chilled water supply temperature setpoints in the action space. To further characterize the temporal structure of control sparsity and the dynamic response of the system, we compare ET-PRL, ST-ETC, and TTC-RL-1 using the trigger interval and action holding length defined above. The trigger interval reflects the actual sparsity of trigger events at the gating layer, whereas the action holding length reflects setpoint stability at the execution layer. Even after a trigger occurs, the policy network may still output the same optimal setpoint as in the previous step, so the action holding length in the realized trajectory is usually greater than or equal to the trigger interval.</w:t>
+      </w:r>
+    </w:p>
+    <w:tbl>
+      <w:tblPr>
+        <w:tblStyle w:val="Table"/>
+        <w:tblW w:type="pct" w:w="5000"/>
+        <w:tblLayout w:type="fixed"/>
+        <w:tblLook w:firstRow="1" w:lastRow="0" w:firstColumn="0" w:lastColumn="0" w:noHBand="0" w:noVBand="0" w:val="0020"/>
+        <w:tblBorders>
+          <w:top w:val="single" w:sz="4" w:space="0" w:color="000000"/>
+          <w:left w:val="single" w:sz="4" w:space="0" w:color="000000"/>
+          <w:bottom w:val="single" w:sz="4" w:space="0" w:color="000000"/>
+          <w:right w:val="single" w:sz="4" w:space="0" w:color="000000"/>
+          <w:insideH w:val="single" w:sz="4" w:space="0" w:color="000000"/>
+          <w:insideV w:val="single" w:sz="4" w:space="0" w:color="000000"/>
+        </w:tblBorders>
+      </w:tblPr>
+      <w:tblGrid>
+        <w:gridCol w:w="1584"/>
+        <w:gridCol w:w="1584"/>
+        <w:gridCol w:w="1584"/>
+        <w:gridCol w:w="1584"/>
+        <w:gridCol w:w="1584"/>
+      </w:tblGrid>
+      <w:tr>
+        <w:trPr>
+          <w:tblHeader w:val="on"/>
+        </w:trPr>
+        <w:tc>
+          <w:tcPr>
+            <w:tcBorders>
+              <w:top w:val="single" w:sz="4" w:space="0" w:color="000000"/>
+              <w:left w:val="single" w:sz="4" w:space="0" w:color="000000"/>
+              <w:bottom w:val="single" w:sz="4" w:space="0" w:color="000000"/>
+              <w:right w:val="single" w:sz="4" w:space="0" w:color="000000"/>
+            </w:tcBorders>
+          </w:tcPr>
+          <w:p>
+            <w:pPr>
+              <w:pStyle w:val="Compact"/>
+              <w:jc w:val="left"/>
+            </w:pPr>
+            <w:r>
+              <w:rPr>
+                <w:b/>
+                <w:bCs/>
+              </w:rPr>
+              <w:t xml:space="preserve">Strategy</w:t>
+            </w:r>
+          </w:p>
+        </w:tc>
+        <w:tc>
+          <w:tcPr>
+            <w:tcBorders>
+              <w:top w:val="single" w:sz="4" w:space="0" w:color="000000"/>
+              <w:left w:val="single" w:sz="4" w:space="0" w:color="000000"/>
+              <w:bottom w:val="single" w:sz="4" w:space="0" w:color="000000"/>
+              <w:right w:val="single" w:sz="4" w:space="0" w:color="000000"/>
+            </w:tcBorders>
+          </w:tcPr>
+          <w:p>
+            <w:pPr>
+              <w:pStyle w:val="Compact"/>
+              <w:jc w:val="center"/>
+            </w:pPr>
+            <w:r>
+              <w:rPr>
+                <w:b/>
+                <w:bCs/>
+              </w:rPr>
+              <w:t xml:space="preserve">Mean Trigger Interval (steps)</w:t>
+            </w:r>
+          </w:p>
+        </w:tc>
+        <w:tc>
+          <w:tcPr>
+            <w:tcBorders>
+              <w:top w:val="single" w:sz="4" w:space="0" w:color="000000"/>
+              <w:left w:val="single" w:sz="4" w:space="0" w:color="000000"/>
+              <w:bottom w:val="single" w:sz="4" w:space="0" w:color="000000"/>
+              <w:right w:val="single" w:sz="4" w:space="0" w:color="000000"/>
+            </w:tcBorders>
+          </w:tcPr>
+          <w:p>
+            <w:pPr>
+              <w:pStyle w:val="Compact"/>
+              <w:jc w:val="center"/>
+            </w:pPr>
+            <w:r>
+              <w:rPr>
+                <w:b/>
+                <w:bCs/>
+              </w:rPr>
+              <w:t xml:space="preserve">Daily Trigger Count</w:t>
+            </w:r>
+          </w:p>
+        </w:tc>
+        <w:tc>
+          <w:tcPr>
+            <w:tcBorders>
+              <w:top w:val="single" w:sz="4" w:space="0" w:color="000000"/>
+              <w:left w:val="single" w:sz="4" w:space="0" w:color="000000"/>
+              <w:bottom w:val="single" w:sz="4" w:space="0" w:color="000000"/>
+              <w:right w:val="single" w:sz="4" w:space="0" w:color="000000"/>
+            </w:tcBorders>
+          </w:tcPr>
+          <w:p>
+            <w:pPr>
+              <w:pStyle w:val="Compact"/>
+              <w:jc w:val="center"/>
+            </w:pPr>
+            <w:r>
+              <w:rPr>
+                <w:b/>
+                <w:bCs/>
+              </w:rPr>
+              <w:t xml:space="preserve">Mean Action Holding Length (steps)</w:t>
+            </w:r>
+          </w:p>
+        </w:tc>
+        <w:tc>
+          <w:tcPr>
+            <w:tcBorders>
+              <w:top w:val="single" w:sz="4" w:space="0" w:color="000000"/>
+              <w:left w:val="single" w:sz="4" w:space="0" w:color="000000"/>
+              <w:bottom w:val="single" w:sz="4" w:space="0" w:color="000000"/>
+              <w:right w:val="single" w:sz="4" w:space="0" w:color="000000"/>
+            </w:tcBorders>
+          </w:tcPr>
+          <w:p>
+            <w:pPr>
+              <w:pStyle w:val="Compact"/>
+              <w:jc w:val="center"/>
+            </w:pPr>
+            <w:r>
+              <w:rPr>
+                <w:b/>
+                <w:bCs/>
+              </w:rPr>
+              <w:t xml:space="preserve">95th percentile</w:t>
+            </w:r>
+            <w:r>
+              <w:rPr>
+                <w:b/>
+                <w:bCs/>
+              </w:rPr>
+              <w:t xml:space="preserve"> </w:t>
+            </w:r>
+            <m:oMath>
+              <m:sSub>
+                <m:e>
+                  <m:r>
+                    <m:t>P</m:t>
+                  </m:r>
+                </m:e>
+                <m:sub>
+                  <m:r>
+                    <m:t>95</m:t>
+                  </m:r>
+                </m:sub>
+              </m:sSub>
+            </m:oMath>
+            <w:r>
+              <w:rPr>
+                <w:b/>
+                <w:bCs/>
+              </w:rPr>
+              <w:t xml:space="preserve"> </w:t>
+            </w:r>
+            <w:r>
+              <w:rPr>
+                <w:b/>
+                <w:bCs/>
+              </w:rPr>
+              <w:t xml:space="preserve">(steps)</w:t>
+            </w:r>
+          </w:p>
+        </w:tc>
+      </w:tr>
+      <w:tr>
+        <w:tc>
+          <w:tcPr>
+            <w:tcBorders>
+              <w:top w:val="single" w:sz="4" w:space="0" w:color="000000"/>
+              <w:left w:val="single" w:sz="4" w:space="0" w:color="000000"/>
+              <w:bottom w:val="single" w:sz="4" w:space="0" w:color="000000"/>
+              <w:right w:val="single" w:sz="4" w:space="0" w:color="000000"/>
+            </w:tcBorders>
+          </w:tcPr>
+          <w:p>
+            <w:pPr>
+              <w:pStyle w:val="Compact"/>
+              <w:jc w:val="left"/>
+            </w:pPr>
+            <w:r>
+              <w:t xml:space="preserve">TTC-RL-1</w:t>
+            </w:r>
+          </w:p>
+        </w:tc>
+        <w:tc>
+          <w:tcPr>
+            <w:tcBorders>
+              <w:top w:val="single" w:sz="4" w:space="0" w:color="000000"/>
+              <w:left w:val="single" w:sz="4" w:space="0" w:color="000000"/>
+              <w:bottom w:val="single" w:sz="4" w:space="0" w:color="000000"/>
+              <w:right w:val="single" w:sz="4" w:space="0" w:color="000000"/>
+            </w:tcBorders>
+          </w:tcPr>
+          <w:p>
+            <w:pPr>
+              <w:pStyle w:val="Compact"/>
+              <w:jc w:val="center"/>
+            </w:pPr>
+            <w:r>
+              <w:t xml:space="preserve">1.000</w:t>
+            </w:r>
+          </w:p>
+        </w:tc>
+        <w:tc>
+          <w:tcPr>
+            <w:tcBorders>
+              <w:top w:val="single" w:sz="4" w:space="0" w:color="000000"/>
+              <w:left w:val="single" w:sz="4" w:space="0" w:color="000000"/>
+              <w:bottom w:val="single" w:sz="4" w:space="0" w:color="000000"/>
+              <w:right w:val="single" w:sz="4" w:space="0" w:color="000000"/>
+            </w:tcBorders>
+          </w:tcPr>
+          <w:p>
+            <w:pPr>
+              <w:pStyle w:val="Compact"/>
+              <w:jc w:val="center"/>
+            </w:pPr>
+            <w:r>
+              <w:t xml:space="preserve">275.25</w:t>
+            </w:r>
+          </w:p>
+        </w:tc>
+        <w:tc>
+          <w:tcPr>
+            <w:tcBorders>
+              <w:top w:val="single" w:sz="4" w:space="0" w:color="000000"/>
+              <w:left w:val="single" w:sz="4" w:space="0" w:color="000000"/>
+              <w:bottom w:val="single" w:sz="4" w:space="0" w:color="000000"/>
+              <w:right w:val="single" w:sz="4" w:space="0" w:color="000000"/>
+            </w:tcBorders>
+          </w:tcPr>
+          <w:p>
+            <w:pPr>
+              <w:pStyle w:val="Compact"/>
+              <w:jc w:val="center"/>
+            </w:pPr>
+            <w:r>
+              <w:t xml:space="preserve">7.57</w:t>
+            </w:r>
+          </w:p>
+        </w:tc>
+        <w:tc>
+          <w:tcPr>
+            <w:tcBorders>
+              <w:top w:val="single" w:sz="4" w:space="0" w:color="000000"/>
+              <w:left w:val="single" w:sz="4" w:space="0" w:color="000000"/>
+              <w:bottom w:val="single" w:sz="4" w:space="0" w:color="000000"/>
+              <w:right w:val="single" w:sz="4" w:space="0" w:color="000000"/>
+            </w:tcBorders>
+          </w:tcPr>
+          <w:p>
+            <w:pPr>
+              <w:pStyle w:val="Compact"/>
+              <w:jc w:val="center"/>
+            </w:pPr>
+            <w:r>
+              <w:t xml:space="preserve">42.9</w:t>
+            </w:r>
+          </w:p>
+        </w:tc>
+      </w:tr>
+      <w:tr>
+        <w:tc>
+          <w:tcPr>
+            <w:tcBorders>
+              <w:top w:val="single" w:sz="4" w:space="0" w:color="000000"/>
+              <w:left w:val="single" w:sz="4" w:space="0" w:color="000000"/>
+              <w:bottom w:val="single" w:sz="4" w:space="0" w:color="000000"/>
+              <w:right w:val="single" w:sz="4" w:space="0" w:color="000000"/>
+            </w:tcBorders>
+          </w:tcPr>
+          <w:p>
+            <w:pPr>
+              <w:pStyle w:val="Compact"/>
+              <w:jc w:val="left"/>
+            </w:pPr>
+            <w:r>
+              <w:t xml:space="preserve">ST-ETC</w:t>
+            </w:r>
+          </w:p>
+        </w:tc>
+        <w:tc>
+          <w:tcPr>
+            <w:tcBorders>
+              <w:top w:val="single" w:sz="4" w:space="0" w:color="000000"/>
+              <w:left w:val="single" w:sz="4" w:space="0" w:color="000000"/>
+              <w:bottom w:val="single" w:sz="4" w:space="0" w:color="000000"/>
+              <w:right w:val="single" w:sz="4" w:space="0" w:color="000000"/>
+            </w:tcBorders>
+          </w:tcPr>
+          <w:p>
+            <w:pPr>
+              <w:pStyle w:val="Compact"/>
+              <w:jc w:val="center"/>
+            </w:pPr>
+            <w:r>
+              <w:t xml:space="preserve">1.249</w:t>
+            </w:r>
+          </w:p>
+        </w:tc>
+        <w:tc>
+          <w:tcPr>
+            <w:tcBorders>
+              <w:top w:val="single" w:sz="4" w:space="0" w:color="000000"/>
+              <w:left w:val="single" w:sz="4" w:space="0" w:color="000000"/>
+              <w:bottom w:val="single" w:sz="4" w:space="0" w:color="000000"/>
+              <w:right w:val="single" w:sz="4" w:space="0" w:color="000000"/>
+            </w:tcBorders>
+          </w:tcPr>
+          <w:p>
+            <w:pPr>
+              <w:pStyle w:val="Compact"/>
+              <w:jc w:val="center"/>
+            </w:pPr>
+            <w:r>
+              <w:t xml:space="preserve">220.31</w:t>
+            </w:r>
+          </w:p>
+        </w:tc>
+        <w:tc>
+          <w:tcPr>
+            <w:tcBorders>
+              <w:top w:val="single" w:sz="4" w:space="0" w:color="000000"/>
+              <w:left w:val="single" w:sz="4" w:space="0" w:color="000000"/>
+              <w:bottom w:val="single" w:sz="4" w:space="0" w:color="000000"/>
+              <w:right w:val="single" w:sz="4" w:space="0" w:color="000000"/>
+            </w:tcBorders>
+          </w:tcPr>
+          <w:p>
+            <w:pPr>
+              <w:pStyle w:val="Compact"/>
+              <w:jc w:val="center"/>
+            </w:pPr>
+            <w:r>
+              <w:t xml:space="preserve">7.89</w:t>
+            </w:r>
+          </w:p>
+        </w:tc>
+        <w:tc>
+          <w:tcPr>
+            <w:tcBorders>
+              <w:top w:val="single" w:sz="4" w:space="0" w:color="000000"/>
+              <w:left w:val="single" w:sz="4" w:space="0" w:color="000000"/>
+              <w:bottom w:val="single" w:sz="4" w:space="0" w:color="000000"/>
+              <w:right w:val="single" w:sz="4" w:space="0" w:color="000000"/>
+            </w:tcBorders>
+          </w:tcPr>
+          <w:p>
+            <w:pPr>
+              <w:pStyle w:val="Compact"/>
+              <w:jc w:val="center"/>
+            </w:pPr>
+            <w:r>
+              <w:t xml:space="preserve">43.3</w:t>
+            </w:r>
+          </w:p>
+        </w:tc>
+      </w:tr>
+      <w:tr>
+        <w:tc>
+          <w:tcPr>
+            <w:tcBorders>
+              <w:top w:val="single" w:sz="4" w:space="0" w:color="000000"/>
+              <w:left w:val="single" w:sz="4" w:space="0" w:color="000000"/>
+              <w:bottom w:val="single" w:sz="4" w:space="0" w:color="000000"/>
+              <w:right w:val="single" w:sz="4" w:space="0" w:color="000000"/>
+            </w:tcBorders>
+          </w:tcPr>
+          <w:p>
+            <w:pPr>
+              <w:pStyle w:val="Compact"/>
+              <w:jc w:val="left"/>
+            </w:pPr>
+            <w:r>
+              <w:rPr>
+                <w:b/>
+                <w:bCs/>
+              </w:rPr>
+              <w:t xml:space="preserve">ET-PRL</w:t>
+            </w:r>
+          </w:p>
+        </w:tc>
+        <w:tc>
+          <w:tcPr>
+            <w:tcBorders>
+              <w:top w:val="single" w:sz="4" w:space="0" w:color="000000"/>
+              <w:left w:val="single" w:sz="4" w:space="0" w:color="000000"/>
+              <w:bottom w:val="single" w:sz="4" w:space="0" w:color="000000"/>
+              <w:right w:val="single" w:sz="4" w:space="0" w:color="000000"/>
+            </w:tcBorders>
+          </w:tcPr>
+          <w:p>
+            <w:pPr>
+              <w:pStyle w:val="Compact"/>
+              <w:jc w:val="center"/>
+            </w:pPr>
+            <w:r>
+              <w:rPr>
+                <w:b/>
+                <w:bCs/>
+              </w:rPr>
+              <w:t xml:space="preserve">2.117</w:t>
+            </w:r>
+          </w:p>
+        </w:tc>
+        <w:tc>
+          <w:tcPr>
+            <w:tcBorders>
+              <w:top w:val="single" w:sz="4" w:space="0" w:color="000000"/>
+              <w:left w:val="single" w:sz="4" w:space="0" w:color="000000"/>
+              <w:bottom w:val="single" w:sz="4" w:space="0" w:color="000000"/>
+              <w:right w:val="single" w:sz="4" w:space="0" w:color="000000"/>
+            </w:tcBorders>
+          </w:tcPr>
+          <w:p>
+            <w:pPr>
+              <w:pStyle w:val="Compact"/>
+              <w:jc w:val="center"/>
+            </w:pPr>
+            <w:r>
+              <w:rPr>
+                <w:b/>
+                <w:bCs/>
+              </w:rPr>
+              <w:t xml:space="preserve">127.88</w:t>
+            </w:r>
+          </w:p>
+        </w:tc>
+        <w:tc>
+          <w:tcPr>
+            <w:tcBorders>
+              <w:top w:val="single" w:sz="4" w:space="0" w:color="000000"/>
+              <w:left w:val="single" w:sz="4" w:space="0" w:color="000000"/>
+              <w:bottom w:val="single" w:sz="4" w:space="0" w:color="000000"/>
+              <w:right w:val="single" w:sz="4" w:space="0" w:color="000000"/>
+            </w:tcBorders>
+          </w:tcPr>
+          <w:p>
+            <w:pPr>
+              <w:pStyle w:val="Compact"/>
+              <w:jc w:val="center"/>
+            </w:pPr>
+            <w:r>
+              <w:rPr>
+                <w:b/>
+                <w:bCs/>
+              </w:rPr>
+              <w:t xml:space="preserve">11.56</w:t>
+            </w:r>
+          </w:p>
+        </w:tc>
+        <w:tc>
+          <w:tcPr>
+            <w:tcBorders>
+              <w:top w:val="single" w:sz="4" w:space="0" w:color="000000"/>
+              <w:left w:val="single" w:sz="4" w:space="0" w:color="000000"/>
+              <w:bottom w:val="single" w:sz="4" w:space="0" w:color="000000"/>
+              <w:right w:val="single" w:sz="4" w:space="0" w:color="000000"/>
+            </w:tcBorders>
+          </w:tcPr>
+          <w:p>
+            <w:pPr>
+              <w:pStyle w:val="Compact"/>
+              <w:jc w:val="center"/>
+            </w:pPr>
+            <w:r>
+              <w:rPr>
+                <w:b/>
+                <w:bCs/>
+              </w:rPr>
+              <w:t xml:space="preserve">57.0</w:t>
+            </w:r>
+          </w:p>
+        </w:tc>
+      </w:tr>
+    </w:tbl>
+    <w:p>
+      <w:pPr>
+        <w:pStyle w:val="BodyText"/>
+      </w:pPr>
+      <w:r>
+        <w:t xml:space="preserve">Based on these statistics, the mean trigger interval of ET-PRL is 2.117 steps, which is much higher than 1.249 steps for ST-ETC and 1.000 step for TTC-RL-1, and the corresponding daily trigger counts are 127.88, 220.31, and 275.25, respectively. ET-PRL also achieves a longer mean action holding length of 11.56 steps, compared with 7.89 steps for ST-ETC and 7.57 steps for TTC-RL-1. Its distribution exhibits a pronounced long tail, with the 95th percentile</w:t>
+      </w:r>
+      <w:r>
+        <w:t xml:space="preserve"> </w:t>
+      </w:r>
+      <m:oMath>
+        <m:sSub>
+          <m:e>
+            <m:r>
+              <m:t>P</m:t>
+            </m:r>
+          </m:e>
+          <m:sub>
+            <m:r>
+              <m:t>95</m:t>
+            </m:r>
+          </m:sub>
+        </m:sSub>
+      </m:oMath>
+      <w:r>
+        <w:t xml:space="preserve"> </w:t>
+      </w:r>
+      <w:r>
+        <w:t xml:space="preserve">reaching 57.0 steps, or about 4.75 h, whereas the corresponding values for ST-ETC and TTC-RL-1 are only 43.3 and 42.9 steps. These results indicate that the dynamic threshold gating mechanism yields a lower control update frequency and longer holding durations during stable periods.</w:t>
+      </w:r>
+    </w:p>
+    <w:p>
+      <w:pPr>
+        <w:pStyle w:val="BodyText"/>
+      </w:pPr>
+      <w:r>
+        <w:t xml:space="preserve">To further illustrate the distribution pattern of these trigger interval differences, Figure 7 shows the distribution of action update intervals under the different control strategies. The main panel reports the proportion in each interval bin for TTC-RL-1, ST-ETC, and ET-PRL, and the inset enlarges the long tail region for intervals of at least 4 steps. TTC-RL-1 concentrates almost entirely at an interval of 1 step because it updates at a fixed cadence, whereas ST-ETC updates are mainly concentrated in the short interval range. By contrast, ET-PRL exhibits a much more pronounced long tail, with a maximum trigger interval of 74 steps, indicating that the dynamic event gating mechanism can keep the setpoint unchanged for longer periods under low disturbance conditions.</w:t>
       </w:r>
     </w:p>
     <w:p>
@@ -21006,12 +21981,12 @@
           <wp:inline>
             <wp:extent cx="5334000" cy="3230339"/>
             <wp:effectExtent b="0" l="0" r="0" t="0"/>
-            <wp:docPr descr="Figure 8 Alignment of daily load variation and trigger times on day 5 with 5 min sampling. Panel a shows the cooling load curve, panel b shows the trigger pulse raster of ET-PRL, ST-ETC, and TTC-RL-1, and the shaded band across panels indicates a typical high variation period" title="" id="43" name="Picture"/>
+            <wp:docPr descr="Figure 7 Distribution of action update intervals under different control strategies. The main panel shows the share of each discrete bin, and the inset enlarges the long tail region" title="" id="43" name="Picture"/>
             <a:graphic>
               <a:graphicData uri="http://schemas.openxmlformats.org/drawingml/2006/picture">
                 <pic:pic>
                   <pic:nvPicPr>
-                    <pic:cNvPr descr="../pics/fig9_trigger_load_alignment.svg" id="44" name="Picture"/>
+                    <pic:cNvPr descr="../pics/fig8_action_update_interval_distribution.svg" id="44" name="Picture"/>
                     <pic:cNvPicPr>
                       <a:picLocks noChangeArrowheads="1" noChangeAspect="1"/>
                     </pic:cNvPicPr>
@@ -21058,7 +22033,7 @@
         <w:pStyle w:val="ImageCaption"/>
       </w:pPr>
       <w:r>
-        <w:t xml:space="preserve">Figure 8 Alignment of daily load variation and trigger times on day 5 with 5 min sampling. Panel a shows the cooling load curve, panel b shows the trigger pulse raster of ET-PRL, ST-ETC, and TTC-RL-1, and the shaded band across panels indicates a typical high variation period</w:t>
+        <w:t xml:space="preserve">Figure 7 Distribution of action update intervals under different control strategies. The main panel shows the share of each discrete bin, and the inset enlarges the long tail region</w:t>
       </w:r>
     </w:p>
     <w:p>
@@ -21066,1310 +22041,9 @@
         <w:pStyle w:val="BodyText"/>
       </w:pPr>
       <w:r>
-        <w:t xml:space="preserve">By comparison, the ET-PRL trigger pulses are densely distributed during load ramp-up and abrupt change periods, but become much sparser during stable periods such as nighttime. In contrast, because ST-ETC uses a fixed decision boundary, its trigger actions are more concentrated in time, whereas TTC-RL-1 triggers at every time step.</w:t>
+        <w:t xml:space="preserve">To reveal the temporal alignment between dynamic load variation and triggering actions, Figure 8 further presents the alignment results for a representative day 5 operating profile.</w:t>
       </w:r>
     </w:p>
-    <w:p>
-      <w:pPr>
-        <w:pStyle w:val="BodyText"/>
-      </w:pPr>
-      <w:r>
-        <w:t xml:space="preserve">Across the full test set, we define the interval where the absolute cooling load variation exceeds the 85th percentile</w:t>
-      </w:r>
-      <w:r>
-        <w:t xml:space="preserve"> </w:t>
-      </w:r>
-      <m:oMath>
-        <m:sSub>
-          <m:e>
-            <m:r>
-              <m:t>q</m:t>
-            </m:r>
-          </m:e>
-          <m:sub>
-            <m:r>
-              <m:t>85</m:t>
-            </m:r>
-          </m:sub>
-        </m:sSub>
-      </m:oMath>
-      <w:r>
-        <w:t xml:space="preserve"> </w:t>
-      </w:r>
-      <w:r>
-        <w:t xml:space="preserve">of all samples as the high variation region, and the interval below the 30th percentile</w:t>
-      </w:r>
-      <w:r>
-        <w:t xml:space="preserve"> </w:t>
-      </w:r>
-      <m:oMath>
-        <m:sSub>
-          <m:e>
-            <m:r>
-              <m:t>q</m:t>
-            </m:r>
-          </m:e>
-          <m:sub>
-            <m:r>
-              <m:t>30</m:t>
-            </m:r>
-          </m:sub>
-        </m:sSub>
-      </m:oMath>
-      <w:r>
-        <w:t xml:space="preserve"> </w:t>
-      </w:r>
-      <w:r>
-        <w:t xml:space="preserve">as the low variation region, namely a relatively stable base load period. The statistics show that the trigger rate of ET-PRL reaches 0.707 in the high variation region and drops to 0.350 in the low variation region, giving a ratio of 2.02. The corresponding ratios are 1.73 for ST-ETC and 1.00 for TTC-RL-1. To verify the robustness of this conclusion, we further relax the percentile thresholds. When the evaluation intervals are replaced by the 80th and 20th percentile pair or the 90th and 40th percentile pair, the high to low variation trigger rate ratio of ET-PRL remains stable at 1.91 and 2.02, respectively.</w:t>
-      </w:r>
-    </w:p>
-    <w:p>
-      <w:pPr>
-        <w:pStyle w:val="BodyText"/>
-      </w:pPr>
-      <w:r>
-        <w:t xml:space="preserve">From an energy efficiency perspective, the benefits of control sparsification are reflected not only in reduced mechanical wear on the actuators, but also in the suppression of transient efficiency losses caused by frequent chiller adjustments. Conventional high frequency feedback control with a fixed step forces centrifugal chillers to repeatedly enter non steady transition stages, thereby moving away from the steady operating boundary associated with the optimal COP. In contrast, the long holding characteristic shown by ET-PRL provides the chiller with a much wider window for continuous steady operation. This working mode reduces both actuator mechanical wear and the extra energy loss caused by frequent chiller adjustments.</w:t>
-      </w:r>
-    </w:p>
-    <w:p>
-      <w:pPr>
-        <w:pStyle w:val="BodyText"/>
-      </w:pPr>
-      <w:r>
-        <w:t xml:space="preserve">In summary, the proposed ET-PRL method exhibits an adaptive temporal pattern with fast responses during disturbed periods and fewer updates during stable periods. This pattern shows that multi scale anomaly score fusion in the streaming gating mechanism can effectively capture disturbances at different time scales, while the two layer dynamic threshold helps suppress control oscillations near the threshold boundary. Together, these components provide a clear physical explanation for sparse control.</w:t>
-      </w:r>
-    </w:p>
-    <w:p>
-      <w:pPr>
-        <w:pStyle w:val="Compact"/>
-        <w:numPr>
-          <w:ilvl w:val="0"/>
-          <w:numId w:val="1015"/>
-        </w:numPr>
-      </w:pPr>
-      <w:r>
-        <w:t xml:space="preserve">Ablation Study Analysis</w:t>
-      </w:r>
-    </w:p>
-    <w:p>
-      <w:pPr>
-        <w:pStyle w:val="FirstParagraph"/>
-      </w:pPr>
-      <w:r>
-        <w:t xml:space="preserve">To quantify the contribution of each component in the proposed method, we conduct an ablation study under a controlled variable experimental design. Unless otherwise specified, all experimental groups use the same training configuration, test set, and evaluation protocol. In addition to the fixed step reference baseline TTC-RL-1, the ablation study includes six comparison methods, consisting of five simplified variants and the full model, to analyze the contributions of the dual threshold module and the multi scale module. Table 2 summarizes the test set results of all strategies, where relative metrics such as ACR and PPR use TTC-RL-1 as the computational baseline, whereas the remaining metrics are test set statistics.</w:t>
-      </w:r>
-    </w:p>
-    <w:p>
-      <w:pPr>
-        <w:pStyle w:val="BodyText"/>
-      </w:pPr>
-      <w:r>
-        <w:t xml:space="preserve">Table 2 Key module ablation results</w:t>
-      </w:r>
-    </w:p>
-    <w:tbl>
-      <w:tblPr>
-        <w:tblStyle w:val="Table"/>
-        <w:tblW w:type="pct" w:w="5000"/>
-        <w:tblLayout w:type="fixed"/>
-        <w:tblLook w:firstRow="1" w:lastRow="0" w:firstColumn="0" w:lastColumn="0" w:noHBand="0" w:noVBand="0" w:val="0020"/>
-        <w:tblBorders>
-          <w:top w:val="single" w:sz="4" w:space="0" w:color="000000"/>
-          <w:left w:val="single" w:sz="4" w:space="0" w:color="000000"/>
-          <w:bottom w:val="single" w:sz="4" w:space="0" w:color="000000"/>
-          <w:right w:val="single" w:sz="4" w:space="0" w:color="000000"/>
-          <w:insideH w:val="single" w:sz="4" w:space="0" w:color="000000"/>
-          <w:insideV w:val="single" w:sz="4" w:space="0" w:color="000000"/>
-        </w:tblBorders>
-      </w:tblPr>
-      <w:tblGrid>
-        <w:gridCol w:w="1131"/>
-        <w:gridCol w:w="1131"/>
-        <w:gridCol w:w="1131"/>
-        <w:gridCol w:w="1131"/>
-        <w:gridCol w:w="1131"/>
-        <w:gridCol w:w="1131"/>
-        <w:gridCol w:w="1131"/>
-      </w:tblGrid>
-      <w:tr>
-        <w:trPr>
-          <w:tblHeader w:val="on"/>
-        </w:trPr>
-        <w:tc>
-          <w:tcPr>
-            <w:tcBorders>
-              <w:top w:val="single" w:sz="4" w:space="0" w:color="000000"/>
-              <w:left w:val="single" w:sz="4" w:space="0" w:color="000000"/>
-              <w:bottom w:val="single" w:sz="4" w:space="0" w:color="000000"/>
-              <w:right w:val="single" w:sz="4" w:space="0" w:color="000000"/>
-            </w:tcBorders>
-          </w:tcPr>
-          <w:p>
-            <w:pPr>
-              <w:pStyle w:val="Compact"/>
-              <w:jc w:val="left"/>
-            </w:pPr>
-            <w:r>
-              <w:rPr>
-                <w:b/>
-                <w:bCs/>
-              </w:rPr>
-              <w:t xml:space="preserve">Method</w:t>
-            </w:r>
-          </w:p>
-        </w:tc>
-        <w:tc>
-          <w:tcPr>
-            <w:tcBorders>
-              <w:top w:val="single" w:sz="4" w:space="0" w:color="000000"/>
-              <w:left w:val="single" w:sz="4" w:space="0" w:color="000000"/>
-              <w:bottom w:val="single" w:sz="4" w:space="0" w:color="000000"/>
-              <w:right w:val="single" w:sz="4" w:space="0" w:color="000000"/>
-            </w:tcBorders>
-          </w:tcPr>
-          <w:p>
-            <w:pPr>
-              <w:pStyle w:val="Compact"/>
-              <w:jc w:val="center"/>
-            </w:pPr>
-            <m:oMath>
-              <m:sSub>
-                <m:e>
-                  <m:r>
-                    <m:t>R</m:t>
-                  </m:r>
-                </m:e>
-                <m:sub>
-                  <m:r>
-                    <m:rPr>
-                      <m:nor/>
-                      <m:sty m:val="p"/>
-                    </m:rPr>
-                    <m:t>test</m:t>
-                  </m:r>
-                </m:sub>
-              </m:sSub>
-            </m:oMath>
-          </w:p>
-        </w:tc>
-        <w:tc>
-          <w:tcPr>
-            <w:tcBorders>
-              <w:top w:val="single" w:sz="4" w:space="0" w:color="000000"/>
-              <w:left w:val="single" w:sz="4" w:space="0" w:color="000000"/>
-              <w:bottom w:val="single" w:sz="4" w:space="0" w:color="000000"/>
-              <w:right w:val="single" w:sz="4" w:space="0" w:color="000000"/>
-            </w:tcBorders>
-          </w:tcPr>
-          <w:p>
-            <w:pPr>
-              <w:pStyle w:val="Compact"/>
-              <w:jc w:val="center"/>
-            </w:pPr>
-            <m:oMath>
-              <m:sSub>
-                <m:e>
-                  <m:r>
-                    <m:t>N</m:t>
-                  </m:r>
-                </m:e>
-                <m:sub>
-                  <m:r>
-                    <m:rPr>
-                      <m:nor/>
-                      <m:sty m:val="p"/>
-                    </m:rPr>
-                    <m:t>update</m:t>
-                  </m:r>
-                </m:sub>
-              </m:sSub>
-            </m:oMath>
-          </w:p>
-        </w:tc>
-        <w:tc>
-          <w:tcPr>
-            <w:tcBorders>
-              <w:top w:val="single" w:sz="4" w:space="0" w:color="000000"/>
-              <w:left w:val="single" w:sz="4" w:space="0" w:color="000000"/>
-              <w:bottom w:val="single" w:sz="4" w:space="0" w:color="000000"/>
-              <w:right w:val="single" w:sz="4" w:space="0" w:color="000000"/>
-            </w:tcBorders>
-          </w:tcPr>
-          <w:p>
-            <w:pPr>
-              <w:pStyle w:val="Compact"/>
-              <w:jc w:val="center"/>
-            </w:pPr>
-            <m:oMath>
-              <m:sSub>
-                <m:e>
-                  <m:r>
-                    <m:t>N</m:t>
-                  </m:r>
-                </m:e>
-                <m:sub>
-                  <m:r>
-                    <m:rPr>
-                      <m:nor/>
-                      <m:sty m:val="p"/>
-                    </m:rPr>
-                    <m:t>daily</m:t>
-                  </m:r>
-                </m:sub>
-              </m:sSub>
-            </m:oMath>
-          </w:p>
-        </w:tc>
-        <w:tc>
-          <w:tcPr>
-            <w:tcBorders>
-              <w:top w:val="single" w:sz="4" w:space="0" w:color="000000"/>
-              <w:left w:val="single" w:sz="4" w:space="0" w:color="000000"/>
-              <w:bottom w:val="single" w:sz="4" w:space="0" w:color="000000"/>
-              <w:right w:val="single" w:sz="4" w:space="0" w:color="000000"/>
-            </w:tcBorders>
-          </w:tcPr>
-          <w:p>
-            <w:pPr>
-              <w:pStyle w:val="Compact"/>
-              <w:jc w:val="center"/>
-            </w:pPr>
-            <m:oMath>
-              <m:sSub>
-                <m:e>
-                  <m:r>
-                    <m:t>E</m:t>
-                  </m:r>
-                </m:e>
-                <m:sub>
-                  <m:r>
-                    <m:rPr>
-                      <m:nor/>
-                      <m:sty m:val="p"/>
-                    </m:rPr>
-                    <m:t>daily</m:t>
-                  </m:r>
-                </m:sub>
-              </m:sSub>
-            </m:oMath>
-            <w:r>
-              <w:t xml:space="preserve">, kWh/day</w:t>
-            </w:r>
-          </w:p>
-        </w:tc>
-        <w:tc>
-          <w:tcPr>
-            <w:tcBorders>
-              <w:top w:val="single" w:sz="4" w:space="0" w:color="000000"/>
-              <w:left w:val="single" w:sz="4" w:space="0" w:color="000000"/>
-              <w:bottom w:val="single" w:sz="4" w:space="0" w:color="000000"/>
-              <w:right w:val="single" w:sz="4" w:space="0" w:color="000000"/>
-            </w:tcBorders>
-          </w:tcPr>
-          <w:p>
-            <w:pPr>
-              <w:pStyle w:val="Compact"/>
-              <w:jc w:val="center"/>
-            </w:pPr>
-            <w:r>
-              <w:t xml:space="preserve">ACR</w:t>
-            </w:r>
-          </w:p>
-        </w:tc>
-        <w:tc>
-          <w:tcPr>
-            <w:tcBorders>
-              <w:top w:val="single" w:sz="4" w:space="0" w:color="000000"/>
-              <w:left w:val="single" w:sz="4" w:space="0" w:color="000000"/>
-              <w:bottom w:val="single" w:sz="4" w:space="0" w:color="000000"/>
-              <w:right w:val="single" w:sz="4" w:space="0" w:color="000000"/>
-            </w:tcBorders>
-          </w:tcPr>
-          <w:p>
-            <w:pPr>
-              <w:pStyle w:val="Compact"/>
-              <w:jc w:val="center"/>
-            </w:pPr>
-            <w:r>
-              <w:t xml:space="preserve">PPR</w:t>
-            </w:r>
-          </w:p>
-        </w:tc>
-      </w:tr>
-      <w:tr>
-        <w:tc>
-          <w:tcPr>
-            <w:tcBorders>
-              <w:top w:val="single" w:sz="4" w:space="0" w:color="000000"/>
-              <w:left w:val="single" w:sz="4" w:space="0" w:color="000000"/>
-              <w:bottom w:val="single" w:sz="4" w:space="0" w:color="000000"/>
-              <w:right w:val="single" w:sz="4" w:space="0" w:color="000000"/>
-            </w:tcBorders>
-          </w:tcPr>
-          <w:p>
-            <w:pPr>
-              <w:pStyle w:val="Compact"/>
-              <w:jc w:val="left"/>
-            </w:pPr>
-            <w:r>
-              <w:t xml:space="preserve">TTC-RL-1 baseline</w:t>
-            </w:r>
-          </w:p>
-        </w:tc>
-        <w:tc>
-          <w:tcPr>
-            <w:tcBorders>
-              <w:top w:val="single" w:sz="4" w:space="0" w:color="000000"/>
-              <w:left w:val="single" w:sz="4" w:space="0" w:color="000000"/>
-              <w:bottom w:val="single" w:sz="4" w:space="0" w:color="000000"/>
-              <w:right w:val="single" w:sz="4" w:space="0" w:color="000000"/>
-            </w:tcBorders>
-          </w:tcPr>
-          <w:p>
-            <w:pPr>
-              <w:pStyle w:val="Compact"/>
-              <w:jc w:val="center"/>
-            </w:pPr>
-            <w:r>
-              <w:t xml:space="preserve">2054.63</w:t>
-            </w:r>
-          </w:p>
-        </w:tc>
-        <w:tc>
-          <w:tcPr>
-            <w:tcBorders>
-              <w:top w:val="single" w:sz="4" w:space="0" w:color="000000"/>
-              <w:left w:val="single" w:sz="4" w:space="0" w:color="000000"/>
-              <w:bottom w:val="single" w:sz="4" w:space="0" w:color="000000"/>
-              <w:right w:val="single" w:sz="4" w:space="0" w:color="000000"/>
-            </w:tcBorders>
-          </w:tcPr>
-          <w:p>
-            <w:pPr>
-              <w:pStyle w:val="Compact"/>
-              <w:jc w:val="center"/>
-            </w:pPr>
-            <w:r>
-              <w:t xml:space="preserve">4404</w:t>
-            </w:r>
-          </w:p>
-        </w:tc>
-        <w:tc>
-          <w:tcPr>
-            <w:tcBorders>
-              <w:top w:val="single" w:sz="4" w:space="0" w:color="000000"/>
-              <w:left w:val="single" w:sz="4" w:space="0" w:color="000000"/>
-              <w:bottom w:val="single" w:sz="4" w:space="0" w:color="000000"/>
-              <w:right w:val="single" w:sz="4" w:space="0" w:color="000000"/>
-            </w:tcBorders>
-          </w:tcPr>
-          <w:p>
-            <w:pPr>
-              <w:pStyle w:val="Compact"/>
-              <w:jc w:val="center"/>
-            </w:pPr>
-            <w:r>
-              <w:t xml:space="preserve">288.00</w:t>
-            </w:r>
-          </w:p>
-        </w:tc>
-        <w:tc>
-          <w:tcPr>
-            <w:tcBorders>
-              <w:top w:val="single" w:sz="4" w:space="0" w:color="000000"/>
-              <w:left w:val="single" w:sz="4" w:space="0" w:color="000000"/>
-              <w:bottom w:val="single" w:sz="4" w:space="0" w:color="000000"/>
-              <w:right w:val="single" w:sz="4" w:space="0" w:color="000000"/>
-            </w:tcBorders>
-          </w:tcPr>
-          <w:p>
-            <w:pPr>
-              <w:pStyle w:val="Compact"/>
-              <w:jc w:val="center"/>
-            </w:pPr>
-            <w:r>
-              <w:t xml:space="preserve">7491.14</w:t>
-            </w:r>
-          </w:p>
-        </w:tc>
-        <w:tc>
-          <w:tcPr>
-            <w:tcBorders>
-              <w:top w:val="single" w:sz="4" w:space="0" w:color="000000"/>
-              <w:left w:val="single" w:sz="4" w:space="0" w:color="000000"/>
-              <w:bottom w:val="single" w:sz="4" w:space="0" w:color="000000"/>
-              <w:right w:val="single" w:sz="4" w:space="0" w:color="000000"/>
-            </w:tcBorders>
-          </w:tcPr>
-          <w:p>
-            <w:pPr>
-              <w:pStyle w:val="Compact"/>
-              <w:jc w:val="center"/>
-            </w:pPr>
-            <w:r>
-              <w:t xml:space="preserve">1.0000</w:t>
-            </w:r>
-          </w:p>
-        </w:tc>
-        <w:tc>
-          <w:tcPr>
-            <w:tcBorders>
-              <w:top w:val="single" w:sz="4" w:space="0" w:color="000000"/>
-              <w:left w:val="single" w:sz="4" w:space="0" w:color="000000"/>
-              <w:bottom w:val="single" w:sz="4" w:space="0" w:color="000000"/>
-              <w:right w:val="single" w:sz="4" w:space="0" w:color="000000"/>
-            </w:tcBorders>
-          </w:tcPr>
-          <w:p>
-            <w:pPr>
-              <w:pStyle w:val="Compact"/>
-              <w:jc w:val="center"/>
-            </w:pPr>
-            <w:r>
-              <w:t xml:space="preserve">100.00%</w:t>
-            </w:r>
-          </w:p>
-        </w:tc>
-      </w:tr>
-      <w:tr>
-        <w:tc>
-          <w:tcPr>
-            <w:tcBorders>
-              <w:top w:val="single" w:sz="4" w:space="0" w:color="000000"/>
-              <w:left w:val="single" w:sz="4" w:space="0" w:color="000000"/>
-              <w:bottom w:val="single" w:sz="4" w:space="0" w:color="000000"/>
-              <w:right w:val="single" w:sz="4" w:space="0" w:color="000000"/>
-            </w:tcBorders>
-          </w:tcPr>
-          <w:p>
-            <w:pPr>
-              <w:pStyle w:val="Compact"/>
-              <w:jc w:val="left"/>
-            </w:pPr>
-            <w:r>
-              <w:t xml:space="preserve">Local Threshold Only</w:t>
-            </w:r>
-          </w:p>
-        </w:tc>
-        <w:tc>
-          <w:tcPr>
-            <w:tcBorders>
-              <w:top w:val="single" w:sz="4" w:space="0" w:color="000000"/>
-              <w:left w:val="single" w:sz="4" w:space="0" w:color="000000"/>
-              <w:bottom w:val="single" w:sz="4" w:space="0" w:color="000000"/>
-              <w:right w:val="single" w:sz="4" w:space="0" w:color="000000"/>
-            </w:tcBorders>
-          </w:tcPr>
-          <w:p>
-            <w:pPr>
-              <w:pStyle w:val="Compact"/>
-              <w:jc w:val="center"/>
-            </w:pPr>
-            <w:r>
-              <w:t xml:space="preserve">1958.05</w:t>
-            </w:r>
-          </w:p>
-        </w:tc>
-        <w:tc>
-          <w:tcPr>
-            <w:tcBorders>
-              <w:top w:val="single" w:sz="4" w:space="0" w:color="000000"/>
-              <w:left w:val="single" w:sz="4" w:space="0" w:color="000000"/>
-              <w:bottom w:val="single" w:sz="4" w:space="0" w:color="000000"/>
-              <w:right w:val="single" w:sz="4" w:space="0" w:color="000000"/>
-            </w:tcBorders>
-          </w:tcPr>
-          <w:p>
-            <w:pPr>
-              <w:pStyle w:val="Compact"/>
-              <w:jc w:val="center"/>
-            </w:pPr>
-            <w:r>
-              <w:t xml:space="preserve">2257</w:t>
-            </w:r>
-          </w:p>
-        </w:tc>
-        <w:tc>
-          <w:tcPr>
-            <w:tcBorders>
-              <w:top w:val="single" w:sz="4" w:space="0" w:color="000000"/>
-              <w:left w:val="single" w:sz="4" w:space="0" w:color="000000"/>
-              <w:bottom w:val="single" w:sz="4" w:space="0" w:color="000000"/>
-              <w:right w:val="single" w:sz="4" w:space="0" w:color="000000"/>
-            </w:tcBorders>
-          </w:tcPr>
-          <w:p>
-            <w:pPr>
-              <w:pStyle w:val="Compact"/>
-              <w:jc w:val="center"/>
-            </w:pPr>
-            <w:r>
-              <w:t xml:space="preserve">147.60</w:t>
-            </w:r>
-          </w:p>
-        </w:tc>
-        <w:tc>
-          <w:tcPr>
-            <w:tcBorders>
-              <w:top w:val="single" w:sz="4" w:space="0" w:color="000000"/>
-              <w:left w:val="single" w:sz="4" w:space="0" w:color="000000"/>
-              <w:bottom w:val="single" w:sz="4" w:space="0" w:color="000000"/>
-              <w:right w:val="single" w:sz="4" w:space="0" w:color="000000"/>
-            </w:tcBorders>
-          </w:tcPr>
-          <w:p>
-            <w:pPr>
-              <w:pStyle w:val="Compact"/>
-              <w:jc w:val="center"/>
-            </w:pPr>
-            <w:r>
-              <w:t xml:space="preserve">7367.57</w:t>
-            </w:r>
-          </w:p>
-        </w:tc>
-        <w:tc>
-          <w:tcPr>
-            <w:tcBorders>
-              <w:top w:val="single" w:sz="4" w:space="0" w:color="000000"/>
-              <w:left w:val="single" w:sz="4" w:space="0" w:color="000000"/>
-              <w:bottom w:val="single" w:sz="4" w:space="0" w:color="000000"/>
-              <w:right w:val="single" w:sz="4" w:space="0" w:color="000000"/>
-            </w:tcBorders>
-          </w:tcPr>
-          <w:p>
-            <w:pPr>
-              <w:pStyle w:val="Compact"/>
-              <w:jc w:val="center"/>
-            </w:pPr>
-            <w:r>
-              <w:t xml:space="preserve">1.9513</w:t>
-            </w:r>
-          </w:p>
-        </w:tc>
-        <w:tc>
-          <w:tcPr>
-            <w:tcBorders>
-              <w:top w:val="single" w:sz="4" w:space="0" w:color="000000"/>
-              <w:left w:val="single" w:sz="4" w:space="0" w:color="000000"/>
-              <w:bottom w:val="single" w:sz="4" w:space="0" w:color="000000"/>
-              <w:right w:val="single" w:sz="4" w:space="0" w:color="000000"/>
-            </w:tcBorders>
-          </w:tcPr>
-          <w:p>
-            <w:pPr>
-              <w:pStyle w:val="Compact"/>
-              <w:jc w:val="center"/>
-            </w:pPr>
-            <w:r>
-              <w:t xml:space="preserve">95.30%</w:t>
-            </w:r>
-          </w:p>
-        </w:tc>
-      </w:tr>
-      <w:tr>
-        <w:tc>
-          <w:tcPr>
-            <w:tcBorders>
-              <w:top w:val="single" w:sz="4" w:space="0" w:color="000000"/>
-              <w:left w:val="single" w:sz="4" w:space="0" w:color="000000"/>
-              <w:bottom w:val="single" w:sz="4" w:space="0" w:color="000000"/>
-              <w:right w:val="single" w:sz="4" w:space="0" w:color="000000"/>
-            </w:tcBorders>
-          </w:tcPr>
-          <w:p>
-            <w:pPr>
-              <w:pStyle w:val="Compact"/>
-              <w:jc w:val="left"/>
-            </w:pPr>
-            <w:r>
-              <w:t xml:space="preserve">Global Threshold Only</w:t>
-            </w:r>
-          </w:p>
-        </w:tc>
-        <w:tc>
-          <w:tcPr>
-            <w:tcBorders>
-              <w:top w:val="single" w:sz="4" w:space="0" w:color="000000"/>
-              <w:left w:val="single" w:sz="4" w:space="0" w:color="000000"/>
-              <w:bottom w:val="single" w:sz="4" w:space="0" w:color="000000"/>
-              <w:right w:val="single" w:sz="4" w:space="0" w:color="000000"/>
-            </w:tcBorders>
-          </w:tcPr>
-          <w:p>
-            <w:pPr>
-              <w:pStyle w:val="Compact"/>
-              <w:jc w:val="center"/>
-            </w:pPr>
-            <w:r>
-              <w:t xml:space="preserve">1977.54</w:t>
-            </w:r>
-          </w:p>
-        </w:tc>
-        <w:tc>
-          <w:tcPr>
-            <w:tcBorders>
-              <w:top w:val="single" w:sz="4" w:space="0" w:color="000000"/>
-              <w:left w:val="single" w:sz="4" w:space="0" w:color="000000"/>
-              <w:bottom w:val="single" w:sz="4" w:space="0" w:color="000000"/>
-              <w:right w:val="single" w:sz="4" w:space="0" w:color="000000"/>
-            </w:tcBorders>
-          </w:tcPr>
-          <w:p>
-            <w:pPr>
-              <w:pStyle w:val="Compact"/>
-              <w:jc w:val="center"/>
-            </w:pPr>
-            <w:r>
-              <w:t xml:space="preserve">2251</w:t>
-            </w:r>
-          </w:p>
-        </w:tc>
-        <w:tc>
-          <w:tcPr>
-            <w:tcBorders>
-              <w:top w:val="single" w:sz="4" w:space="0" w:color="000000"/>
-              <w:left w:val="single" w:sz="4" w:space="0" w:color="000000"/>
-              <w:bottom w:val="single" w:sz="4" w:space="0" w:color="000000"/>
-              <w:right w:val="single" w:sz="4" w:space="0" w:color="000000"/>
-            </w:tcBorders>
-          </w:tcPr>
-          <w:p>
-            <w:pPr>
-              <w:pStyle w:val="Compact"/>
-              <w:jc w:val="center"/>
-            </w:pPr>
-            <w:r>
-              <w:t xml:space="preserve">147.20</w:t>
-            </w:r>
-          </w:p>
-        </w:tc>
-        <w:tc>
-          <w:tcPr>
-            <w:tcBorders>
-              <w:top w:val="single" w:sz="4" w:space="0" w:color="000000"/>
-              <w:left w:val="single" w:sz="4" w:space="0" w:color="000000"/>
-              <w:bottom w:val="single" w:sz="4" w:space="0" w:color="000000"/>
-              <w:right w:val="single" w:sz="4" w:space="0" w:color="000000"/>
-            </w:tcBorders>
-          </w:tcPr>
-          <w:p>
-            <w:pPr>
-              <w:pStyle w:val="Compact"/>
-              <w:jc w:val="center"/>
-            </w:pPr>
-            <w:r>
-              <w:t xml:space="preserve">7409.42</w:t>
-            </w:r>
-          </w:p>
-        </w:tc>
-        <w:tc>
-          <w:tcPr>
-            <w:tcBorders>
-              <w:top w:val="single" w:sz="4" w:space="0" w:color="000000"/>
-              <w:left w:val="single" w:sz="4" w:space="0" w:color="000000"/>
-              <w:bottom w:val="single" w:sz="4" w:space="0" w:color="000000"/>
-              <w:right w:val="single" w:sz="4" w:space="0" w:color="000000"/>
-            </w:tcBorders>
-          </w:tcPr>
-          <w:p>
-            <w:pPr>
-              <w:pStyle w:val="Compact"/>
-              <w:jc w:val="center"/>
-            </w:pPr>
-            <w:r>
-              <w:t xml:space="preserve">1.9565</w:t>
-            </w:r>
-          </w:p>
-        </w:tc>
-        <w:tc>
-          <w:tcPr>
-            <w:tcBorders>
-              <w:top w:val="single" w:sz="4" w:space="0" w:color="000000"/>
-              <w:left w:val="single" w:sz="4" w:space="0" w:color="000000"/>
-              <w:bottom w:val="single" w:sz="4" w:space="0" w:color="000000"/>
-              <w:right w:val="single" w:sz="4" w:space="0" w:color="000000"/>
-            </w:tcBorders>
-          </w:tcPr>
-          <w:p>
-            <w:pPr>
-              <w:pStyle w:val="Compact"/>
-              <w:jc w:val="center"/>
-            </w:pPr>
-            <w:r>
-              <w:t xml:space="preserve">96.25%</w:t>
-            </w:r>
-          </w:p>
-        </w:tc>
-      </w:tr>
-      <w:tr>
-        <w:tc>
-          <w:tcPr>
-            <w:tcBorders>
-              <w:top w:val="single" w:sz="4" w:space="0" w:color="000000"/>
-              <w:left w:val="single" w:sz="4" w:space="0" w:color="000000"/>
-              <w:bottom w:val="single" w:sz="4" w:space="0" w:color="000000"/>
-              <w:right w:val="single" w:sz="4" w:space="0" w:color="000000"/>
-            </w:tcBorders>
-          </w:tcPr>
-          <w:p>
-            <w:pPr>
-              <w:pStyle w:val="Compact"/>
-              <w:jc w:val="left"/>
-            </w:pPr>
-            <w:r>
-              <w:t xml:space="preserve">Short-scale Only</w:t>
-            </w:r>
-          </w:p>
-        </w:tc>
-        <w:tc>
-          <w:tcPr>
-            <w:tcBorders>
-              <w:top w:val="single" w:sz="4" w:space="0" w:color="000000"/>
-              <w:left w:val="single" w:sz="4" w:space="0" w:color="000000"/>
-              <w:bottom w:val="single" w:sz="4" w:space="0" w:color="000000"/>
-              <w:right w:val="single" w:sz="4" w:space="0" w:color="000000"/>
-            </w:tcBorders>
-          </w:tcPr>
-          <w:p>
-            <w:pPr>
-              <w:pStyle w:val="Compact"/>
-              <w:jc w:val="center"/>
-            </w:pPr>
-            <w:r>
-              <w:t xml:space="preserve">1951.74</w:t>
-            </w:r>
-          </w:p>
-        </w:tc>
-        <w:tc>
-          <w:tcPr>
-            <w:tcBorders>
-              <w:top w:val="single" w:sz="4" w:space="0" w:color="000000"/>
-              <w:left w:val="single" w:sz="4" w:space="0" w:color="000000"/>
-              <w:bottom w:val="single" w:sz="4" w:space="0" w:color="000000"/>
-              <w:right w:val="single" w:sz="4" w:space="0" w:color="000000"/>
-            </w:tcBorders>
-          </w:tcPr>
-          <w:p>
-            <w:pPr>
-              <w:pStyle w:val="Compact"/>
-              <w:jc w:val="center"/>
-            </w:pPr>
-            <w:r>
-              <w:t xml:space="preserve">2122</w:t>
-            </w:r>
-          </w:p>
-        </w:tc>
-        <w:tc>
-          <w:tcPr>
-            <w:tcBorders>
-              <w:top w:val="single" w:sz="4" w:space="0" w:color="000000"/>
-              <w:left w:val="single" w:sz="4" w:space="0" w:color="000000"/>
-              <w:bottom w:val="single" w:sz="4" w:space="0" w:color="000000"/>
-              <w:right w:val="single" w:sz="4" w:space="0" w:color="000000"/>
-            </w:tcBorders>
-          </w:tcPr>
-          <w:p>
-            <w:pPr>
-              <w:pStyle w:val="Compact"/>
-              <w:jc w:val="center"/>
-            </w:pPr>
-            <w:r>
-              <w:t xml:space="preserve">138.77</w:t>
-            </w:r>
-          </w:p>
-        </w:tc>
-        <w:tc>
-          <w:tcPr>
-            <w:tcBorders>
-              <w:top w:val="single" w:sz="4" w:space="0" w:color="000000"/>
-              <w:left w:val="single" w:sz="4" w:space="0" w:color="000000"/>
-              <w:bottom w:val="single" w:sz="4" w:space="0" w:color="000000"/>
-              <w:right w:val="single" w:sz="4" w:space="0" w:color="000000"/>
-            </w:tcBorders>
-          </w:tcPr>
-          <w:p>
-            <w:pPr>
-              <w:pStyle w:val="Compact"/>
-              <w:jc w:val="center"/>
-            </w:pPr>
-            <w:r>
-              <w:t xml:space="preserve">7407.03</w:t>
-            </w:r>
-          </w:p>
-        </w:tc>
-        <w:tc>
-          <w:tcPr>
-            <w:tcBorders>
-              <w:top w:val="single" w:sz="4" w:space="0" w:color="000000"/>
-              <w:left w:val="single" w:sz="4" w:space="0" w:color="000000"/>
-              <w:bottom w:val="single" w:sz="4" w:space="0" w:color="000000"/>
-              <w:right w:val="single" w:sz="4" w:space="0" w:color="000000"/>
-            </w:tcBorders>
-          </w:tcPr>
-          <w:p>
-            <w:pPr>
-              <w:pStyle w:val="Compact"/>
-              <w:jc w:val="center"/>
-            </w:pPr>
-            <w:r>
-              <w:t xml:space="preserve">2.0754</w:t>
-            </w:r>
-          </w:p>
-        </w:tc>
-        <w:tc>
-          <w:tcPr>
-            <w:tcBorders>
-              <w:top w:val="single" w:sz="4" w:space="0" w:color="000000"/>
-              <w:left w:val="single" w:sz="4" w:space="0" w:color="000000"/>
-              <w:bottom w:val="single" w:sz="4" w:space="0" w:color="000000"/>
-              <w:right w:val="single" w:sz="4" w:space="0" w:color="000000"/>
-            </w:tcBorders>
-          </w:tcPr>
-          <w:p>
-            <w:pPr>
-              <w:pStyle w:val="Compact"/>
-              <w:jc w:val="center"/>
-            </w:pPr>
-            <w:r>
-              <w:t xml:space="preserve">94.99%</w:t>
-            </w:r>
-          </w:p>
-        </w:tc>
-      </w:tr>
-      <w:tr>
-        <w:tc>
-          <w:tcPr>
-            <w:tcBorders>
-              <w:top w:val="single" w:sz="4" w:space="0" w:color="000000"/>
-              <w:left w:val="single" w:sz="4" w:space="0" w:color="000000"/>
-              <w:bottom w:val="single" w:sz="4" w:space="0" w:color="000000"/>
-              <w:right w:val="single" w:sz="4" w:space="0" w:color="000000"/>
-            </w:tcBorders>
-          </w:tcPr>
-          <w:p>
-            <w:pPr>
-              <w:pStyle w:val="Compact"/>
-              <w:jc w:val="left"/>
-            </w:pPr>
-            <w:r>
-              <w:t xml:space="preserve">Medium-scale Only</w:t>
-            </w:r>
-          </w:p>
-        </w:tc>
-        <w:tc>
-          <w:tcPr>
-            <w:tcBorders>
-              <w:top w:val="single" w:sz="4" w:space="0" w:color="000000"/>
-              <w:left w:val="single" w:sz="4" w:space="0" w:color="000000"/>
-              <w:bottom w:val="single" w:sz="4" w:space="0" w:color="000000"/>
-              <w:right w:val="single" w:sz="4" w:space="0" w:color="000000"/>
-            </w:tcBorders>
-          </w:tcPr>
-          <w:p>
-            <w:pPr>
-              <w:pStyle w:val="Compact"/>
-              <w:jc w:val="center"/>
-            </w:pPr>
-            <w:r>
-              <w:t xml:space="preserve">2041.96</w:t>
-            </w:r>
-          </w:p>
-        </w:tc>
-        <w:tc>
-          <w:tcPr>
-            <w:tcBorders>
-              <w:top w:val="single" w:sz="4" w:space="0" w:color="000000"/>
-              <w:left w:val="single" w:sz="4" w:space="0" w:color="000000"/>
-              <w:bottom w:val="single" w:sz="4" w:space="0" w:color="000000"/>
-              <w:right w:val="single" w:sz="4" w:space="0" w:color="000000"/>
-            </w:tcBorders>
-          </w:tcPr>
-          <w:p>
-            <w:pPr>
-              <w:pStyle w:val="Compact"/>
-              <w:jc w:val="center"/>
-            </w:pPr>
-            <w:r>
-              <w:t xml:space="preserve">3891</w:t>
-            </w:r>
-          </w:p>
-        </w:tc>
-        <w:tc>
-          <w:tcPr>
-            <w:tcBorders>
-              <w:top w:val="single" w:sz="4" w:space="0" w:color="000000"/>
-              <w:left w:val="single" w:sz="4" w:space="0" w:color="000000"/>
-              <w:bottom w:val="single" w:sz="4" w:space="0" w:color="000000"/>
-              <w:right w:val="single" w:sz="4" w:space="0" w:color="000000"/>
-            </w:tcBorders>
-          </w:tcPr>
-          <w:p>
-            <w:pPr>
-              <w:pStyle w:val="Compact"/>
-              <w:jc w:val="center"/>
-            </w:pPr>
-            <w:r>
-              <w:t xml:space="preserve">254.45</w:t>
-            </w:r>
-          </w:p>
-        </w:tc>
-        <w:tc>
-          <w:tcPr>
-            <w:tcBorders>
-              <w:top w:val="single" w:sz="4" w:space="0" w:color="000000"/>
-              <w:left w:val="single" w:sz="4" w:space="0" w:color="000000"/>
-              <w:bottom w:val="single" w:sz="4" w:space="0" w:color="000000"/>
-              <w:right w:val="single" w:sz="4" w:space="0" w:color="000000"/>
-            </w:tcBorders>
-          </w:tcPr>
-          <w:p>
-            <w:pPr>
-              <w:pStyle w:val="Compact"/>
-              <w:jc w:val="center"/>
-            </w:pPr>
-            <w:r>
-              <w:t xml:space="preserve">7484.70</w:t>
-            </w:r>
-          </w:p>
-        </w:tc>
-        <w:tc>
-          <w:tcPr>
-            <w:tcBorders>
-              <w:top w:val="single" w:sz="4" w:space="0" w:color="000000"/>
-              <w:left w:val="single" w:sz="4" w:space="0" w:color="000000"/>
-              <w:bottom w:val="single" w:sz="4" w:space="0" w:color="000000"/>
-              <w:right w:val="single" w:sz="4" w:space="0" w:color="000000"/>
-            </w:tcBorders>
-          </w:tcPr>
-          <w:p>
-            <w:pPr>
-              <w:pStyle w:val="Compact"/>
-              <w:jc w:val="center"/>
-            </w:pPr>
-            <w:r>
-              <w:t xml:space="preserve">1.1318</w:t>
-            </w:r>
-          </w:p>
-        </w:tc>
-        <w:tc>
-          <w:tcPr>
-            <w:tcBorders>
-              <w:top w:val="single" w:sz="4" w:space="0" w:color="000000"/>
-              <w:left w:val="single" w:sz="4" w:space="0" w:color="000000"/>
-              <w:bottom w:val="single" w:sz="4" w:space="0" w:color="000000"/>
-              <w:right w:val="single" w:sz="4" w:space="0" w:color="000000"/>
-            </w:tcBorders>
-          </w:tcPr>
-          <w:p>
-            <w:pPr>
-              <w:pStyle w:val="Compact"/>
-              <w:jc w:val="center"/>
-            </w:pPr>
-            <w:r>
-              <w:t xml:space="preserve">99.38%</w:t>
-            </w:r>
-          </w:p>
-        </w:tc>
-      </w:tr>
-      <w:tr>
-        <w:tc>
-          <w:tcPr>
-            <w:tcBorders>
-              <w:top w:val="single" w:sz="4" w:space="0" w:color="000000"/>
-              <w:left w:val="single" w:sz="4" w:space="0" w:color="000000"/>
-              <w:bottom w:val="single" w:sz="4" w:space="0" w:color="000000"/>
-              <w:right w:val="single" w:sz="4" w:space="0" w:color="000000"/>
-            </w:tcBorders>
-          </w:tcPr>
-          <w:p>
-            <w:pPr>
-              <w:pStyle w:val="Compact"/>
-              <w:jc w:val="left"/>
-            </w:pPr>
-            <w:r>
-              <w:t xml:space="preserve">Long-scale Only</w:t>
-            </w:r>
-          </w:p>
-        </w:tc>
-        <w:tc>
-          <w:tcPr>
-            <w:tcBorders>
-              <w:top w:val="single" w:sz="4" w:space="0" w:color="000000"/>
-              <w:left w:val="single" w:sz="4" w:space="0" w:color="000000"/>
-              <w:bottom w:val="single" w:sz="4" w:space="0" w:color="000000"/>
-              <w:right w:val="single" w:sz="4" w:space="0" w:color="000000"/>
-            </w:tcBorders>
-          </w:tcPr>
-          <w:p>
-            <w:pPr>
-              <w:pStyle w:val="Compact"/>
-              <w:jc w:val="center"/>
-            </w:pPr>
-            <w:r>
-              <w:t xml:space="preserve">2032.01</w:t>
-            </w:r>
-          </w:p>
-        </w:tc>
-        <w:tc>
-          <w:tcPr>
-            <w:tcBorders>
-              <w:top w:val="single" w:sz="4" w:space="0" w:color="000000"/>
-              <w:left w:val="single" w:sz="4" w:space="0" w:color="000000"/>
-              <w:bottom w:val="single" w:sz="4" w:space="0" w:color="000000"/>
-              <w:right w:val="single" w:sz="4" w:space="0" w:color="000000"/>
-            </w:tcBorders>
-          </w:tcPr>
-          <w:p>
-            <w:pPr>
-              <w:pStyle w:val="Compact"/>
-              <w:jc w:val="center"/>
-            </w:pPr>
-            <w:r>
-              <w:t xml:space="preserve">4334</w:t>
-            </w:r>
-          </w:p>
-        </w:tc>
-        <w:tc>
-          <w:tcPr>
-            <w:tcBorders>
-              <w:top w:val="single" w:sz="4" w:space="0" w:color="000000"/>
-              <w:left w:val="single" w:sz="4" w:space="0" w:color="000000"/>
-              <w:bottom w:val="single" w:sz="4" w:space="0" w:color="000000"/>
-              <w:right w:val="single" w:sz="4" w:space="0" w:color="000000"/>
-            </w:tcBorders>
-          </w:tcPr>
-          <w:p>
-            <w:pPr>
-              <w:pStyle w:val="Compact"/>
-              <w:jc w:val="center"/>
-            </w:pPr>
-            <w:r>
-              <w:t xml:space="preserve">283.42</w:t>
-            </w:r>
-          </w:p>
-        </w:tc>
-        <w:tc>
-          <w:tcPr>
-            <w:tcBorders>
-              <w:top w:val="single" w:sz="4" w:space="0" w:color="000000"/>
-              <w:left w:val="single" w:sz="4" w:space="0" w:color="000000"/>
-              <w:bottom w:val="single" w:sz="4" w:space="0" w:color="000000"/>
-              <w:right w:val="single" w:sz="4" w:space="0" w:color="000000"/>
-            </w:tcBorders>
-          </w:tcPr>
-          <w:p>
-            <w:pPr>
-              <w:pStyle w:val="Compact"/>
-              <w:jc w:val="center"/>
-            </w:pPr>
-            <w:r>
-              <w:t xml:space="preserve">7431.26</w:t>
-            </w:r>
-          </w:p>
-        </w:tc>
-        <w:tc>
-          <w:tcPr>
-            <w:tcBorders>
-              <w:top w:val="single" w:sz="4" w:space="0" w:color="000000"/>
-              <w:left w:val="single" w:sz="4" w:space="0" w:color="000000"/>
-              <w:bottom w:val="single" w:sz="4" w:space="0" w:color="000000"/>
-              <w:right w:val="single" w:sz="4" w:space="0" w:color="000000"/>
-            </w:tcBorders>
-          </w:tcPr>
-          <w:p>
-            <w:pPr>
-              <w:pStyle w:val="Compact"/>
-              <w:jc w:val="center"/>
-            </w:pPr>
-            <w:r>
-              <w:t xml:space="preserve">1.0162</w:t>
-            </w:r>
-          </w:p>
-        </w:tc>
-        <w:tc>
-          <w:tcPr>
-            <w:tcBorders>
-              <w:top w:val="single" w:sz="4" w:space="0" w:color="000000"/>
-              <w:left w:val="single" w:sz="4" w:space="0" w:color="000000"/>
-              <w:bottom w:val="single" w:sz="4" w:space="0" w:color="000000"/>
-              <w:right w:val="single" w:sz="4" w:space="0" w:color="000000"/>
-            </w:tcBorders>
-          </w:tcPr>
-          <w:p>
-            <w:pPr>
-              <w:pStyle w:val="Compact"/>
-              <w:jc w:val="center"/>
-            </w:pPr>
-            <w:r>
-              <w:t xml:space="preserve">98.90%</w:t>
-            </w:r>
-          </w:p>
-        </w:tc>
-      </w:tr>
-      <w:tr>
-        <w:tc>
-          <w:tcPr>
-            <w:tcBorders>
-              <w:top w:val="single" w:sz="4" w:space="0" w:color="000000"/>
-              <w:left w:val="single" w:sz="4" w:space="0" w:color="000000"/>
-              <w:bottom w:val="single" w:sz="4" w:space="0" w:color="000000"/>
-              <w:right w:val="single" w:sz="4" w:space="0" w:color="000000"/>
-            </w:tcBorders>
-          </w:tcPr>
-          <w:p>
-            <w:pPr>
-              <w:pStyle w:val="Compact"/>
-              <w:jc w:val="left"/>
-            </w:pPr>
-            <w:r>
-              <w:rPr>
-                <w:b/>
-                <w:bCs/>
-              </w:rPr>
-              <w:t xml:space="preserve">Full ET-PRL</w:t>
-            </w:r>
-          </w:p>
-        </w:tc>
-        <w:tc>
-          <w:tcPr>
-            <w:tcBorders>
-              <w:top w:val="single" w:sz="4" w:space="0" w:color="000000"/>
-              <w:left w:val="single" w:sz="4" w:space="0" w:color="000000"/>
-              <w:bottom w:val="single" w:sz="4" w:space="0" w:color="000000"/>
-              <w:right w:val="single" w:sz="4" w:space="0" w:color="000000"/>
-            </w:tcBorders>
-          </w:tcPr>
-          <w:p>
-            <w:pPr>
-              <w:pStyle w:val="Compact"/>
-              <w:jc w:val="center"/>
-            </w:pPr>
-            <w:r>
-              <w:rPr>
-                <w:b/>
-                <w:bCs/>
-              </w:rPr>
-              <w:t xml:space="preserve">1939.74</w:t>
-            </w:r>
-          </w:p>
-        </w:tc>
-        <w:tc>
-          <w:tcPr>
-            <w:tcBorders>
-              <w:top w:val="single" w:sz="4" w:space="0" w:color="000000"/>
-              <w:left w:val="single" w:sz="4" w:space="0" w:color="000000"/>
-              <w:bottom w:val="single" w:sz="4" w:space="0" w:color="000000"/>
-              <w:right w:val="single" w:sz="4" w:space="0" w:color="000000"/>
-            </w:tcBorders>
-          </w:tcPr>
-          <w:p>
-            <w:pPr>
-              <w:pStyle w:val="Compact"/>
-              <w:jc w:val="center"/>
-            </w:pPr>
-            <w:r>
-              <w:rPr>
-                <w:b/>
-                <w:bCs/>
-              </w:rPr>
-              <w:t xml:space="preserve">2046</w:t>
-            </w:r>
-          </w:p>
-        </w:tc>
-        <w:tc>
-          <w:tcPr>
-            <w:tcBorders>
-              <w:top w:val="single" w:sz="4" w:space="0" w:color="000000"/>
-              <w:left w:val="single" w:sz="4" w:space="0" w:color="000000"/>
-              <w:bottom w:val="single" w:sz="4" w:space="0" w:color="000000"/>
-              <w:right w:val="single" w:sz="4" w:space="0" w:color="000000"/>
-            </w:tcBorders>
-          </w:tcPr>
-          <w:p>
-            <w:pPr>
-              <w:pStyle w:val="Compact"/>
-              <w:jc w:val="center"/>
-            </w:pPr>
-            <w:r>
-              <w:rPr>
-                <w:b/>
-                <w:bCs/>
-              </w:rPr>
-              <w:t xml:space="preserve">133.80</w:t>
-            </w:r>
-          </w:p>
-        </w:tc>
-        <w:tc>
-          <w:tcPr>
-            <w:tcBorders>
-              <w:top w:val="single" w:sz="4" w:space="0" w:color="000000"/>
-              <w:left w:val="single" w:sz="4" w:space="0" w:color="000000"/>
-              <w:bottom w:val="single" w:sz="4" w:space="0" w:color="000000"/>
-              <w:right w:val="single" w:sz="4" w:space="0" w:color="000000"/>
-            </w:tcBorders>
-          </w:tcPr>
-          <w:p>
-            <w:pPr>
-              <w:pStyle w:val="Compact"/>
-              <w:jc w:val="center"/>
-            </w:pPr>
-            <w:r>
-              <w:rPr>
-                <w:b/>
-                <w:bCs/>
-              </w:rPr>
-              <w:t xml:space="preserve">7331.85</w:t>
-            </w:r>
-          </w:p>
-        </w:tc>
-        <w:tc>
-          <w:tcPr>
-            <w:tcBorders>
-              <w:top w:val="single" w:sz="4" w:space="0" w:color="000000"/>
-              <w:left w:val="single" w:sz="4" w:space="0" w:color="000000"/>
-              <w:bottom w:val="single" w:sz="4" w:space="0" w:color="000000"/>
-              <w:right w:val="single" w:sz="4" w:space="0" w:color="000000"/>
-            </w:tcBorders>
-          </w:tcPr>
-          <w:p>
-            <w:pPr>
-              <w:pStyle w:val="Compact"/>
-              <w:jc w:val="center"/>
-            </w:pPr>
-            <w:r>
-              <w:rPr>
-                <w:b/>
-                <w:bCs/>
-              </w:rPr>
-              <w:t xml:space="preserve">2.1525</w:t>
-            </w:r>
-          </w:p>
-        </w:tc>
-        <w:tc>
-          <w:tcPr>
-            <w:tcBorders>
-              <w:top w:val="single" w:sz="4" w:space="0" w:color="000000"/>
-              <w:left w:val="single" w:sz="4" w:space="0" w:color="000000"/>
-              <w:bottom w:val="single" w:sz="4" w:space="0" w:color="000000"/>
-              <w:right w:val="single" w:sz="4" w:space="0" w:color="000000"/>
-            </w:tcBorders>
-          </w:tcPr>
-          <w:p>
-            <w:pPr>
-              <w:pStyle w:val="Compact"/>
-              <w:jc w:val="center"/>
-            </w:pPr>
-            <w:r>
-              <w:rPr>
-                <w:b/>
-                <w:bCs/>
-              </w:rPr>
-              <w:t xml:space="preserve">94.41%</w:t>
-            </w:r>
-          </w:p>
-        </w:tc>
-      </w:tr>
-    </w:tbl>
     <w:p>
       <w:pPr>
         <w:pStyle w:val="CaptionedFigure"/>
@@ -22379,12 +22053,12 @@
           <wp:inline>
             <wp:extent cx="5334000" cy="3230339"/>
             <wp:effectExtent b="0" l="0" r="0" t="0"/>
-            <wp:docPr descr="Figure 9 Scatter plot of ablation strategies under the tradeoff among energy consumption, performance, and sparsity. The x axis indicates average daily energy consumption, the y axis indicates PPR, color encodes ACR, and text labels identify each ablation strategy" title="" id="46" name="Picture"/>
+            <wp:docPr descr="Figure 8 Alignment of daily load variation and trigger times on day 5 with 5 min sampling. Panel a shows the cooling load curve, panel b shows the trigger pulse raster of ET-PRL, ST-ETC, and TTC-RL-1, and the shaded band across panels indicates a typical high variation period" title="" id="46" name="Picture"/>
             <a:graphic>
               <a:graphicData uri="http://schemas.openxmlformats.org/drawingml/2006/picture">
                 <pic:pic>
                   <pic:nvPicPr>
-                    <pic:cNvPr descr="../pics/fig10_ablation_pareto_scatter.svg" id="47" name="Picture"/>
+                    <pic:cNvPr descr="../pics/fig9_trigger_load_alignment.svg" id="47" name="Picture"/>
                     <pic:cNvPicPr>
                       <a:picLocks noChangeArrowheads="1" noChangeAspect="1"/>
                     </pic:cNvPicPr>
@@ -22431,6 +22105,1379 @@
         <w:pStyle w:val="ImageCaption"/>
       </w:pPr>
       <w:r>
+        <w:t xml:space="preserve">Figure 8 Alignment of daily load variation and trigger times on day 5 with 5 min sampling. Panel a shows the cooling load curve, panel b shows the trigger pulse raster of ET-PRL, ST-ETC, and TTC-RL-1, and the shaded band across panels indicates a typical high variation period</w:t>
+      </w:r>
+    </w:p>
+    <w:p>
+      <w:pPr>
+        <w:pStyle w:val="BodyText"/>
+      </w:pPr>
+      <w:r>
+        <w:t xml:space="preserve">By comparison, the ET-PRL trigger pulses are densely distributed during load ramp-up and abrupt change periods, but become much sparser during stable periods such as nighttime. In contrast, because ST-ETC uses a fixed decision boundary, its trigger actions are more concentrated in time, whereas TTC-RL-1 triggers at every time step.</w:t>
+      </w:r>
+    </w:p>
+    <w:p>
+      <w:pPr>
+        <w:pStyle w:val="BodyText"/>
+      </w:pPr>
+      <w:r>
+        <w:t xml:space="preserve">Across the full test set, we define the interval where the absolute cooling load variation exceeds the 85th percentile</w:t>
+      </w:r>
+      <w:r>
+        <w:t xml:space="preserve"> </w:t>
+      </w:r>
+      <m:oMath>
+        <m:sSub>
+          <m:e>
+            <m:r>
+              <m:t>q</m:t>
+            </m:r>
+          </m:e>
+          <m:sub>
+            <m:r>
+              <m:t>85</m:t>
+            </m:r>
+          </m:sub>
+        </m:sSub>
+      </m:oMath>
+      <w:r>
+        <w:t xml:space="preserve"> </w:t>
+      </w:r>
+      <w:r>
+        <w:t xml:space="preserve">of all samples as the high variation region, and the interval below the 30th percentile</w:t>
+      </w:r>
+      <w:r>
+        <w:t xml:space="preserve"> </w:t>
+      </w:r>
+      <m:oMath>
+        <m:sSub>
+          <m:e>
+            <m:r>
+              <m:t>q</m:t>
+            </m:r>
+          </m:e>
+          <m:sub>
+            <m:r>
+              <m:t>30</m:t>
+            </m:r>
+          </m:sub>
+        </m:sSub>
+      </m:oMath>
+      <w:r>
+        <w:t xml:space="preserve"> </w:t>
+      </w:r>
+      <w:r>
+        <w:t xml:space="preserve">as the low variation region, namely a relatively stable base load period. The statistics show that the trigger rate of ET-PRL reaches 0.707 in the high variation region and drops to 0.350 in the low variation region, giving a ratio of 2.02. The corresponding ratios are 1.73 for ST-ETC and 1.00 for TTC-RL-1. To verify the robustness of this conclusion, we further relax the percentile thresholds. When the evaluation intervals are replaced by the 80th and 20th percentile pair or the 90th and 40th percentile pair, the high to low variation trigger rate ratio of ET-PRL remains stable at 1.91 and 2.02, respectively.</w:t>
+      </w:r>
+    </w:p>
+    <w:p>
+      <w:pPr>
+        <w:pStyle w:val="BodyText"/>
+      </w:pPr>
+      <w:r>
+        <w:t xml:space="preserve">From an energy efficiency perspective, the benefits of control sparsification are reflected not only in reduced mechanical wear on the actuators, but also in the suppression of transient efficiency losses caused by frequent chiller adjustments. Conventional high frequency feedback control with a fixed step forces centrifugal chillers to repeatedly enter non steady transition stages, thereby moving away from the steady operating boundary associated with the optimal COP. In contrast, the long holding characteristic shown by ET-PRL provides the chiller with a much wider window for continuous steady operation. This working mode reduces both actuator mechanical wear and the extra energy loss caused by frequent chiller adjustments.</w:t>
+      </w:r>
+    </w:p>
+    <w:p>
+      <w:pPr>
+        <w:pStyle w:val="BodyText"/>
+      </w:pPr>
+      <w:r>
+        <w:t xml:space="preserve">In summary, the proposed ET-PRL method exhibits an adaptive temporal pattern with fast responses during disturbed periods and fewer updates during stable periods. This pattern shows that multi scale anomaly score fusion in the streaming gating mechanism can effectively capture disturbances at different time scales, while the two layer dynamic threshold helps suppress control oscillations near the threshold boundary. Together, these components provide a clear physical explanation for sparse control.</w:t>
+      </w:r>
+    </w:p>
+    <w:p>
+      <w:pPr>
+        <w:pStyle w:val="Compact"/>
+        <w:numPr>
+          <w:ilvl w:val="0"/>
+          <w:numId w:val="1015"/>
+        </w:numPr>
+      </w:pPr>
+      <w:r>
+        <w:t xml:space="preserve">Ablation Study Analysis</w:t>
+      </w:r>
+    </w:p>
+    <w:p>
+      <w:pPr>
+        <w:pStyle w:val="FirstParagraph"/>
+      </w:pPr>
+      <w:r>
+        <w:t xml:space="preserve">To quantify the contribution of each component in the proposed method, we conduct an ablation study under a controlled variable experimental design. Unless otherwise specified, all experimental groups use the same training configuration, test set, and evaluation protocol. In addition to the fixed step reference baseline TTC-RL-1, the ablation study includes six comparison methods, consisting of five simplified variants and the full model, to analyze the contributions of the dual threshold module and the multi scale module. Table 2 summarizes the test set results of all strategies, where relative metrics such as ACR and PPR use TTC-RL-1 as the computational baseline, whereas the remaining metrics are test set statistics.</w:t>
+      </w:r>
+    </w:p>
+    <w:p>
+      <w:pPr>
+        <w:pStyle w:val="BodyText"/>
+      </w:pPr>
+      <w:r>
+        <w:t xml:space="preserve">Table 2 Key module ablation results</w:t>
+      </w:r>
+    </w:p>
+    <w:tbl>
+      <w:tblPr>
+        <w:tblStyle w:val="Table"/>
+        <w:tblW w:type="pct" w:w="5000"/>
+        <w:tblLayout w:type="fixed"/>
+        <w:tblLook w:firstRow="1" w:lastRow="0" w:firstColumn="0" w:lastColumn="0" w:noHBand="0" w:noVBand="0" w:val="0020"/>
+        <w:tblBorders>
+          <w:top w:val="single" w:sz="4" w:space="0" w:color="000000"/>
+          <w:left w:val="single" w:sz="4" w:space="0" w:color="000000"/>
+          <w:bottom w:val="single" w:sz="4" w:space="0" w:color="000000"/>
+          <w:right w:val="single" w:sz="4" w:space="0" w:color="000000"/>
+          <w:insideH w:val="single" w:sz="4" w:space="0" w:color="000000"/>
+          <w:insideV w:val="single" w:sz="4" w:space="0" w:color="000000"/>
+        </w:tblBorders>
+      </w:tblPr>
+      <w:tblGrid>
+        <w:gridCol w:w="1131"/>
+        <w:gridCol w:w="1131"/>
+        <w:gridCol w:w="1131"/>
+        <w:gridCol w:w="1131"/>
+        <w:gridCol w:w="1131"/>
+        <w:gridCol w:w="1131"/>
+        <w:gridCol w:w="1131"/>
+      </w:tblGrid>
+      <w:tr>
+        <w:trPr>
+          <w:tblHeader w:val="on"/>
+        </w:trPr>
+        <w:tc>
+          <w:tcPr>
+            <w:tcBorders>
+              <w:top w:val="single" w:sz="4" w:space="0" w:color="000000"/>
+              <w:left w:val="single" w:sz="4" w:space="0" w:color="000000"/>
+              <w:bottom w:val="single" w:sz="4" w:space="0" w:color="000000"/>
+              <w:right w:val="single" w:sz="4" w:space="0" w:color="000000"/>
+            </w:tcBorders>
+          </w:tcPr>
+          <w:p>
+            <w:pPr>
+              <w:pStyle w:val="Compact"/>
+              <w:jc w:val="left"/>
+            </w:pPr>
+            <w:r>
+              <w:rPr>
+                <w:b/>
+                <w:bCs/>
+              </w:rPr>
+              <w:t xml:space="preserve">Method</w:t>
+            </w:r>
+          </w:p>
+        </w:tc>
+        <w:tc>
+          <w:tcPr>
+            <w:tcBorders>
+              <w:top w:val="single" w:sz="4" w:space="0" w:color="000000"/>
+              <w:left w:val="single" w:sz="4" w:space="0" w:color="000000"/>
+              <w:bottom w:val="single" w:sz="4" w:space="0" w:color="000000"/>
+              <w:right w:val="single" w:sz="4" w:space="0" w:color="000000"/>
+            </w:tcBorders>
+          </w:tcPr>
+          <w:p>
+            <w:pPr>
+              <w:pStyle w:val="Compact"/>
+              <w:jc w:val="center"/>
+            </w:pPr>
+            <m:oMath>
+              <m:sSub>
+                <m:e>
+                  <m:r>
+                    <m:t>R</m:t>
+                  </m:r>
+                </m:e>
+                <m:sub>
+                  <m:r>
+                    <m:rPr>
+                      <m:nor/>
+                      <m:sty m:val="p"/>
+                    </m:rPr>
+                    <m:t>test</m:t>
+                  </m:r>
+                </m:sub>
+              </m:sSub>
+            </m:oMath>
+          </w:p>
+        </w:tc>
+        <w:tc>
+          <w:tcPr>
+            <w:tcBorders>
+              <w:top w:val="single" w:sz="4" w:space="0" w:color="000000"/>
+              <w:left w:val="single" w:sz="4" w:space="0" w:color="000000"/>
+              <w:bottom w:val="single" w:sz="4" w:space="0" w:color="000000"/>
+              <w:right w:val="single" w:sz="4" w:space="0" w:color="000000"/>
+            </w:tcBorders>
+          </w:tcPr>
+          <w:p>
+            <w:pPr>
+              <w:pStyle w:val="Compact"/>
+              <w:jc w:val="center"/>
+            </w:pPr>
+            <m:oMath>
+              <m:sSub>
+                <m:e>
+                  <m:r>
+                    <m:t>N</m:t>
+                  </m:r>
+                </m:e>
+                <m:sub>
+                  <m:r>
+                    <m:rPr>
+                      <m:nor/>
+                      <m:sty m:val="p"/>
+                    </m:rPr>
+                    <m:t>update</m:t>
+                  </m:r>
+                </m:sub>
+              </m:sSub>
+            </m:oMath>
+          </w:p>
+        </w:tc>
+        <w:tc>
+          <w:tcPr>
+            <w:tcBorders>
+              <w:top w:val="single" w:sz="4" w:space="0" w:color="000000"/>
+              <w:left w:val="single" w:sz="4" w:space="0" w:color="000000"/>
+              <w:bottom w:val="single" w:sz="4" w:space="0" w:color="000000"/>
+              <w:right w:val="single" w:sz="4" w:space="0" w:color="000000"/>
+            </w:tcBorders>
+          </w:tcPr>
+          <w:p>
+            <w:pPr>
+              <w:pStyle w:val="Compact"/>
+              <w:jc w:val="center"/>
+            </w:pPr>
+            <m:oMath>
+              <m:sSub>
+                <m:e>
+                  <m:r>
+                    <m:t>N</m:t>
+                  </m:r>
+                </m:e>
+                <m:sub>
+                  <m:r>
+                    <m:rPr>
+                      <m:nor/>
+                      <m:sty m:val="p"/>
+                    </m:rPr>
+                    <m:t>daily</m:t>
+                  </m:r>
+                </m:sub>
+              </m:sSub>
+            </m:oMath>
+          </w:p>
+        </w:tc>
+        <w:tc>
+          <w:tcPr>
+            <w:tcBorders>
+              <w:top w:val="single" w:sz="4" w:space="0" w:color="000000"/>
+              <w:left w:val="single" w:sz="4" w:space="0" w:color="000000"/>
+              <w:bottom w:val="single" w:sz="4" w:space="0" w:color="000000"/>
+              <w:right w:val="single" w:sz="4" w:space="0" w:color="000000"/>
+            </w:tcBorders>
+          </w:tcPr>
+          <w:p>
+            <w:pPr>
+              <w:pStyle w:val="Compact"/>
+              <w:jc w:val="center"/>
+            </w:pPr>
+            <m:oMath>
+              <m:sSub>
+                <m:e>
+                  <m:r>
+                    <m:t>E</m:t>
+                  </m:r>
+                </m:e>
+                <m:sub>
+                  <m:r>
+                    <m:rPr>
+                      <m:nor/>
+                      <m:sty m:val="p"/>
+                    </m:rPr>
+                    <m:t>daily</m:t>
+                  </m:r>
+                </m:sub>
+              </m:sSub>
+            </m:oMath>
+            <w:r>
+              <w:t xml:space="preserve">, kWh/day</w:t>
+            </w:r>
+          </w:p>
+        </w:tc>
+        <w:tc>
+          <w:tcPr>
+            <w:tcBorders>
+              <w:top w:val="single" w:sz="4" w:space="0" w:color="000000"/>
+              <w:left w:val="single" w:sz="4" w:space="0" w:color="000000"/>
+              <w:bottom w:val="single" w:sz="4" w:space="0" w:color="000000"/>
+              <w:right w:val="single" w:sz="4" w:space="0" w:color="000000"/>
+            </w:tcBorders>
+          </w:tcPr>
+          <w:p>
+            <w:pPr>
+              <w:pStyle w:val="Compact"/>
+              <w:jc w:val="center"/>
+            </w:pPr>
+            <w:r>
+              <w:t xml:space="preserve">ACR</w:t>
+            </w:r>
+          </w:p>
+        </w:tc>
+        <w:tc>
+          <w:tcPr>
+            <w:tcBorders>
+              <w:top w:val="single" w:sz="4" w:space="0" w:color="000000"/>
+              <w:left w:val="single" w:sz="4" w:space="0" w:color="000000"/>
+              <w:bottom w:val="single" w:sz="4" w:space="0" w:color="000000"/>
+              <w:right w:val="single" w:sz="4" w:space="0" w:color="000000"/>
+            </w:tcBorders>
+          </w:tcPr>
+          <w:p>
+            <w:pPr>
+              <w:pStyle w:val="Compact"/>
+              <w:jc w:val="center"/>
+            </w:pPr>
+            <w:r>
+              <w:t xml:space="preserve">PPR</w:t>
+            </w:r>
+          </w:p>
+        </w:tc>
+      </w:tr>
+      <w:tr>
+        <w:tc>
+          <w:tcPr>
+            <w:tcBorders>
+              <w:top w:val="single" w:sz="4" w:space="0" w:color="000000"/>
+              <w:left w:val="single" w:sz="4" w:space="0" w:color="000000"/>
+              <w:bottom w:val="single" w:sz="4" w:space="0" w:color="000000"/>
+              <w:right w:val="single" w:sz="4" w:space="0" w:color="000000"/>
+            </w:tcBorders>
+          </w:tcPr>
+          <w:p>
+            <w:pPr>
+              <w:pStyle w:val="Compact"/>
+              <w:jc w:val="left"/>
+            </w:pPr>
+            <w:r>
+              <w:t xml:space="preserve">TTC-RL-1 baseline</w:t>
+            </w:r>
+          </w:p>
+        </w:tc>
+        <w:tc>
+          <w:tcPr>
+            <w:tcBorders>
+              <w:top w:val="single" w:sz="4" w:space="0" w:color="000000"/>
+              <w:left w:val="single" w:sz="4" w:space="0" w:color="000000"/>
+              <w:bottom w:val="single" w:sz="4" w:space="0" w:color="000000"/>
+              <w:right w:val="single" w:sz="4" w:space="0" w:color="000000"/>
+            </w:tcBorders>
+          </w:tcPr>
+          <w:p>
+            <w:pPr>
+              <w:pStyle w:val="Compact"/>
+              <w:jc w:val="center"/>
+            </w:pPr>
+            <w:r>
+              <w:t xml:space="preserve">2054.63</w:t>
+            </w:r>
+          </w:p>
+        </w:tc>
+        <w:tc>
+          <w:tcPr>
+            <w:tcBorders>
+              <w:top w:val="single" w:sz="4" w:space="0" w:color="000000"/>
+              <w:left w:val="single" w:sz="4" w:space="0" w:color="000000"/>
+              <w:bottom w:val="single" w:sz="4" w:space="0" w:color="000000"/>
+              <w:right w:val="single" w:sz="4" w:space="0" w:color="000000"/>
+            </w:tcBorders>
+          </w:tcPr>
+          <w:p>
+            <w:pPr>
+              <w:pStyle w:val="Compact"/>
+              <w:jc w:val="center"/>
+            </w:pPr>
+            <w:r>
+              <w:t xml:space="preserve">4404</w:t>
+            </w:r>
+          </w:p>
+        </w:tc>
+        <w:tc>
+          <w:tcPr>
+            <w:tcBorders>
+              <w:top w:val="single" w:sz="4" w:space="0" w:color="000000"/>
+              <w:left w:val="single" w:sz="4" w:space="0" w:color="000000"/>
+              <w:bottom w:val="single" w:sz="4" w:space="0" w:color="000000"/>
+              <w:right w:val="single" w:sz="4" w:space="0" w:color="000000"/>
+            </w:tcBorders>
+          </w:tcPr>
+          <w:p>
+            <w:pPr>
+              <w:pStyle w:val="Compact"/>
+              <w:jc w:val="center"/>
+            </w:pPr>
+            <w:r>
+              <w:t xml:space="preserve">288.00</w:t>
+            </w:r>
+          </w:p>
+        </w:tc>
+        <w:tc>
+          <w:tcPr>
+            <w:tcBorders>
+              <w:top w:val="single" w:sz="4" w:space="0" w:color="000000"/>
+              <w:left w:val="single" w:sz="4" w:space="0" w:color="000000"/>
+              <w:bottom w:val="single" w:sz="4" w:space="0" w:color="000000"/>
+              <w:right w:val="single" w:sz="4" w:space="0" w:color="000000"/>
+            </w:tcBorders>
+          </w:tcPr>
+          <w:p>
+            <w:pPr>
+              <w:pStyle w:val="Compact"/>
+              <w:jc w:val="center"/>
+            </w:pPr>
+            <w:r>
+              <w:t xml:space="preserve">7491.14</w:t>
+            </w:r>
+          </w:p>
+        </w:tc>
+        <w:tc>
+          <w:tcPr>
+            <w:tcBorders>
+              <w:top w:val="single" w:sz="4" w:space="0" w:color="000000"/>
+              <w:left w:val="single" w:sz="4" w:space="0" w:color="000000"/>
+              <w:bottom w:val="single" w:sz="4" w:space="0" w:color="000000"/>
+              <w:right w:val="single" w:sz="4" w:space="0" w:color="000000"/>
+            </w:tcBorders>
+          </w:tcPr>
+          <w:p>
+            <w:pPr>
+              <w:pStyle w:val="Compact"/>
+              <w:jc w:val="center"/>
+            </w:pPr>
+            <w:r>
+              <w:t xml:space="preserve">1.0000</w:t>
+            </w:r>
+          </w:p>
+        </w:tc>
+        <w:tc>
+          <w:tcPr>
+            <w:tcBorders>
+              <w:top w:val="single" w:sz="4" w:space="0" w:color="000000"/>
+              <w:left w:val="single" w:sz="4" w:space="0" w:color="000000"/>
+              <w:bottom w:val="single" w:sz="4" w:space="0" w:color="000000"/>
+              <w:right w:val="single" w:sz="4" w:space="0" w:color="000000"/>
+            </w:tcBorders>
+          </w:tcPr>
+          <w:p>
+            <w:pPr>
+              <w:pStyle w:val="Compact"/>
+              <w:jc w:val="center"/>
+            </w:pPr>
+            <w:r>
+              <w:t xml:space="preserve">100.00%</w:t>
+            </w:r>
+          </w:p>
+        </w:tc>
+      </w:tr>
+      <w:tr>
+        <w:tc>
+          <w:tcPr>
+            <w:tcBorders>
+              <w:top w:val="single" w:sz="4" w:space="0" w:color="000000"/>
+              <w:left w:val="single" w:sz="4" w:space="0" w:color="000000"/>
+              <w:bottom w:val="single" w:sz="4" w:space="0" w:color="000000"/>
+              <w:right w:val="single" w:sz="4" w:space="0" w:color="000000"/>
+            </w:tcBorders>
+          </w:tcPr>
+          <w:p>
+            <w:pPr>
+              <w:pStyle w:val="Compact"/>
+              <w:jc w:val="left"/>
+            </w:pPr>
+            <w:r>
+              <w:t xml:space="preserve">Local Threshold Only</w:t>
+            </w:r>
+          </w:p>
+        </w:tc>
+        <w:tc>
+          <w:tcPr>
+            <w:tcBorders>
+              <w:top w:val="single" w:sz="4" w:space="0" w:color="000000"/>
+              <w:left w:val="single" w:sz="4" w:space="0" w:color="000000"/>
+              <w:bottom w:val="single" w:sz="4" w:space="0" w:color="000000"/>
+              <w:right w:val="single" w:sz="4" w:space="0" w:color="000000"/>
+            </w:tcBorders>
+          </w:tcPr>
+          <w:p>
+            <w:pPr>
+              <w:pStyle w:val="Compact"/>
+              <w:jc w:val="center"/>
+            </w:pPr>
+            <w:r>
+              <w:t xml:space="preserve">1958.05</w:t>
+            </w:r>
+          </w:p>
+        </w:tc>
+        <w:tc>
+          <w:tcPr>
+            <w:tcBorders>
+              <w:top w:val="single" w:sz="4" w:space="0" w:color="000000"/>
+              <w:left w:val="single" w:sz="4" w:space="0" w:color="000000"/>
+              <w:bottom w:val="single" w:sz="4" w:space="0" w:color="000000"/>
+              <w:right w:val="single" w:sz="4" w:space="0" w:color="000000"/>
+            </w:tcBorders>
+          </w:tcPr>
+          <w:p>
+            <w:pPr>
+              <w:pStyle w:val="Compact"/>
+              <w:jc w:val="center"/>
+            </w:pPr>
+            <w:r>
+              <w:t xml:space="preserve">2257</w:t>
+            </w:r>
+          </w:p>
+        </w:tc>
+        <w:tc>
+          <w:tcPr>
+            <w:tcBorders>
+              <w:top w:val="single" w:sz="4" w:space="0" w:color="000000"/>
+              <w:left w:val="single" w:sz="4" w:space="0" w:color="000000"/>
+              <w:bottom w:val="single" w:sz="4" w:space="0" w:color="000000"/>
+              <w:right w:val="single" w:sz="4" w:space="0" w:color="000000"/>
+            </w:tcBorders>
+          </w:tcPr>
+          <w:p>
+            <w:pPr>
+              <w:pStyle w:val="Compact"/>
+              <w:jc w:val="center"/>
+            </w:pPr>
+            <w:r>
+              <w:t xml:space="preserve">147.60</w:t>
+            </w:r>
+          </w:p>
+        </w:tc>
+        <w:tc>
+          <w:tcPr>
+            <w:tcBorders>
+              <w:top w:val="single" w:sz="4" w:space="0" w:color="000000"/>
+              <w:left w:val="single" w:sz="4" w:space="0" w:color="000000"/>
+              <w:bottom w:val="single" w:sz="4" w:space="0" w:color="000000"/>
+              <w:right w:val="single" w:sz="4" w:space="0" w:color="000000"/>
+            </w:tcBorders>
+          </w:tcPr>
+          <w:p>
+            <w:pPr>
+              <w:pStyle w:val="Compact"/>
+              <w:jc w:val="center"/>
+            </w:pPr>
+            <w:r>
+              <w:t xml:space="preserve">7367.57</w:t>
+            </w:r>
+          </w:p>
+        </w:tc>
+        <w:tc>
+          <w:tcPr>
+            <w:tcBorders>
+              <w:top w:val="single" w:sz="4" w:space="0" w:color="000000"/>
+              <w:left w:val="single" w:sz="4" w:space="0" w:color="000000"/>
+              <w:bottom w:val="single" w:sz="4" w:space="0" w:color="000000"/>
+              <w:right w:val="single" w:sz="4" w:space="0" w:color="000000"/>
+            </w:tcBorders>
+          </w:tcPr>
+          <w:p>
+            <w:pPr>
+              <w:pStyle w:val="Compact"/>
+              <w:jc w:val="center"/>
+            </w:pPr>
+            <w:r>
+              <w:t xml:space="preserve">1.9513</w:t>
+            </w:r>
+          </w:p>
+        </w:tc>
+        <w:tc>
+          <w:tcPr>
+            <w:tcBorders>
+              <w:top w:val="single" w:sz="4" w:space="0" w:color="000000"/>
+              <w:left w:val="single" w:sz="4" w:space="0" w:color="000000"/>
+              <w:bottom w:val="single" w:sz="4" w:space="0" w:color="000000"/>
+              <w:right w:val="single" w:sz="4" w:space="0" w:color="000000"/>
+            </w:tcBorders>
+          </w:tcPr>
+          <w:p>
+            <w:pPr>
+              <w:pStyle w:val="Compact"/>
+              <w:jc w:val="center"/>
+            </w:pPr>
+            <w:r>
+              <w:t xml:space="preserve">95.30%</w:t>
+            </w:r>
+          </w:p>
+        </w:tc>
+      </w:tr>
+      <w:tr>
+        <w:tc>
+          <w:tcPr>
+            <w:tcBorders>
+              <w:top w:val="single" w:sz="4" w:space="0" w:color="000000"/>
+              <w:left w:val="single" w:sz="4" w:space="0" w:color="000000"/>
+              <w:bottom w:val="single" w:sz="4" w:space="0" w:color="000000"/>
+              <w:right w:val="single" w:sz="4" w:space="0" w:color="000000"/>
+            </w:tcBorders>
+          </w:tcPr>
+          <w:p>
+            <w:pPr>
+              <w:pStyle w:val="Compact"/>
+              <w:jc w:val="left"/>
+            </w:pPr>
+            <w:r>
+              <w:t xml:space="preserve">Global Threshold Only</w:t>
+            </w:r>
+          </w:p>
+        </w:tc>
+        <w:tc>
+          <w:tcPr>
+            <w:tcBorders>
+              <w:top w:val="single" w:sz="4" w:space="0" w:color="000000"/>
+              <w:left w:val="single" w:sz="4" w:space="0" w:color="000000"/>
+              <w:bottom w:val="single" w:sz="4" w:space="0" w:color="000000"/>
+              <w:right w:val="single" w:sz="4" w:space="0" w:color="000000"/>
+            </w:tcBorders>
+          </w:tcPr>
+          <w:p>
+            <w:pPr>
+              <w:pStyle w:val="Compact"/>
+              <w:jc w:val="center"/>
+            </w:pPr>
+            <w:r>
+              <w:t xml:space="preserve">1977.54</w:t>
+            </w:r>
+          </w:p>
+        </w:tc>
+        <w:tc>
+          <w:tcPr>
+            <w:tcBorders>
+              <w:top w:val="single" w:sz="4" w:space="0" w:color="000000"/>
+              <w:left w:val="single" w:sz="4" w:space="0" w:color="000000"/>
+              <w:bottom w:val="single" w:sz="4" w:space="0" w:color="000000"/>
+              <w:right w:val="single" w:sz="4" w:space="0" w:color="000000"/>
+            </w:tcBorders>
+          </w:tcPr>
+          <w:p>
+            <w:pPr>
+              <w:pStyle w:val="Compact"/>
+              <w:jc w:val="center"/>
+            </w:pPr>
+            <w:r>
+              <w:t xml:space="preserve">2251</w:t>
+            </w:r>
+          </w:p>
+        </w:tc>
+        <w:tc>
+          <w:tcPr>
+            <w:tcBorders>
+              <w:top w:val="single" w:sz="4" w:space="0" w:color="000000"/>
+              <w:left w:val="single" w:sz="4" w:space="0" w:color="000000"/>
+              <w:bottom w:val="single" w:sz="4" w:space="0" w:color="000000"/>
+              <w:right w:val="single" w:sz="4" w:space="0" w:color="000000"/>
+            </w:tcBorders>
+          </w:tcPr>
+          <w:p>
+            <w:pPr>
+              <w:pStyle w:val="Compact"/>
+              <w:jc w:val="center"/>
+            </w:pPr>
+            <w:r>
+              <w:t xml:space="preserve">147.20</w:t>
+            </w:r>
+          </w:p>
+        </w:tc>
+        <w:tc>
+          <w:tcPr>
+            <w:tcBorders>
+              <w:top w:val="single" w:sz="4" w:space="0" w:color="000000"/>
+              <w:left w:val="single" w:sz="4" w:space="0" w:color="000000"/>
+              <w:bottom w:val="single" w:sz="4" w:space="0" w:color="000000"/>
+              <w:right w:val="single" w:sz="4" w:space="0" w:color="000000"/>
+            </w:tcBorders>
+          </w:tcPr>
+          <w:p>
+            <w:pPr>
+              <w:pStyle w:val="Compact"/>
+              <w:jc w:val="center"/>
+            </w:pPr>
+            <w:r>
+              <w:t xml:space="preserve">7409.42</w:t>
+            </w:r>
+          </w:p>
+        </w:tc>
+        <w:tc>
+          <w:tcPr>
+            <w:tcBorders>
+              <w:top w:val="single" w:sz="4" w:space="0" w:color="000000"/>
+              <w:left w:val="single" w:sz="4" w:space="0" w:color="000000"/>
+              <w:bottom w:val="single" w:sz="4" w:space="0" w:color="000000"/>
+              <w:right w:val="single" w:sz="4" w:space="0" w:color="000000"/>
+            </w:tcBorders>
+          </w:tcPr>
+          <w:p>
+            <w:pPr>
+              <w:pStyle w:val="Compact"/>
+              <w:jc w:val="center"/>
+            </w:pPr>
+            <w:r>
+              <w:t xml:space="preserve">1.9565</w:t>
+            </w:r>
+          </w:p>
+        </w:tc>
+        <w:tc>
+          <w:tcPr>
+            <w:tcBorders>
+              <w:top w:val="single" w:sz="4" w:space="0" w:color="000000"/>
+              <w:left w:val="single" w:sz="4" w:space="0" w:color="000000"/>
+              <w:bottom w:val="single" w:sz="4" w:space="0" w:color="000000"/>
+              <w:right w:val="single" w:sz="4" w:space="0" w:color="000000"/>
+            </w:tcBorders>
+          </w:tcPr>
+          <w:p>
+            <w:pPr>
+              <w:pStyle w:val="Compact"/>
+              <w:jc w:val="center"/>
+            </w:pPr>
+            <w:r>
+              <w:t xml:space="preserve">96.25%</w:t>
+            </w:r>
+          </w:p>
+        </w:tc>
+      </w:tr>
+      <w:tr>
+        <w:tc>
+          <w:tcPr>
+            <w:tcBorders>
+              <w:top w:val="single" w:sz="4" w:space="0" w:color="000000"/>
+              <w:left w:val="single" w:sz="4" w:space="0" w:color="000000"/>
+              <w:bottom w:val="single" w:sz="4" w:space="0" w:color="000000"/>
+              <w:right w:val="single" w:sz="4" w:space="0" w:color="000000"/>
+            </w:tcBorders>
+          </w:tcPr>
+          <w:p>
+            <w:pPr>
+              <w:pStyle w:val="Compact"/>
+              <w:jc w:val="left"/>
+            </w:pPr>
+            <w:r>
+              <w:t xml:space="preserve">Short-scale Only</w:t>
+            </w:r>
+          </w:p>
+        </w:tc>
+        <w:tc>
+          <w:tcPr>
+            <w:tcBorders>
+              <w:top w:val="single" w:sz="4" w:space="0" w:color="000000"/>
+              <w:left w:val="single" w:sz="4" w:space="0" w:color="000000"/>
+              <w:bottom w:val="single" w:sz="4" w:space="0" w:color="000000"/>
+              <w:right w:val="single" w:sz="4" w:space="0" w:color="000000"/>
+            </w:tcBorders>
+          </w:tcPr>
+          <w:p>
+            <w:pPr>
+              <w:pStyle w:val="Compact"/>
+              <w:jc w:val="center"/>
+            </w:pPr>
+            <w:r>
+              <w:t xml:space="preserve">1951.74</w:t>
+            </w:r>
+          </w:p>
+        </w:tc>
+        <w:tc>
+          <w:tcPr>
+            <w:tcBorders>
+              <w:top w:val="single" w:sz="4" w:space="0" w:color="000000"/>
+              <w:left w:val="single" w:sz="4" w:space="0" w:color="000000"/>
+              <w:bottom w:val="single" w:sz="4" w:space="0" w:color="000000"/>
+              <w:right w:val="single" w:sz="4" w:space="0" w:color="000000"/>
+            </w:tcBorders>
+          </w:tcPr>
+          <w:p>
+            <w:pPr>
+              <w:pStyle w:val="Compact"/>
+              <w:jc w:val="center"/>
+            </w:pPr>
+            <w:r>
+              <w:t xml:space="preserve">2122</w:t>
+            </w:r>
+          </w:p>
+        </w:tc>
+        <w:tc>
+          <w:tcPr>
+            <w:tcBorders>
+              <w:top w:val="single" w:sz="4" w:space="0" w:color="000000"/>
+              <w:left w:val="single" w:sz="4" w:space="0" w:color="000000"/>
+              <w:bottom w:val="single" w:sz="4" w:space="0" w:color="000000"/>
+              <w:right w:val="single" w:sz="4" w:space="0" w:color="000000"/>
+            </w:tcBorders>
+          </w:tcPr>
+          <w:p>
+            <w:pPr>
+              <w:pStyle w:val="Compact"/>
+              <w:jc w:val="center"/>
+            </w:pPr>
+            <w:r>
+              <w:t xml:space="preserve">138.77</w:t>
+            </w:r>
+          </w:p>
+        </w:tc>
+        <w:tc>
+          <w:tcPr>
+            <w:tcBorders>
+              <w:top w:val="single" w:sz="4" w:space="0" w:color="000000"/>
+              <w:left w:val="single" w:sz="4" w:space="0" w:color="000000"/>
+              <w:bottom w:val="single" w:sz="4" w:space="0" w:color="000000"/>
+              <w:right w:val="single" w:sz="4" w:space="0" w:color="000000"/>
+            </w:tcBorders>
+          </w:tcPr>
+          <w:p>
+            <w:pPr>
+              <w:pStyle w:val="Compact"/>
+              <w:jc w:val="center"/>
+            </w:pPr>
+            <w:r>
+              <w:t xml:space="preserve">7407.03</w:t>
+            </w:r>
+          </w:p>
+        </w:tc>
+        <w:tc>
+          <w:tcPr>
+            <w:tcBorders>
+              <w:top w:val="single" w:sz="4" w:space="0" w:color="000000"/>
+              <w:left w:val="single" w:sz="4" w:space="0" w:color="000000"/>
+              <w:bottom w:val="single" w:sz="4" w:space="0" w:color="000000"/>
+              <w:right w:val="single" w:sz="4" w:space="0" w:color="000000"/>
+            </w:tcBorders>
+          </w:tcPr>
+          <w:p>
+            <w:pPr>
+              <w:pStyle w:val="Compact"/>
+              <w:jc w:val="center"/>
+            </w:pPr>
+            <w:r>
+              <w:t xml:space="preserve">2.0754</w:t>
+            </w:r>
+          </w:p>
+        </w:tc>
+        <w:tc>
+          <w:tcPr>
+            <w:tcBorders>
+              <w:top w:val="single" w:sz="4" w:space="0" w:color="000000"/>
+              <w:left w:val="single" w:sz="4" w:space="0" w:color="000000"/>
+              <w:bottom w:val="single" w:sz="4" w:space="0" w:color="000000"/>
+              <w:right w:val="single" w:sz="4" w:space="0" w:color="000000"/>
+            </w:tcBorders>
+          </w:tcPr>
+          <w:p>
+            <w:pPr>
+              <w:pStyle w:val="Compact"/>
+              <w:jc w:val="center"/>
+            </w:pPr>
+            <w:r>
+              <w:t xml:space="preserve">94.99%</w:t>
+            </w:r>
+          </w:p>
+        </w:tc>
+      </w:tr>
+      <w:tr>
+        <w:tc>
+          <w:tcPr>
+            <w:tcBorders>
+              <w:top w:val="single" w:sz="4" w:space="0" w:color="000000"/>
+              <w:left w:val="single" w:sz="4" w:space="0" w:color="000000"/>
+              <w:bottom w:val="single" w:sz="4" w:space="0" w:color="000000"/>
+              <w:right w:val="single" w:sz="4" w:space="0" w:color="000000"/>
+            </w:tcBorders>
+          </w:tcPr>
+          <w:p>
+            <w:pPr>
+              <w:pStyle w:val="Compact"/>
+              <w:jc w:val="left"/>
+            </w:pPr>
+            <w:r>
+              <w:t xml:space="preserve">Medium-scale Only</w:t>
+            </w:r>
+          </w:p>
+        </w:tc>
+        <w:tc>
+          <w:tcPr>
+            <w:tcBorders>
+              <w:top w:val="single" w:sz="4" w:space="0" w:color="000000"/>
+              <w:left w:val="single" w:sz="4" w:space="0" w:color="000000"/>
+              <w:bottom w:val="single" w:sz="4" w:space="0" w:color="000000"/>
+              <w:right w:val="single" w:sz="4" w:space="0" w:color="000000"/>
+            </w:tcBorders>
+          </w:tcPr>
+          <w:p>
+            <w:pPr>
+              <w:pStyle w:val="Compact"/>
+              <w:jc w:val="center"/>
+            </w:pPr>
+            <w:r>
+              <w:t xml:space="preserve">2041.96</w:t>
+            </w:r>
+          </w:p>
+        </w:tc>
+        <w:tc>
+          <w:tcPr>
+            <w:tcBorders>
+              <w:top w:val="single" w:sz="4" w:space="0" w:color="000000"/>
+              <w:left w:val="single" w:sz="4" w:space="0" w:color="000000"/>
+              <w:bottom w:val="single" w:sz="4" w:space="0" w:color="000000"/>
+              <w:right w:val="single" w:sz="4" w:space="0" w:color="000000"/>
+            </w:tcBorders>
+          </w:tcPr>
+          <w:p>
+            <w:pPr>
+              <w:pStyle w:val="Compact"/>
+              <w:jc w:val="center"/>
+            </w:pPr>
+            <w:r>
+              <w:t xml:space="preserve">3891</w:t>
+            </w:r>
+          </w:p>
+        </w:tc>
+        <w:tc>
+          <w:tcPr>
+            <w:tcBorders>
+              <w:top w:val="single" w:sz="4" w:space="0" w:color="000000"/>
+              <w:left w:val="single" w:sz="4" w:space="0" w:color="000000"/>
+              <w:bottom w:val="single" w:sz="4" w:space="0" w:color="000000"/>
+              <w:right w:val="single" w:sz="4" w:space="0" w:color="000000"/>
+            </w:tcBorders>
+          </w:tcPr>
+          <w:p>
+            <w:pPr>
+              <w:pStyle w:val="Compact"/>
+              <w:jc w:val="center"/>
+            </w:pPr>
+            <w:r>
+              <w:t xml:space="preserve">254.45</w:t>
+            </w:r>
+          </w:p>
+        </w:tc>
+        <w:tc>
+          <w:tcPr>
+            <w:tcBorders>
+              <w:top w:val="single" w:sz="4" w:space="0" w:color="000000"/>
+              <w:left w:val="single" w:sz="4" w:space="0" w:color="000000"/>
+              <w:bottom w:val="single" w:sz="4" w:space="0" w:color="000000"/>
+              <w:right w:val="single" w:sz="4" w:space="0" w:color="000000"/>
+            </w:tcBorders>
+          </w:tcPr>
+          <w:p>
+            <w:pPr>
+              <w:pStyle w:val="Compact"/>
+              <w:jc w:val="center"/>
+            </w:pPr>
+            <w:r>
+              <w:t xml:space="preserve">7484.70</w:t>
+            </w:r>
+          </w:p>
+        </w:tc>
+        <w:tc>
+          <w:tcPr>
+            <w:tcBorders>
+              <w:top w:val="single" w:sz="4" w:space="0" w:color="000000"/>
+              <w:left w:val="single" w:sz="4" w:space="0" w:color="000000"/>
+              <w:bottom w:val="single" w:sz="4" w:space="0" w:color="000000"/>
+              <w:right w:val="single" w:sz="4" w:space="0" w:color="000000"/>
+            </w:tcBorders>
+          </w:tcPr>
+          <w:p>
+            <w:pPr>
+              <w:pStyle w:val="Compact"/>
+              <w:jc w:val="center"/>
+            </w:pPr>
+            <w:r>
+              <w:t xml:space="preserve">1.1318</w:t>
+            </w:r>
+          </w:p>
+        </w:tc>
+        <w:tc>
+          <w:tcPr>
+            <w:tcBorders>
+              <w:top w:val="single" w:sz="4" w:space="0" w:color="000000"/>
+              <w:left w:val="single" w:sz="4" w:space="0" w:color="000000"/>
+              <w:bottom w:val="single" w:sz="4" w:space="0" w:color="000000"/>
+              <w:right w:val="single" w:sz="4" w:space="0" w:color="000000"/>
+            </w:tcBorders>
+          </w:tcPr>
+          <w:p>
+            <w:pPr>
+              <w:pStyle w:val="Compact"/>
+              <w:jc w:val="center"/>
+            </w:pPr>
+            <w:r>
+              <w:t xml:space="preserve">99.38%</w:t>
+            </w:r>
+          </w:p>
+        </w:tc>
+      </w:tr>
+      <w:tr>
+        <w:tc>
+          <w:tcPr>
+            <w:tcBorders>
+              <w:top w:val="single" w:sz="4" w:space="0" w:color="000000"/>
+              <w:left w:val="single" w:sz="4" w:space="0" w:color="000000"/>
+              <w:bottom w:val="single" w:sz="4" w:space="0" w:color="000000"/>
+              <w:right w:val="single" w:sz="4" w:space="0" w:color="000000"/>
+            </w:tcBorders>
+          </w:tcPr>
+          <w:p>
+            <w:pPr>
+              <w:pStyle w:val="Compact"/>
+              <w:jc w:val="left"/>
+            </w:pPr>
+            <w:r>
+              <w:t xml:space="preserve">Long-scale Only</w:t>
+            </w:r>
+          </w:p>
+        </w:tc>
+        <w:tc>
+          <w:tcPr>
+            <w:tcBorders>
+              <w:top w:val="single" w:sz="4" w:space="0" w:color="000000"/>
+              <w:left w:val="single" w:sz="4" w:space="0" w:color="000000"/>
+              <w:bottom w:val="single" w:sz="4" w:space="0" w:color="000000"/>
+              <w:right w:val="single" w:sz="4" w:space="0" w:color="000000"/>
+            </w:tcBorders>
+          </w:tcPr>
+          <w:p>
+            <w:pPr>
+              <w:pStyle w:val="Compact"/>
+              <w:jc w:val="center"/>
+            </w:pPr>
+            <w:r>
+              <w:t xml:space="preserve">2032.01</w:t>
+            </w:r>
+          </w:p>
+        </w:tc>
+        <w:tc>
+          <w:tcPr>
+            <w:tcBorders>
+              <w:top w:val="single" w:sz="4" w:space="0" w:color="000000"/>
+              <w:left w:val="single" w:sz="4" w:space="0" w:color="000000"/>
+              <w:bottom w:val="single" w:sz="4" w:space="0" w:color="000000"/>
+              <w:right w:val="single" w:sz="4" w:space="0" w:color="000000"/>
+            </w:tcBorders>
+          </w:tcPr>
+          <w:p>
+            <w:pPr>
+              <w:pStyle w:val="Compact"/>
+              <w:jc w:val="center"/>
+            </w:pPr>
+            <w:r>
+              <w:t xml:space="preserve">4334</w:t>
+            </w:r>
+          </w:p>
+        </w:tc>
+        <w:tc>
+          <w:tcPr>
+            <w:tcBorders>
+              <w:top w:val="single" w:sz="4" w:space="0" w:color="000000"/>
+              <w:left w:val="single" w:sz="4" w:space="0" w:color="000000"/>
+              <w:bottom w:val="single" w:sz="4" w:space="0" w:color="000000"/>
+              <w:right w:val="single" w:sz="4" w:space="0" w:color="000000"/>
+            </w:tcBorders>
+          </w:tcPr>
+          <w:p>
+            <w:pPr>
+              <w:pStyle w:val="Compact"/>
+              <w:jc w:val="center"/>
+            </w:pPr>
+            <w:r>
+              <w:t xml:space="preserve">283.42</w:t>
+            </w:r>
+          </w:p>
+        </w:tc>
+        <w:tc>
+          <w:tcPr>
+            <w:tcBorders>
+              <w:top w:val="single" w:sz="4" w:space="0" w:color="000000"/>
+              <w:left w:val="single" w:sz="4" w:space="0" w:color="000000"/>
+              <w:bottom w:val="single" w:sz="4" w:space="0" w:color="000000"/>
+              <w:right w:val="single" w:sz="4" w:space="0" w:color="000000"/>
+            </w:tcBorders>
+          </w:tcPr>
+          <w:p>
+            <w:pPr>
+              <w:pStyle w:val="Compact"/>
+              <w:jc w:val="center"/>
+            </w:pPr>
+            <w:r>
+              <w:t xml:space="preserve">7431.26</w:t>
+            </w:r>
+          </w:p>
+        </w:tc>
+        <w:tc>
+          <w:tcPr>
+            <w:tcBorders>
+              <w:top w:val="single" w:sz="4" w:space="0" w:color="000000"/>
+              <w:left w:val="single" w:sz="4" w:space="0" w:color="000000"/>
+              <w:bottom w:val="single" w:sz="4" w:space="0" w:color="000000"/>
+              <w:right w:val="single" w:sz="4" w:space="0" w:color="000000"/>
+            </w:tcBorders>
+          </w:tcPr>
+          <w:p>
+            <w:pPr>
+              <w:pStyle w:val="Compact"/>
+              <w:jc w:val="center"/>
+            </w:pPr>
+            <w:r>
+              <w:t xml:space="preserve">1.0162</w:t>
+            </w:r>
+          </w:p>
+        </w:tc>
+        <w:tc>
+          <w:tcPr>
+            <w:tcBorders>
+              <w:top w:val="single" w:sz="4" w:space="0" w:color="000000"/>
+              <w:left w:val="single" w:sz="4" w:space="0" w:color="000000"/>
+              <w:bottom w:val="single" w:sz="4" w:space="0" w:color="000000"/>
+              <w:right w:val="single" w:sz="4" w:space="0" w:color="000000"/>
+            </w:tcBorders>
+          </w:tcPr>
+          <w:p>
+            <w:pPr>
+              <w:pStyle w:val="Compact"/>
+              <w:jc w:val="center"/>
+            </w:pPr>
+            <w:r>
+              <w:t xml:space="preserve">98.90%</w:t>
+            </w:r>
+          </w:p>
+        </w:tc>
+      </w:tr>
+      <w:tr>
+        <w:tc>
+          <w:tcPr>
+            <w:tcBorders>
+              <w:top w:val="single" w:sz="4" w:space="0" w:color="000000"/>
+              <w:left w:val="single" w:sz="4" w:space="0" w:color="000000"/>
+              <w:bottom w:val="single" w:sz="4" w:space="0" w:color="000000"/>
+              <w:right w:val="single" w:sz="4" w:space="0" w:color="000000"/>
+            </w:tcBorders>
+          </w:tcPr>
+          <w:p>
+            <w:pPr>
+              <w:pStyle w:val="Compact"/>
+              <w:jc w:val="left"/>
+            </w:pPr>
+            <w:r>
+              <w:rPr>
+                <w:b/>
+                <w:bCs/>
+              </w:rPr>
+              <w:t xml:space="preserve">Full ET-PRL</w:t>
+            </w:r>
+          </w:p>
+        </w:tc>
+        <w:tc>
+          <w:tcPr>
+            <w:tcBorders>
+              <w:top w:val="single" w:sz="4" w:space="0" w:color="000000"/>
+              <w:left w:val="single" w:sz="4" w:space="0" w:color="000000"/>
+              <w:bottom w:val="single" w:sz="4" w:space="0" w:color="000000"/>
+              <w:right w:val="single" w:sz="4" w:space="0" w:color="000000"/>
+            </w:tcBorders>
+          </w:tcPr>
+          <w:p>
+            <w:pPr>
+              <w:pStyle w:val="Compact"/>
+              <w:jc w:val="center"/>
+            </w:pPr>
+            <w:r>
+              <w:rPr>
+                <w:b/>
+                <w:bCs/>
+              </w:rPr>
+              <w:t xml:space="preserve">1939.74</w:t>
+            </w:r>
+          </w:p>
+        </w:tc>
+        <w:tc>
+          <w:tcPr>
+            <w:tcBorders>
+              <w:top w:val="single" w:sz="4" w:space="0" w:color="000000"/>
+              <w:left w:val="single" w:sz="4" w:space="0" w:color="000000"/>
+              <w:bottom w:val="single" w:sz="4" w:space="0" w:color="000000"/>
+              <w:right w:val="single" w:sz="4" w:space="0" w:color="000000"/>
+            </w:tcBorders>
+          </w:tcPr>
+          <w:p>
+            <w:pPr>
+              <w:pStyle w:val="Compact"/>
+              <w:jc w:val="center"/>
+            </w:pPr>
+            <w:r>
+              <w:rPr>
+                <w:b/>
+                <w:bCs/>
+              </w:rPr>
+              <w:t xml:space="preserve">2046</w:t>
+            </w:r>
+          </w:p>
+        </w:tc>
+        <w:tc>
+          <w:tcPr>
+            <w:tcBorders>
+              <w:top w:val="single" w:sz="4" w:space="0" w:color="000000"/>
+              <w:left w:val="single" w:sz="4" w:space="0" w:color="000000"/>
+              <w:bottom w:val="single" w:sz="4" w:space="0" w:color="000000"/>
+              <w:right w:val="single" w:sz="4" w:space="0" w:color="000000"/>
+            </w:tcBorders>
+          </w:tcPr>
+          <w:p>
+            <w:pPr>
+              <w:pStyle w:val="Compact"/>
+              <w:jc w:val="center"/>
+            </w:pPr>
+            <w:r>
+              <w:rPr>
+                <w:b/>
+                <w:bCs/>
+              </w:rPr>
+              <w:t xml:space="preserve">133.80</w:t>
+            </w:r>
+          </w:p>
+        </w:tc>
+        <w:tc>
+          <w:tcPr>
+            <w:tcBorders>
+              <w:top w:val="single" w:sz="4" w:space="0" w:color="000000"/>
+              <w:left w:val="single" w:sz="4" w:space="0" w:color="000000"/>
+              <w:bottom w:val="single" w:sz="4" w:space="0" w:color="000000"/>
+              <w:right w:val="single" w:sz="4" w:space="0" w:color="000000"/>
+            </w:tcBorders>
+          </w:tcPr>
+          <w:p>
+            <w:pPr>
+              <w:pStyle w:val="Compact"/>
+              <w:jc w:val="center"/>
+            </w:pPr>
+            <w:r>
+              <w:rPr>
+                <w:b/>
+                <w:bCs/>
+              </w:rPr>
+              <w:t xml:space="preserve">7331.85</w:t>
+            </w:r>
+          </w:p>
+        </w:tc>
+        <w:tc>
+          <w:tcPr>
+            <w:tcBorders>
+              <w:top w:val="single" w:sz="4" w:space="0" w:color="000000"/>
+              <w:left w:val="single" w:sz="4" w:space="0" w:color="000000"/>
+              <w:bottom w:val="single" w:sz="4" w:space="0" w:color="000000"/>
+              <w:right w:val="single" w:sz="4" w:space="0" w:color="000000"/>
+            </w:tcBorders>
+          </w:tcPr>
+          <w:p>
+            <w:pPr>
+              <w:pStyle w:val="Compact"/>
+              <w:jc w:val="center"/>
+            </w:pPr>
+            <w:r>
+              <w:rPr>
+                <w:b/>
+                <w:bCs/>
+              </w:rPr>
+              <w:t xml:space="preserve">2.1525</w:t>
+            </w:r>
+          </w:p>
+        </w:tc>
+        <w:tc>
+          <w:tcPr>
+            <w:tcBorders>
+              <w:top w:val="single" w:sz="4" w:space="0" w:color="000000"/>
+              <w:left w:val="single" w:sz="4" w:space="0" w:color="000000"/>
+              <w:bottom w:val="single" w:sz="4" w:space="0" w:color="000000"/>
+              <w:right w:val="single" w:sz="4" w:space="0" w:color="000000"/>
+            </w:tcBorders>
+          </w:tcPr>
+          <w:p>
+            <w:pPr>
+              <w:pStyle w:val="Compact"/>
+              <w:jc w:val="center"/>
+            </w:pPr>
+            <w:r>
+              <w:rPr>
+                <w:b/>
+                <w:bCs/>
+              </w:rPr>
+              <w:t xml:space="preserve">94.41%</w:t>
+            </w:r>
+          </w:p>
+        </w:tc>
+      </w:tr>
+    </w:tbl>
+    <w:p>
+      <w:pPr>
+        <w:pStyle w:val="CaptionedFigure"/>
+      </w:pPr>
+      <w:r>
+        <w:drawing>
+          <wp:inline>
+            <wp:extent cx="5334000" cy="3230339"/>
+            <wp:effectExtent b="0" l="0" r="0" t="0"/>
+            <wp:docPr descr="Figure 9 Scatter plot of ablation strategies under the tradeoff among energy consumption, performance, and sparsity. The x axis indicates average daily energy consumption, the y axis indicates PPR, color encodes ACR, and text labels identify each ablation strategy" title="" id="49" name="Picture"/>
+            <a:graphic>
+              <a:graphicData uri="http://schemas.openxmlformats.org/drawingml/2006/picture">
+                <pic:pic>
+                  <pic:nvPicPr>
+                    <pic:cNvPr descr="../pics/fig10_ablation_pareto_scatter.svg" id="50" name="Picture"/>
+                    <pic:cNvPicPr>
+                      <a:picLocks noChangeArrowheads="1" noChangeAspect="1"/>
+                    </pic:cNvPicPr>
+                  </pic:nvPicPr>
+                  <pic:blipFill>
+                    <a:blip>
+                      <a:extLst>
+                        <a:ext uri="{28A0092B-C50C-407E-A947-70E740481C1C}">
+                          <a14:useLocalDpi xmlns:a14="http://schemas.microsoft.com/office/drawing/2010/main" val="0"/>
+                        </a:ext>
+                        <a:ext uri="{96DAC541-7B7A-43D3-8B79-37D633B846F1}">
+                          <asvg:svgBlip xmlns:asvg="http://schemas.microsoft.com/office/drawing/2016/SVG/main" r:embed="rId48"/>
+                        </a:ext>
+                      </a:extLst>
+                    </a:blip>
+                    <a:stretch>
+                      <a:fillRect/>
+                    </a:stretch>
+                  </pic:blipFill>
+                  <pic:spPr bwMode="auto">
+                    <a:xfrm>
+                      <a:off x="0" y="0"/>
+                      <a:ext cx="5334000" cy="3230339"/>
+                    </a:xfrm>
+                    <a:prstGeom prst="rect">
+                      <a:avLst/>
+                    </a:prstGeom>
+                    <a:noFill/>
+                    <a:ln w="9525">
+                      <a:noFill/>
+                      <a:headEnd/>
+                      <a:tailEnd/>
+                    </a:ln>
+                  </pic:spPr>
+                </pic:pic>
+              </a:graphicData>
+            </a:graphic>
+          </wp:inline>
+        </w:drawing>
+      </w:r>
+    </w:p>
+    <w:p>
+      <w:pPr>
+        <w:pStyle w:val="ImageCaption"/>
+      </w:pPr>
+      <w:r>
         <w:t xml:space="preserve">Figure 9 Scatter plot of ablation strategies under the tradeoff among energy consumption, performance, and sparsity. The x axis indicates average daily energy consumption, the y axis indicates PPR, color encodes ACR, and text labels identify each ablation strategy</w:t>
       </w:r>
     </w:p>
@@ -28314,9 +29361,9 @@
         <w:t xml:space="preserve">smooths short term fluctuations and reduces both trigger count and energy consumption, but it may weaken the response to rapid disturbances. Therefore, when selecting parameter values in this paper, we first exclude values that make the gate never trigger or trigger too often. Among the remaining values, we prioritize parameter combinations that produce fewer triggers without clear reward degradation, and avoid introducing excessive energy increases only to improve reward.</w:t>
       </w:r>
     </w:p>
-    <w:bookmarkEnd w:id="48"/>
-    <w:bookmarkEnd w:id="49"/>
-    <w:bookmarkStart w:id="50" w:name="conclusion"/>
+    <w:bookmarkEnd w:id="51"/>
+    <w:bookmarkEnd w:id="52"/>
+    <w:bookmarkStart w:id="53" w:name="conclusion"/>
     <w:p>
       <w:pPr>
         <w:pStyle w:val="Heading1"/>
@@ -28333,8 +29380,8 @@
         <w:t xml:space="preserve">This paper proposes event-triggered predictive reinforcement learning with unsupervised dynamic event gating (ET-PRL) to address the redundant computation and actuator wear caused by fixed time-step reinforcement learning control in building HVAC systems. ET-PRL constructs an online gating mechanism by combining streaming multi-scale anomaly scoring with a two-layer adaptive threshold, and couples it with a predictive DQN controller so that control actions are updated only when the system state deviates significantly from the recent normal distribution. Experimental results show that, compared with the fixed-step baseline, the proposed method reduces action updates by 53.54% while achieving a 2.13% energy saving rate and retaining 94.41% of baseline performance, demonstrating its ability to achieve an effective trade-off between control accuracy and execution cost. The multi-scale fusion weights and adaptive threshold parameters of the proposed ET-PRL method are currently determined through offline Bayesian optimization. Future work could incorporate these parameters into an end-to-end training framework for joint optimization with the reinforcement learning policy, enabling the gating trigger boundary to update alongside policy evolution and reducing manual effort in offline tuning. In addition, since our current experiments are based on a single chiller scenario, we could extend the proposed method to cooling source systems with multiple chillers operating in parallel by introducing distributed or hierarchical event-triggering mechanisms across units, allowing each chiller to independently decide its control update timing based on its own load conditions, thereby reducing total system computational overhead while maintaining overall energy efficiency.</w:t>
       </w:r>
     </w:p>
-    <w:bookmarkEnd w:id="50"/>
-    <w:bookmarkStart w:id="51" w:name="appendix-a-supplementary-tables"/>
+    <w:bookmarkEnd w:id="53"/>
+    <w:bookmarkStart w:id="54" w:name="appendix-a-supplementary-tables"/>
     <w:p>
       <w:pPr>
         <w:pStyle w:val="Heading1"/>
@@ -32557,8 +33604,8 @@
         </w:tc>
       </w:tr>
     </w:tbl>
-    <w:bookmarkEnd w:id="51"/>
-    <w:bookmarkStart w:id="52" w:name="references"/>
+    <w:bookmarkEnd w:id="54"/>
+    <w:bookmarkStart w:id="55" w:name="references"/>
     <w:p>
       <w:pPr>
         <w:pStyle w:val="Heading1"/>
@@ -33104,7 +34151,7 @@
         <w:t xml:space="preserve">Building Simulation. Beijing: Tsinghua University Press, 2026.</w:t>
       </w:r>
     </w:p>
-    <w:bookmarkEnd w:id="52"/>
+    <w:bookmarkEnd w:id="55"/>
     <w:sectPr>
       <w:footnotePr>
         <w:numRestart w:val="eachSect"/>

--- a/docs/papers/小论文-en.docx
+++ b/docs/papers/小论文-en.docx
@@ -6,71 +6,16 @@
       <w:pPr>
         <w:pStyle w:val="1"/>
       </w:pPr>
-      <w:bookmarkStart w:id="0" w:name="X04cee04bf2a246021ce4e654352c5fc897f90d4"/>
-      <w:r>
-        <w:t>HVAC Predictive Control Method Based on Dynamic Event Triggering</w:t>
-      </w:r>
-    </w:p>
-    <w:p>
-      <w:pPr>
-        <w:pStyle w:val="aa"/>
-        <w:ind w:left="0" w:rightChars="200"/>
-      </w:pPr>
-      <w:commentRangeStart w:id="1"/>
-      <w:r>
-        <w:t>Dynamic Event-Gated Predictive Reinforcement Learning for Sparse and Energy-Efficient HVAC Control</w:t>
-      </w:r>
-    </w:p>
-    <w:p>
-      <w:pPr>
-        <w:pStyle w:val="aa"/>
-        <w:ind w:left="0" w:rightChars="200"/>
-      </w:pPr>
-      <w:r>
-        <w:t>Event-Triggered Predictive Reinforcement Learning with Dynamic Anomaly Gating for HVAC Control</w:t>
-      </w:r>
-    </w:p>
-    <w:p>
-      <w:pPr>
-        <w:pStyle w:val="aa"/>
-        <w:ind w:left="0" w:rightChars="200"/>
-      </w:pPr>
-      <w:r>
-        <w:t>Sparse Predictive Reinforcement Learning for HVAC Control via Dynamic Event Gating</w:t>
-      </w:r>
-    </w:p>
-    <w:p>
-      <w:pPr>
-        <w:pStyle w:val="aa"/>
-        <w:ind w:left="0" w:rightChars="200"/>
-      </w:pPr>
-      <w:r>
-        <w:t>Dynamic Event-Gated Reinforcement Learning for Energy-Efficient HVAC Predictive Control</w:t>
-      </w:r>
-    </w:p>
-    <w:p>
-      <w:pPr>
-        <w:pStyle w:val="aa"/>
-        <w:ind w:left="0" w:rightChars="200"/>
-      </w:pPr>
-      <w:r>
-        <w:t>Anomaly-Gated Predictive Reinforcement Learning for Event-Driven HVAC Control</w:t>
-      </w:r>
-      <w:commentRangeEnd w:id="1"/>
-      <w:r>
-        <w:rPr>
-          <w:rStyle w:val="af0"/>
-          <w:sz w:val="24"/>
-          <w:szCs w:val="24"/>
-        </w:rPr>
-        <w:commentReference w:id="1"/>
+      <w:bookmarkStart w:id="0" w:name="X1ba95a9534da6b73afa62e690b8039532158f42"/>
+      <w:r>
+        <w:t>Event Triggered Predictive Reinforcement Learning with Unsupervised Dynamic Event Gating for Energy-Efficient HVAC Control</w:t>
       </w:r>
     </w:p>
     <w:p>
       <w:pPr>
         <w:pStyle w:val="1"/>
       </w:pPr>
-      <w:bookmarkStart w:id="2" w:name="abstract"/>
+      <w:bookmarkStart w:id="1" w:name="abstract"/>
       <w:bookmarkEnd w:id="0"/>
       <w:r>
         <w:t>Abstract</w:t>
@@ -81,30 +26,16 @@
         <w:pStyle w:val="FirstParagraph"/>
       </w:pPr>
       <w:r>
-        <w:t xml:space="preserve">Deep reinforcement learning (DRL) has shown strong potential for HVAC control, yet existing methods generally follow a fixed time-step control paradigm that cannot adapt the decision frequency to the intensity of load disturbances, resulting in an inherent trade-off between response speed and control cost. Event-triggered control (ETC) can mitigate this issue through on-demand update mechanisms, but existing schemes rely on static triggering rules that lack dynamic adaptability to long-term operating condition drift. </w:t>
-      </w:r>
-      <w:commentRangeStart w:id="3"/>
-      <w:r>
-        <w:t>To address this gap, we propose event-triggered predictive reinforcement learning with unsupervised dynamic event gating (ET-PRL), an on-demand HVAC control method that turns fixed-frequency policy execution into state-dependent intervention. The key idea is to treat control triggering as an online deviation detection problem over predictive operating states, so that action updates are released only when the current state depart sufficiently from recent normal patterns. ET-PRL integrates multi-scale streaming anomaly scoring with a local-global adaptive threshold, allowing the trigger boundary to remain sensitive to abrupt disturbances while adapting to intraday variation and long-term operating drift. Coupled with a predictive DQN controller, this design preserves timely intervention during critical load changes and suppresses redundant policy inference and actuator switching during stable operation.Experiments on real chiller operation data show that ET-PRL reduces action updates by 53.54%, achieves a 2.13% energy saving, and preserves 94.41% of the cumulative reward obtained by the fixed-step dense RL controller, thereby offering a better trade-off between control accuracy and execution cost for building HVAC control.</w:t>
-      </w:r>
-      <w:commentRangeEnd w:id="3"/>
-      <w:r>
-        <w:rPr>
-          <w:rStyle w:val="af0"/>
-          <w:sz w:val="24"/>
-          <w:szCs w:val="24"/>
-        </w:rPr>
-        <w:commentReference w:id="3"/>
+        <w:t>Deep reinforcement learning (DRL) has shown strong potential for HVAC control, yet existing methods generally follow a time triggered control (TTC) paradigm that cannot adapt the decision frequency to the intensity of load disturbances, resulting in an inherent trade-off between response speed and control cost. Event triggered control (ETC) can mitigate this issue through on-demand update mechanisms, but existing schemes rely on static triggering rules that lack dynamic adaptability to long-term operating condition drift. To address this gap, we propose event triggered predictive reinforcement learning with unsupervised dynamic event gating (ET-PRL), an on-demand HVAC control method that turns time triggered policy execution into state-dependent action updates where the key idea is to treat control triggering as an online anomaly detection problem over the predictive state, so that control action updates are released only when the current state deviates sufficiently from the recent reference distribution. We construct a multi-scale fused anomaly score and a local-global two-layer adaptive threshold, allowing the trigger boundary to remain sensitive to abrupt disturbances while adapting to intraday variation and long-term operating condition drift. Coupled with a predictive DQN controller, ET-PRL preserves timely intervention during abrupt load changes and suppresses unnecessary policy inference and actuator wear during stable operation. Experiments on real chiller operation data show that, compared with the fixed-step reinforcement learning baseline, ET-PRL reduces action updates by 53.54% and achieves a 2.13% reduction in energy consumption, thereby offering a better trade-off between control performance and execution cost for building HVAC control.</w:t>
       </w:r>
     </w:p>
     <w:p>
       <w:pPr>
         <w:pStyle w:val="1"/>
       </w:pPr>
-      <w:bookmarkStart w:id="4" w:name="introduction"/>
-      <w:bookmarkEnd w:id="2"/>
-      <w:r>
-        <w:lastRenderedPageBreak/>
+      <w:bookmarkStart w:id="2" w:name="introduction"/>
+      <w:bookmarkEnd w:id="1"/>
+      <w:r>
         <w:t>1. Introduction</w:t>
       </w:r>
     </w:p>
@@ -113,7 +44,11 @@
         <w:pStyle w:val="FirstParagraph"/>
       </w:pPr>
       <w:r>
-        <w:t>As global climate change intensifies, reducing energy consumption and emissions in the building sector has become an urgent priority. Statistics show that buildings account for over 35 percent of global energy consumption, and heating, ventilation, and air conditioning (HVAC) systems are responsible for about 50 percent of this building energy use and also serve as key resources for demand response where the chiller is the main energy consuming component, and its operating efficiency directly determines the overall system performance to some extent [1]. However, in real engineering scenarios, building thermal load is affected by several changing factors, including outdoor weather, occupant activity, equipment heat release and so on, while the HVAC system is nonlinear, changes over time, and has strong thermal inertia with delayed response, which makes HVAC control challenging [2].</w:t>
+        <w:t xml:space="preserve">As global climate change intensifies, reducing energy consumption and emissions in the building sector has become an urgent priority. Statistics show that buildings account for over 35 percent of global energy consumption, and heating, ventilation, and air conditioning (HVAC) systems are responsible for about 50 percent of this building energy use and also serve as key resources for demand response where the chiller is the main energy consuming component, and its operating efficiency directly determines the overall system performance to some extent [1]. However, in real engineering scenarios, building thermal load is affected by several changing </w:t>
+      </w:r>
+      <w:r>
+        <w:lastRenderedPageBreak/>
+        <w:t>factors, including outdoor weather, occupant activity, equipment heat release and so on, while the HVAC system is nonlinear, changes over time, and has strong thermal inertia with delayed response, which makes HVAC control challenging [2].</w:t>
       </w:r>
     </w:p>
     <w:p>
@@ -129,7 +64,7 @@
         <w:pStyle w:val="a0"/>
       </w:pPr>
       <w:r>
-        <w:t>The event triggered control (ETC) mechanism was developed to reduce the extra computation and equipment wear caused by TTC [7]. By updating the control system only when the system state changes significantly, ETC overcomes the constraint of TTC and provides a practical way to balance response speed and control cost [8]. Building on this advantage, prior studies have introduced ETC into DRL, where the control policy is updated when specific predefined events are triggered, which helps balance thermal comfort and energy consumption [9]. However, most existing ETC methods still rely on static rules set by experts, such as fixed temperature deadbands or load fluctuation thresholds [10]. Such static triggering schemes cannot adapt well to real building environments that are highly nonlinear and time varying. They also struggle to handle differences in thermal inertia across buildings and performance drift caused by equipment aging, which can lead to frequent false triggers or delayed control responses [11].</w:t>
+        <w:t>The event triggered control (ETC) mechanism was developed to reduce the extra computation and actuator wear caused by TTC [7]. By updating the control system only when the system state changes significantly, ETC overcomes the constraint of TTC and provides a practical way to balance response speed and control cost [8]. Building on this advantage, prior studies have introduced ETC into DRL, where the control policy is updated when static triggering rules are satisfied, which helps balance thermal comfort and energy consumption [9]. However, most existing ETC methods still rely on static rules set by experts, such as fixed temperature deadbands or load fluctuation thresholds [10]. Such static triggering rules cannot adapt well to real building environments that are highly nonlinear and time varying. They also struggle to handle differences in thermal inertia across buildings and performance drift caused by equipment aging, which can lead to frequent false triggers or delayed control responses [11].</w:t>
       </w:r>
     </w:p>
     <w:p>
@@ -137,11 +72,11 @@
         <w:pStyle w:val="a0"/>
       </w:pPr>
       <w:r>
-        <w:t xml:space="preserve">With respect to the above problems, a dynamic-threshold update strategy that can adapt to the current operating state of the system is considered, so that the </w:t>
+        <w:t xml:space="preserve">With respect to the above problems, a dynamic-threshold update strategy that can adapt to the current operating state of the system is considered, so that the triggering boundary is determined not by static triggering rules but by an adaptive criterion driven by the evolution of the deviation signal, as detailed in Figure 1. Among HVAC control update strategies, the fixed-interval update strategy executes updates at a constant cadence regardless of disturbance intensity. The fixed-threshold update strategy can trigger responses upon threshold exceedance, yet its static boundary lacks adaptability to time-varying operating conditions: too loose a threshold leads to redundant updates during steady periods, while too tight a threshold causes delayed responses during disturbances. In contrast, the dynamic-threshold update strategy continuously adjusts the triggering boundary according to the deviation trend, increasing update density during intensified disturbances to </w:t>
       </w:r>
       <w:r>
         <w:lastRenderedPageBreak/>
-        <w:t>triggering boundary is determined not by fixed empirical rules but by an adaptive criterion driven by the evolution of the deviation signal, as detailed in Figure 1. Among HVAC control update strategies, the fixed-interval update strategy executes updates at a constant cadence regardless of disturbance intensity. The fixed-threshold update strategy can trigger responses upon threshold exceedance, yet its static boundary lacks adaptability to time-varying operating conditions: too loose a threshold leads to redundant updates during steady periods, while too tight a threshold causes delayed responses during disturbances. In contrast, the dynamic-threshold update strategy continuously adjusts the triggering boundary according to the deviation trend, increasing update density during intensified disturbances to preserve responsiveness and reducing trigger frequency during relatively steady periods to suppress redundant execution. Therefore, the dynamic-threshold update strategy enables a more effective balance between control responsiveness and execution cost.</w:t>
+        <w:t>preserve responsiveness and reducing trigger frequency during relatively steady periods to suppress redundant execution. Therefore, the dynamic-threshold update strategy enables a more effective balance between control responsiveness and execution cost.</w:t>
       </w:r>
     </w:p>
     <w:p>
@@ -153,10 +88,10 @@
           <w:noProof/>
         </w:rPr>
         <w:drawing>
-          <wp:inline distT="0" distB="0" distL="0" distR="0" wp14:anchorId="1EC23BC9" wp14:editId="1C7C53EE">
+          <wp:inline distT="0" distB="0" distL="0" distR="0" wp14:anchorId="06199C3E" wp14:editId="1F8BBA90">
             <wp:extent cx="5334000" cy="1738273"/>
             <wp:effectExtent l="0" t="0" r="0" b="0"/>
-            <wp:docPr id="12" name="Picture" descr="Figure 1 Comparison of fixed interval, fixed threshold, and dynamic threshold update strategies. The top row shows the relationship between room temperature deviation signals and different trigger thresholds, and the bottom row shows the distribution of trigger times. Dashed markers indicate trigger times"/>
+            <wp:docPr id="12" name="Picture" descr="Figure 1 Comparison of fixed-interval, fixed-threshold, and dynamic-threshold update strategies. The top row shows the relationship between room temperature deviation signals and different trigger thresholds, and the bottom row shows the distribution of trigger times. Dashed markers indicate trigger times"/>
             <wp:cNvGraphicFramePr/>
             <a:graphic xmlns:a="http://schemas.openxmlformats.org/drawingml/2006/main">
               <a:graphicData uri="http://schemas.openxmlformats.org/drawingml/2006/picture">
@@ -168,13 +103,13 @@
                     </pic:cNvPicPr>
                   </pic:nvPicPr>
                   <pic:blipFill>
-                    <a:blip r:embed="rId9">
+                    <a:blip r:embed="rId7">
                       <a:extLst>
                         <a:ext uri="{28A0092B-C50C-407E-A947-70E740481C1C}">
                           <a14:useLocalDpi xmlns:a14="http://schemas.microsoft.com/office/drawing/2010/main" val="0"/>
                         </a:ext>
                         <a:ext uri="{96DAC541-7B7A-43D3-8B79-37D633B846F1}">
-                          <asvg:svgBlip xmlns:asvg="http://schemas.microsoft.com/office/drawing/2016/SVG/main" r:embed="rId10"/>
+                          <asvg:svgBlip xmlns:asvg="http://schemas.microsoft.com/office/drawing/2016/SVG/main" r:embed="rId8"/>
                         </a:ext>
                       </a:extLst>
                     </a:blip>
@@ -209,7 +144,7 @@
         <w:pStyle w:val="ImageCaption"/>
       </w:pPr>
       <w:r>
-        <w:t>Figure 1 Comparison of fixed interval, fixed threshold, and dynamic threshold update strategies. The top row shows the relationship between room temperature deviation signals and different trigger thresholds, and the bottom row shows the distribution of trigger times. Dashed markers indicate trigger times</w:t>
+        <w:t>Figure 1 Comparison of fixed-interval, fixed-threshold, and dynamic-threshold update strategies. The top row shows the relationship between room temperature deviation signals and different trigger thresholds, and the bottom row shows the distribution of trigger times. Dashed markers indicate trigger times</w:t>
       </w:r>
     </w:p>
     <w:p>
@@ -217,7 +152,7 @@
         <w:pStyle w:val="a0"/>
       </w:pPr>
       <w:r>
-        <w:t>Driven by the above motivations, we propose a new HVAC control method, event-triggered predictive reinforcement learning with unsupervised dynamic event gating (ET-PRL), that combines time series prediction with unsupervised dynamic event gating in a deep reinforcement learning setting. ET-PRL learns event-triggering rules online from operational data through a data-driven method and activates a predictive reinforcement learning policy network to generate control actions when critical events are detected, allowing control sensitivity to adapt to different building characteristics and operating conditions. By integrating predictive features, adaptive gating, and the reinforcement learning controller within a unified method, ET-PRL preserves full control capability during major disturbances while reducing redundant updates during stable periods. The main contributions of this paper are as follows:</w:t>
+        <w:t>Driven by the above motivations, we propose a new HVAC control method, event triggered predictive reinforcement learning with unsupervised dynamic event gating (ET-PRL), that combines time series prediction with unsupervised dynamic event gating in a deep reinforcement learning setting. ET-PRL learns event triggering rules online from operational data through a data-driven method and activates a predictive reinforcement learning policy network to generate control actions when critical events are detected, allowing control sensitivity to adapt to different building characteristics and operating conditions. By integrating predictive features, adaptive gating, and the reinforcement learning controller within a unified method, ET-PRL preserves full control capability during major disturbances while reducing redundant updates during stable periods. The main contributions of this paper are as follows:</w:t>
       </w:r>
     </w:p>
     <w:p>
@@ -227,20 +162,9 @@
           <w:numId w:val="2"/>
         </w:numPr>
       </w:pPr>
-      <w:commentRangeStart w:id="5"/>
-      <w:r>
-        <w:rPr>
-          <w:b/>
-          <w:bCs/>
-        </w:rPr>
-        <w:t>We formulate event-triggered HVAC control as predictive state deviation testing</w:t>
-      </w:r>
-      <w:r>
-        <w:t xml:space="preserve">: We define control updates by the online deviation of the predictive </w:t>
-      </w:r>
-      <w:r>
-        <w:lastRenderedPageBreak/>
-        <w:t>state, replacing manually specified static trigger rules with a data-driven intervention criterion.</w:t>
+      <w:commentRangeStart w:id="3"/>
+      <w:r>
+        <w:t>We reformulate event triggering as an online anomaly detection problem, replacing manually defined static rules with an adaptive trigger criterion based on state deviation.</w:t>
       </w:r>
     </w:p>
     <w:p>
@@ -251,14 +175,7 @@
         </w:numPr>
       </w:pPr>
       <w:r>
-        <w:rPr>
-          <w:b/>
-          <w:bCs/>
-        </w:rPr>
-        <w:t>We develop an unsupervised streaming event gate</w:t>
-      </w:r>
-      <w:r>
-        <w:t>: The gate combines multi-scale isolation-depth scoring and local-global adaptive thresholding to track disturbances and drift while suppressing repeated triggers.</w:t>
+        <w:t>We develop unsupervised dynamic event gating by constructing a multi-scale fused anomaly score and a local-global two-layer adaptive threshold.</w:t>
       </w:r>
     </w:p>
     <w:p>
@@ -269,14 +186,7 @@
         </w:numPr>
       </w:pPr>
       <w:r>
-        <w:rPr>
-          <w:b/>
-          <w:bCs/>
-        </w:rPr>
-        <w:t>We establish a sparse predictive RL control paradigm for HVAC operation</w:t>
-      </w:r>
-      <w:r>
-        <w:t>: ET-PRL turns fixed-frequency policy execution into event-dependent intervention, reducing redundant control updates while preserving most of the dense-control performance.</w:t>
+        <w:t>We establish a predictive RL control algorithm with dynamic event triggering, reducing redundant control updates while maintaining performance during stable periods.</w:t>
       </w:r>
     </w:p>
     <w:p>
@@ -287,24 +197,28 @@
         </w:numPr>
       </w:pPr>
       <w:r>
-        <w:t>The code and data are available at https://github.com/landfallbox/ET-PRL.git.</w:t>
-      </w:r>
-      <w:commentRangeEnd w:id="5"/>
+        <w:t xml:space="preserve">We validate ET-PRL on real chiller operation data, demonstrating reduced action updates, improved energy efficiency, and a favorable balance </w:t>
+      </w:r>
+      <w:r>
+        <w:lastRenderedPageBreak/>
+        <w:t>between control performance and execution cost. The code and data are available at https://github.com/landfallbox/ET-PRL.git.</w:t>
+      </w:r>
+      <w:commentRangeEnd w:id="3"/>
       <w:r>
         <w:rPr>
-          <w:rStyle w:val="af0"/>
+          <w:rStyle w:val="af4"/>
           <w:sz w:val="24"/>
           <w:szCs w:val="24"/>
         </w:rPr>
-        <w:commentReference w:id="5"/>
+        <w:commentReference w:id="3"/>
       </w:r>
     </w:p>
     <w:p>
       <w:pPr>
         <w:pStyle w:val="1"/>
       </w:pPr>
-      <w:bookmarkStart w:id="6" w:name="related-work"/>
-      <w:bookmarkEnd w:id="4"/>
+      <w:bookmarkStart w:id="4" w:name="related-work"/>
+      <w:bookmarkEnd w:id="2"/>
       <w:r>
         <w:t>2. Related Work</w:t>
       </w:r>
@@ -322,11 +236,11 @@
         <w:pStyle w:val="a0"/>
       </w:pPr>
       <w:r>
-        <w:t xml:space="preserve">To overcome the modeling and adaptability limits of traditional control, data-driven methods have become an important direction for intelligent HVAC control. Among them, reinforcement learning (RL) can learn optimized mappings between operating states and control actions through trial-and-error interaction with the building environment without requiring an accurate physical model, and has therefore been increasingly applied to building energy management, HVAC control, and demand response tasks [18]. Savino et al. [19] demonstrated the potential of deep reinforcement learning for low-level control in multi-zone buildings. Wang et al. [20] </w:t>
+        <w:t xml:space="preserve">To overcome the modeling and adaptability limits of traditional control, data-driven methods have become an important direction for intelligent HVAC control. Among them, reinforcement learning (RL) can learn optimized mappings between operating states and control actions through trial-and-error interaction with the building environment without requiring an accurate physical model, and has therefore been increasingly applied to building energy management, HVAC control, and demand response tasks [18]. Savino et al. [19] demonstrated the potential of deep reinforcement learning for low-level control in multi-zone buildings. Wang et al. [20] and Zhuang et al. [21] used Deep Q-Network (DQN) and Deep Deterministic Policy Gradient (DDPG) based frameworks to learn mappings from high-dimensional sensor states to control actions, confirming the optimization benefits of reinforcement learning in complex scenarios. However, most reinforcement learning methods rely mainly on current observations, which can lead to control delay and oscillation in systems with strong thermal inertia and time lag [22]. To mitigate this issue, Li et al. [23] integrated temporal models such as Long Short-Term Memory (LSTM) into the decision process, improving awareness of system evolution and partially improving control stability; He et al. [24] further developed a model-free predictive reinforcement learning (PRL) method for chiller plant optimization by combining LSTM-based load prediction with DQN control, showing </w:t>
       </w:r>
       <w:r>
         <w:lastRenderedPageBreak/>
-        <w:t>and Zhuang et al. [21] used Deep Q-Network (DQN) and Deep Deterministic Policy Gradient (DDPG) based frameworks to learn mappings from high-dimensional sensor states to control actions, confirming the optimization benefits of reinforcement learning in complex scenarios. However, most reinforcement learning methods rely mainly on current observations, which can lead to control delay and oscillation in systems with strong thermal inertia and time lag [22]. To mitigate this issue, Li et al. [23] integrated temporal models such as Long Short-Term Memory (LSTM) into the decision process, improving awareness of system evolution and partially improving control stability; He et al. [24] further developed a model-free predictive reinforcement learning (PRL) method for chiller plant optimization by combining LSTM-based load prediction with DQN control, showing that predictive information can improve control foresight while preserving the adaptability of RL. Nevertheless, existing RL and PRL methods still generally follow the TTC paradigm at the execution level, where states are sampled and actions are updated at preset intervals. This makes it difficult to adapt the decision frequency to the intensity of load disturbances and leads to an inherent conflict between redundant computation and actuator wear [25].</w:t>
+        <w:t>that predictive information can improve control foresight while preserving the adaptability of RL. Nevertheless, existing RL and PRL methods still generally follow the TTC paradigm at the execution level, where states are sampled and actions are updated at preset intervals. This makes it difficult to adapt the decision frequency to the intensity of load disturbances and leads to an inherent conflict between redundant computation and actuator wear [25].</w:t>
       </w:r>
     </w:p>
     <w:p>
@@ -334,7 +248,7 @@
         <w:pStyle w:val="a0"/>
       </w:pPr>
       <w:r>
-        <w:t>As control strategies have evolved from rule-driven to data-driven methods, reducing redundant computation and actuator wear has become another key issue. Liu et al. [26] and Xue et al. [27] showed that event-triggered control (ETC) updates control and communication only when the state exceeds a threshold or a defined event occurs, thereby reducing unnecessary updates in TTC. Fu et al. [9] further proposed ED-DQN, an event-driven deep reinforcement learning control method for multi-zone residential building HVAC systems, which introduces event triggering into DRL so that the agent updates control actions only when predefined events occur, thereby reducing redundant decisions under fixed-step control. Liu et al. [28] pointed out that ETC methods in practical deployment still rely heavily on expert-defined static threshold rules. Under non-stationary factors such as drift in building thermal characteristics, climate variation, and equipment aging, fixed thresholds usually cannot balance sensitivity and stability, which can lead to excessive triggering or delayed responses and thus weaken computational efficiency and comfort performance [29].</w:t>
+        <w:t>As control strategies have evolved from rule-driven to data-driven methods, reducing redundant computation and actuator wear has become another key issue. Liu et al. [26] and Xue et al. [27] showed that event triggered control (ETC) updates control and communication only when the state exceeds a threshold or a defined event occurs, thereby reducing unnecessary updates in TTC. Fu et al. [9] further proposed ED-DQN, an event-driven deep reinforcement learning control method for multi-zone residential building HVAC systems, which introduces event triggering into DRL so that the agent updates control actions only when predefined events occur, thereby reducing redundant decisions under fixed-step control. Liu et al. [28] pointed out that ETC methods in practical deployment still rely heavily on expert-defined static threshold rules. Under non-stationary factors such as drift in building thermal characteristics, climate variation, and equipment aging, fixed thresholds usually cannot balance sensitivity and stability, which can lead to excessive triggering or delayed responses and thus weaken computational efficiency and comfort performance [29].</w:t>
       </w:r>
     </w:p>
     <w:p>
@@ -342,19 +256,15 @@
         <w:pStyle w:val="a0"/>
       </w:pPr>
       <w:r>
-        <w:t xml:space="preserve">Building on these studies, we reformulate HVAC event triggering as an online unsupervised anomaly detection problem and propose event-triggered predictive reinforcement learning with unsupervised dynamic event gating (ET-PRL), an on-demand method that combines dynamic gating with predictive reinforcement learning. Compared with traditional static-rule methods and existing ETC schemes, ET-PRL introduces streaming feature tracking and adaptive thresholding to update triggering conditions dynamically, reducing dependence on manual tuning and improving adaptability to long-term drift. Unlike fixed-step reinforcement learning, the method further decouples decision timing through event-driven execution, thereby reducing redundant inference and equipment wear while using predictive features to compensate for the loss of state information caused by sparse control. </w:t>
-      </w:r>
-      <w:r>
-        <w:lastRenderedPageBreak/>
-        <w:t>As a result, ET-PRL achieves a practical balance between control performance and execution cost under non-stationary building operating conditions.</w:t>
+        <w:t>Building on these studies, we reformulate HVAC event triggering as an online unsupervised anomaly detection problem and propose event triggered predictive reinforcement learning with unsupervised dynamic event gating (ET-PRL), an on-demand method that combines dynamic gating with predictive reinforcement learning. Compared with traditional static-rule methods and existing ETC schemes, ET-PRL introduces streaming feature tracking and adaptive thresholding to update triggering conditions dynamically, reducing dependence on manual tuning and improving adaptability to long-term drift. Unlike fixed-step reinforcement learning, the method further decouples decision timing through event-driven execution, thereby reducing redundant inference and equipment wear while using predictive features to compensate for the loss of state information caused by sparse control. As a result, ET-PRL achieves a practical balance between control performance and execution cost under non-stationary building operating conditions.</w:t>
       </w:r>
     </w:p>
     <w:p>
       <w:pPr>
         <w:pStyle w:val="1"/>
       </w:pPr>
-      <w:bookmarkStart w:id="7" w:name="methodology"/>
-      <w:bookmarkEnd w:id="6"/>
+      <w:bookmarkStart w:id="5" w:name="methodology"/>
+      <w:bookmarkEnd w:id="4"/>
       <w:r>
         <w:t>3. Methodology</w:t>
       </w:r>
@@ -364,7 +274,11 @@
         <w:pStyle w:val="FirstParagraph"/>
       </w:pPr>
       <w:r>
-        <w:t>Given the thermal inertia and delayed response of building HVAC systems, together with distribution shift caused by seasonal changes in operating conditions, traditional event-triggered control methods that rely on offline calibration and static thresholds usually require frequent recalibration when transferred across scenarios, which increases engineering maintenance cost. To address this issue, we propose event-triggered predictive reinforcement learning with unsupervised dynamic event gating (ET-PRL), an on-demand control method that couples streaming anomaly gating with DRL. The overall architecture of the proposed method is shown in Figure 2.</w:t>
+        <w:t xml:space="preserve">Given the thermal inertia and delayed response of building HVAC systems, together with distribution shift caused by seasonal changes in operating conditions, traditional event triggered control methods that rely on offline calibration and static thresholds usually require frequent recalibration when transferred across scenarios, which increases engineering maintenance cost. To address this issue, we propose </w:t>
+      </w:r>
+      <w:r>
+        <w:lastRenderedPageBreak/>
+        <w:t>event triggered predictive reinforcement learning with unsupervised dynamic event gating (ET-PRL), an on-demand control method that couples streaming anomaly gating with DRL. The overall architecture of the proposed method is shown in Figure 2.</w:t>
       </w:r>
     </w:p>
     <w:p>
@@ -376,7 +290,7 @@
           <w:noProof/>
         </w:rPr>
         <w:drawing>
-          <wp:inline distT="0" distB="0" distL="0" distR="0" wp14:anchorId="68AC96FE" wp14:editId="40297DB1">
+          <wp:inline distT="0" distB="0" distL="0" distR="0" wp14:anchorId="4E80D717" wp14:editId="3FC870B6">
             <wp:extent cx="5334000" cy="2000539"/>
             <wp:effectExtent l="0" t="0" r="0" b="0"/>
             <wp:docPr id="17" name="Picture" descr="Figure 2 Architecture of the proposed ET-PRL method, comprising offline training and model preparation (Step 1) and online streaming event detection and control (Step 2)"/>
@@ -391,13 +305,13 @@
                     </pic:cNvPicPr>
                   </pic:nvPicPr>
                   <pic:blipFill>
-                    <a:blip r:embed="rId11">
+                    <a:blip r:embed="rId13">
                       <a:extLst>
                         <a:ext uri="{28A0092B-C50C-407E-A947-70E740481C1C}">
                           <a14:useLocalDpi xmlns:a14="http://schemas.microsoft.com/office/drawing/2010/main" val="0"/>
                         </a:ext>
                         <a:ext uri="{96DAC541-7B7A-43D3-8B79-37D633B846F1}">
-                          <asvg:svgBlip xmlns:asvg="http://schemas.microsoft.com/office/drawing/2016/SVG/main" r:embed="rId12"/>
+                          <asvg:svgBlip xmlns:asvg="http://schemas.microsoft.com/office/drawing/2016/SVG/main" r:embed="rId14"/>
                         </a:ext>
                       </a:extLst>
                     </a:blip>
@@ -456,18 +370,14 @@
         <w:pStyle w:val="a0"/>
       </w:pPr>
       <w:r>
-        <w:t xml:space="preserve">In Step 2, real-time measurements are continuously converted into the current state and passed to the online streaming gate. The gate compares the current operating condition with recent patterns through multi-scale tracking and an adaptive threshold, and then determines whether a new control update is needed. If </w:t>
-      </w:r>
-      <w:r>
-        <w:lastRenderedPageBreak/>
-        <w:t>an event is triggered, the DQN generates a new chilled water supply temperature setpoint. Otherwise, the previous setpoint is held by zero-order hold (ZOH). In this way, the method remains responsive during significant operating changes while reducing redundant updates during stable operation.</w:t>
+        <w:t>In Step 2, real-time measurements are continuously converted into the current state and passed to the online streaming gate. The gate compares the current operating condition with recent patterns through multi-scale tracking and an adaptive threshold, and then determines whether a new control update is needed. If an event is triggered, the DQN generates a new chilled water supply temperature setpoint. Otherwise, the previous setpoint is held by zero-order hold (ZOH). In this way, the method remains responsive during significant operating changes while reducing redundant updates during stable operation.</w:t>
       </w:r>
     </w:p>
     <w:p>
       <w:pPr>
         <w:pStyle w:val="2"/>
       </w:pPr>
-      <w:bookmarkStart w:id="8" w:name="X9bb8af0081899262cc0b5b10d5c210e7c23309e"/>
+      <w:bookmarkStart w:id="6" w:name="X9bb8af0081899262cc0b5b10d5c210e7c23309e"/>
       <w:r>
         <w:t>3.1 Dynamic Event Triggering Design Based on Streaming Feature Tracking</w:t>
       </w:r>
@@ -477,7 +387,11 @@
         <w:pStyle w:val="FirstParagraph"/>
       </w:pPr>
       <w:r>
-        <w:t>In event-triggered control, activating a control update depends on identifying critical events, that is, moments when the system state deviates significantly from normal operation and demands prompt control action. Most existing methods define such events using manually preset static rules, which are difficult to adapt to nonlinear and time-varying characteristics of building HVAC systems. We reformulate critical event identification as an online anomaly detection problem. Specifically, in control terms, critical events correspond to abrupt operating condition shifts that require immediate control intervention, while in statistical terms, such moments usually appear as significant deviations of state samples from the normal distribution. Therefore, event judgment can be uniformly modeled as a deviation test rather than relying on manually defined static rules.</w:t>
+        <w:t xml:space="preserve">In event triggered control, activating a control update depends on identifying critical events, that is, moments when the system state deviates significantly from normal operation and demands prompt control action. Most existing methods define such </w:t>
+      </w:r>
+      <w:r>
+        <w:lastRenderedPageBreak/>
+        <w:t>events using manually preset static rules, which are difficult to adapt to nonlinear and time-varying characteristics of building HVAC systems. We reformulate critical event identification as an online anomaly detection problem. Specifically, in control terms, critical events correspond to abrupt operating condition shifts that require immediate control intervention, while in statistical terms, such moments usually appear as significant deviations of state samples from the normal distribution. Therefore, event judgment can be uniformly modeled as a deviation test rather than relying on manually defined static rules.</w:t>
       </w:r>
     </w:p>
     <w:p>
@@ -1439,7 +1353,6 @@
         <w:pStyle w:val="a0"/>
       </w:pPr>
       <w:r>
-        <w:lastRenderedPageBreak/>
         <w:t>Considering the non-stationarity caused by weather disturbances, equipment aging, and load behavior drift during long-term HVAC operation, the threshold is updated through a streaming adaptive mechanism rather than fixed value as Eq. (3):</w:t>
       </w:r>
     </w:p>
@@ -1652,6 +1565,7 @@
         <w:pStyle w:val="FirstParagraph"/>
       </w:pPr>
       <w:r>
+        <w:lastRenderedPageBreak/>
         <w:t>The event gating module and the reinforcement learning controller share the same state feature which is defined as a compact three-dimensional feature vector as Eq. (4):</w:t>
       </w:r>
     </w:p>
@@ -2189,7 +2103,6 @@
         <w:pStyle w:val="a0"/>
       </w:pPr>
       <w:r>
-        <w:lastRenderedPageBreak/>
         <w:t xml:space="preserve">Each isolation tree isolates data points by recursively selecting random features and split state points. For a state point </w:t>
       </w:r>
       <m:oMath>
@@ -2543,6 +2456,7 @@
         <w:pStyle w:val="FirstParagraph"/>
       </w:pPr>
       <w:r>
+        <w:lastRenderedPageBreak/>
         <w:t xml:space="preserve">Thereafter, </w:t>
       </w:r>
       <m:oMath>
@@ -4496,11 +4410,7 @@
         <w:pStyle w:val="a0"/>
       </w:pPr>
       <w:r>
-        <w:t xml:space="preserve">We construct the composite anomaly score through weighted fusion of the short, medium, and long time scales. The short-term scale primarily captures high-frequency disturbances, the medium-term scale characterizes intraday periodic </w:t>
-      </w:r>
-      <w:r>
-        <w:lastRenderedPageBreak/>
-        <w:t>variations, and the long-term scale tracks seasonal drift and long-term slow processes. This multi-scale fusion mechanism enables the gating module to jointly respond to local abrupt disturbances and system-level slow-varying trends, avoiding the insufficient sensitivity or excessive triggering that a single-scale statistic may exhibit under non-stationary operating conditions, thereby improving the adaptability and robustness of the gating mechanism across diverse operating scenarios.</w:t>
+        <w:t>We construct the composite anomaly score through weighted fusion of the short, medium, and long time scales. The short-term scale primarily captures high-frequency disturbances, the medium-term scale characterizes intraday periodic variations, and the long-term scale tracks seasonal drift and long-term slow processes. This multi-scale fusion mechanism enables the gating module to jointly respond to local abrupt disturbances and system-level slow-varying trends, avoiding the insufficient sensitivity or excessive triggering that a single-scale statistic may exhibit under non-stationary operating conditions, thereby improving the adaptability and robustness of the gating mechanism across diverse operating scenarios.</w:t>
       </w:r>
     </w:p>
     <w:p>
@@ -4520,6 +4430,7 @@
         <w:pStyle w:val="FirstParagraph"/>
       </w:pPr>
       <w:r>
+        <w:lastRenderedPageBreak/>
         <w:t xml:space="preserve">Eq. (8) provides the multi-scale fused anomaly score </w:t>
       </w:r>
       <m:oMath>
@@ -5780,11 +5691,7 @@
         </m:r>
       </m:oMath>
       <w:r>
-        <w:t xml:space="preserve"> is the median </w:t>
-      </w:r>
-      <w:r>
-        <w:lastRenderedPageBreak/>
-        <w:t xml:space="preserve">function; </w:t>
+        <w:t xml:space="preserve"> is the median function; </w:t>
       </w:r>
       <m:oMath>
         <m:r>
@@ -6215,6 +6122,7 @@
         <w:pStyle w:val="FirstParagraph"/>
       </w:pPr>
       <w:r>
+        <w:lastRenderedPageBreak/>
         <w:t xml:space="preserve">where </w:t>
       </w:r>
       <m:oMath>
@@ -7959,7 +7867,6 @@
         <w:pStyle w:val="FirstParagraph"/>
       </w:pPr>
       <w:r>
-        <w:lastRenderedPageBreak/>
         <w:t xml:space="preserve">where </w:t>
       </w:r>
       <m:oMath>
@@ -8144,9 +8051,10 @@
       <w:pPr>
         <w:pStyle w:val="2"/>
       </w:pPr>
-      <w:bookmarkStart w:id="9" w:name="X72a0f757d4b8bffff2d7dfe5703d413c5eb2231"/>
-      <w:bookmarkEnd w:id="8"/>
-      <w:r>
+      <w:bookmarkStart w:id="7" w:name="X72a0f757d4b8bffff2d7dfe5703d413c5eb2231"/>
+      <w:bookmarkEnd w:id="6"/>
+      <w:r>
+        <w:lastRenderedPageBreak/>
         <w:t>3.2 Online Streaming Event Gating Module Construction</w:t>
       </w:r>
     </w:p>
@@ -8251,7 +8159,7 @@
         </m:r>
       </m:oMath>
       <w:r>
-        <w:t xml:space="preserve"> against the adaptive threshold, whereas the latter explicitly regulates the action update frequency through a minimum trigger interval constraint. This design prevents consecutive triggering caused by short-term high-frequency fluctuations, which would otherwise lead to excessive actuator switching.</w:t>
+        <w:t xml:space="preserve"> against the adaptive threshold, whereas the latter explicitly regulates the action update frequency through a minimum trigger interval constraint. This design prevents consecutive triggering caused by short-term high-frequency fluctuations, which would otherwise lead to frequent setpoint switching and actuator wear.</w:t>
       </w:r>
     </w:p>
     <w:p>
@@ -8819,7 +8727,7 @@
         </m:sSub>
       </m:oMath>
       <w:r>
-        <w:t xml:space="preserve"> is the streaming dual-layer adaptive threshold defined in Eq. (14), </w:t>
+        <w:t xml:space="preserve"> is the streaming two-layer adaptive threshold defined in Eq. (14), </w:t>
       </w:r>
       <m:oMath>
         <m:r>
@@ -9173,7 +9081,7 @@
         </m:r>
       </m:oMath>
       <w:r>
-        <w:t xml:space="preserve">, the gating module executes anomaly score window maintenance and dual-layer threshold recursive update at every time step. Specifically, after performing the trigger determination in Eq. (15), we append the current anomaly score </w:t>
+        <w:t xml:space="preserve">, the gating module executes anomaly score window maintenance and two-layer threshold recursive update at every time step. Specifically, after performing the trigger determination in Eq. (15), we append the current anomaly score </w:t>
       </w:r>
       <m:oMath>
         <m:r>
@@ -9287,20 +9195,17 @@
         </m:sSubSup>
       </m:oMath>
       <w:r>
-        <w:t xml:space="preserve"> and sequentially update </w:t>
-      </w:r>
-      <w:r>
-        <w:lastRenderedPageBreak/>
-        <w:t>the candidate threshold, local threshold, and global threshold according to Eqs. (11)-(14), thereby providing the most recent statistical reference baseline for the next time step. Through the update, the gating module’s threshold estimation is always grounded in the latest observations, thereby preventing the statistics from lagging behind operating condition changes due to trigger sparsification and guaranteeing that the trigger sensitivity can be promptly restored once a stable period ends and disturbances intensify.</w:t>
+        <w:t xml:space="preserve"> and sequentially update the candidate threshold, local threshold, and global threshold according to Eqs. (11)-(14), thereby providing the most recent statistical reference baseline for the next time step. Through the update, the gating module’s threshold estimation is always grounded in the latest observations, thereby preventing the statistics from lagging behind operating condition changes due to trigger sparsification and guaranteeing that the trigger sensitivity can be promptly restored once a stable period ends and disturbances intensify.</w:t>
       </w:r>
     </w:p>
     <w:p>
       <w:pPr>
         <w:pStyle w:val="2"/>
       </w:pPr>
-      <w:bookmarkStart w:id="10" w:name="Xaa88b99c3d00dddb9ea1ca418f985e9eb87907f"/>
-      <w:bookmarkEnd w:id="9"/>
-      <w:r>
+      <w:bookmarkStart w:id="8" w:name="Xaa88b99c3d00dddb9ea1ca418f985e9eb87907f"/>
+      <w:bookmarkEnd w:id="7"/>
+      <w:r>
+        <w:lastRenderedPageBreak/>
         <w:t>3.3 Predictive RL Control Algorithm with Dynamic Event Triggering</w:t>
       </w:r>
     </w:p>
@@ -10145,11 +10050,7 @@
         </m:r>
       </m:oMath>
       <w:r>
-        <w:t xml:space="preserve"> and directly determines </w:t>
-      </w:r>
-      <w:r>
-        <w:lastRenderedPageBreak/>
-        <w:t>the operating target of the cooling system. Consistent with the compact state representation, we formulate the control decision as a single setpoint to avoid the training complexity and online inference cost associated with a high-dimensional action space. The upper-level RL module generates action adaptively according to the current state, while the lower-level rule-based module coordinates and constrains engineering requirements that are not directly decided by the agent, such as unit startup and shutdown sequencing and minimum runtime constraints.</w:t>
+        <w:t xml:space="preserve"> and directly determines the operating target of the cooling system. Consistent with the compact state representation, we formulate the control decision as a single setpoint to avoid the training complexity and online inference cost associated with a high-dimensional action space. The upper-level RL module generates action adaptively according to the current state, while the lower-level rule-based module coordinates and constrains engineering requirements that are not directly decided by the agent, such as unit startup and shutdown sequencing and minimum runtime constraints.</w:t>
       </w:r>
     </w:p>
     <w:p>
@@ -10157,6 +10058,7 @@
         <w:pStyle w:val="a0"/>
       </w:pPr>
       <w:r>
+        <w:lastRenderedPageBreak/>
         <w:t xml:space="preserve">We define the reward </w:t>
       </w:r>
       <m:oMath>
@@ -11329,11 +11231,7 @@
         </m:sSub>
       </m:oMath>
       <w:r>
-        <w:t xml:space="preserve"> to </w:t>
-      </w:r>
-      <w:r>
-        <w:lastRenderedPageBreak/>
-        <w:t>evaluate the long-term return of each candidate setpoint under the joint constraints of the current operating condition and short-term load evolution which can provide forward-looking action inference when an event is triggered.</w:t>
+        <w:t xml:space="preserve"> to evaluate the long-term return of each candidate setpoint under the joint constraints of the current operating condition and short-term load evolution which can provide forward-looking action inference when an event is triggered.</w:t>
       </w:r>
     </w:p>
     <w:p>
@@ -11341,7 +11239,11 @@
         <w:pStyle w:val="a0"/>
       </w:pPr>
       <w:r>
-        <w:t xml:space="preserve">We conduct offline training using chronologically ordered data splits to prevent leakage of future operating information and to match the sequential observation conditions encountered during deployment. The simulation environment maps state-action pairs to physical feedback through the chiller performance curves, cooling load, and outdoor wet-bulb temperature, and it computes the immediate reward </w:t>
+        <w:t xml:space="preserve">We conduct offline training using chronologically ordered data splits to prevent leakage of future operating information and to match the sequential observation conditions encountered during deployment. The simulation environment maps state-action pairs to physical feedback through the chiller performance curves, </w:t>
+      </w:r>
+      <w:r>
+        <w:lastRenderedPageBreak/>
+        <w:t xml:space="preserve">cooling load, and outdoor wet-bulb temperature, and it computes the immediate reward </w:t>
       </w:r>
       <m:oMath>
         <m:sSub>
@@ -12631,7 +12533,6 @@
         <w:pStyle w:val="FirstParagraph"/>
       </w:pPr>
       <w:r>
-        <w:lastRenderedPageBreak/>
         <w:t xml:space="preserve">During online operation, the system directly collects the cooling load </w:t>
       </w:r>
       <m:oMath>
@@ -12811,7 +12712,11 @@
         </m:sSub>
       </m:oMath>
       <w:r>
-        <w:t>. The streaming gate then evaluates whether the current operating state deviates from the recent reference distribution represented by the multi-scale sliding windows. A new chilled water supply temperature setpoint is inferred from the trained DQN only when the triggering criterion is satisfied. By coupling multi-scale anomaly scoring with predictive reinforcement learning control, this design enables the controller to respond to load changes, outdoor thermal disturbances, and operating-condition transitions while reducing unnecessary policy evaluations, frequent setpoint switching, and actuator oscillation under stable conditions.</w:t>
+        <w:t xml:space="preserve">. The streaming gate then evaluates whether the current operating state deviates from the recent reference distribution represented by the multi-scale sliding windows. A new chilled water supply temperature setpoint is inferred from </w:t>
+      </w:r>
+      <w:r>
+        <w:lastRenderedPageBreak/>
+        <w:t>the trained DQN only when the triggering criterion is satisfied. By coupling multi-scale anomaly scoring with predictive reinforcement learning control, this design enables the controller to respond to load changes, outdoor thermal disturbances, and operating-condition transitions while reducing unnecessary policy evaluations, frequent setpoint switching, and actuator oscillation under stable conditions.</w:t>
       </w:r>
     </w:p>
     <w:p>
@@ -13843,7 +13748,7 @@
                 <w:color w:val="000000"/>
                 <w:sz w:val="22"/>
               </w:rPr>
-              <w:t>Algorithm 1. Event-Triggered Predictive Reinforcement Learning with Unsupervised Dynamic Event Gating (ET-PRL) Online Control Procedure</w:t>
+              <w:t>Algorithm 1. Event Triggered Predictive Reinforcement Learning with Unsupervised Dynamic Event Gating (ET-PRL) Online Control Procedure</w:t>
             </w:r>
           </w:p>
         </w:tc>
@@ -16804,9 +16709,9 @@
       <w:pPr>
         <w:pStyle w:val="1"/>
       </w:pPr>
-      <w:bookmarkStart w:id="11" w:name="case-system-and-simulation-environment"/>
-      <w:bookmarkEnd w:id="7"/>
-      <w:bookmarkEnd w:id="10"/>
+      <w:bookmarkStart w:id="9" w:name="case-system-and-simulation-environment"/>
+      <w:bookmarkEnd w:id="5"/>
+      <w:bookmarkEnd w:id="8"/>
       <w:r>
         <w:t>4. Case System and Simulation Environment</w:t>
       </w:r>
@@ -16815,7 +16720,7 @@
       <w:pPr>
         <w:pStyle w:val="2"/>
       </w:pPr>
-      <w:bookmarkStart w:id="12" w:name="building-thermal-system-modeling"/>
+      <w:bookmarkStart w:id="10" w:name="building-thermal-system-modeling"/>
       <w:r>
         <w:t>4.1 Building Thermal System Modeling</w:t>
       </w:r>
@@ -16825,20 +16730,17 @@
         <w:pStyle w:val="FirstParagraph"/>
       </w:pPr>
       <w:r>
-        <w:t xml:space="preserve">We constructed an EnergyPlus model using data from a commercial building HVAC system in Shanghai as the simulation test platform. The model was calibrated in previous work using measured operational data and can reproduce the main thermodynamic response of the chilled water system [30]. The cooling source system is a primary pump constant-flow chilled water system, mainly consisting of centrifugal chillers, chilled water pumps, cooling water pumps, and cooling towers. To ensure consistency between component parameters and the simulation model inputs, the rated parameters of the main equipment were configured according to </w:t>
-      </w:r>
-      <w:r>
-        <w:lastRenderedPageBreak/>
-        <w:t>the design specifications and the calibrated model parameters. The key design parameters of the system are listed in Table A1 in Appendix A, where the coefficient of performance, COP, is defined as the ratio of cooling capacity to input power.</w:t>
+        <w:t>We constructed an EnergyPlus model using data from a commercial building HVAC system in Shanghai as the simulation test platform. The model was calibrated in previous work using measured operational data and can reproduce the main thermodynamic response of the chilled water system [30]. The cooling source system is a primary pump constant-flow chilled water system, mainly consisting of centrifugal chillers, chilled water pumps, cooling water pumps, and cooling towers. To ensure consistency between component parameters and the simulation model inputs, the rated parameters of the main equipment were configured according to the design specifications and the calibrated model parameters. The key design parameters of the system are listed in Table A1 in Appendix A, where the coefficient of performance, COP, is defined as the ratio of cooling capacity to input power.</w:t>
       </w:r>
     </w:p>
     <w:p>
       <w:pPr>
         <w:pStyle w:val="2"/>
       </w:pPr>
-      <w:bookmarkStart w:id="13" w:name="weather-and-load-dataset-characteristics"/>
-      <w:bookmarkEnd w:id="12"/>
-      <w:r>
+      <w:bookmarkStart w:id="11" w:name="weather-and-load-dataset-characteristics"/>
+      <w:bookmarkEnd w:id="10"/>
+      <w:r>
+        <w:lastRenderedPageBreak/>
         <w:t>4.2 Weather and Load Dataset Characteristics</w:t>
       </w:r>
     </w:p>
@@ -17153,7 +17055,7 @@
         <w:pStyle w:val="a0"/>
       </w:pPr>
       <w:r>
-        <w:t xml:space="preserve">Figure 3 presents the multiscale temporal characteristics of the cooling load and outdoor wet bulb temperature. In the representative 14 day segment shown in Figure 3a, </w:t>
+        <w:t xml:space="preserve">Figure 3 presents the multi-scale temporal characteristics of the cooling load and outdoor wet bulb temperature. In the representative 14 day segment shown in Figure 3a, </w:t>
       </w:r>
       <m:oMath>
         <m:sSub>
@@ -17330,7 +17232,7 @@
           <w:noProof/>
         </w:rPr>
         <w:drawing>
-          <wp:inline distT="0" distB="0" distL="0" distR="0" wp14:anchorId="12C7CCF7" wp14:editId="160ED528">
+          <wp:inline distT="0" distB="0" distL="0" distR="0" wp14:anchorId="0798CA6A" wp14:editId="0B9A0540">
             <wp:extent cx="5334000" cy="3426797"/>
             <wp:effectExtent l="0" t="0" r="0" b="0"/>
             <wp:docPr id="25" name="Picture" descr="Figure 3 Visualization of dataset temporal characteristics, full period sequence and intraday statistical profiles"/>
@@ -17345,13 +17247,13 @@
                     </pic:cNvPicPr>
                   </pic:nvPicPr>
                   <pic:blipFill>
-                    <a:blip r:embed="rId13">
+                    <a:blip r:embed="rId15">
                       <a:extLst>
                         <a:ext uri="{28A0092B-C50C-407E-A947-70E740481C1C}">
                           <a14:useLocalDpi xmlns:a14="http://schemas.microsoft.com/office/drawing/2010/main" val="0"/>
                         </a:ext>
                         <a:ext uri="{96DAC541-7B7A-43D3-8B79-37D633B846F1}">
-                          <asvg:svgBlip xmlns:asvg="http://schemas.microsoft.com/office/drawing/2016/SVG/main" r:embed="rId14"/>
+                          <asvg:svgBlip xmlns:asvg="http://schemas.microsoft.com/office/drawing/2016/SVG/main" r:embed="rId16"/>
                         </a:ext>
                       </a:extLst>
                     </a:blip>
@@ -17394,7 +17296,6 @@
         <w:pStyle w:val="a0"/>
       </w:pPr>
       <w:r>
-        <w:lastRenderedPageBreak/>
         <w:t xml:space="preserve">Figure 4 further presents the marginal and joint distributions of the key variables. The cooling load </w:t>
       </w:r>
       <m:oMath>
@@ -17461,7 +17362,11 @@
         </m:sSub>
       </m:oMath>
       <w:r>
-        <w:t xml:space="preserve"> is concentrated within a relatively narrow range, indicating limited variability in the outdoor wet bulb temperature in this dataset. Moreover, the joint density of </w:t>
+        <w:t xml:space="preserve"> is concentrated within a relatively narrow range, indicating limited </w:t>
+      </w:r>
+      <w:r>
+        <w:lastRenderedPageBreak/>
+        <w:t xml:space="preserve">variability in the outdoor wet bulb temperature in this dataset. Moreover, the joint density of </w:t>
       </w:r>
       <m:oMath>
         <m:sSub>
@@ -17539,7 +17444,7 @@
           <w:noProof/>
         </w:rPr>
         <w:drawing>
-          <wp:inline distT="0" distB="0" distL="0" distR="0" wp14:anchorId="52142690" wp14:editId="6A1843A4">
+          <wp:inline distT="0" distB="0" distL="0" distR="0" wp14:anchorId="2EC81954" wp14:editId="4D808461">
             <wp:extent cx="5334000" cy="1530032"/>
             <wp:effectExtent l="0" t="0" r="0" b="0"/>
             <wp:docPr id="28" name="Picture" descr="Figure 4 Visualization of dataset distributions and feature dependence"/>
@@ -17554,13 +17459,13 @@
                     </pic:cNvPicPr>
                   </pic:nvPicPr>
                   <pic:blipFill>
-                    <a:blip r:embed="rId15">
+                    <a:blip r:embed="rId17">
                       <a:extLst>
                         <a:ext uri="{28A0092B-C50C-407E-A947-70E740481C1C}">
                           <a14:useLocalDpi xmlns:a14="http://schemas.microsoft.com/office/drawing/2010/main" val="0"/>
                         </a:ext>
                         <a:ext uri="{96DAC541-7B7A-43D3-8B79-37D633B846F1}">
-                          <asvg:svgBlip xmlns:asvg="http://schemas.microsoft.com/office/drawing/2016/SVG/main" r:embed="rId16"/>
+                          <asvg:svgBlip xmlns:asvg="http://schemas.microsoft.com/office/drawing/2016/SVG/main" r:embed="rId18"/>
                         </a:ext>
                       </a:extLst>
                     </a:blip>
@@ -17685,11 +17590,10 @@
       <w:pPr>
         <w:pStyle w:val="1"/>
       </w:pPr>
-      <w:bookmarkStart w:id="14" w:name="experiments-and-results"/>
+      <w:bookmarkStart w:id="12" w:name="experiments-and-results"/>
+      <w:bookmarkEnd w:id="9"/>
       <w:bookmarkEnd w:id="11"/>
-      <w:bookmarkEnd w:id="13"/>
-      <w:r>
-        <w:lastRenderedPageBreak/>
+      <w:r>
         <w:t>5. Experiments and Results</w:t>
       </w:r>
     </w:p>
@@ -17697,7 +17601,7 @@
       <w:pPr>
         <w:pStyle w:val="2"/>
       </w:pPr>
-      <w:bookmarkStart w:id="15" w:name="experimental-setup"/>
+      <w:bookmarkStart w:id="13" w:name="experimental-setup"/>
       <w:r>
         <w:t>5.1 Experimental Setup</w:t>
       </w:r>
@@ -17706,7 +17610,7 @@
       <w:pPr>
         <w:pStyle w:val="3"/>
       </w:pPr>
-      <w:bookmarkStart w:id="16" w:name="experimental-and-hyperparameter-settings"/>
+      <w:bookmarkStart w:id="14" w:name="experimental-and-hyperparameter-settings"/>
       <w:r>
         <w:t>5.1.1 Experimental and Hyperparameter Settings</w:t>
       </w:r>
@@ -17716,15 +17620,19 @@
         <w:pStyle w:val="FirstParagraph"/>
       </w:pPr>
       <w:r>
-        <w:t>This section describes the experimental settings and hyperparameters. To ensure experimental reproducibility, the key parameters of the DQN based control policy and the online streaming gate are kept constant across all experimental groups. Unless otherwise stated, the sampling interval is 5 min. All hyperparameters are determined through Bayesian optimization and fixed after validation set screening. Parameters of the DQN based control policy define the state representation, action space, and training process of the reinforcement learning controller, whereas parameters of the online streaming gate govern the sensitivity and stability of event driven action updates. The complete hyperparameter settings are reported in Table A2 in Appendix A.</w:t>
+        <w:t xml:space="preserve">This section describes the experimental settings and hyperparameters. To ensure experimental reproducibility, the key parameters of the DQN based control policy </w:t>
+      </w:r>
+      <w:r>
+        <w:lastRenderedPageBreak/>
+        <w:t>and the online streaming gate are kept constant across all experimental groups. Unless otherwise stated, the sampling interval is 5 min. All hyperparameters are determined through Bayesian optimization and fixed after validation set screening. Parameters of the DQN based control policy define the state representation, action space, and training process of the reinforcement learning controller, whereas parameters of the online streaming gate govern the sensitivity and stability of event-driven action updates. The complete hyperparameter settings are reported in Table A2 in Appendix A.</w:t>
       </w:r>
     </w:p>
     <w:p>
       <w:pPr>
         <w:pStyle w:val="3"/>
       </w:pPr>
-      <w:bookmarkStart w:id="17" w:name="comparison-methods"/>
-      <w:bookmarkEnd w:id="16"/>
+      <w:bookmarkStart w:id="15" w:name="comparison-methods"/>
+      <w:bookmarkEnd w:id="14"/>
       <w:r>
         <w:t>5.1.2 Comparison Methods</w:t>
       </w:r>
@@ -17750,17 +17658,16 @@
         <w:pStyle w:val="a0"/>
       </w:pPr>
       <w:r>
-        <w:t>All four RL strategies reuse the same trained DQN policy network and state inputs but differ in action update scheduling. Time-Triggered Reinforcement Learning (TTC-RL) includes TTC-RL-1 and TTC-RL-2. TTC-RL-1 recomputes and executes the control action at every sampling step, serving as the dense update baseline for the RL strategy group. TTC-RL-2 updates the action every two sampling steps, which allows us to examine the effect of fixed frequency reduction. Static-Threshold Event-Triggered Control (ST-ETC) releases action updates only when the static threshold condition is satisfied, representing sparse control under a static trigger threshold. The proposed ET-PRL method incorporates streaming multiscale anomaly scoring with two-layer dynamic thresholds, and triggers action updates only when the current operating condition deviates significantly from the recent normal distribution.</w:t>
+        <w:t>All four RL strategies reuse the same trained DQN policy network and state inputs but differ in action update scheduling. Time Triggered Reinforcement Learning (TTC-RL) includes TTC-RL-1 and TTC-RL-2. TTC-RL-1 recomputes and executes the control action at every sampling step, serving as the fixed-step RL baseline for the RL strategy group. TTC-RL-2 updates the action every two sampling steps, which allows us to examine the effect of fixed-frequency reduction. Static-Threshold Event Triggered Control (ST-ETC) releases action updates only when the static threshold condition is satisfied, representing sparse control under a static trigger threshold. The proposed ET-PRL method incorporates streaming multi-scale anomaly scoring with two-layer adaptive threshold, and triggers action updates only when the current operating condition deviates significantly from the recent reference distribution.</w:t>
       </w:r>
     </w:p>
     <w:p>
       <w:pPr>
         <w:pStyle w:val="3"/>
       </w:pPr>
-      <w:bookmarkStart w:id="18" w:name="evaluation-metrics"/>
-      <w:bookmarkEnd w:id="17"/>
-      <w:r>
-        <w:lastRenderedPageBreak/>
+      <w:bookmarkStart w:id="16" w:name="evaluation-metrics"/>
+      <w:bookmarkEnd w:id="15"/>
+      <w:r>
         <w:t>5.1.3 Evaluation Metrics</w:t>
       </w:r>
     </w:p>
@@ -17800,6 +17707,7 @@
         <w:rPr>
           <w:rFonts w:hint="eastAsia"/>
         </w:rPr>
+        <w:lastRenderedPageBreak/>
         <w:t>（</w:t>
       </w:r>
       <w:r>
@@ -18807,7 +18715,6 @@
         </w:numPr>
       </w:pPr>
       <w:r>
-        <w:lastRenderedPageBreak/>
         <w:t>Temperature control and stability metrics</w:t>
       </w:r>
     </w:p>
@@ -18940,7 +18847,7 @@
         <w:pStyle w:val="a0"/>
       </w:pPr>
       <w:r>
-        <w:t>Performance preservation rate measures how well the event driven mechanism preserves the cumulative reward of the fixed step dense control baseline under sparse actuation, as defined in Eq. (28):</w:t>
+        <w:t>Performance preservation rate measures how well the event-driven mechanism preserves the cumulative reward of the fixed-step dense control baseline under sparse actuation, as defined in Eq. (28):</w:t>
       </w:r>
     </w:p>
     <w:p>
@@ -18959,6 +18866,7 @@
             <w:rPr>
               <w:rFonts w:ascii="Cambria Math" w:hAnsi="Cambria Math"/>
             </w:rPr>
+            <w:lastRenderedPageBreak/>
             <m:t>PPR=</m:t>
           </m:r>
           <m:f>
@@ -19116,7 +19024,7 @@
         </m:sSub>
       </m:oMath>
       <w:r>
-        <w:t xml:space="preserve"> are the cumulative rewards of the event driven strategy and the fixed step dense control strategy over the same test period.</w:t>
+        <w:t xml:space="preserve"> are the cumulative rewards of the event-driven strategy and the fixed-step dense control strategy over the same test period.</w:t>
       </w:r>
     </w:p>
     <w:p>
@@ -19423,7 +19331,7 @@
         <w:pStyle w:val="FirstParagraph"/>
       </w:pPr>
       <w:r>
-        <w:t>This group of metrics quantifies how effectively the event driven mechanism reduces communication load and actuator wear.</w:t>
+        <w:t>This group of metrics quantifies how effectively the event-driven mechanism reduces communication load and actuator wear.</w:t>
       </w:r>
     </w:p>
     <w:p>
@@ -19678,7 +19586,7 @@
         </m:r>
       </m:oMath>
       <w:r>
-        <w:t xml:space="preserve"> is the indicator function. Under the fixed step strategy, </w:t>
+        <w:t xml:space="preserve"> is the indicator function. Under the fixed-step strategy, </w:t>
       </w:r>
       <m:oMath>
         <m:sSub>
@@ -19719,7 +19627,7 @@
         </m:r>
       </m:oMath>
       <w:r>
-        <w:t xml:space="preserve">, whereas under the event driven strategy, </w:t>
+        <w:t xml:space="preserve">, whereas under the event-driven strategy, </w:t>
       </w:r>
       <m:oMath>
         <m:sSub>
@@ -19800,7 +19708,6 @@
         <w:pStyle w:val="a0"/>
       </w:pPr>
       <w:r>
-        <w:lastRenderedPageBreak/>
         <w:t>Daily trigger count is a physical measure of control frequency and reflects the average number of control actions executed per day, as defined in Eq. (31):</w:t>
       </w:r>
     </w:p>
@@ -19939,7 +19846,8 @@
         <w:pStyle w:val="a0"/>
       </w:pPr>
       <w:r>
-        <w:t>Actuation compression ratio measures the ratio of action updates between the fixed step strategy and the evaluated strategy, as defined in Eq. (32):</w:t>
+        <w:lastRenderedPageBreak/>
+        <w:t>Actuation compression ratio measures the ratio of action updates between the fixed-step strategy and the evaluated strategy, as defined in Eq. (32):</w:t>
       </w:r>
     </w:p>
     <w:p>
@@ -20091,7 +19999,7 @@
         </m:sSub>
       </m:oMath>
       <w:r>
-        <w:t xml:space="preserve"> are the total numbers of action updates under the fixed step strategy and the evaluated strategy, respectively. A larger ACR indicates a stronger sparsification effect of the event driven mechanism on control actions.</w:t>
+        <w:t xml:space="preserve"> are the total numbers of action updates under the fixed-step strategy and the evaluated strategy, respectively. A larger ACR indicates a stronger sparsification effect of the event-driven mechanism on control actions.</w:t>
       </w:r>
     </w:p>
     <w:p>
@@ -20131,7 +20039,7 @@
         <w:pStyle w:val="a0"/>
       </w:pPr>
       <w:r>
-        <w:t>Action reduction rate measures the proportion of action updates reduced by the evaluated strategy relative to the fixed step strategy, as defined in Eq. (33):</w:t>
+        <w:t>Action reduction rate measures the proportion of action updates reduced by the evaluated strategy relative to the fixed-step strategy, as defined in Eq. (33):</w:t>
       </w:r>
     </w:p>
     <w:p>
@@ -20847,7 +20755,7 @@
         </m:sSub>
       </m:oMath>
       <w:r>
-        <w:t xml:space="preserve"> is the number of actual action updates. Under the fixed step strategy, </w:t>
+        <w:t xml:space="preserve"> is the number of actual action updates. Under the fixed-step strategy, </w:t>
       </w:r>
       <m:oMath>
         <m:sSub>
@@ -20892,7 +20800,7 @@
         </m:r>
       </m:oMath>
       <w:r>
-        <w:t xml:space="preserve">, whereas under the event driven strategy, </w:t>
+        <w:t xml:space="preserve">, whereas under the event-driven strategy, </w:t>
       </w:r>
       <m:oMath>
         <m:sSub>
@@ -20973,6 +20881,7 @@
         <w:pStyle w:val="a0"/>
       </w:pPr>
       <w:r>
+        <w:lastRenderedPageBreak/>
         <w:t>Trigger interval measures the actual sparsity with which the gating layer releases action updates, as defined in Eq. (36):</w:t>
       </w:r>
     </w:p>
@@ -21552,9 +21461,9 @@
       <w:pPr>
         <w:pStyle w:val="2"/>
       </w:pPr>
-      <w:bookmarkStart w:id="19" w:name="experimental-results-analysis"/>
-      <w:bookmarkEnd w:id="15"/>
-      <w:bookmarkEnd w:id="18"/>
+      <w:bookmarkStart w:id="17" w:name="experimental-results-analysis"/>
+      <w:bookmarkEnd w:id="13"/>
+      <w:bookmarkEnd w:id="16"/>
       <w:r>
         <w:t>5.2 Experimental Results Analysis</w:t>
       </w:r>
@@ -21638,7 +21547,6 @@
                 <w:b/>
                 <w:bCs/>
               </w:rPr>
-              <w:lastRenderedPageBreak/>
               <w:t>Strategy</w:t>
             </w:r>
           </w:p>
@@ -22678,6 +22586,7 @@
               <w:pStyle w:val="Compact"/>
             </w:pPr>
             <w:r>
+              <w:lastRenderedPageBreak/>
               <w:t>TTC-RL-2</w:t>
             </w:r>
           </w:p>
@@ -23419,7 +23328,6 @@
         <w:pStyle w:val="a0"/>
       </w:pPr>
       <w:r>
-        <w:lastRenderedPageBreak/>
         <w:t xml:space="preserve">In terms of action smoothness, ET-PRL obtains </w:t>
       </w:r>
       <m:oMath>
@@ -23475,6 +23383,7 @@
         <w:pStyle w:val="a0"/>
       </w:pPr>
       <w:r>
+        <w:lastRenderedPageBreak/>
         <w:t xml:space="preserve">For the reward, cumulative return and return per update should be interpreted separately. ET-PRL obtains a cumulative test reward </w:t>
       </w:r>
       <m:oMath>
@@ -23613,7 +23522,7 @@
         </w:rPr>
         <w:lastRenderedPageBreak/>
         <w:drawing>
-          <wp:inline distT="0" distB="0" distL="0" distR="0" wp14:anchorId="3FE7E8E8" wp14:editId="3EDEEF90">
+          <wp:inline distT="0" distB="0" distL="0" distR="0" wp14:anchorId="56636769" wp14:editId="3E830FBF">
             <wp:extent cx="5334000" cy="3230339"/>
             <wp:effectExtent l="0" t="0" r="0" b="0"/>
             <wp:docPr id="37" name="Picture" descr="Figure 5 Comparison of the T_{\mathrm{chws}} window distributions for ET-PRL, TTC-RL-1, and ST-ETC. Each bar represents the action proportion within a 10 h window"/>
@@ -23623,157 +23532,6 @@
                 <pic:pic xmlns:pic="http://schemas.openxmlformats.org/drawingml/2006/picture">
                   <pic:nvPicPr>
                     <pic:cNvPr id="38" name="Picture" descr="../pics/fig6_t_chws_macro_distribution.svg"/>
-                    <pic:cNvPicPr>
-                      <a:picLocks noChangeAspect="1" noChangeArrowheads="1"/>
-                    </pic:cNvPicPr>
-                  </pic:nvPicPr>
-                  <pic:blipFill>
-                    <a:blip r:embed="rId17">
-                      <a:extLst>
-                        <a:ext uri="{28A0092B-C50C-407E-A947-70E740481C1C}">
-                          <a14:useLocalDpi xmlns:a14="http://schemas.microsoft.com/office/drawing/2010/main" val="0"/>
-                        </a:ext>
-                        <a:ext uri="{96DAC541-7B7A-43D3-8B79-37D633B846F1}">
-                          <asvg:svgBlip xmlns:asvg="http://schemas.microsoft.com/office/drawing/2016/SVG/main" r:embed="rId18"/>
-                        </a:ext>
-                      </a:extLst>
-                    </a:blip>
-                    <a:stretch>
-                      <a:fillRect/>
-                    </a:stretch>
-                  </pic:blipFill>
-                  <pic:spPr bwMode="auto">
-                    <a:xfrm>
-                      <a:off x="0" y="0"/>
-                      <a:ext cx="5334000" cy="3230339"/>
-                    </a:xfrm>
-                    <a:prstGeom prst="rect">
-                      <a:avLst/>
-                    </a:prstGeom>
-                    <a:noFill/>
-                    <a:ln w="9525">
-                      <a:noFill/>
-                      <a:headEnd/>
-                      <a:tailEnd/>
-                    </a:ln>
-                  </pic:spPr>
-                </pic:pic>
-              </a:graphicData>
-            </a:graphic>
-          </wp:inline>
-        </w:drawing>
-      </w:r>
-    </w:p>
-    <w:p>
-      <w:pPr>
-        <w:pStyle w:val="ImageCaption"/>
-      </w:pPr>
-      <w:r>
-        <w:t xml:space="preserve">Figure 5 Comparison of the </w:t>
-      </w:r>
-      <m:oMath>
-        <m:sSub>
-          <m:sSubPr>
-            <m:ctrlPr>
-              <w:rPr>
-                <w:rFonts w:ascii="Cambria Math" w:hAnsi="Cambria Math"/>
-              </w:rPr>
-            </m:ctrlPr>
-          </m:sSubPr>
-          <m:e>
-            <m:r>
-              <w:rPr>
-                <w:rFonts w:ascii="Cambria Math" w:hAnsi="Cambria Math"/>
-              </w:rPr>
-              <m:t>T</m:t>
-            </m:r>
-          </m:e>
-          <m:sub>
-            <m:r>
-              <w:rPr>
-                <w:rFonts w:ascii="Cambria Math" w:hAnsi="Cambria Math"/>
-              </w:rPr>
-              <m:t>chws</m:t>
-            </m:r>
-          </m:sub>
-        </m:sSub>
-      </m:oMath>
-      <w:r>
-        <w:t xml:space="preserve"> window distributions for ET-PRL, TTC-RL-1, and ST-ETC. Each bar represents the action proportion within a 10 h window</w:t>
-      </w:r>
-    </w:p>
-    <w:p>
-      <w:pPr>
-        <w:pStyle w:val="a0"/>
-      </w:pPr>
-      <w:r>
-        <w:t xml:space="preserve">Figure 5 shows that, during typical low load periods such as 0 to 50 h and 200 to 250 h, ET-PRL substantially increases the proportion of high temperature setpoints such as 15 °C. This behavior is consistent with the off design thermodynamic characteristics of chillers. When the building cooling demand is weak, increasing </w:t>
-      </w:r>
-      <m:oMath>
-        <m:sSub>
-          <m:sSubPr>
-            <m:ctrlPr>
-              <w:rPr>
-                <w:rFonts w:ascii="Cambria Math" w:hAnsi="Cambria Math"/>
-              </w:rPr>
-            </m:ctrlPr>
-          </m:sSubPr>
-          <m:e>
-            <m:r>
-              <w:rPr>
-                <w:rFonts w:ascii="Cambria Math" w:hAnsi="Cambria Math"/>
-              </w:rPr>
-              <m:t>T</m:t>
-            </m:r>
-          </m:e>
-          <m:sub>
-            <m:r>
-              <m:rPr>
-                <m:sty m:val="p"/>
-              </m:rPr>
-              <w:rPr>
-                <w:rFonts w:ascii="Cambria Math" w:hAnsi="Cambria Math"/>
-              </w:rPr>
-              <m:t>chws</m:t>
-            </m:r>
-          </m:sub>
-        </m:sSub>
-      </m:oMath>
-      <w:r>
-        <w:t xml:space="preserve"> is equivalent to increasing the evaporation temperature, which reduces the compressor pressure ratio and improves COP, thereby reducing electricity consumption per unit cooling output without violating indoor thermal comfort limits. It should be emphasized that ST-ETC and ET-PRL reuse the same trained TTC-RL-1 Q network and the same state inputs, so both strategies retain value estimation capability based on predictive features. Their difference mainly lies in the gating layer. The static threshold in ST-ETC is more likely to mismatch the current operating condition under cross period distribution shift, which can cause false triggering at noncritical moments and shorten the continuous holding duration of efficient setpoints. In contrast, the streaming two layer dynamic threshold in ET-PRL can correct the trigger boundary online and filter high frequency noise induced triggers, allowing high temperature setpoints to be held for longer continuous periods and leading to a clearer adjustment of the action selection distribution.</w:t>
-      </w:r>
-    </w:p>
-    <w:p>
-      <w:pPr>
-        <w:pStyle w:val="a0"/>
-      </w:pPr>
-      <w:r>
-        <w:t xml:space="preserve">However, the overall window distribution alone is insufficient to explain how the action selection distribution changes. On the one hand, setpoint holding and updating behaviors should be examined in representative temporal segments during load variation. On the other hand, the degree of action deviation between event triggered strategies and TTC-RL-1 should be quantified over the full sample, </w:t>
-      </w:r>
-      <w:r>
-        <w:lastRenderedPageBreak/>
-        <w:t>so that we can determine whether these strategies form setpoint adjustments that are genuinely distinct from the baseline. For this reason, Figure 6 further analyzes the trigger behavior of ET-PRL from two perspectives, namely local trajectory response and global difference frequency.</w:t>
-      </w:r>
-    </w:p>
-    <w:p>
-      <w:pPr>
-        <w:pStyle w:val="CaptionedFigure"/>
-      </w:pPr>
-      <w:r>
-        <w:rPr>
-          <w:noProof/>
-        </w:rPr>
-        <w:drawing>
-          <wp:inline distT="0" distB="0" distL="0" distR="0" wp14:anchorId="099934A4" wp14:editId="55853C70">
-            <wp:extent cx="5334000" cy="3230339"/>
-            <wp:effectExtent l="0" t="0" r="0" b="0"/>
-            <wp:docPr id="40" name="Picture" descr="Figure 6 Local event triggered response and global difference frequency statistics. Panel a shows the cooling load and absolute setpoint trajectories from 65 h to 85 h, and panel b shows the logarithmic frequency distributions of \Delta T_{\mathrm{chws}} for ST-ETC and ET-PRL relative to TTC-RL-1"/>
-            <wp:cNvGraphicFramePr/>
-            <a:graphic xmlns:a="http://schemas.openxmlformats.org/drawingml/2006/main">
-              <a:graphicData uri="http://schemas.openxmlformats.org/drawingml/2006/picture">
-                <pic:pic xmlns:pic="http://schemas.openxmlformats.org/drawingml/2006/picture">
-                  <pic:nvPicPr>
-                    <pic:cNvPr id="41" name="Picture" descr="../pics/fig7_t_chws_delta_analysis.svg"/>
                     <pic:cNvPicPr>
                       <a:picLocks noChangeAspect="1" noChangeArrowheads="1"/>
                     </pic:cNvPicPr>
@@ -23820,15 +23578,9 @@
         <w:pStyle w:val="ImageCaption"/>
       </w:pPr>
       <w:r>
-        <w:t xml:space="preserve">Figure 6 Local event triggered response and global difference frequency statistics. Panel a shows the cooling load and absolute setpoint trajectories from 65 h to 85 h, and panel b shows the logarithmic frequency distributions of </w:t>
+        <w:t xml:space="preserve">Figure 5 Comparison of the </w:t>
       </w:r>
       <m:oMath>
-        <m:r>
-          <w:rPr>
-            <w:rFonts w:ascii="Cambria Math" w:hAnsi="Cambria Math"/>
-          </w:rPr>
-          <m:t>Δ</m:t>
-        </m:r>
         <m:sSub>
           <m:sSubPr>
             <m:ctrlPr>
@@ -23856,7 +23608,7 @@
         </m:sSub>
       </m:oMath>
       <w:r>
-        <w:t xml:space="preserve"> for ST-ETC and ET-PRL relative to TTC-RL-1</w:t>
+        <w:t xml:space="preserve"> window distributions for ET-PRL, TTC-RL-1, and ST-ETC. Each bar represents the action proportion within a 10 h window</w:t>
       </w:r>
     </w:p>
     <w:p>
@@ -23864,7 +23616,40 @@
         <w:pStyle w:val="a0"/>
       </w:pPr>
       <w:r>
-        <w:t>For the local trajectory analysis, panel a of Figure 6 examines a representative window from 65 to 85 h. ET-PRL exhibits longer stepwise holding periods and updates the setpoint only when key disturbances occur, whereas TTC-RL-1 maintains high frequency time triggered updates. Because the same trained Q network is used, this difference mainly comes from when updates are triggered. ST-ETC is constrained by a static boundary and is therefore more likely to trigger falsely near the boundary, which causes frequent switching and drives the output closer to the baseline strategy. ET-PRL suppresses updates caused by noise through the two layer dynamic threshold and the minimum trigger interval, which allows the predictive Q network to keep efficient setpoints for longer periods during low load windows.</w:t>
+        <w:t xml:space="preserve">Figure 5 shows that, during typical low load periods such as 0 to 50 h and 200 to 250 h, ET-PRL substantially increases the proportion of high temperature setpoints such as 15 °C. This behavior is consistent with the off design thermodynamic characteristics of chillers. When the building cooling demand is weak, increasing </w:t>
+      </w:r>
+      <m:oMath>
+        <m:sSub>
+          <m:sSubPr>
+            <m:ctrlPr>
+              <w:rPr>
+                <w:rFonts w:ascii="Cambria Math" w:hAnsi="Cambria Math"/>
+              </w:rPr>
+            </m:ctrlPr>
+          </m:sSubPr>
+          <m:e>
+            <m:r>
+              <w:rPr>
+                <w:rFonts w:ascii="Cambria Math" w:hAnsi="Cambria Math"/>
+              </w:rPr>
+              <m:t>T</m:t>
+            </m:r>
+          </m:e>
+          <m:sub>
+            <m:r>
+              <m:rPr>
+                <m:sty m:val="p"/>
+              </m:rPr>
+              <w:rPr>
+                <w:rFonts w:ascii="Cambria Math" w:hAnsi="Cambria Math"/>
+              </w:rPr>
+              <m:t>chws</m:t>
+            </m:r>
+          </m:sub>
+        </m:sSub>
+      </m:oMath>
+      <w:r>
+        <w:t xml:space="preserve"> is equivalent to increasing the evaporation temperature, which reduces the compressor pressure ratio and improves COP, thereby reducing electricity consumption per unit cooling output without violating indoor thermal comfort limits. It should be emphasized that ST-ETC and ET-PRL reuse the same trained TTC-RL-1 Q network and the same state inputs, so both strategies retain value estimation capability based on predictive features. Their difference mainly lies in the gating layer. The static threshold in ST-ETC is more likely to mismatch the current operating condition under cross period distribution shift, which can cause false triggering at noncritical moments and shorten the continuous holding duration of efficient setpoints. In contrast, the streaming local-global two-layer adaptive threshold in ET-PRL can correct the trigger boundary online and filter high frequency noise induced triggers, allowing high temperature setpoints to be held for longer continuous periods and leading to a clearer adjustment of the action selection distribution.</w:t>
       </w:r>
     </w:p>
     <w:p>
@@ -23872,616 +23657,11 @@
         <w:pStyle w:val="a0"/>
       </w:pPr>
       <w:r>
-        <w:t xml:space="preserve">At the global difference level, panel b of Figure 6 shows that the proportion of nonzero differences between ST-ETC and TTC-RL-1 is only 0.82%, whereas the corresponding proportion for ET-PRL is 14.12%. The full sample variances of the differences are </w:t>
-      </w:r>
-      <m:oMath>
-        <m:r>
-          <w:rPr>
-            <w:rFonts w:ascii="Cambria Math" w:hAnsi="Cambria Math"/>
-          </w:rPr>
-          <m:t>0.446</m:t>
-        </m:r>
-      </m:oMath>
-      <w:r>
-        <w:t xml:space="preserve"> and </w:t>
-      </w:r>
-      <m:oMath>
-        <m:r>
-          <w:rPr>
-            <w:rFonts w:ascii="Cambria Math" w:hAnsi="Cambria Math"/>
-          </w:rPr>
-          <m:t>5.879</m:t>
-        </m:r>
-      </m:oMath>
-      <w:r>
-        <w:t xml:space="preserve">, respectively. This indicates that the action outputs of ST-ETC remain very close to the baseline strategy and are insufficient to produce </w:t>
+        <w:t xml:space="preserve">However, the overall window distribution alone is insufficient to explain how the action selection distribution changes. On the one hand, setpoint holding and updating behaviors should be examined in representative temporal segments during load variation. On the other hand, the degree of action deviation between </w:t>
       </w:r>
       <w:r>
         <w:lastRenderedPageBreak/>
-        <w:t>substantive temperature setpoint optimization. In contrast, ET-PRL achieves clearer action selection adjustment while preserving sparse execution.</w:t>
-      </w:r>
-    </w:p>
-    <w:p>
-      <w:pPr>
-        <w:pStyle w:val="Compact"/>
-        <w:numPr>
-          <w:ilvl w:val="0"/>
-          <w:numId w:val="15"/>
-        </w:numPr>
-      </w:pPr>
-      <w:r>
-        <w:t>Event Triggered Control Sparsity and Temporal Dynamics Analysis</w:t>
-      </w:r>
-    </w:p>
-    <w:p>
-      <w:pPr>
-        <w:pStyle w:val="FirstParagraph"/>
-      </w:pPr>
-      <w:r>
-        <w:t>The above results show that ET-PRL not only reduces the action update frequency but also changes the distribution of chilled water supply temperature setpoints in the action space. To further characterize the temporal structure of control sparsity and the dynamic response of the system, we compare ET-PRL, ST-ETC, and TTC-RL-1 using the trigger interval and action holding length defined above. The trigger interval reflects the actual sparsity of trigger events at the gating layer, whereas the action holding length reflects setpoint stability at the execution layer. Even after a trigger occurs, the policy network may still output the same optimal setpoint as in the previous step, so the action holding length in the realized trajectory is usually greater than or equal to the trigger interval.</w:t>
-      </w:r>
-    </w:p>
-    <w:p>
-      <w:pPr>
-        <w:pStyle w:val="a0"/>
-      </w:pPr>
-      <w:r>
-        <w:t>Table 2 Temporal sparsity and action holding statistics of different control strategies</w:t>
-      </w:r>
-    </w:p>
-    <w:tbl>
-      <w:tblPr>
-        <w:tblStyle w:val="Table"/>
-        <w:tblW w:w="5000" w:type="pct"/>
-        <w:tblBorders>
-          <w:top w:val="single" w:sz="4" w:space="0" w:color="000000"/>
-          <w:left w:val="single" w:sz="4" w:space="0" w:color="000000"/>
-          <w:bottom w:val="single" w:sz="4" w:space="0" w:color="000000"/>
-          <w:right w:val="single" w:sz="4" w:space="0" w:color="000000"/>
-          <w:insideH w:val="single" w:sz="4" w:space="0" w:color="000000"/>
-          <w:insideV w:val="single" w:sz="4" w:space="0" w:color="000000"/>
-        </w:tblBorders>
-        <w:tblLayout w:type="fixed"/>
-        <w:tblLook w:val="0020" w:firstRow="1" w:lastRow="0" w:firstColumn="0" w:lastColumn="0" w:noHBand="0" w:noVBand="0"/>
-      </w:tblPr>
-      <w:tblGrid>
-        <w:gridCol w:w="1772"/>
-        <w:gridCol w:w="1771"/>
-        <w:gridCol w:w="1771"/>
-        <w:gridCol w:w="1771"/>
-        <w:gridCol w:w="1771"/>
-      </w:tblGrid>
-      <w:tr>
-        <w:trPr>
-          <w:cnfStyle w:val="100000000000" w:firstRow="1" w:lastRow="0" w:firstColumn="0" w:lastColumn="0" w:oddVBand="0" w:evenVBand="0" w:oddHBand="0" w:evenHBand="0" w:firstRowFirstColumn="0" w:firstRowLastColumn="0" w:lastRowFirstColumn="0" w:lastRowLastColumn="0"/>
-          <w:tblHeader/>
-        </w:trPr>
-        <w:tc>
-          <w:tcPr>
-            <w:tcW w:w="1584" w:type="dxa"/>
-            <w:tcBorders>
-              <w:top w:val="single" w:sz="4" w:space="0" w:color="000000"/>
-              <w:left w:val="single" w:sz="4" w:space="0" w:color="000000"/>
-              <w:bottom w:val="single" w:sz="4" w:space="0" w:color="000000"/>
-              <w:right w:val="single" w:sz="4" w:space="0" w:color="000000"/>
-            </w:tcBorders>
-          </w:tcPr>
-          <w:p>
-            <w:pPr>
-              <w:pStyle w:val="Compact"/>
-            </w:pPr>
-            <w:r>
-              <w:rPr>
-                <w:b/>
-                <w:bCs/>
-              </w:rPr>
-              <w:t>Strategy</w:t>
-            </w:r>
-          </w:p>
-        </w:tc>
-        <w:tc>
-          <w:tcPr>
-            <w:tcW w:w="1584" w:type="dxa"/>
-            <w:tcBorders>
-              <w:top w:val="single" w:sz="4" w:space="0" w:color="000000"/>
-              <w:left w:val="single" w:sz="4" w:space="0" w:color="000000"/>
-              <w:bottom w:val="single" w:sz="4" w:space="0" w:color="000000"/>
-              <w:right w:val="single" w:sz="4" w:space="0" w:color="000000"/>
-            </w:tcBorders>
-          </w:tcPr>
-          <w:p>
-            <w:pPr>
-              <w:pStyle w:val="Compact"/>
-              <w:jc w:val="center"/>
-            </w:pPr>
-            <w:r>
-              <w:rPr>
-                <w:b/>
-                <w:bCs/>
-              </w:rPr>
-              <w:t>Mean Trigger Interval (steps)</w:t>
-            </w:r>
-          </w:p>
-        </w:tc>
-        <w:tc>
-          <w:tcPr>
-            <w:tcW w:w="1584" w:type="dxa"/>
-            <w:tcBorders>
-              <w:top w:val="single" w:sz="4" w:space="0" w:color="000000"/>
-              <w:left w:val="single" w:sz="4" w:space="0" w:color="000000"/>
-              <w:bottom w:val="single" w:sz="4" w:space="0" w:color="000000"/>
-              <w:right w:val="single" w:sz="4" w:space="0" w:color="000000"/>
-            </w:tcBorders>
-          </w:tcPr>
-          <w:p>
-            <w:pPr>
-              <w:pStyle w:val="Compact"/>
-              <w:jc w:val="center"/>
-            </w:pPr>
-            <w:r>
-              <w:rPr>
-                <w:b/>
-                <w:bCs/>
-              </w:rPr>
-              <w:t>Daily Trigger Count</w:t>
-            </w:r>
-          </w:p>
-        </w:tc>
-        <w:tc>
-          <w:tcPr>
-            <w:tcW w:w="1584" w:type="dxa"/>
-            <w:tcBorders>
-              <w:top w:val="single" w:sz="4" w:space="0" w:color="000000"/>
-              <w:left w:val="single" w:sz="4" w:space="0" w:color="000000"/>
-              <w:bottom w:val="single" w:sz="4" w:space="0" w:color="000000"/>
-              <w:right w:val="single" w:sz="4" w:space="0" w:color="000000"/>
-            </w:tcBorders>
-          </w:tcPr>
-          <w:p>
-            <w:pPr>
-              <w:pStyle w:val="Compact"/>
-              <w:jc w:val="center"/>
-            </w:pPr>
-            <w:r>
-              <w:rPr>
-                <w:b/>
-                <w:bCs/>
-              </w:rPr>
-              <w:t>Mean Action Holding Length (steps)</w:t>
-            </w:r>
-          </w:p>
-        </w:tc>
-        <w:tc>
-          <w:tcPr>
-            <w:tcW w:w="1584" w:type="dxa"/>
-            <w:tcBorders>
-              <w:top w:val="single" w:sz="4" w:space="0" w:color="000000"/>
-              <w:left w:val="single" w:sz="4" w:space="0" w:color="000000"/>
-              <w:bottom w:val="single" w:sz="4" w:space="0" w:color="000000"/>
-              <w:right w:val="single" w:sz="4" w:space="0" w:color="000000"/>
-            </w:tcBorders>
-          </w:tcPr>
-          <w:p>
-            <w:pPr>
-              <w:pStyle w:val="Compact"/>
-              <w:jc w:val="center"/>
-            </w:pPr>
-            <w:r>
-              <w:rPr>
-                <w:b/>
-                <w:bCs/>
-              </w:rPr>
-              <w:t xml:space="preserve">95th percentile </w:t>
-            </w:r>
-            <m:oMath>
-              <m:sSub>
-                <m:sSubPr>
-                  <m:ctrlPr>
-                    <w:rPr>
-                      <w:rFonts w:ascii="Cambria Math" w:hAnsi="Cambria Math"/>
-                    </w:rPr>
-                  </m:ctrlPr>
-                </m:sSubPr>
-                <m:e>
-                  <m:r>
-                    <w:rPr>
-                      <w:rFonts w:ascii="Cambria Math" w:hAnsi="Cambria Math"/>
-                    </w:rPr>
-                    <m:t>P</m:t>
-                  </m:r>
-                </m:e>
-                <m:sub>
-                  <m:r>
-                    <w:rPr>
-                      <w:rFonts w:ascii="Cambria Math" w:hAnsi="Cambria Math"/>
-                    </w:rPr>
-                    <m:t>95</m:t>
-                  </m:r>
-                </m:sub>
-              </m:sSub>
-            </m:oMath>
-            <w:r>
-              <w:rPr>
-                <w:b/>
-                <w:bCs/>
-              </w:rPr>
-              <w:t xml:space="preserve"> (steps)</w:t>
-            </w:r>
-          </w:p>
-        </w:tc>
-      </w:tr>
-      <w:tr>
-        <w:tc>
-          <w:tcPr>
-            <w:tcW w:w="1584" w:type="dxa"/>
-            <w:tcBorders>
-              <w:top w:val="single" w:sz="4" w:space="0" w:color="000000"/>
-              <w:left w:val="single" w:sz="4" w:space="0" w:color="000000"/>
-              <w:bottom w:val="single" w:sz="4" w:space="0" w:color="000000"/>
-              <w:right w:val="single" w:sz="4" w:space="0" w:color="000000"/>
-            </w:tcBorders>
-          </w:tcPr>
-          <w:p>
-            <w:pPr>
-              <w:pStyle w:val="Compact"/>
-            </w:pPr>
-            <w:r>
-              <w:t>TTC-RL-1</w:t>
-            </w:r>
-          </w:p>
-        </w:tc>
-        <w:tc>
-          <w:tcPr>
-            <w:tcW w:w="1584" w:type="dxa"/>
-            <w:tcBorders>
-              <w:top w:val="single" w:sz="4" w:space="0" w:color="000000"/>
-              <w:left w:val="single" w:sz="4" w:space="0" w:color="000000"/>
-              <w:bottom w:val="single" w:sz="4" w:space="0" w:color="000000"/>
-              <w:right w:val="single" w:sz="4" w:space="0" w:color="000000"/>
-            </w:tcBorders>
-          </w:tcPr>
-          <w:p>
-            <w:pPr>
-              <w:pStyle w:val="Compact"/>
-              <w:jc w:val="center"/>
-            </w:pPr>
-            <w:r>
-              <w:t>1.000</w:t>
-            </w:r>
-          </w:p>
-        </w:tc>
-        <w:tc>
-          <w:tcPr>
-            <w:tcW w:w="1584" w:type="dxa"/>
-            <w:tcBorders>
-              <w:top w:val="single" w:sz="4" w:space="0" w:color="000000"/>
-              <w:left w:val="single" w:sz="4" w:space="0" w:color="000000"/>
-              <w:bottom w:val="single" w:sz="4" w:space="0" w:color="000000"/>
-              <w:right w:val="single" w:sz="4" w:space="0" w:color="000000"/>
-            </w:tcBorders>
-          </w:tcPr>
-          <w:p>
-            <w:pPr>
-              <w:pStyle w:val="Compact"/>
-              <w:jc w:val="center"/>
-            </w:pPr>
-            <w:r>
-              <w:t>275.25</w:t>
-            </w:r>
-          </w:p>
-        </w:tc>
-        <w:tc>
-          <w:tcPr>
-            <w:tcW w:w="1584" w:type="dxa"/>
-            <w:tcBorders>
-              <w:top w:val="single" w:sz="4" w:space="0" w:color="000000"/>
-              <w:left w:val="single" w:sz="4" w:space="0" w:color="000000"/>
-              <w:bottom w:val="single" w:sz="4" w:space="0" w:color="000000"/>
-              <w:right w:val="single" w:sz="4" w:space="0" w:color="000000"/>
-            </w:tcBorders>
-          </w:tcPr>
-          <w:p>
-            <w:pPr>
-              <w:pStyle w:val="Compact"/>
-              <w:jc w:val="center"/>
-            </w:pPr>
-            <w:r>
-              <w:t>7.57</w:t>
-            </w:r>
-          </w:p>
-        </w:tc>
-        <w:tc>
-          <w:tcPr>
-            <w:tcW w:w="1584" w:type="dxa"/>
-            <w:tcBorders>
-              <w:top w:val="single" w:sz="4" w:space="0" w:color="000000"/>
-              <w:left w:val="single" w:sz="4" w:space="0" w:color="000000"/>
-              <w:bottom w:val="single" w:sz="4" w:space="0" w:color="000000"/>
-              <w:right w:val="single" w:sz="4" w:space="0" w:color="000000"/>
-            </w:tcBorders>
-          </w:tcPr>
-          <w:p>
-            <w:pPr>
-              <w:pStyle w:val="Compact"/>
-              <w:jc w:val="center"/>
-            </w:pPr>
-            <w:r>
-              <w:t>42.9</w:t>
-            </w:r>
-          </w:p>
-        </w:tc>
-      </w:tr>
-      <w:tr>
-        <w:tc>
-          <w:tcPr>
-            <w:tcW w:w="1584" w:type="dxa"/>
-            <w:tcBorders>
-              <w:top w:val="single" w:sz="4" w:space="0" w:color="000000"/>
-              <w:left w:val="single" w:sz="4" w:space="0" w:color="000000"/>
-              <w:bottom w:val="single" w:sz="4" w:space="0" w:color="000000"/>
-              <w:right w:val="single" w:sz="4" w:space="0" w:color="000000"/>
-            </w:tcBorders>
-          </w:tcPr>
-          <w:p>
-            <w:pPr>
-              <w:pStyle w:val="Compact"/>
-            </w:pPr>
-            <w:r>
-              <w:t>ST-ETC</w:t>
-            </w:r>
-          </w:p>
-        </w:tc>
-        <w:tc>
-          <w:tcPr>
-            <w:tcW w:w="1584" w:type="dxa"/>
-            <w:tcBorders>
-              <w:top w:val="single" w:sz="4" w:space="0" w:color="000000"/>
-              <w:left w:val="single" w:sz="4" w:space="0" w:color="000000"/>
-              <w:bottom w:val="single" w:sz="4" w:space="0" w:color="000000"/>
-              <w:right w:val="single" w:sz="4" w:space="0" w:color="000000"/>
-            </w:tcBorders>
-          </w:tcPr>
-          <w:p>
-            <w:pPr>
-              <w:pStyle w:val="Compact"/>
-              <w:jc w:val="center"/>
-            </w:pPr>
-            <w:r>
-              <w:t>1.249</w:t>
-            </w:r>
-          </w:p>
-        </w:tc>
-        <w:tc>
-          <w:tcPr>
-            <w:tcW w:w="1584" w:type="dxa"/>
-            <w:tcBorders>
-              <w:top w:val="single" w:sz="4" w:space="0" w:color="000000"/>
-              <w:left w:val="single" w:sz="4" w:space="0" w:color="000000"/>
-              <w:bottom w:val="single" w:sz="4" w:space="0" w:color="000000"/>
-              <w:right w:val="single" w:sz="4" w:space="0" w:color="000000"/>
-            </w:tcBorders>
-          </w:tcPr>
-          <w:p>
-            <w:pPr>
-              <w:pStyle w:val="Compact"/>
-              <w:jc w:val="center"/>
-            </w:pPr>
-            <w:r>
-              <w:t>220.31</w:t>
-            </w:r>
-          </w:p>
-        </w:tc>
-        <w:tc>
-          <w:tcPr>
-            <w:tcW w:w="1584" w:type="dxa"/>
-            <w:tcBorders>
-              <w:top w:val="single" w:sz="4" w:space="0" w:color="000000"/>
-              <w:left w:val="single" w:sz="4" w:space="0" w:color="000000"/>
-              <w:bottom w:val="single" w:sz="4" w:space="0" w:color="000000"/>
-              <w:right w:val="single" w:sz="4" w:space="0" w:color="000000"/>
-            </w:tcBorders>
-          </w:tcPr>
-          <w:p>
-            <w:pPr>
-              <w:pStyle w:val="Compact"/>
-              <w:jc w:val="center"/>
-            </w:pPr>
-            <w:r>
-              <w:t>7.89</w:t>
-            </w:r>
-          </w:p>
-        </w:tc>
-        <w:tc>
-          <w:tcPr>
-            <w:tcW w:w="1584" w:type="dxa"/>
-            <w:tcBorders>
-              <w:top w:val="single" w:sz="4" w:space="0" w:color="000000"/>
-              <w:left w:val="single" w:sz="4" w:space="0" w:color="000000"/>
-              <w:bottom w:val="single" w:sz="4" w:space="0" w:color="000000"/>
-              <w:right w:val="single" w:sz="4" w:space="0" w:color="000000"/>
-            </w:tcBorders>
-          </w:tcPr>
-          <w:p>
-            <w:pPr>
-              <w:pStyle w:val="Compact"/>
-              <w:jc w:val="center"/>
-            </w:pPr>
-            <w:r>
-              <w:t>43.3</w:t>
-            </w:r>
-          </w:p>
-        </w:tc>
-      </w:tr>
-      <w:tr>
-        <w:tc>
-          <w:tcPr>
-            <w:tcW w:w="1584" w:type="dxa"/>
-            <w:tcBorders>
-              <w:top w:val="single" w:sz="4" w:space="0" w:color="000000"/>
-              <w:left w:val="single" w:sz="4" w:space="0" w:color="000000"/>
-              <w:bottom w:val="single" w:sz="4" w:space="0" w:color="000000"/>
-              <w:right w:val="single" w:sz="4" w:space="0" w:color="000000"/>
-            </w:tcBorders>
-          </w:tcPr>
-          <w:p>
-            <w:pPr>
-              <w:pStyle w:val="Compact"/>
-            </w:pPr>
-            <w:r>
-              <w:rPr>
-                <w:b/>
-                <w:bCs/>
-              </w:rPr>
-              <w:t>ET-PRL</w:t>
-            </w:r>
-          </w:p>
-        </w:tc>
-        <w:tc>
-          <w:tcPr>
-            <w:tcW w:w="1584" w:type="dxa"/>
-            <w:tcBorders>
-              <w:top w:val="single" w:sz="4" w:space="0" w:color="000000"/>
-              <w:left w:val="single" w:sz="4" w:space="0" w:color="000000"/>
-              <w:bottom w:val="single" w:sz="4" w:space="0" w:color="000000"/>
-              <w:right w:val="single" w:sz="4" w:space="0" w:color="000000"/>
-            </w:tcBorders>
-          </w:tcPr>
-          <w:p>
-            <w:pPr>
-              <w:pStyle w:val="Compact"/>
-              <w:jc w:val="center"/>
-            </w:pPr>
-            <w:r>
-              <w:rPr>
-                <w:b/>
-                <w:bCs/>
-              </w:rPr>
-              <w:t>2.117</w:t>
-            </w:r>
-          </w:p>
-        </w:tc>
-        <w:tc>
-          <w:tcPr>
-            <w:tcW w:w="1584" w:type="dxa"/>
-            <w:tcBorders>
-              <w:top w:val="single" w:sz="4" w:space="0" w:color="000000"/>
-              <w:left w:val="single" w:sz="4" w:space="0" w:color="000000"/>
-              <w:bottom w:val="single" w:sz="4" w:space="0" w:color="000000"/>
-              <w:right w:val="single" w:sz="4" w:space="0" w:color="000000"/>
-            </w:tcBorders>
-          </w:tcPr>
-          <w:p>
-            <w:pPr>
-              <w:pStyle w:val="Compact"/>
-              <w:jc w:val="center"/>
-            </w:pPr>
-            <w:r>
-              <w:rPr>
-                <w:b/>
-                <w:bCs/>
-              </w:rPr>
-              <w:t>127.88</w:t>
-            </w:r>
-          </w:p>
-        </w:tc>
-        <w:tc>
-          <w:tcPr>
-            <w:tcW w:w="1584" w:type="dxa"/>
-            <w:tcBorders>
-              <w:top w:val="single" w:sz="4" w:space="0" w:color="000000"/>
-              <w:left w:val="single" w:sz="4" w:space="0" w:color="000000"/>
-              <w:bottom w:val="single" w:sz="4" w:space="0" w:color="000000"/>
-              <w:right w:val="single" w:sz="4" w:space="0" w:color="000000"/>
-            </w:tcBorders>
-          </w:tcPr>
-          <w:p>
-            <w:pPr>
-              <w:pStyle w:val="Compact"/>
-              <w:jc w:val="center"/>
-            </w:pPr>
-            <w:r>
-              <w:rPr>
-                <w:b/>
-                <w:bCs/>
-              </w:rPr>
-              <w:t>11.56</w:t>
-            </w:r>
-          </w:p>
-        </w:tc>
-        <w:tc>
-          <w:tcPr>
-            <w:tcW w:w="1584" w:type="dxa"/>
-            <w:tcBorders>
-              <w:top w:val="single" w:sz="4" w:space="0" w:color="000000"/>
-              <w:left w:val="single" w:sz="4" w:space="0" w:color="000000"/>
-              <w:bottom w:val="single" w:sz="4" w:space="0" w:color="000000"/>
-              <w:right w:val="single" w:sz="4" w:space="0" w:color="000000"/>
-            </w:tcBorders>
-          </w:tcPr>
-          <w:p>
-            <w:pPr>
-              <w:pStyle w:val="Compact"/>
-              <w:jc w:val="center"/>
-            </w:pPr>
-            <w:r>
-              <w:rPr>
-                <w:b/>
-                <w:bCs/>
-              </w:rPr>
-              <w:t>57.0</w:t>
-            </w:r>
-          </w:p>
-        </w:tc>
-      </w:tr>
-    </w:tbl>
-    <w:p>
-      <w:pPr>
-        <w:pStyle w:val="a0"/>
-      </w:pPr>
-      <w:r>
-        <w:t xml:space="preserve">Based on these statistics, the mean trigger interval of ET-PRL is 2.117 steps, which is much higher than 1.249 steps for ST-ETC and 1.000 step for TTC-RL-1, and the corresponding daily trigger counts are 127.88, 220.31, and 275.25, respectively. ET-PRL also achieves a longer mean action holding length of 11.56 steps, compared with 7.89 steps for ST-ETC and 7.57 steps for TTC-RL-1. Its distribution exhibits a pronounced long tail, with the 95th percentile </w:t>
-      </w:r>
-      <m:oMath>
-        <m:sSub>
-          <m:sSubPr>
-            <m:ctrlPr>
-              <w:rPr>
-                <w:rFonts w:ascii="Cambria Math" w:hAnsi="Cambria Math"/>
-              </w:rPr>
-            </m:ctrlPr>
-          </m:sSubPr>
-          <m:e>
-            <m:r>
-              <w:rPr>
-                <w:rFonts w:ascii="Cambria Math" w:hAnsi="Cambria Math"/>
-              </w:rPr>
-              <m:t>P</m:t>
-            </m:r>
-          </m:e>
-          <m:sub>
-            <m:r>
-              <w:rPr>
-                <w:rFonts w:ascii="Cambria Math" w:hAnsi="Cambria Math"/>
-              </w:rPr>
-              <m:t>95</m:t>
-            </m:r>
-          </m:sub>
-        </m:sSub>
-      </m:oMath>
-      <w:r>
-        <w:t xml:space="preserve"> reaching 57.0 steps, or about 4.75 h, whereas the corresponding values for ST-ETC and TTC-RL-1 are only 43.3 and 42.9 steps. These results indicate that the dynamic threshold gating mechanism yields a lower control update frequency and longer holding durations during stable periods.</w:t>
-      </w:r>
-    </w:p>
-    <w:p>
-      <w:pPr>
-        <w:pStyle w:val="a0"/>
-      </w:pPr>
-      <w:r>
-        <w:t xml:space="preserve">To further illustrate the distribution pattern of these trigger interval differences, Figure 7 shows the distribution of action update intervals under the different control strategies. The main panel reports the proportion in each interval bin for TTC-RL-1, ST-ETC, and ET-PRL, and the inset enlarges the long tail region for intervals of at least 4 steps. TTC-RL-1 concentrates almost entirely at an interval of 1 step because it updates at a fixed cadence, whereas ST-ETC updates are mainly concentrated in the short interval range. By contrast, ET-PRL exhibits a much more pronounced long tail, with a maximum trigger interval of 74 steps, indicating that </w:t>
-      </w:r>
-      <w:r>
-        <w:lastRenderedPageBreak/>
-        <w:t>the dynamic event gating mechanism can keep the setpoint unchanged for longer periods under low disturbance conditions.</w:t>
+        <w:t>event triggered strategies and TTC-RL-1 should be quantified over the full sample, so that we can determine whether these strategies form setpoint adjustments that are genuinely distinct from the baseline. For this reason, Figure 6 further analyzes the trigger behavior of ET-PRL from two perspectives, namely local trajectory response and global difference frequency.</w:t>
       </w:r>
     </w:p>
     <w:p>
@@ -24493,16 +23673,16 @@
           <w:noProof/>
         </w:rPr>
         <w:drawing>
-          <wp:inline distT="0" distB="0" distL="0" distR="0" wp14:anchorId="736C6BC0" wp14:editId="216EA781">
+          <wp:inline distT="0" distB="0" distL="0" distR="0" wp14:anchorId="44FFDBBE" wp14:editId="269DDB32">
             <wp:extent cx="5334000" cy="3230339"/>
             <wp:effectExtent l="0" t="0" r="0" b="0"/>
-            <wp:docPr id="43" name="Picture" descr="Figure 7 Distribution of action update intervals under different control strategies. The main panel shows the share of each discrete bin, and the inset enlarges the long tail region"/>
+            <wp:docPr id="40" name="Picture" descr="Figure 6 Local event triggered response and global difference frequency statistics. Panel a shows the cooling load and absolute setpoint trajectories from 65 h to 85 h, and panel b shows the logarithmic frequency distributions of \Delta T_{\mathrm{chws}} for ST-ETC and ET-PRL relative to TTC-RL-1"/>
             <wp:cNvGraphicFramePr/>
             <a:graphic xmlns:a="http://schemas.openxmlformats.org/drawingml/2006/main">
               <a:graphicData uri="http://schemas.openxmlformats.org/drawingml/2006/picture">
                 <pic:pic xmlns:pic="http://schemas.openxmlformats.org/drawingml/2006/picture">
                   <pic:nvPicPr>
-                    <pic:cNvPr id="44" name="Picture" descr="../pics/fig8_action_update_interval_distribution.svg"/>
+                    <pic:cNvPr id="41" name="Picture" descr="../pics/fig7_t_chws_delta_analysis.svg"/>
                     <pic:cNvPicPr>
                       <a:picLocks noChangeAspect="1" noChangeArrowheads="1"/>
                     </pic:cNvPicPr>
@@ -24549,7 +23729,43 @@
         <w:pStyle w:val="ImageCaption"/>
       </w:pPr>
       <w:r>
-        <w:t>Figure 7 Distribution of action update intervals under different control strategies. The main panel shows the share of each discrete bin, and the inset enlarges the long tail region</w:t>
+        <w:t xml:space="preserve">Figure 6 Local event triggered response and global difference frequency statistics. Panel a shows the cooling load and absolute setpoint trajectories from 65 h to 85 h, and panel b shows the logarithmic frequency distributions of </w:t>
+      </w:r>
+      <m:oMath>
+        <m:r>
+          <w:rPr>
+            <w:rFonts w:ascii="Cambria Math" w:hAnsi="Cambria Math"/>
+          </w:rPr>
+          <m:t>Δ</m:t>
+        </m:r>
+        <m:sSub>
+          <m:sSubPr>
+            <m:ctrlPr>
+              <w:rPr>
+                <w:rFonts w:ascii="Cambria Math" w:hAnsi="Cambria Math"/>
+              </w:rPr>
+            </m:ctrlPr>
+          </m:sSubPr>
+          <m:e>
+            <m:r>
+              <w:rPr>
+                <w:rFonts w:ascii="Cambria Math" w:hAnsi="Cambria Math"/>
+              </w:rPr>
+              <m:t>T</m:t>
+            </m:r>
+          </m:e>
+          <m:sub>
+            <m:r>
+              <w:rPr>
+                <w:rFonts w:ascii="Cambria Math" w:hAnsi="Cambria Math"/>
+              </w:rPr>
+              <m:t>chws</m:t>
+            </m:r>
+          </m:sub>
+        </m:sSub>
+      </m:oMath>
+      <w:r>
+        <w:t xml:space="preserve"> for ST-ETC and ET-PRL relative to TTC-RL-1</w:t>
       </w:r>
     </w:p>
     <w:p>
@@ -24557,7 +23773,624 @@
         <w:pStyle w:val="a0"/>
       </w:pPr>
       <w:r>
-        <w:t>To reveal the temporal alignment between dynamic load variation and triggering actions, Figure 8 further presents the alignment results for a representative day 5 operating profile.</w:t>
+        <w:t>For the local trajectory analysis, panel a of Figure 6 examines a representative window from 65 to 85 h. ET-PRL exhibits longer stepwise holding periods and updates the setpoint only when key disturbances occur, whereas TTC-RL-1 maintains high frequency time triggered updates. Because the same trained Q network is used, this difference mainly comes from when updates are triggered. ST-ETC is constrained by a static boundary and is therefore more likely to trigger falsely near the boundary, which causes frequent switching and drives the output closer to the baseline strategy. ET-PRL suppresses updates caused by noise through the local-global two-layer adaptive threshold and the minimum trigger interval, which allows the predictive Q network to keep efficient setpoints for longer periods during low load windows.</w:t>
+      </w:r>
+    </w:p>
+    <w:p>
+      <w:pPr>
+        <w:pStyle w:val="a0"/>
+      </w:pPr>
+      <w:r>
+        <w:t xml:space="preserve">At the global difference level, panel b of Figure 6 shows that the proportion of nonzero differences between ST-ETC and TTC-RL-1 is only 0.82%, whereas the corresponding proportion for ET-PRL is 14.12%. The full sample variances of the differences are </w:t>
+      </w:r>
+      <m:oMath>
+        <m:r>
+          <w:rPr>
+            <w:rFonts w:ascii="Cambria Math" w:hAnsi="Cambria Math"/>
+          </w:rPr>
+          <m:t>0.446</m:t>
+        </m:r>
+      </m:oMath>
+      <w:r>
+        <w:t xml:space="preserve"> and </w:t>
+      </w:r>
+      <m:oMath>
+        <m:r>
+          <w:rPr>
+            <w:rFonts w:ascii="Cambria Math" w:hAnsi="Cambria Math"/>
+          </w:rPr>
+          <m:t>5.879</m:t>
+        </m:r>
+      </m:oMath>
+      <w:r>
+        <w:t xml:space="preserve">, respectively. This indicates that the action outputs </w:t>
+      </w:r>
+      <w:r>
+        <w:lastRenderedPageBreak/>
+        <w:t>of ST-ETC remain very close to the baseline strategy and are insufficient to produce substantive temperature setpoint optimization. In contrast, ET-PRL achieves clearer action selection adjustment while preserving sparse execution.</w:t>
+      </w:r>
+    </w:p>
+    <w:p>
+      <w:pPr>
+        <w:pStyle w:val="Compact"/>
+        <w:numPr>
+          <w:ilvl w:val="0"/>
+          <w:numId w:val="15"/>
+        </w:numPr>
+      </w:pPr>
+      <w:r>
+        <w:t>Event Triggered Control Sparsity and Temporal Dynamics Analysis</w:t>
+      </w:r>
+    </w:p>
+    <w:p>
+      <w:pPr>
+        <w:pStyle w:val="FirstParagraph"/>
+      </w:pPr>
+      <w:r>
+        <w:t>The above results show that ET-PRL not only reduces the action update frequency but also changes the distribution of chilled water supply temperature setpoints in the action space. To further characterize the temporal structure of control sparsity and the dynamic response of the system, we compare ET-PRL, ST-ETC, and TTC-RL-1 using the trigger interval and action holding length defined above. The trigger interval reflects the actual sparsity of trigger events at the gating layer, whereas the action holding length reflects setpoint stability at the execution layer. Even after a trigger occurs, the policy network may still output the same optimal setpoint as in the previous step, so the action holding length in the realized trajectory is usually greater than or equal to the trigger interval.</w:t>
+      </w:r>
+    </w:p>
+    <w:p>
+      <w:pPr>
+        <w:pStyle w:val="a0"/>
+      </w:pPr>
+      <w:r>
+        <w:t>Table 2 Temporal sparsity and action holding statistics of different control strategies</w:t>
+      </w:r>
+    </w:p>
+    <w:tbl>
+      <w:tblPr>
+        <w:tblStyle w:val="Table"/>
+        <w:tblW w:w="5000" w:type="pct"/>
+        <w:tblBorders>
+          <w:top w:val="single" w:sz="4" w:space="0" w:color="000000"/>
+          <w:left w:val="single" w:sz="4" w:space="0" w:color="000000"/>
+          <w:bottom w:val="single" w:sz="4" w:space="0" w:color="000000"/>
+          <w:right w:val="single" w:sz="4" w:space="0" w:color="000000"/>
+          <w:insideH w:val="single" w:sz="4" w:space="0" w:color="000000"/>
+          <w:insideV w:val="single" w:sz="4" w:space="0" w:color="000000"/>
+        </w:tblBorders>
+        <w:tblLayout w:type="fixed"/>
+        <w:tblLook w:val="0020" w:firstRow="1" w:lastRow="0" w:firstColumn="0" w:lastColumn="0" w:noHBand="0" w:noVBand="0"/>
+      </w:tblPr>
+      <w:tblGrid>
+        <w:gridCol w:w="1772"/>
+        <w:gridCol w:w="1771"/>
+        <w:gridCol w:w="1771"/>
+        <w:gridCol w:w="1771"/>
+        <w:gridCol w:w="1771"/>
+      </w:tblGrid>
+      <w:tr>
+        <w:trPr>
+          <w:cnfStyle w:val="100000000000" w:firstRow="1" w:lastRow="0" w:firstColumn="0" w:lastColumn="0" w:oddVBand="0" w:evenVBand="0" w:oddHBand="0" w:evenHBand="0" w:firstRowFirstColumn="0" w:firstRowLastColumn="0" w:lastRowFirstColumn="0" w:lastRowLastColumn="0"/>
+          <w:tblHeader/>
+        </w:trPr>
+        <w:tc>
+          <w:tcPr>
+            <w:tcW w:w="1584" w:type="dxa"/>
+            <w:tcBorders>
+              <w:top w:val="single" w:sz="4" w:space="0" w:color="000000"/>
+              <w:left w:val="single" w:sz="4" w:space="0" w:color="000000"/>
+              <w:bottom w:val="single" w:sz="4" w:space="0" w:color="000000"/>
+              <w:right w:val="single" w:sz="4" w:space="0" w:color="000000"/>
+            </w:tcBorders>
+          </w:tcPr>
+          <w:p>
+            <w:pPr>
+              <w:pStyle w:val="Compact"/>
+            </w:pPr>
+            <w:r>
+              <w:rPr>
+                <w:b/>
+                <w:bCs/>
+              </w:rPr>
+              <w:t>Strategy</w:t>
+            </w:r>
+          </w:p>
+        </w:tc>
+        <w:tc>
+          <w:tcPr>
+            <w:tcW w:w="1584" w:type="dxa"/>
+            <w:tcBorders>
+              <w:top w:val="single" w:sz="4" w:space="0" w:color="000000"/>
+              <w:left w:val="single" w:sz="4" w:space="0" w:color="000000"/>
+              <w:bottom w:val="single" w:sz="4" w:space="0" w:color="000000"/>
+              <w:right w:val="single" w:sz="4" w:space="0" w:color="000000"/>
+            </w:tcBorders>
+          </w:tcPr>
+          <w:p>
+            <w:pPr>
+              <w:pStyle w:val="Compact"/>
+              <w:jc w:val="center"/>
+            </w:pPr>
+            <w:r>
+              <w:rPr>
+                <w:b/>
+                <w:bCs/>
+              </w:rPr>
+              <w:t>Mean Trigger Interval (steps)</w:t>
+            </w:r>
+          </w:p>
+        </w:tc>
+        <w:tc>
+          <w:tcPr>
+            <w:tcW w:w="1584" w:type="dxa"/>
+            <w:tcBorders>
+              <w:top w:val="single" w:sz="4" w:space="0" w:color="000000"/>
+              <w:left w:val="single" w:sz="4" w:space="0" w:color="000000"/>
+              <w:bottom w:val="single" w:sz="4" w:space="0" w:color="000000"/>
+              <w:right w:val="single" w:sz="4" w:space="0" w:color="000000"/>
+            </w:tcBorders>
+          </w:tcPr>
+          <w:p>
+            <w:pPr>
+              <w:pStyle w:val="Compact"/>
+              <w:jc w:val="center"/>
+            </w:pPr>
+            <w:r>
+              <w:rPr>
+                <w:b/>
+                <w:bCs/>
+              </w:rPr>
+              <w:t>Daily Trigger Count</w:t>
+            </w:r>
+          </w:p>
+        </w:tc>
+        <w:tc>
+          <w:tcPr>
+            <w:tcW w:w="1584" w:type="dxa"/>
+            <w:tcBorders>
+              <w:top w:val="single" w:sz="4" w:space="0" w:color="000000"/>
+              <w:left w:val="single" w:sz="4" w:space="0" w:color="000000"/>
+              <w:bottom w:val="single" w:sz="4" w:space="0" w:color="000000"/>
+              <w:right w:val="single" w:sz="4" w:space="0" w:color="000000"/>
+            </w:tcBorders>
+          </w:tcPr>
+          <w:p>
+            <w:pPr>
+              <w:pStyle w:val="Compact"/>
+              <w:jc w:val="center"/>
+            </w:pPr>
+            <w:r>
+              <w:rPr>
+                <w:b/>
+                <w:bCs/>
+              </w:rPr>
+              <w:t>Mean Action Holding Length (steps)</w:t>
+            </w:r>
+          </w:p>
+        </w:tc>
+        <w:tc>
+          <w:tcPr>
+            <w:tcW w:w="1584" w:type="dxa"/>
+            <w:tcBorders>
+              <w:top w:val="single" w:sz="4" w:space="0" w:color="000000"/>
+              <w:left w:val="single" w:sz="4" w:space="0" w:color="000000"/>
+              <w:bottom w:val="single" w:sz="4" w:space="0" w:color="000000"/>
+              <w:right w:val="single" w:sz="4" w:space="0" w:color="000000"/>
+            </w:tcBorders>
+          </w:tcPr>
+          <w:p>
+            <w:pPr>
+              <w:pStyle w:val="Compact"/>
+              <w:jc w:val="center"/>
+            </w:pPr>
+            <w:r>
+              <w:rPr>
+                <w:b/>
+                <w:bCs/>
+              </w:rPr>
+              <w:t xml:space="preserve">95th percentile </w:t>
+            </w:r>
+            <m:oMath>
+              <m:sSub>
+                <m:sSubPr>
+                  <m:ctrlPr>
+                    <w:rPr>
+                      <w:rFonts w:ascii="Cambria Math" w:hAnsi="Cambria Math"/>
+                    </w:rPr>
+                  </m:ctrlPr>
+                </m:sSubPr>
+                <m:e>
+                  <m:r>
+                    <w:rPr>
+                      <w:rFonts w:ascii="Cambria Math" w:hAnsi="Cambria Math"/>
+                    </w:rPr>
+                    <m:t>P</m:t>
+                  </m:r>
+                </m:e>
+                <m:sub>
+                  <m:r>
+                    <w:rPr>
+                      <w:rFonts w:ascii="Cambria Math" w:hAnsi="Cambria Math"/>
+                    </w:rPr>
+                    <m:t>95</m:t>
+                  </m:r>
+                </m:sub>
+              </m:sSub>
+            </m:oMath>
+            <w:r>
+              <w:rPr>
+                <w:b/>
+                <w:bCs/>
+              </w:rPr>
+              <w:t xml:space="preserve"> (steps)</w:t>
+            </w:r>
+          </w:p>
+        </w:tc>
+      </w:tr>
+      <w:tr>
+        <w:tc>
+          <w:tcPr>
+            <w:tcW w:w="1584" w:type="dxa"/>
+            <w:tcBorders>
+              <w:top w:val="single" w:sz="4" w:space="0" w:color="000000"/>
+              <w:left w:val="single" w:sz="4" w:space="0" w:color="000000"/>
+              <w:bottom w:val="single" w:sz="4" w:space="0" w:color="000000"/>
+              <w:right w:val="single" w:sz="4" w:space="0" w:color="000000"/>
+            </w:tcBorders>
+          </w:tcPr>
+          <w:p>
+            <w:pPr>
+              <w:pStyle w:val="Compact"/>
+            </w:pPr>
+            <w:r>
+              <w:t>TTC-RL-1</w:t>
+            </w:r>
+          </w:p>
+        </w:tc>
+        <w:tc>
+          <w:tcPr>
+            <w:tcW w:w="1584" w:type="dxa"/>
+            <w:tcBorders>
+              <w:top w:val="single" w:sz="4" w:space="0" w:color="000000"/>
+              <w:left w:val="single" w:sz="4" w:space="0" w:color="000000"/>
+              <w:bottom w:val="single" w:sz="4" w:space="0" w:color="000000"/>
+              <w:right w:val="single" w:sz="4" w:space="0" w:color="000000"/>
+            </w:tcBorders>
+          </w:tcPr>
+          <w:p>
+            <w:pPr>
+              <w:pStyle w:val="Compact"/>
+              <w:jc w:val="center"/>
+            </w:pPr>
+            <w:r>
+              <w:t>1.000</w:t>
+            </w:r>
+          </w:p>
+        </w:tc>
+        <w:tc>
+          <w:tcPr>
+            <w:tcW w:w="1584" w:type="dxa"/>
+            <w:tcBorders>
+              <w:top w:val="single" w:sz="4" w:space="0" w:color="000000"/>
+              <w:left w:val="single" w:sz="4" w:space="0" w:color="000000"/>
+              <w:bottom w:val="single" w:sz="4" w:space="0" w:color="000000"/>
+              <w:right w:val="single" w:sz="4" w:space="0" w:color="000000"/>
+            </w:tcBorders>
+          </w:tcPr>
+          <w:p>
+            <w:pPr>
+              <w:pStyle w:val="Compact"/>
+              <w:jc w:val="center"/>
+            </w:pPr>
+            <w:r>
+              <w:t>275.25</w:t>
+            </w:r>
+          </w:p>
+        </w:tc>
+        <w:tc>
+          <w:tcPr>
+            <w:tcW w:w="1584" w:type="dxa"/>
+            <w:tcBorders>
+              <w:top w:val="single" w:sz="4" w:space="0" w:color="000000"/>
+              <w:left w:val="single" w:sz="4" w:space="0" w:color="000000"/>
+              <w:bottom w:val="single" w:sz="4" w:space="0" w:color="000000"/>
+              <w:right w:val="single" w:sz="4" w:space="0" w:color="000000"/>
+            </w:tcBorders>
+          </w:tcPr>
+          <w:p>
+            <w:pPr>
+              <w:pStyle w:val="Compact"/>
+              <w:jc w:val="center"/>
+            </w:pPr>
+            <w:r>
+              <w:t>7.57</w:t>
+            </w:r>
+          </w:p>
+        </w:tc>
+        <w:tc>
+          <w:tcPr>
+            <w:tcW w:w="1584" w:type="dxa"/>
+            <w:tcBorders>
+              <w:top w:val="single" w:sz="4" w:space="0" w:color="000000"/>
+              <w:left w:val="single" w:sz="4" w:space="0" w:color="000000"/>
+              <w:bottom w:val="single" w:sz="4" w:space="0" w:color="000000"/>
+              <w:right w:val="single" w:sz="4" w:space="0" w:color="000000"/>
+            </w:tcBorders>
+          </w:tcPr>
+          <w:p>
+            <w:pPr>
+              <w:pStyle w:val="Compact"/>
+              <w:jc w:val="center"/>
+            </w:pPr>
+            <w:r>
+              <w:t>42.9</w:t>
+            </w:r>
+          </w:p>
+        </w:tc>
+      </w:tr>
+      <w:tr>
+        <w:tc>
+          <w:tcPr>
+            <w:tcW w:w="1584" w:type="dxa"/>
+            <w:tcBorders>
+              <w:top w:val="single" w:sz="4" w:space="0" w:color="000000"/>
+              <w:left w:val="single" w:sz="4" w:space="0" w:color="000000"/>
+              <w:bottom w:val="single" w:sz="4" w:space="0" w:color="000000"/>
+              <w:right w:val="single" w:sz="4" w:space="0" w:color="000000"/>
+            </w:tcBorders>
+          </w:tcPr>
+          <w:p>
+            <w:pPr>
+              <w:pStyle w:val="Compact"/>
+            </w:pPr>
+            <w:r>
+              <w:t>ST-ETC</w:t>
+            </w:r>
+          </w:p>
+        </w:tc>
+        <w:tc>
+          <w:tcPr>
+            <w:tcW w:w="1584" w:type="dxa"/>
+            <w:tcBorders>
+              <w:top w:val="single" w:sz="4" w:space="0" w:color="000000"/>
+              <w:left w:val="single" w:sz="4" w:space="0" w:color="000000"/>
+              <w:bottom w:val="single" w:sz="4" w:space="0" w:color="000000"/>
+              <w:right w:val="single" w:sz="4" w:space="0" w:color="000000"/>
+            </w:tcBorders>
+          </w:tcPr>
+          <w:p>
+            <w:pPr>
+              <w:pStyle w:val="Compact"/>
+              <w:jc w:val="center"/>
+            </w:pPr>
+            <w:r>
+              <w:t>1.249</w:t>
+            </w:r>
+          </w:p>
+        </w:tc>
+        <w:tc>
+          <w:tcPr>
+            <w:tcW w:w="1584" w:type="dxa"/>
+            <w:tcBorders>
+              <w:top w:val="single" w:sz="4" w:space="0" w:color="000000"/>
+              <w:left w:val="single" w:sz="4" w:space="0" w:color="000000"/>
+              <w:bottom w:val="single" w:sz="4" w:space="0" w:color="000000"/>
+              <w:right w:val="single" w:sz="4" w:space="0" w:color="000000"/>
+            </w:tcBorders>
+          </w:tcPr>
+          <w:p>
+            <w:pPr>
+              <w:pStyle w:val="Compact"/>
+              <w:jc w:val="center"/>
+            </w:pPr>
+            <w:r>
+              <w:t>220.31</w:t>
+            </w:r>
+          </w:p>
+        </w:tc>
+        <w:tc>
+          <w:tcPr>
+            <w:tcW w:w="1584" w:type="dxa"/>
+            <w:tcBorders>
+              <w:top w:val="single" w:sz="4" w:space="0" w:color="000000"/>
+              <w:left w:val="single" w:sz="4" w:space="0" w:color="000000"/>
+              <w:bottom w:val="single" w:sz="4" w:space="0" w:color="000000"/>
+              <w:right w:val="single" w:sz="4" w:space="0" w:color="000000"/>
+            </w:tcBorders>
+          </w:tcPr>
+          <w:p>
+            <w:pPr>
+              <w:pStyle w:val="Compact"/>
+              <w:jc w:val="center"/>
+            </w:pPr>
+            <w:r>
+              <w:t>7.89</w:t>
+            </w:r>
+          </w:p>
+        </w:tc>
+        <w:tc>
+          <w:tcPr>
+            <w:tcW w:w="1584" w:type="dxa"/>
+            <w:tcBorders>
+              <w:top w:val="single" w:sz="4" w:space="0" w:color="000000"/>
+              <w:left w:val="single" w:sz="4" w:space="0" w:color="000000"/>
+              <w:bottom w:val="single" w:sz="4" w:space="0" w:color="000000"/>
+              <w:right w:val="single" w:sz="4" w:space="0" w:color="000000"/>
+            </w:tcBorders>
+          </w:tcPr>
+          <w:p>
+            <w:pPr>
+              <w:pStyle w:val="Compact"/>
+              <w:jc w:val="center"/>
+            </w:pPr>
+            <w:r>
+              <w:t>43.3</w:t>
+            </w:r>
+          </w:p>
+        </w:tc>
+      </w:tr>
+      <w:tr>
+        <w:tc>
+          <w:tcPr>
+            <w:tcW w:w="1584" w:type="dxa"/>
+            <w:tcBorders>
+              <w:top w:val="single" w:sz="4" w:space="0" w:color="000000"/>
+              <w:left w:val="single" w:sz="4" w:space="0" w:color="000000"/>
+              <w:bottom w:val="single" w:sz="4" w:space="0" w:color="000000"/>
+              <w:right w:val="single" w:sz="4" w:space="0" w:color="000000"/>
+            </w:tcBorders>
+          </w:tcPr>
+          <w:p>
+            <w:pPr>
+              <w:pStyle w:val="Compact"/>
+            </w:pPr>
+            <w:r>
+              <w:rPr>
+                <w:b/>
+                <w:bCs/>
+              </w:rPr>
+              <w:t>ET-PRL</w:t>
+            </w:r>
+          </w:p>
+        </w:tc>
+        <w:tc>
+          <w:tcPr>
+            <w:tcW w:w="1584" w:type="dxa"/>
+            <w:tcBorders>
+              <w:top w:val="single" w:sz="4" w:space="0" w:color="000000"/>
+              <w:left w:val="single" w:sz="4" w:space="0" w:color="000000"/>
+              <w:bottom w:val="single" w:sz="4" w:space="0" w:color="000000"/>
+              <w:right w:val="single" w:sz="4" w:space="0" w:color="000000"/>
+            </w:tcBorders>
+          </w:tcPr>
+          <w:p>
+            <w:pPr>
+              <w:pStyle w:val="Compact"/>
+              <w:jc w:val="center"/>
+            </w:pPr>
+            <w:r>
+              <w:rPr>
+                <w:b/>
+                <w:bCs/>
+              </w:rPr>
+              <w:t>2.117</w:t>
+            </w:r>
+          </w:p>
+        </w:tc>
+        <w:tc>
+          <w:tcPr>
+            <w:tcW w:w="1584" w:type="dxa"/>
+            <w:tcBorders>
+              <w:top w:val="single" w:sz="4" w:space="0" w:color="000000"/>
+              <w:left w:val="single" w:sz="4" w:space="0" w:color="000000"/>
+              <w:bottom w:val="single" w:sz="4" w:space="0" w:color="000000"/>
+              <w:right w:val="single" w:sz="4" w:space="0" w:color="000000"/>
+            </w:tcBorders>
+          </w:tcPr>
+          <w:p>
+            <w:pPr>
+              <w:pStyle w:val="Compact"/>
+              <w:jc w:val="center"/>
+            </w:pPr>
+            <w:r>
+              <w:rPr>
+                <w:b/>
+                <w:bCs/>
+              </w:rPr>
+              <w:t>127.88</w:t>
+            </w:r>
+          </w:p>
+        </w:tc>
+        <w:tc>
+          <w:tcPr>
+            <w:tcW w:w="1584" w:type="dxa"/>
+            <w:tcBorders>
+              <w:top w:val="single" w:sz="4" w:space="0" w:color="000000"/>
+              <w:left w:val="single" w:sz="4" w:space="0" w:color="000000"/>
+              <w:bottom w:val="single" w:sz="4" w:space="0" w:color="000000"/>
+              <w:right w:val="single" w:sz="4" w:space="0" w:color="000000"/>
+            </w:tcBorders>
+          </w:tcPr>
+          <w:p>
+            <w:pPr>
+              <w:pStyle w:val="Compact"/>
+              <w:jc w:val="center"/>
+            </w:pPr>
+            <w:r>
+              <w:rPr>
+                <w:b/>
+                <w:bCs/>
+              </w:rPr>
+              <w:t>11.56</w:t>
+            </w:r>
+          </w:p>
+        </w:tc>
+        <w:tc>
+          <w:tcPr>
+            <w:tcW w:w="1584" w:type="dxa"/>
+            <w:tcBorders>
+              <w:top w:val="single" w:sz="4" w:space="0" w:color="000000"/>
+              <w:left w:val="single" w:sz="4" w:space="0" w:color="000000"/>
+              <w:bottom w:val="single" w:sz="4" w:space="0" w:color="000000"/>
+              <w:right w:val="single" w:sz="4" w:space="0" w:color="000000"/>
+            </w:tcBorders>
+          </w:tcPr>
+          <w:p>
+            <w:pPr>
+              <w:pStyle w:val="Compact"/>
+              <w:jc w:val="center"/>
+            </w:pPr>
+            <w:r>
+              <w:rPr>
+                <w:b/>
+                <w:bCs/>
+              </w:rPr>
+              <w:t>57.0</w:t>
+            </w:r>
+          </w:p>
+        </w:tc>
+      </w:tr>
+    </w:tbl>
+    <w:p>
+      <w:pPr>
+        <w:pStyle w:val="a0"/>
+      </w:pPr>
+      <w:r>
+        <w:t xml:space="preserve">Based on these statistics, the mean trigger interval of ET-PRL is 2.117 steps, which is much higher than 1.249 steps for ST-ETC and 1.000 step for TTC-RL-1, and the corresponding daily trigger counts are 127.88, 220.31, and 275.25, respectively. ET-PRL also achieves a longer mean action holding length of 11.56 steps, compared with 7.89 steps for ST-ETC and 7.57 steps for TTC-RL-1. Its distribution exhibits a pronounced long tail, with the 95th percentile </w:t>
+      </w:r>
+      <m:oMath>
+        <m:sSub>
+          <m:sSubPr>
+            <m:ctrlPr>
+              <w:rPr>
+                <w:rFonts w:ascii="Cambria Math" w:hAnsi="Cambria Math"/>
+              </w:rPr>
+            </m:ctrlPr>
+          </m:sSubPr>
+          <m:e>
+            <m:r>
+              <w:rPr>
+                <w:rFonts w:ascii="Cambria Math" w:hAnsi="Cambria Math"/>
+              </w:rPr>
+              <m:t>P</m:t>
+            </m:r>
+          </m:e>
+          <m:sub>
+            <m:r>
+              <w:rPr>
+                <w:rFonts w:ascii="Cambria Math" w:hAnsi="Cambria Math"/>
+              </w:rPr>
+              <m:t>95</m:t>
+            </m:r>
+          </m:sub>
+        </m:sSub>
+      </m:oMath>
+      <w:r>
+        <w:t xml:space="preserve"> reaching 57.0 steps, or about 4.75 h, whereas the corresponding values for ST-ETC and TTC-RL-1 are only 43.3 and 42.9 steps. These results indicate that the dynamic threshold gating mechanism yields a lower control update frequency and longer holding durations during stable periods.</w:t>
+      </w:r>
+    </w:p>
+    <w:p>
+      <w:pPr>
+        <w:pStyle w:val="a0"/>
+      </w:pPr>
+      <w:r>
+        <w:t xml:space="preserve">To further illustrate the distribution pattern of these trigger interval differences, Figure 7 shows the distribution of action update intervals under the different control strategies. The main panel reports the proportion in each interval bin for TTC-RL-1, ST-ETC, and ET-PRL, and the inset enlarges the long tail region for intervals of at least 4 steps. TTC-RL-1 concentrates almost entirely at an interval of 1 step because it updates at a fixed cadence, whereas ST-ETC updates are mainly concentrated in the short interval range. By contrast, ET-PRL exhibits a much more </w:t>
+      </w:r>
+      <w:r>
+        <w:lastRenderedPageBreak/>
+        <w:t>pronounced long tail, with a maximum trigger interval of 74 steps, indicating that the dynamic event gating mechanism can keep the setpoint unchanged for longer periods under low disturbance conditions.</w:t>
       </w:r>
     </w:p>
     <w:p>
@@ -24568,18 +24401,17 @@
         <w:rPr>
           <w:noProof/>
         </w:rPr>
-        <w:lastRenderedPageBreak/>
         <w:drawing>
-          <wp:inline distT="0" distB="0" distL="0" distR="0" wp14:anchorId="2D1CB1FE" wp14:editId="40E5249B">
+          <wp:inline distT="0" distB="0" distL="0" distR="0" wp14:anchorId="10EED878" wp14:editId="35F33C20">
             <wp:extent cx="5334000" cy="3230339"/>
             <wp:effectExtent l="0" t="0" r="0" b="0"/>
-            <wp:docPr id="46" name="Picture" descr="Figure 8 Alignment of daily load variation and trigger times on day 5 with 5 min sampling. Panel a shows the cooling load curve, panel b shows the trigger pulse raster of ET-PRL, ST-ETC, and TTC-RL-1, and the shaded band across panels indicates a typical high variation period"/>
+            <wp:docPr id="43" name="Picture" descr="Figure 7 Distribution of action update intervals under different control strategies. The main panel shows the share of each discrete bin, and the inset enlarges the long tail region"/>
             <wp:cNvGraphicFramePr/>
             <a:graphic xmlns:a="http://schemas.openxmlformats.org/drawingml/2006/main">
               <a:graphicData uri="http://schemas.openxmlformats.org/drawingml/2006/picture">
                 <pic:pic xmlns:pic="http://schemas.openxmlformats.org/drawingml/2006/picture">
                   <pic:nvPicPr>
-                    <pic:cNvPr id="47" name="Picture" descr="../pics/fig9_trigger_load_alignment.svg"/>
+                    <pic:cNvPr id="44" name="Picture" descr="../pics/fig8_action_update_interval_distribution.svg"/>
                     <pic:cNvPicPr>
                       <a:picLocks noChangeAspect="1" noChangeArrowheads="1"/>
                     </pic:cNvPicPr>
@@ -24626,7 +24458,7 @@
         <w:pStyle w:val="ImageCaption"/>
       </w:pPr>
       <w:r>
-        <w:t>Figure 8 Alignment of daily load variation and trigger times on day 5 with 5 min sampling. Panel a shows the cooling load curve, panel b shows the trigger pulse raster of ET-PRL, ST-ETC, and TTC-RL-1, and the shaded band across panels indicates a typical high variation period</w:t>
+        <w:t>Figure 7 Distribution of action update intervals under different control strategies. The main panel shows the share of each discrete bin, and the inset enlarges the long tail region</w:t>
       </w:r>
     </w:p>
     <w:p>
@@ -24634,1420 +24466,9 @@
         <w:pStyle w:val="a0"/>
       </w:pPr>
       <w:r>
-        <w:t>By comparison, the ET-PRL trigger pulses are densely distributed during load ramp-up and abrupt change periods, but become much sparser during stable periods such as nighttime. In contrast, because ST-ETC uses a fixed decision boundary, its trigger actions are more concentrated in time, whereas TTC-RL-1 triggers at every time step.</w:t>
+        <w:t>To reveal the temporal alignment between dynamic load variation and triggering actions, Figure 8 further presents the alignment results for a representative day 5 operating profile.</w:t>
       </w:r>
     </w:p>
-    <w:p>
-      <w:pPr>
-        <w:pStyle w:val="a0"/>
-      </w:pPr>
-      <w:r>
-        <w:t xml:space="preserve">Across the full test set, we define the interval where the absolute cooling load variation exceeds the 85th percentile </w:t>
-      </w:r>
-      <m:oMath>
-        <m:sSub>
-          <m:sSubPr>
-            <m:ctrlPr>
-              <w:rPr>
-                <w:rFonts w:ascii="Cambria Math" w:hAnsi="Cambria Math"/>
-              </w:rPr>
-            </m:ctrlPr>
-          </m:sSubPr>
-          <m:e>
-            <m:r>
-              <w:rPr>
-                <w:rFonts w:ascii="Cambria Math" w:hAnsi="Cambria Math"/>
-              </w:rPr>
-              <m:t>q</m:t>
-            </m:r>
-          </m:e>
-          <m:sub>
-            <m:r>
-              <w:rPr>
-                <w:rFonts w:ascii="Cambria Math" w:hAnsi="Cambria Math"/>
-              </w:rPr>
-              <m:t>85</m:t>
-            </m:r>
-          </m:sub>
-        </m:sSub>
-      </m:oMath>
-      <w:r>
-        <w:t xml:space="preserve"> of all samples as the high variation region, and the interval below the 30th percentile </w:t>
-      </w:r>
-      <m:oMath>
-        <m:sSub>
-          <m:sSubPr>
-            <m:ctrlPr>
-              <w:rPr>
-                <w:rFonts w:ascii="Cambria Math" w:hAnsi="Cambria Math"/>
-              </w:rPr>
-            </m:ctrlPr>
-          </m:sSubPr>
-          <m:e>
-            <m:r>
-              <w:rPr>
-                <w:rFonts w:ascii="Cambria Math" w:hAnsi="Cambria Math"/>
-              </w:rPr>
-              <m:t>q</m:t>
-            </m:r>
-          </m:e>
-          <m:sub>
-            <m:r>
-              <w:rPr>
-                <w:rFonts w:ascii="Cambria Math" w:hAnsi="Cambria Math"/>
-              </w:rPr>
-              <m:t>30</m:t>
-            </m:r>
-          </m:sub>
-        </m:sSub>
-      </m:oMath>
-      <w:r>
-        <w:t xml:space="preserve"> as the low variation region, namely a relatively stable base load period. The statistics show that the trigger rate of ET-PRL reaches 0.707 in the high variation region and drops to 0.350 in the low variation region, giving a ratio of 2.02. The corresponding ratios are 1.73 for ST-ETC and 1.00 for TTC-RL-1. To verify the robustness of this conclusion, we further relax the percentile thresholds. When the evaluation intervals are replaced by the 80th and 20th percentile pair or the 90th and 40th percentile pair, the high to low variation trigger rate ratio of ET-PRL remains stable at 1.91 and 2.02, respectively.</w:t>
-      </w:r>
-    </w:p>
-    <w:p>
-      <w:pPr>
-        <w:pStyle w:val="a0"/>
-      </w:pPr>
-      <w:r>
-        <w:t xml:space="preserve">From an energy efficiency perspective, the benefits of control sparsification are reflected not only in reduced mechanical wear on the actuators, but also in the suppression of transient efficiency losses caused by frequent chiller adjustments. Conventional high frequency feedback control with a fixed step forces centrifugal chillers to repeatedly enter non steady transition stages, thereby moving away from </w:t>
-      </w:r>
-      <w:r>
-        <w:lastRenderedPageBreak/>
-        <w:t>the steady operating boundary associated with the optimal COP. In contrast, the long holding characteristic shown by ET-PRL provides the chiller with a much wider window for continuous steady operation. This working mode reduces both actuator mechanical wear and the extra energy loss caused by frequent chiller adjustments.</w:t>
-      </w:r>
-    </w:p>
-    <w:p>
-      <w:pPr>
-        <w:pStyle w:val="a0"/>
-      </w:pPr>
-      <w:r>
-        <w:t>In summary, the proposed ET-PRL method exhibits an adaptive temporal pattern with fast responses during disturbed periods and fewer updates during stable periods. This pattern shows that multi scale anomaly score fusion in the streaming gating mechanism can effectively capture disturbances at different time scales, while the two layer dynamic threshold helps suppress control oscillations near the threshold boundary. Together, these components provide a clear physical explanation for sparse control.</w:t>
-      </w:r>
-    </w:p>
-    <w:p>
-      <w:pPr>
-        <w:pStyle w:val="Compact"/>
-        <w:numPr>
-          <w:ilvl w:val="0"/>
-          <w:numId w:val="16"/>
-        </w:numPr>
-      </w:pPr>
-      <w:r>
-        <w:t>Ablation Study Analysis</w:t>
-      </w:r>
-    </w:p>
-    <w:p>
-      <w:pPr>
-        <w:pStyle w:val="FirstParagraph"/>
-      </w:pPr>
-      <w:r>
-        <w:t>To quantify the contribution of each component in the proposed method, we conduct an ablation study under a controlled variable experimental design. Unless otherwise specified, all experimental groups use the same training configuration, test set, and evaluation protocol. In addition to the fixed step reference baseline TTC-RL-1, the ablation study includes six comparison methods, consisting of five simplified variants and the full model, to analyze the contributions of the dual threshold module and the multi scale module. Table 3 summarizes the test set results of all strategies, where relative metrics such as ACR and PPR use TTC-RL-1 as the computational baseline, whereas the remaining metrics are test set statistics.</w:t>
-      </w:r>
-    </w:p>
-    <w:p>
-      <w:pPr>
-        <w:pStyle w:val="a0"/>
-      </w:pPr>
-      <w:r>
-        <w:t>Table 3 Key module ablation results</w:t>
-      </w:r>
-    </w:p>
-    <w:tbl>
-      <w:tblPr>
-        <w:tblStyle w:val="Table"/>
-        <w:tblW w:w="5000" w:type="pct"/>
-        <w:tblBorders>
-          <w:top w:val="single" w:sz="4" w:space="0" w:color="000000"/>
-          <w:left w:val="single" w:sz="4" w:space="0" w:color="000000"/>
-          <w:bottom w:val="single" w:sz="4" w:space="0" w:color="000000"/>
-          <w:right w:val="single" w:sz="4" w:space="0" w:color="000000"/>
-          <w:insideH w:val="single" w:sz="4" w:space="0" w:color="000000"/>
-          <w:insideV w:val="single" w:sz="4" w:space="0" w:color="000000"/>
-        </w:tblBorders>
-        <w:tblLayout w:type="fixed"/>
-        <w:tblLook w:val="0020" w:firstRow="1" w:lastRow="0" w:firstColumn="0" w:lastColumn="0" w:noHBand="0" w:noVBand="0"/>
-      </w:tblPr>
-      <w:tblGrid>
-        <w:gridCol w:w="1266"/>
-        <w:gridCol w:w="1265"/>
-        <w:gridCol w:w="1265"/>
-        <w:gridCol w:w="1265"/>
-        <w:gridCol w:w="1265"/>
-        <w:gridCol w:w="1265"/>
-        <w:gridCol w:w="1265"/>
-      </w:tblGrid>
-      <w:tr>
-        <w:trPr>
-          <w:cnfStyle w:val="100000000000" w:firstRow="1" w:lastRow="0" w:firstColumn="0" w:lastColumn="0" w:oddVBand="0" w:evenVBand="0" w:oddHBand="0" w:evenHBand="0" w:firstRowFirstColumn="0" w:firstRowLastColumn="0" w:lastRowFirstColumn="0" w:lastRowLastColumn="0"/>
-          <w:tblHeader/>
-        </w:trPr>
-        <w:tc>
-          <w:tcPr>
-            <w:tcW w:w="1131" w:type="dxa"/>
-            <w:tcBorders>
-              <w:top w:val="single" w:sz="4" w:space="0" w:color="000000"/>
-              <w:left w:val="single" w:sz="4" w:space="0" w:color="000000"/>
-              <w:bottom w:val="single" w:sz="4" w:space="0" w:color="000000"/>
-              <w:right w:val="single" w:sz="4" w:space="0" w:color="000000"/>
-            </w:tcBorders>
-          </w:tcPr>
-          <w:p>
-            <w:pPr>
-              <w:pStyle w:val="Compact"/>
-            </w:pPr>
-            <w:r>
-              <w:rPr>
-                <w:b/>
-                <w:bCs/>
-              </w:rPr>
-              <w:t>Method</w:t>
-            </w:r>
-          </w:p>
-        </w:tc>
-        <w:tc>
-          <w:tcPr>
-            <w:tcW w:w="1131" w:type="dxa"/>
-            <w:tcBorders>
-              <w:top w:val="single" w:sz="4" w:space="0" w:color="000000"/>
-              <w:left w:val="single" w:sz="4" w:space="0" w:color="000000"/>
-              <w:bottom w:val="single" w:sz="4" w:space="0" w:color="000000"/>
-              <w:right w:val="single" w:sz="4" w:space="0" w:color="000000"/>
-            </w:tcBorders>
-          </w:tcPr>
-          <w:p>
-            <w:pPr>
-              <w:pStyle w:val="Compact"/>
-              <w:jc w:val="center"/>
-            </w:pPr>
-            <m:oMathPara>
-              <m:oMath>
-                <m:sSub>
-                  <m:sSubPr>
-                    <m:ctrlPr>
-                      <w:rPr>
-                        <w:rFonts w:ascii="Cambria Math" w:hAnsi="Cambria Math"/>
-                      </w:rPr>
-                    </m:ctrlPr>
-                  </m:sSubPr>
-                  <m:e>
-                    <m:r>
-                      <w:rPr>
-                        <w:rFonts w:ascii="Cambria Math" w:hAnsi="Cambria Math"/>
-                      </w:rPr>
-                      <m:t>R</m:t>
-                    </m:r>
-                  </m:e>
-                  <m:sub>
-                    <m:r>
-                      <m:rPr>
-                        <m:nor/>
-                      </m:rPr>
-                      <m:t>test</m:t>
-                    </m:r>
-                  </m:sub>
-                </m:sSub>
-              </m:oMath>
-            </m:oMathPara>
-          </w:p>
-        </w:tc>
-        <w:tc>
-          <w:tcPr>
-            <w:tcW w:w="1131" w:type="dxa"/>
-            <w:tcBorders>
-              <w:top w:val="single" w:sz="4" w:space="0" w:color="000000"/>
-              <w:left w:val="single" w:sz="4" w:space="0" w:color="000000"/>
-              <w:bottom w:val="single" w:sz="4" w:space="0" w:color="000000"/>
-              <w:right w:val="single" w:sz="4" w:space="0" w:color="000000"/>
-            </w:tcBorders>
-          </w:tcPr>
-          <w:p>
-            <w:pPr>
-              <w:pStyle w:val="Compact"/>
-              <w:jc w:val="center"/>
-            </w:pPr>
-            <m:oMathPara>
-              <m:oMath>
-                <m:sSub>
-                  <m:sSubPr>
-                    <m:ctrlPr>
-                      <w:rPr>
-                        <w:rFonts w:ascii="Cambria Math" w:hAnsi="Cambria Math"/>
-                      </w:rPr>
-                    </m:ctrlPr>
-                  </m:sSubPr>
-                  <m:e>
-                    <m:r>
-                      <w:rPr>
-                        <w:rFonts w:ascii="Cambria Math" w:hAnsi="Cambria Math"/>
-                      </w:rPr>
-                      <m:t>N</m:t>
-                    </m:r>
-                  </m:e>
-                  <m:sub>
-                    <m:r>
-                      <m:rPr>
-                        <m:nor/>
-                      </m:rPr>
-                      <m:t>update</m:t>
-                    </m:r>
-                  </m:sub>
-                </m:sSub>
-              </m:oMath>
-            </m:oMathPara>
-          </w:p>
-        </w:tc>
-        <w:tc>
-          <w:tcPr>
-            <w:tcW w:w="1131" w:type="dxa"/>
-            <w:tcBorders>
-              <w:top w:val="single" w:sz="4" w:space="0" w:color="000000"/>
-              <w:left w:val="single" w:sz="4" w:space="0" w:color="000000"/>
-              <w:bottom w:val="single" w:sz="4" w:space="0" w:color="000000"/>
-              <w:right w:val="single" w:sz="4" w:space="0" w:color="000000"/>
-            </w:tcBorders>
-          </w:tcPr>
-          <w:p>
-            <w:pPr>
-              <w:pStyle w:val="Compact"/>
-              <w:jc w:val="center"/>
-            </w:pPr>
-            <m:oMathPara>
-              <m:oMath>
-                <m:sSub>
-                  <m:sSubPr>
-                    <m:ctrlPr>
-                      <w:rPr>
-                        <w:rFonts w:ascii="Cambria Math" w:hAnsi="Cambria Math"/>
-                      </w:rPr>
-                    </m:ctrlPr>
-                  </m:sSubPr>
-                  <m:e>
-                    <m:r>
-                      <w:rPr>
-                        <w:rFonts w:ascii="Cambria Math" w:hAnsi="Cambria Math"/>
-                      </w:rPr>
-                      <m:t>N</m:t>
-                    </m:r>
-                  </m:e>
-                  <m:sub>
-                    <m:r>
-                      <m:rPr>
-                        <m:nor/>
-                      </m:rPr>
-                      <m:t>daily</m:t>
-                    </m:r>
-                  </m:sub>
-                </m:sSub>
-              </m:oMath>
-            </m:oMathPara>
-          </w:p>
-        </w:tc>
-        <w:tc>
-          <w:tcPr>
-            <w:tcW w:w="1131" w:type="dxa"/>
-            <w:tcBorders>
-              <w:top w:val="single" w:sz="4" w:space="0" w:color="000000"/>
-              <w:left w:val="single" w:sz="4" w:space="0" w:color="000000"/>
-              <w:bottom w:val="single" w:sz="4" w:space="0" w:color="000000"/>
-              <w:right w:val="single" w:sz="4" w:space="0" w:color="000000"/>
-            </w:tcBorders>
-          </w:tcPr>
-          <w:p>
-            <w:pPr>
-              <w:pStyle w:val="Compact"/>
-              <w:jc w:val="center"/>
-            </w:pPr>
-            <m:oMath>
-              <m:sSub>
-                <m:sSubPr>
-                  <m:ctrlPr>
-                    <w:rPr>
-                      <w:rFonts w:ascii="Cambria Math" w:hAnsi="Cambria Math"/>
-                    </w:rPr>
-                  </m:ctrlPr>
-                </m:sSubPr>
-                <m:e>
-                  <m:r>
-                    <w:rPr>
-                      <w:rFonts w:ascii="Cambria Math" w:hAnsi="Cambria Math"/>
-                    </w:rPr>
-                    <m:t>E</m:t>
-                  </m:r>
-                </m:e>
-                <m:sub>
-                  <m:r>
-                    <m:rPr>
-                      <m:nor/>
-                    </m:rPr>
-                    <m:t>daily</m:t>
-                  </m:r>
-                </m:sub>
-              </m:sSub>
-            </m:oMath>
-            <w:r>
-              <w:t>, kWh/day</w:t>
-            </w:r>
-          </w:p>
-        </w:tc>
-        <w:tc>
-          <w:tcPr>
-            <w:tcW w:w="1131" w:type="dxa"/>
-            <w:tcBorders>
-              <w:top w:val="single" w:sz="4" w:space="0" w:color="000000"/>
-              <w:left w:val="single" w:sz="4" w:space="0" w:color="000000"/>
-              <w:bottom w:val="single" w:sz="4" w:space="0" w:color="000000"/>
-              <w:right w:val="single" w:sz="4" w:space="0" w:color="000000"/>
-            </w:tcBorders>
-          </w:tcPr>
-          <w:p>
-            <w:pPr>
-              <w:pStyle w:val="Compact"/>
-              <w:jc w:val="center"/>
-            </w:pPr>
-            <w:r>
-              <w:t>ACR</w:t>
-            </w:r>
-          </w:p>
-        </w:tc>
-        <w:tc>
-          <w:tcPr>
-            <w:tcW w:w="1131" w:type="dxa"/>
-            <w:tcBorders>
-              <w:top w:val="single" w:sz="4" w:space="0" w:color="000000"/>
-              <w:left w:val="single" w:sz="4" w:space="0" w:color="000000"/>
-              <w:bottom w:val="single" w:sz="4" w:space="0" w:color="000000"/>
-              <w:right w:val="single" w:sz="4" w:space="0" w:color="000000"/>
-            </w:tcBorders>
-          </w:tcPr>
-          <w:p>
-            <w:pPr>
-              <w:pStyle w:val="Compact"/>
-              <w:jc w:val="center"/>
-            </w:pPr>
-            <w:r>
-              <w:t>PPR</w:t>
-            </w:r>
-          </w:p>
-        </w:tc>
-      </w:tr>
-      <w:tr>
-        <w:tc>
-          <w:tcPr>
-            <w:tcW w:w="1131" w:type="dxa"/>
-            <w:tcBorders>
-              <w:top w:val="single" w:sz="4" w:space="0" w:color="000000"/>
-              <w:left w:val="single" w:sz="4" w:space="0" w:color="000000"/>
-              <w:bottom w:val="single" w:sz="4" w:space="0" w:color="000000"/>
-              <w:right w:val="single" w:sz="4" w:space="0" w:color="000000"/>
-            </w:tcBorders>
-          </w:tcPr>
-          <w:p>
-            <w:pPr>
-              <w:pStyle w:val="Compact"/>
-            </w:pPr>
-            <w:r>
-              <w:t>TTC-RL-1 baseline</w:t>
-            </w:r>
-          </w:p>
-        </w:tc>
-        <w:tc>
-          <w:tcPr>
-            <w:tcW w:w="1131" w:type="dxa"/>
-            <w:tcBorders>
-              <w:top w:val="single" w:sz="4" w:space="0" w:color="000000"/>
-              <w:left w:val="single" w:sz="4" w:space="0" w:color="000000"/>
-              <w:bottom w:val="single" w:sz="4" w:space="0" w:color="000000"/>
-              <w:right w:val="single" w:sz="4" w:space="0" w:color="000000"/>
-            </w:tcBorders>
-          </w:tcPr>
-          <w:p>
-            <w:pPr>
-              <w:pStyle w:val="Compact"/>
-              <w:jc w:val="center"/>
-            </w:pPr>
-            <w:r>
-              <w:t>2054.63</w:t>
-            </w:r>
-          </w:p>
-        </w:tc>
-        <w:tc>
-          <w:tcPr>
-            <w:tcW w:w="1131" w:type="dxa"/>
-            <w:tcBorders>
-              <w:top w:val="single" w:sz="4" w:space="0" w:color="000000"/>
-              <w:left w:val="single" w:sz="4" w:space="0" w:color="000000"/>
-              <w:bottom w:val="single" w:sz="4" w:space="0" w:color="000000"/>
-              <w:right w:val="single" w:sz="4" w:space="0" w:color="000000"/>
-            </w:tcBorders>
-          </w:tcPr>
-          <w:p>
-            <w:pPr>
-              <w:pStyle w:val="Compact"/>
-              <w:jc w:val="center"/>
-            </w:pPr>
-            <w:r>
-              <w:t>4404</w:t>
-            </w:r>
-          </w:p>
-        </w:tc>
-        <w:tc>
-          <w:tcPr>
-            <w:tcW w:w="1131" w:type="dxa"/>
-            <w:tcBorders>
-              <w:top w:val="single" w:sz="4" w:space="0" w:color="000000"/>
-              <w:left w:val="single" w:sz="4" w:space="0" w:color="000000"/>
-              <w:bottom w:val="single" w:sz="4" w:space="0" w:color="000000"/>
-              <w:right w:val="single" w:sz="4" w:space="0" w:color="000000"/>
-            </w:tcBorders>
-          </w:tcPr>
-          <w:p>
-            <w:pPr>
-              <w:pStyle w:val="Compact"/>
-              <w:jc w:val="center"/>
-            </w:pPr>
-            <w:r>
-              <w:t>288.00</w:t>
-            </w:r>
-          </w:p>
-        </w:tc>
-        <w:tc>
-          <w:tcPr>
-            <w:tcW w:w="1131" w:type="dxa"/>
-            <w:tcBorders>
-              <w:top w:val="single" w:sz="4" w:space="0" w:color="000000"/>
-              <w:left w:val="single" w:sz="4" w:space="0" w:color="000000"/>
-              <w:bottom w:val="single" w:sz="4" w:space="0" w:color="000000"/>
-              <w:right w:val="single" w:sz="4" w:space="0" w:color="000000"/>
-            </w:tcBorders>
-          </w:tcPr>
-          <w:p>
-            <w:pPr>
-              <w:pStyle w:val="Compact"/>
-              <w:jc w:val="center"/>
-            </w:pPr>
-            <w:r>
-              <w:t>7491.14</w:t>
-            </w:r>
-          </w:p>
-        </w:tc>
-        <w:tc>
-          <w:tcPr>
-            <w:tcW w:w="1131" w:type="dxa"/>
-            <w:tcBorders>
-              <w:top w:val="single" w:sz="4" w:space="0" w:color="000000"/>
-              <w:left w:val="single" w:sz="4" w:space="0" w:color="000000"/>
-              <w:bottom w:val="single" w:sz="4" w:space="0" w:color="000000"/>
-              <w:right w:val="single" w:sz="4" w:space="0" w:color="000000"/>
-            </w:tcBorders>
-          </w:tcPr>
-          <w:p>
-            <w:pPr>
-              <w:pStyle w:val="Compact"/>
-              <w:jc w:val="center"/>
-            </w:pPr>
-            <w:r>
-              <w:t>1.0000</w:t>
-            </w:r>
-          </w:p>
-        </w:tc>
-        <w:tc>
-          <w:tcPr>
-            <w:tcW w:w="1131" w:type="dxa"/>
-            <w:tcBorders>
-              <w:top w:val="single" w:sz="4" w:space="0" w:color="000000"/>
-              <w:left w:val="single" w:sz="4" w:space="0" w:color="000000"/>
-              <w:bottom w:val="single" w:sz="4" w:space="0" w:color="000000"/>
-              <w:right w:val="single" w:sz="4" w:space="0" w:color="000000"/>
-            </w:tcBorders>
-          </w:tcPr>
-          <w:p>
-            <w:pPr>
-              <w:pStyle w:val="Compact"/>
-              <w:jc w:val="center"/>
-            </w:pPr>
-            <w:r>
-              <w:t>100.00%</w:t>
-            </w:r>
-          </w:p>
-        </w:tc>
-      </w:tr>
-      <w:tr>
-        <w:tc>
-          <w:tcPr>
-            <w:tcW w:w="1131" w:type="dxa"/>
-            <w:tcBorders>
-              <w:top w:val="single" w:sz="4" w:space="0" w:color="000000"/>
-              <w:left w:val="single" w:sz="4" w:space="0" w:color="000000"/>
-              <w:bottom w:val="single" w:sz="4" w:space="0" w:color="000000"/>
-              <w:right w:val="single" w:sz="4" w:space="0" w:color="000000"/>
-            </w:tcBorders>
-          </w:tcPr>
-          <w:p>
-            <w:pPr>
-              <w:pStyle w:val="Compact"/>
-            </w:pPr>
-            <w:r>
-              <w:t>Local Threshold Only</w:t>
-            </w:r>
-          </w:p>
-        </w:tc>
-        <w:tc>
-          <w:tcPr>
-            <w:tcW w:w="1131" w:type="dxa"/>
-            <w:tcBorders>
-              <w:top w:val="single" w:sz="4" w:space="0" w:color="000000"/>
-              <w:left w:val="single" w:sz="4" w:space="0" w:color="000000"/>
-              <w:bottom w:val="single" w:sz="4" w:space="0" w:color="000000"/>
-              <w:right w:val="single" w:sz="4" w:space="0" w:color="000000"/>
-            </w:tcBorders>
-          </w:tcPr>
-          <w:p>
-            <w:pPr>
-              <w:pStyle w:val="Compact"/>
-              <w:jc w:val="center"/>
-            </w:pPr>
-            <w:r>
-              <w:t>1958.05</w:t>
-            </w:r>
-          </w:p>
-        </w:tc>
-        <w:tc>
-          <w:tcPr>
-            <w:tcW w:w="1131" w:type="dxa"/>
-            <w:tcBorders>
-              <w:top w:val="single" w:sz="4" w:space="0" w:color="000000"/>
-              <w:left w:val="single" w:sz="4" w:space="0" w:color="000000"/>
-              <w:bottom w:val="single" w:sz="4" w:space="0" w:color="000000"/>
-              <w:right w:val="single" w:sz="4" w:space="0" w:color="000000"/>
-            </w:tcBorders>
-          </w:tcPr>
-          <w:p>
-            <w:pPr>
-              <w:pStyle w:val="Compact"/>
-              <w:jc w:val="center"/>
-            </w:pPr>
-            <w:r>
-              <w:t>2257</w:t>
-            </w:r>
-          </w:p>
-        </w:tc>
-        <w:tc>
-          <w:tcPr>
-            <w:tcW w:w="1131" w:type="dxa"/>
-            <w:tcBorders>
-              <w:top w:val="single" w:sz="4" w:space="0" w:color="000000"/>
-              <w:left w:val="single" w:sz="4" w:space="0" w:color="000000"/>
-              <w:bottom w:val="single" w:sz="4" w:space="0" w:color="000000"/>
-              <w:right w:val="single" w:sz="4" w:space="0" w:color="000000"/>
-            </w:tcBorders>
-          </w:tcPr>
-          <w:p>
-            <w:pPr>
-              <w:pStyle w:val="Compact"/>
-              <w:jc w:val="center"/>
-            </w:pPr>
-            <w:r>
-              <w:t>147.60</w:t>
-            </w:r>
-          </w:p>
-        </w:tc>
-        <w:tc>
-          <w:tcPr>
-            <w:tcW w:w="1131" w:type="dxa"/>
-            <w:tcBorders>
-              <w:top w:val="single" w:sz="4" w:space="0" w:color="000000"/>
-              <w:left w:val="single" w:sz="4" w:space="0" w:color="000000"/>
-              <w:bottom w:val="single" w:sz="4" w:space="0" w:color="000000"/>
-              <w:right w:val="single" w:sz="4" w:space="0" w:color="000000"/>
-            </w:tcBorders>
-          </w:tcPr>
-          <w:p>
-            <w:pPr>
-              <w:pStyle w:val="Compact"/>
-              <w:jc w:val="center"/>
-            </w:pPr>
-            <w:r>
-              <w:t>7367.57</w:t>
-            </w:r>
-          </w:p>
-        </w:tc>
-        <w:tc>
-          <w:tcPr>
-            <w:tcW w:w="1131" w:type="dxa"/>
-            <w:tcBorders>
-              <w:top w:val="single" w:sz="4" w:space="0" w:color="000000"/>
-              <w:left w:val="single" w:sz="4" w:space="0" w:color="000000"/>
-              <w:bottom w:val="single" w:sz="4" w:space="0" w:color="000000"/>
-              <w:right w:val="single" w:sz="4" w:space="0" w:color="000000"/>
-            </w:tcBorders>
-          </w:tcPr>
-          <w:p>
-            <w:pPr>
-              <w:pStyle w:val="Compact"/>
-              <w:jc w:val="center"/>
-            </w:pPr>
-            <w:r>
-              <w:t>1.9513</w:t>
-            </w:r>
-          </w:p>
-        </w:tc>
-        <w:tc>
-          <w:tcPr>
-            <w:tcW w:w="1131" w:type="dxa"/>
-            <w:tcBorders>
-              <w:top w:val="single" w:sz="4" w:space="0" w:color="000000"/>
-              <w:left w:val="single" w:sz="4" w:space="0" w:color="000000"/>
-              <w:bottom w:val="single" w:sz="4" w:space="0" w:color="000000"/>
-              <w:right w:val="single" w:sz="4" w:space="0" w:color="000000"/>
-            </w:tcBorders>
-          </w:tcPr>
-          <w:p>
-            <w:pPr>
-              <w:pStyle w:val="Compact"/>
-              <w:jc w:val="center"/>
-            </w:pPr>
-            <w:r>
-              <w:t>95.30%</w:t>
-            </w:r>
-          </w:p>
-        </w:tc>
-      </w:tr>
-      <w:tr>
-        <w:tc>
-          <w:tcPr>
-            <w:tcW w:w="1131" w:type="dxa"/>
-            <w:tcBorders>
-              <w:top w:val="single" w:sz="4" w:space="0" w:color="000000"/>
-              <w:left w:val="single" w:sz="4" w:space="0" w:color="000000"/>
-              <w:bottom w:val="single" w:sz="4" w:space="0" w:color="000000"/>
-              <w:right w:val="single" w:sz="4" w:space="0" w:color="000000"/>
-            </w:tcBorders>
-          </w:tcPr>
-          <w:p>
-            <w:pPr>
-              <w:pStyle w:val="Compact"/>
-            </w:pPr>
-            <w:r>
-              <w:t>Global Threshold Only</w:t>
-            </w:r>
-          </w:p>
-        </w:tc>
-        <w:tc>
-          <w:tcPr>
-            <w:tcW w:w="1131" w:type="dxa"/>
-            <w:tcBorders>
-              <w:top w:val="single" w:sz="4" w:space="0" w:color="000000"/>
-              <w:left w:val="single" w:sz="4" w:space="0" w:color="000000"/>
-              <w:bottom w:val="single" w:sz="4" w:space="0" w:color="000000"/>
-              <w:right w:val="single" w:sz="4" w:space="0" w:color="000000"/>
-            </w:tcBorders>
-          </w:tcPr>
-          <w:p>
-            <w:pPr>
-              <w:pStyle w:val="Compact"/>
-              <w:jc w:val="center"/>
-            </w:pPr>
-            <w:r>
-              <w:t>1977.54</w:t>
-            </w:r>
-          </w:p>
-        </w:tc>
-        <w:tc>
-          <w:tcPr>
-            <w:tcW w:w="1131" w:type="dxa"/>
-            <w:tcBorders>
-              <w:top w:val="single" w:sz="4" w:space="0" w:color="000000"/>
-              <w:left w:val="single" w:sz="4" w:space="0" w:color="000000"/>
-              <w:bottom w:val="single" w:sz="4" w:space="0" w:color="000000"/>
-              <w:right w:val="single" w:sz="4" w:space="0" w:color="000000"/>
-            </w:tcBorders>
-          </w:tcPr>
-          <w:p>
-            <w:pPr>
-              <w:pStyle w:val="Compact"/>
-              <w:jc w:val="center"/>
-            </w:pPr>
-            <w:r>
-              <w:t>2251</w:t>
-            </w:r>
-          </w:p>
-        </w:tc>
-        <w:tc>
-          <w:tcPr>
-            <w:tcW w:w="1131" w:type="dxa"/>
-            <w:tcBorders>
-              <w:top w:val="single" w:sz="4" w:space="0" w:color="000000"/>
-              <w:left w:val="single" w:sz="4" w:space="0" w:color="000000"/>
-              <w:bottom w:val="single" w:sz="4" w:space="0" w:color="000000"/>
-              <w:right w:val="single" w:sz="4" w:space="0" w:color="000000"/>
-            </w:tcBorders>
-          </w:tcPr>
-          <w:p>
-            <w:pPr>
-              <w:pStyle w:val="Compact"/>
-              <w:jc w:val="center"/>
-            </w:pPr>
-            <w:r>
-              <w:t>147.20</w:t>
-            </w:r>
-          </w:p>
-        </w:tc>
-        <w:tc>
-          <w:tcPr>
-            <w:tcW w:w="1131" w:type="dxa"/>
-            <w:tcBorders>
-              <w:top w:val="single" w:sz="4" w:space="0" w:color="000000"/>
-              <w:left w:val="single" w:sz="4" w:space="0" w:color="000000"/>
-              <w:bottom w:val="single" w:sz="4" w:space="0" w:color="000000"/>
-              <w:right w:val="single" w:sz="4" w:space="0" w:color="000000"/>
-            </w:tcBorders>
-          </w:tcPr>
-          <w:p>
-            <w:pPr>
-              <w:pStyle w:val="Compact"/>
-              <w:jc w:val="center"/>
-            </w:pPr>
-            <w:r>
-              <w:t>7409.42</w:t>
-            </w:r>
-          </w:p>
-        </w:tc>
-        <w:tc>
-          <w:tcPr>
-            <w:tcW w:w="1131" w:type="dxa"/>
-            <w:tcBorders>
-              <w:top w:val="single" w:sz="4" w:space="0" w:color="000000"/>
-              <w:left w:val="single" w:sz="4" w:space="0" w:color="000000"/>
-              <w:bottom w:val="single" w:sz="4" w:space="0" w:color="000000"/>
-              <w:right w:val="single" w:sz="4" w:space="0" w:color="000000"/>
-            </w:tcBorders>
-          </w:tcPr>
-          <w:p>
-            <w:pPr>
-              <w:pStyle w:val="Compact"/>
-              <w:jc w:val="center"/>
-            </w:pPr>
-            <w:r>
-              <w:t>1.9565</w:t>
-            </w:r>
-          </w:p>
-        </w:tc>
-        <w:tc>
-          <w:tcPr>
-            <w:tcW w:w="1131" w:type="dxa"/>
-            <w:tcBorders>
-              <w:top w:val="single" w:sz="4" w:space="0" w:color="000000"/>
-              <w:left w:val="single" w:sz="4" w:space="0" w:color="000000"/>
-              <w:bottom w:val="single" w:sz="4" w:space="0" w:color="000000"/>
-              <w:right w:val="single" w:sz="4" w:space="0" w:color="000000"/>
-            </w:tcBorders>
-          </w:tcPr>
-          <w:p>
-            <w:pPr>
-              <w:pStyle w:val="Compact"/>
-              <w:jc w:val="center"/>
-            </w:pPr>
-            <w:r>
-              <w:t>96.25%</w:t>
-            </w:r>
-          </w:p>
-        </w:tc>
-      </w:tr>
-      <w:tr>
-        <w:tc>
-          <w:tcPr>
-            <w:tcW w:w="1131" w:type="dxa"/>
-            <w:tcBorders>
-              <w:top w:val="single" w:sz="4" w:space="0" w:color="000000"/>
-              <w:left w:val="single" w:sz="4" w:space="0" w:color="000000"/>
-              <w:bottom w:val="single" w:sz="4" w:space="0" w:color="000000"/>
-              <w:right w:val="single" w:sz="4" w:space="0" w:color="000000"/>
-            </w:tcBorders>
-          </w:tcPr>
-          <w:p>
-            <w:pPr>
-              <w:pStyle w:val="Compact"/>
-            </w:pPr>
-            <w:r>
-              <w:t>Short-scale Only</w:t>
-            </w:r>
-          </w:p>
-        </w:tc>
-        <w:tc>
-          <w:tcPr>
-            <w:tcW w:w="1131" w:type="dxa"/>
-            <w:tcBorders>
-              <w:top w:val="single" w:sz="4" w:space="0" w:color="000000"/>
-              <w:left w:val="single" w:sz="4" w:space="0" w:color="000000"/>
-              <w:bottom w:val="single" w:sz="4" w:space="0" w:color="000000"/>
-              <w:right w:val="single" w:sz="4" w:space="0" w:color="000000"/>
-            </w:tcBorders>
-          </w:tcPr>
-          <w:p>
-            <w:pPr>
-              <w:pStyle w:val="Compact"/>
-              <w:jc w:val="center"/>
-            </w:pPr>
-            <w:r>
-              <w:t>1951.74</w:t>
-            </w:r>
-          </w:p>
-        </w:tc>
-        <w:tc>
-          <w:tcPr>
-            <w:tcW w:w="1131" w:type="dxa"/>
-            <w:tcBorders>
-              <w:top w:val="single" w:sz="4" w:space="0" w:color="000000"/>
-              <w:left w:val="single" w:sz="4" w:space="0" w:color="000000"/>
-              <w:bottom w:val="single" w:sz="4" w:space="0" w:color="000000"/>
-              <w:right w:val="single" w:sz="4" w:space="0" w:color="000000"/>
-            </w:tcBorders>
-          </w:tcPr>
-          <w:p>
-            <w:pPr>
-              <w:pStyle w:val="Compact"/>
-              <w:jc w:val="center"/>
-            </w:pPr>
-            <w:r>
-              <w:t>2122</w:t>
-            </w:r>
-          </w:p>
-        </w:tc>
-        <w:tc>
-          <w:tcPr>
-            <w:tcW w:w="1131" w:type="dxa"/>
-            <w:tcBorders>
-              <w:top w:val="single" w:sz="4" w:space="0" w:color="000000"/>
-              <w:left w:val="single" w:sz="4" w:space="0" w:color="000000"/>
-              <w:bottom w:val="single" w:sz="4" w:space="0" w:color="000000"/>
-              <w:right w:val="single" w:sz="4" w:space="0" w:color="000000"/>
-            </w:tcBorders>
-          </w:tcPr>
-          <w:p>
-            <w:pPr>
-              <w:pStyle w:val="Compact"/>
-              <w:jc w:val="center"/>
-            </w:pPr>
-            <w:r>
-              <w:t>138.77</w:t>
-            </w:r>
-          </w:p>
-        </w:tc>
-        <w:tc>
-          <w:tcPr>
-            <w:tcW w:w="1131" w:type="dxa"/>
-            <w:tcBorders>
-              <w:top w:val="single" w:sz="4" w:space="0" w:color="000000"/>
-              <w:left w:val="single" w:sz="4" w:space="0" w:color="000000"/>
-              <w:bottom w:val="single" w:sz="4" w:space="0" w:color="000000"/>
-              <w:right w:val="single" w:sz="4" w:space="0" w:color="000000"/>
-            </w:tcBorders>
-          </w:tcPr>
-          <w:p>
-            <w:pPr>
-              <w:pStyle w:val="Compact"/>
-              <w:jc w:val="center"/>
-            </w:pPr>
-            <w:r>
-              <w:t>7407.03</w:t>
-            </w:r>
-          </w:p>
-        </w:tc>
-        <w:tc>
-          <w:tcPr>
-            <w:tcW w:w="1131" w:type="dxa"/>
-            <w:tcBorders>
-              <w:top w:val="single" w:sz="4" w:space="0" w:color="000000"/>
-              <w:left w:val="single" w:sz="4" w:space="0" w:color="000000"/>
-              <w:bottom w:val="single" w:sz="4" w:space="0" w:color="000000"/>
-              <w:right w:val="single" w:sz="4" w:space="0" w:color="000000"/>
-            </w:tcBorders>
-          </w:tcPr>
-          <w:p>
-            <w:pPr>
-              <w:pStyle w:val="Compact"/>
-              <w:jc w:val="center"/>
-            </w:pPr>
-            <w:r>
-              <w:t>2.0754</w:t>
-            </w:r>
-          </w:p>
-        </w:tc>
-        <w:tc>
-          <w:tcPr>
-            <w:tcW w:w="1131" w:type="dxa"/>
-            <w:tcBorders>
-              <w:top w:val="single" w:sz="4" w:space="0" w:color="000000"/>
-              <w:left w:val="single" w:sz="4" w:space="0" w:color="000000"/>
-              <w:bottom w:val="single" w:sz="4" w:space="0" w:color="000000"/>
-              <w:right w:val="single" w:sz="4" w:space="0" w:color="000000"/>
-            </w:tcBorders>
-          </w:tcPr>
-          <w:p>
-            <w:pPr>
-              <w:pStyle w:val="Compact"/>
-              <w:jc w:val="center"/>
-            </w:pPr>
-            <w:r>
-              <w:t>94.99%</w:t>
-            </w:r>
-          </w:p>
-        </w:tc>
-      </w:tr>
-      <w:tr>
-        <w:tc>
-          <w:tcPr>
-            <w:tcW w:w="1131" w:type="dxa"/>
-            <w:tcBorders>
-              <w:top w:val="single" w:sz="4" w:space="0" w:color="000000"/>
-              <w:left w:val="single" w:sz="4" w:space="0" w:color="000000"/>
-              <w:bottom w:val="single" w:sz="4" w:space="0" w:color="000000"/>
-              <w:right w:val="single" w:sz="4" w:space="0" w:color="000000"/>
-            </w:tcBorders>
-          </w:tcPr>
-          <w:p>
-            <w:pPr>
-              <w:pStyle w:val="Compact"/>
-            </w:pPr>
-            <w:r>
-              <w:t>Medium-scale Only</w:t>
-            </w:r>
-          </w:p>
-        </w:tc>
-        <w:tc>
-          <w:tcPr>
-            <w:tcW w:w="1131" w:type="dxa"/>
-            <w:tcBorders>
-              <w:top w:val="single" w:sz="4" w:space="0" w:color="000000"/>
-              <w:left w:val="single" w:sz="4" w:space="0" w:color="000000"/>
-              <w:bottom w:val="single" w:sz="4" w:space="0" w:color="000000"/>
-              <w:right w:val="single" w:sz="4" w:space="0" w:color="000000"/>
-            </w:tcBorders>
-          </w:tcPr>
-          <w:p>
-            <w:pPr>
-              <w:pStyle w:val="Compact"/>
-              <w:jc w:val="center"/>
-            </w:pPr>
-            <w:r>
-              <w:t>2041.96</w:t>
-            </w:r>
-          </w:p>
-        </w:tc>
-        <w:tc>
-          <w:tcPr>
-            <w:tcW w:w="1131" w:type="dxa"/>
-            <w:tcBorders>
-              <w:top w:val="single" w:sz="4" w:space="0" w:color="000000"/>
-              <w:left w:val="single" w:sz="4" w:space="0" w:color="000000"/>
-              <w:bottom w:val="single" w:sz="4" w:space="0" w:color="000000"/>
-              <w:right w:val="single" w:sz="4" w:space="0" w:color="000000"/>
-            </w:tcBorders>
-          </w:tcPr>
-          <w:p>
-            <w:pPr>
-              <w:pStyle w:val="Compact"/>
-              <w:jc w:val="center"/>
-            </w:pPr>
-            <w:r>
-              <w:t>3891</w:t>
-            </w:r>
-          </w:p>
-        </w:tc>
-        <w:tc>
-          <w:tcPr>
-            <w:tcW w:w="1131" w:type="dxa"/>
-            <w:tcBorders>
-              <w:top w:val="single" w:sz="4" w:space="0" w:color="000000"/>
-              <w:left w:val="single" w:sz="4" w:space="0" w:color="000000"/>
-              <w:bottom w:val="single" w:sz="4" w:space="0" w:color="000000"/>
-              <w:right w:val="single" w:sz="4" w:space="0" w:color="000000"/>
-            </w:tcBorders>
-          </w:tcPr>
-          <w:p>
-            <w:pPr>
-              <w:pStyle w:val="Compact"/>
-              <w:jc w:val="center"/>
-            </w:pPr>
-            <w:r>
-              <w:t>254.45</w:t>
-            </w:r>
-          </w:p>
-        </w:tc>
-        <w:tc>
-          <w:tcPr>
-            <w:tcW w:w="1131" w:type="dxa"/>
-            <w:tcBorders>
-              <w:top w:val="single" w:sz="4" w:space="0" w:color="000000"/>
-              <w:left w:val="single" w:sz="4" w:space="0" w:color="000000"/>
-              <w:bottom w:val="single" w:sz="4" w:space="0" w:color="000000"/>
-              <w:right w:val="single" w:sz="4" w:space="0" w:color="000000"/>
-            </w:tcBorders>
-          </w:tcPr>
-          <w:p>
-            <w:pPr>
-              <w:pStyle w:val="Compact"/>
-              <w:jc w:val="center"/>
-            </w:pPr>
-            <w:r>
-              <w:t>7484.70</w:t>
-            </w:r>
-          </w:p>
-        </w:tc>
-        <w:tc>
-          <w:tcPr>
-            <w:tcW w:w="1131" w:type="dxa"/>
-            <w:tcBorders>
-              <w:top w:val="single" w:sz="4" w:space="0" w:color="000000"/>
-              <w:left w:val="single" w:sz="4" w:space="0" w:color="000000"/>
-              <w:bottom w:val="single" w:sz="4" w:space="0" w:color="000000"/>
-              <w:right w:val="single" w:sz="4" w:space="0" w:color="000000"/>
-            </w:tcBorders>
-          </w:tcPr>
-          <w:p>
-            <w:pPr>
-              <w:pStyle w:val="Compact"/>
-              <w:jc w:val="center"/>
-            </w:pPr>
-            <w:r>
-              <w:t>1.1318</w:t>
-            </w:r>
-          </w:p>
-        </w:tc>
-        <w:tc>
-          <w:tcPr>
-            <w:tcW w:w="1131" w:type="dxa"/>
-            <w:tcBorders>
-              <w:top w:val="single" w:sz="4" w:space="0" w:color="000000"/>
-              <w:left w:val="single" w:sz="4" w:space="0" w:color="000000"/>
-              <w:bottom w:val="single" w:sz="4" w:space="0" w:color="000000"/>
-              <w:right w:val="single" w:sz="4" w:space="0" w:color="000000"/>
-            </w:tcBorders>
-          </w:tcPr>
-          <w:p>
-            <w:pPr>
-              <w:pStyle w:val="Compact"/>
-              <w:jc w:val="center"/>
-            </w:pPr>
-            <w:r>
-              <w:t>99.38%</w:t>
-            </w:r>
-          </w:p>
-        </w:tc>
-      </w:tr>
-      <w:tr>
-        <w:tc>
-          <w:tcPr>
-            <w:tcW w:w="1131" w:type="dxa"/>
-            <w:tcBorders>
-              <w:top w:val="single" w:sz="4" w:space="0" w:color="000000"/>
-              <w:left w:val="single" w:sz="4" w:space="0" w:color="000000"/>
-              <w:bottom w:val="single" w:sz="4" w:space="0" w:color="000000"/>
-              <w:right w:val="single" w:sz="4" w:space="0" w:color="000000"/>
-            </w:tcBorders>
-          </w:tcPr>
-          <w:p>
-            <w:pPr>
-              <w:pStyle w:val="Compact"/>
-            </w:pPr>
-            <w:r>
-              <w:lastRenderedPageBreak/>
-              <w:t>Long-scale Only</w:t>
-            </w:r>
-          </w:p>
-        </w:tc>
-        <w:tc>
-          <w:tcPr>
-            <w:tcW w:w="1131" w:type="dxa"/>
-            <w:tcBorders>
-              <w:top w:val="single" w:sz="4" w:space="0" w:color="000000"/>
-              <w:left w:val="single" w:sz="4" w:space="0" w:color="000000"/>
-              <w:bottom w:val="single" w:sz="4" w:space="0" w:color="000000"/>
-              <w:right w:val="single" w:sz="4" w:space="0" w:color="000000"/>
-            </w:tcBorders>
-          </w:tcPr>
-          <w:p>
-            <w:pPr>
-              <w:pStyle w:val="Compact"/>
-              <w:jc w:val="center"/>
-            </w:pPr>
-            <w:r>
-              <w:t>2032.01</w:t>
-            </w:r>
-          </w:p>
-        </w:tc>
-        <w:tc>
-          <w:tcPr>
-            <w:tcW w:w="1131" w:type="dxa"/>
-            <w:tcBorders>
-              <w:top w:val="single" w:sz="4" w:space="0" w:color="000000"/>
-              <w:left w:val="single" w:sz="4" w:space="0" w:color="000000"/>
-              <w:bottom w:val="single" w:sz="4" w:space="0" w:color="000000"/>
-              <w:right w:val="single" w:sz="4" w:space="0" w:color="000000"/>
-            </w:tcBorders>
-          </w:tcPr>
-          <w:p>
-            <w:pPr>
-              <w:pStyle w:val="Compact"/>
-              <w:jc w:val="center"/>
-            </w:pPr>
-            <w:r>
-              <w:t>4334</w:t>
-            </w:r>
-          </w:p>
-        </w:tc>
-        <w:tc>
-          <w:tcPr>
-            <w:tcW w:w="1131" w:type="dxa"/>
-            <w:tcBorders>
-              <w:top w:val="single" w:sz="4" w:space="0" w:color="000000"/>
-              <w:left w:val="single" w:sz="4" w:space="0" w:color="000000"/>
-              <w:bottom w:val="single" w:sz="4" w:space="0" w:color="000000"/>
-              <w:right w:val="single" w:sz="4" w:space="0" w:color="000000"/>
-            </w:tcBorders>
-          </w:tcPr>
-          <w:p>
-            <w:pPr>
-              <w:pStyle w:val="Compact"/>
-              <w:jc w:val="center"/>
-            </w:pPr>
-            <w:r>
-              <w:t>283.42</w:t>
-            </w:r>
-          </w:p>
-        </w:tc>
-        <w:tc>
-          <w:tcPr>
-            <w:tcW w:w="1131" w:type="dxa"/>
-            <w:tcBorders>
-              <w:top w:val="single" w:sz="4" w:space="0" w:color="000000"/>
-              <w:left w:val="single" w:sz="4" w:space="0" w:color="000000"/>
-              <w:bottom w:val="single" w:sz="4" w:space="0" w:color="000000"/>
-              <w:right w:val="single" w:sz="4" w:space="0" w:color="000000"/>
-            </w:tcBorders>
-          </w:tcPr>
-          <w:p>
-            <w:pPr>
-              <w:pStyle w:val="Compact"/>
-              <w:jc w:val="center"/>
-            </w:pPr>
-            <w:r>
-              <w:t>7431.26</w:t>
-            </w:r>
-          </w:p>
-        </w:tc>
-        <w:tc>
-          <w:tcPr>
-            <w:tcW w:w="1131" w:type="dxa"/>
-            <w:tcBorders>
-              <w:top w:val="single" w:sz="4" w:space="0" w:color="000000"/>
-              <w:left w:val="single" w:sz="4" w:space="0" w:color="000000"/>
-              <w:bottom w:val="single" w:sz="4" w:space="0" w:color="000000"/>
-              <w:right w:val="single" w:sz="4" w:space="0" w:color="000000"/>
-            </w:tcBorders>
-          </w:tcPr>
-          <w:p>
-            <w:pPr>
-              <w:pStyle w:val="Compact"/>
-              <w:jc w:val="center"/>
-            </w:pPr>
-            <w:r>
-              <w:t>1.0162</w:t>
-            </w:r>
-          </w:p>
-        </w:tc>
-        <w:tc>
-          <w:tcPr>
-            <w:tcW w:w="1131" w:type="dxa"/>
-            <w:tcBorders>
-              <w:top w:val="single" w:sz="4" w:space="0" w:color="000000"/>
-              <w:left w:val="single" w:sz="4" w:space="0" w:color="000000"/>
-              <w:bottom w:val="single" w:sz="4" w:space="0" w:color="000000"/>
-              <w:right w:val="single" w:sz="4" w:space="0" w:color="000000"/>
-            </w:tcBorders>
-          </w:tcPr>
-          <w:p>
-            <w:pPr>
-              <w:pStyle w:val="Compact"/>
-              <w:jc w:val="center"/>
-            </w:pPr>
-            <w:r>
-              <w:t>98.90%</w:t>
-            </w:r>
-          </w:p>
-        </w:tc>
-      </w:tr>
-      <w:tr>
-        <w:tc>
-          <w:tcPr>
-            <w:tcW w:w="1131" w:type="dxa"/>
-            <w:tcBorders>
-              <w:top w:val="single" w:sz="4" w:space="0" w:color="000000"/>
-              <w:left w:val="single" w:sz="4" w:space="0" w:color="000000"/>
-              <w:bottom w:val="single" w:sz="4" w:space="0" w:color="000000"/>
-              <w:right w:val="single" w:sz="4" w:space="0" w:color="000000"/>
-            </w:tcBorders>
-          </w:tcPr>
-          <w:p>
-            <w:pPr>
-              <w:pStyle w:val="Compact"/>
-            </w:pPr>
-            <w:r>
-              <w:rPr>
-                <w:b/>
-                <w:bCs/>
-              </w:rPr>
-              <w:t>Full ET-PRL</w:t>
-            </w:r>
-          </w:p>
-        </w:tc>
-        <w:tc>
-          <w:tcPr>
-            <w:tcW w:w="1131" w:type="dxa"/>
-            <w:tcBorders>
-              <w:top w:val="single" w:sz="4" w:space="0" w:color="000000"/>
-              <w:left w:val="single" w:sz="4" w:space="0" w:color="000000"/>
-              <w:bottom w:val="single" w:sz="4" w:space="0" w:color="000000"/>
-              <w:right w:val="single" w:sz="4" w:space="0" w:color="000000"/>
-            </w:tcBorders>
-          </w:tcPr>
-          <w:p>
-            <w:pPr>
-              <w:pStyle w:val="Compact"/>
-              <w:jc w:val="center"/>
-            </w:pPr>
-            <w:r>
-              <w:rPr>
-                <w:b/>
-                <w:bCs/>
-              </w:rPr>
-              <w:t>1939.74</w:t>
-            </w:r>
-          </w:p>
-        </w:tc>
-        <w:tc>
-          <w:tcPr>
-            <w:tcW w:w="1131" w:type="dxa"/>
-            <w:tcBorders>
-              <w:top w:val="single" w:sz="4" w:space="0" w:color="000000"/>
-              <w:left w:val="single" w:sz="4" w:space="0" w:color="000000"/>
-              <w:bottom w:val="single" w:sz="4" w:space="0" w:color="000000"/>
-              <w:right w:val="single" w:sz="4" w:space="0" w:color="000000"/>
-            </w:tcBorders>
-          </w:tcPr>
-          <w:p>
-            <w:pPr>
-              <w:pStyle w:val="Compact"/>
-              <w:jc w:val="center"/>
-            </w:pPr>
-            <w:r>
-              <w:rPr>
-                <w:b/>
-                <w:bCs/>
-              </w:rPr>
-              <w:t>2046</w:t>
-            </w:r>
-          </w:p>
-        </w:tc>
-        <w:tc>
-          <w:tcPr>
-            <w:tcW w:w="1131" w:type="dxa"/>
-            <w:tcBorders>
-              <w:top w:val="single" w:sz="4" w:space="0" w:color="000000"/>
-              <w:left w:val="single" w:sz="4" w:space="0" w:color="000000"/>
-              <w:bottom w:val="single" w:sz="4" w:space="0" w:color="000000"/>
-              <w:right w:val="single" w:sz="4" w:space="0" w:color="000000"/>
-            </w:tcBorders>
-          </w:tcPr>
-          <w:p>
-            <w:pPr>
-              <w:pStyle w:val="Compact"/>
-              <w:jc w:val="center"/>
-            </w:pPr>
-            <w:r>
-              <w:rPr>
-                <w:b/>
-                <w:bCs/>
-              </w:rPr>
-              <w:t>133.80</w:t>
-            </w:r>
-          </w:p>
-        </w:tc>
-        <w:tc>
-          <w:tcPr>
-            <w:tcW w:w="1131" w:type="dxa"/>
-            <w:tcBorders>
-              <w:top w:val="single" w:sz="4" w:space="0" w:color="000000"/>
-              <w:left w:val="single" w:sz="4" w:space="0" w:color="000000"/>
-              <w:bottom w:val="single" w:sz="4" w:space="0" w:color="000000"/>
-              <w:right w:val="single" w:sz="4" w:space="0" w:color="000000"/>
-            </w:tcBorders>
-          </w:tcPr>
-          <w:p>
-            <w:pPr>
-              <w:pStyle w:val="Compact"/>
-              <w:jc w:val="center"/>
-            </w:pPr>
-            <w:r>
-              <w:rPr>
-                <w:b/>
-                <w:bCs/>
-              </w:rPr>
-              <w:t>7331.85</w:t>
-            </w:r>
-          </w:p>
-        </w:tc>
-        <w:tc>
-          <w:tcPr>
-            <w:tcW w:w="1131" w:type="dxa"/>
-            <w:tcBorders>
-              <w:top w:val="single" w:sz="4" w:space="0" w:color="000000"/>
-              <w:left w:val="single" w:sz="4" w:space="0" w:color="000000"/>
-              <w:bottom w:val="single" w:sz="4" w:space="0" w:color="000000"/>
-              <w:right w:val="single" w:sz="4" w:space="0" w:color="000000"/>
-            </w:tcBorders>
-          </w:tcPr>
-          <w:p>
-            <w:pPr>
-              <w:pStyle w:val="Compact"/>
-              <w:jc w:val="center"/>
-            </w:pPr>
-            <w:r>
-              <w:rPr>
-                <w:b/>
-                <w:bCs/>
-              </w:rPr>
-              <w:t>2.1525</w:t>
-            </w:r>
-          </w:p>
-        </w:tc>
-        <w:tc>
-          <w:tcPr>
-            <w:tcW w:w="1131" w:type="dxa"/>
-            <w:tcBorders>
-              <w:top w:val="single" w:sz="4" w:space="0" w:color="000000"/>
-              <w:left w:val="single" w:sz="4" w:space="0" w:color="000000"/>
-              <w:bottom w:val="single" w:sz="4" w:space="0" w:color="000000"/>
-              <w:right w:val="single" w:sz="4" w:space="0" w:color="000000"/>
-            </w:tcBorders>
-          </w:tcPr>
-          <w:p>
-            <w:pPr>
-              <w:pStyle w:val="Compact"/>
-              <w:jc w:val="center"/>
-            </w:pPr>
-            <w:r>
-              <w:rPr>
-                <w:b/>
-                <w:bCs/>
-              </w:rPr>
-              <w:t>94.41%</w:t>
-            </w:r>
-          </w:p>
-        </w:tc>
-      </w:tr>
-    </w:tbl>
     <w:p>
       <w:pPr>
         <w:pStyle w:val="CaptionedFigure"/>
@@ -26056,17 +24477,18 @@
         <w:rPr>
           <w:noProof/>
         </w:rPr>
+        <w:lastRenderedPageBreak/>
         <w:drawing>
-          <wp:inline distT="0" distB="0" distL="0" distR="0" wp14:anchorId="31BA2527" wp14:editId="4D3010A6">
+          <wp:inline distT="0" distB="0" distL="0" distR="0" wp14:anchorId="4F566ADF" wp14:editId="414EBF49">
             <wp:extent cx="5334000" cy="3230339"/>
             <wp:effectExtent l="0" t="0" r="0" b="0"/>
-            <wp:docPr id="49" name="Picture" descr="Figure 9 Scatter plot of ablation strategies under the tradeoff among energy consumption, performance, and sparsity. The x axis indicates average daily energy consumption, the y axis indicates PPR, color encodes ACR, and text labels identify each ablation strategy"/>
+            <wp:docPr id="46" name="Picture" descr="Figure 8 Alignment of daily load variation and trigger times on day 5 with 5 min sampling. Panel a shows the cooling load curve, panel b shows the trigger pulse raster of ET-PRL, ST-ETC, and TTC-RL-1, and the shaded band across panels indicates a typical high variation period"/>
             <wp:cNvGraphicFramePr/>
             <a:graphic xmlns:a="http://schemas.openxmlformats.org/drawingml/2006/main">
               <a:graphicData uri="http://schemas.openxmlformats.org/drawingml/2006/picture">
                 <pic:pic xmlns:pic="http://schemas.openxmlformats.org/drawingml/2006/picture">
                   <pic:nvPicPr>
-                    <pic:cNvPr id="50" name="Picture" descr="../pics/fig10_ablation_pareto_scatter.svg"/>
+                    <pic:cNvPr id="47" name="Picture" descr="../pics/fig9_trigger_load_alignment.svg"/>
                     <pic:cNvPicPr>
                       <a:picLocks noChangeAspect="1" noChangeArrowheads="1"/>
                     </pic:cNvPicPr>
@@ -26113,6 +24535,1493 @@
         <w:pStyle w:val="ImageCaption"/>
       </w:pPr>
       <w:r>
+        <w:t>Figure 8 Alignment of daily load variation and trigger times on day 5 with 5 min sampling. Panel a shows the cooling load curve, panel b shows the trigger pulse raster of ET-PRL, ST-ETC, and TTC-RL-1, and the shaded band across panels indicates a typical high variation period</w:t>
+      </w:r>
+    </w:p>
+    <w:p>
+      <w:pPr>
+        <w:pStyle w:val="a0"/>
+      </w:pPr>
+      <w:r>
+        <w:t>By comparison, the ET-PRL trigger pulses are densely distributed during load ramp-up and abrupt change periods, but become much sparser during stable periods such as nighttime. In contrast, because ST-ETC uses a fixed decision boundary, its trigger actions are more concentrated in time, whereas TTC-RL-1 triggers at every time step.</w:t>
+      </w:r>
+    </w:p>
+    <w:p>
+      <w:pPr>
+        <w:pStyle w:val="a0"/>
+      </w:pPr>
+      <w:r>
+        <w:t xml:space="preserve">Across the full test set, we define the interval where the absolute cooling load variation exceeds the 85th percentile </w:t>
+      </w:r>
+      <m:oMath>
+        <m:sSub>
+          <m:sSubPr>
+            <m:ctrlPr>
+              <w:rPr>
+                <w:rFonts w:ascii="Cambria Math" w:hAnsi="Cambria Math"/>
+              </w:rPr>
+            </m:ctrlPr>
+          </m:sSubPr>
+          <m:e>
+            <m:r>
+              <w:rPr>
+                <w:rFonts w:ascii="Cambria Math" w:hAnsi="Cambria Math"/>
+              </w:rPr>
+              <m:t>q</m:t>
+            </m:r>
+          </m:e>
+          <m:sub>
+            <m:r>
+              <w:rPr>
+                <w:rFonts w:ascii="Cambria Math" w:hAnsi="Cambria Math"/>
+              </w:rPr>
+              <m:t>85</m:t>
+            </m:r>
+          </m:sub>
+        </m:sSub>
+      </m:oMath>
+      <w:r>
+        <w:t xml:space="preserve"> of all samples as the high variation region, and the interval below the 30th percentile </w:t>
+      </w:r>
+      <m:oMath>
+        <m:sSub>
+          <m:sSubPr>
+            <m:ctrlPr>
+              <w:rPr>
+                <w:rFonts w:ascii="Cambria Math" w:hAnsi="Cambria Math"/>
+              </w:rPr>
+            </m:ctrlPr>
+          </m:sSubPr>
+          <m:e>
+            <m:r>
+              <w:rPr>
+                <w:rFonts w:ascii="Cambria Math" w:hAnsi="Cambria Math"/>
+              </w:rPr>
+              <m:t>q</m:t>
+            </m:r>
+          </m:e>
+          <m:sub>
+            <m:r>
+              <w:rPr>
+                <w:rFonts w:ascii="Cambria Math" w:hAnsi="Cambria Math"/>
+              </w:rPr>
+              <m:t>30</m:t>
+            </m:r>
+          </m:sub>
+        </m:sSub>
+      </m:oMath>
+      <w:r>
+        <w:t xml:space="preserve"> as the low variation region, namely a relatively stable base load period. The statistics show that the trigger rate of ET-PRL reaches 0.707 in the high variation region and drops to 0.350 in the low variation region, giving a ratio of 2.02. The corresponding ratios are 1.73 for ST-ETC and 1.00 for TTC-RL-1. To verify the robustness of this conclusion, we further relax the percentile thresholds. When the evaluation intervals are replaced by the 80th and 20th percentile pair or the 90th and 40th percentile pair, the high to low variation trigger rate ratio of ET-PRL remains stable at 1.91 and 2.02, respectively.</w:t>
+      </w:r>
+    </w:p>
+    <w:p>
+      <w:pPr>
+        <w:pStyle w:val="a0"/>
+      </w:pPr>
+      <w:r>
+        <w:t xml:space="preserve">From an energy efficiency perspective, the benefits of control sparsification are reflected not only in reduced mechanical wear on the actuators, but also in the suppression of transient efficiency losses caused by frequent chiller adjustments. Conventional high frequency feedback control with a fixed-step strategy forces centrifugal chillers to repeatedly enter non steady transition stages, thereby moving </w:t>
+      </w:r>
+      <w:r>
+        <w:lastRenderedPageBreak/>
+        <w:t>away from the steady operating boundary associated with the optimal COP. In contrast, the long holding characteristic shown by ET-PRL provides the chiller with a much wider window for continuous steady operation. This working mode reduces both actuator mechanical wear and the extra energy loss caused by frequent chiller adjustments.</w:t>
+      </w:r>
+    </w:p>
+    <w:p>
+      <w:pPr>
+        <w:pStyle w:val="a0"/>
+      </w:pPr>
+      <w:r>
+        <w:t>In summary, the proposed ET-PRL method exhibits an adaptive temporal pattern with fast responses during disturbed periods and fewer updates during stable periods. This pattern shows that multi-scale anomaly score fusion in the streaming gating mechanism can effectively capture disturbances at different time scales, while the local-global two-layer adaptive threshold helps suppress control oscillations near the threshold boundary. Together, these components provide a clear physical explanation for sparse control.</w:t>
+      </w:r>
+    </w:p>
+    <w:p>
+      <w:pPr>
+        <w:pStyle w:val="Compact"/>
+        <w:numPr>
+          <w:ilvl w:val="0"/>
+          <w:numId w:val="16"/>
+        </w:numPr>
+      </w:pPr>
+      <w:r>
+        <w:t>Ablation Study Analysis</w:t>
+      </w:r>
+    </w:p>
+    <w:p>
+      <w:pPr>
+        <w:pStyle w:val="FirstParagraph"/>
+      </w:pPr>
+      <w:r>
+        <w:t>To quantify the contribution of each component in the proposed method, we conduct an ablation study under a controlled variable experimental design. Unless otherwise specified, all experimental groups use the same training configuration, test set, and evaluation protocol. In addition to TTC-RL-1, the ablation study includes six comparison methods, consisting of five simplified variants and the full model, to analyze the contributions of the two-layer threshold module and the multi-scale module. Table 3 summarizes the test set results of all strategies, where relative metrics such as ACR and PPR use TTC-RL-1 as the computational baseline, whereas the remaining metrics are test set statistics.</w:t>
+      </w:r>
+    </w:p>
+    <w:p>
+      <w:pPr>
+        <w:pStyle w:val="a0"/>
+      </w:pPr>
+      <w:r>
+        <w:t>Table 3 Key module ablation results</w:t>
+      </w:r>
+    </w:p>
+    <w:tbl>
+      <w:tblPr>
+        <w:tblStyle w:val="Table"/>
+        <w:tblW w:w="5000" w:type="pct"/>
+        <w:tblBorders>
+          <w:top w:val="single" w:sz="4" w:space="0" w:color="000000"/>
+          <w:left w:val="single" w:sz="4" w:space="0" w:color="000000"/>
+          <w:bottom w:val="single" w:sz="4" w:space="0" w:color="000000"/>
+          <w:right w:val="single" w:sz="4" w:space="0" w:color="000000"/>
+          <w:insideH w:val="single" w:sz="4" w:space="0" w:color="000000"/>
+          <w:insideV w:val="single" w:sz="4" w:space="0" w:color="000000"/>
+        </w:tblBorders>
+        <w:tblLayout w:type="fixed"/>
+        <w:tblLook w:val="0020" w:firstRow="1" w:lastRow="0" w:firstColumn="0" w:lastColumn="0" w:noHBand="0" w:noVBand="0"/>
+      </w:tblPr>
+      <w:tblGrid>
+        <w:gridCol w:w="1266"/>
+        <w:gridCol w:w="1265"/>
+        <w:gridCol w:w="1265"/>
+        <w:gridCol w:w="1265"/>
+        <w:gridCol w:w="1265"/>
+        <w:gridCol w:w="1265"/>
+        <w:gridCol w:w="1265"/>
+      </w:tblGrid>
+      <w:tr>
+        <w:trPr>
+          <w:cnfStyle w:val="100000000000" w:firstRow="1" w:lastRow="0" w:firstColumn="0" w:lastColumn="0" w:oddVBand="0" w:evenVBand="0" w:oddHBand="0" w:evenHBand="0" w:firstRowFirstColumn="0" w:firstRowLastColumn="0" w:lastRowFirstColumn="0" w:lastRowLastColumn="0"/>
+          <w:tblHeader/>
+        </w:trPr>
+        <w:tc>
+          <w:tcPr>
+            <w:tcW w:w="1131" w:type="dxa"/>
+            <w:tcBorders>
+              <w:top w:val="single" w:sz="4" w:space="0" w:color="000000"/>
+              <w:left w:val="single" w:sz="4" w:space="0" w:color="000000"/>
+              <w:bottom w:val="single" w:sz="4" w:space="0" w:color="000000"/>
+              <w:right w:val="single" w:sz="4" w:space="0" w:color="000000"/>
+            </w:tcBorders>
+          </w:tcPr>
+          <w:p>
+            <w:pPr>
+              <w:pStyle w:val="Compact"/>
+            </w:pPr>
+            <w:r>
+              <w:rPr>
+                <w:b/>
+                <w:bCs/>
+              </w:rPr>
+              <w:t>Method</w:t>
+            </w:r>
+          </w:p>
+        </w:tc>
+        <w:tc>
+          <w:tcPr>
+            <w:tcW w:w="1131" w:type="dxa"/>
+            <w:tcBorders>
+              <w:top w:val="single" w:sz="4" w:space="0" w:color="000000"/>
+              <w:left w:val="single" w:sz="4" w:space="0" w:color="000000"/>
+              <w:bottom w:val="single" w:sz="4" w:space="0" w:color="000000"/>
+              <w:right w:val="single" w:sz="4" w:space="0" w:color="000000"/>
+            </w:tcBorders>
+          </w:tcPr>
+          <w:p>
+            <w:pPr>
+              <w:pStyle w:val="Compact"/>
+              <w:jc w:val="center"/>
+            </w:pPr>
+            <m:oMathPara>
+              <m:oMath>
+                <m:sSub>
+                  <m:sSubPr>
+                    <m:ctrlPr>
+                      <w:rPr>
+                        <w:rFonts w:ascii="Cambria Math" w:hAnsi="Cambria Math"/>
+                      </w:rPr>
+                    </m:ctrlPr>
+                  </m:sSubPr>
+                  <m:e>
+                    <m:r>
+                      <w:rPr>
+                        <w:rFonts w:ascii="Cambria Math" w:hAnsi="Cambria Math"/>
+                      </w:rPr>
+                      <m:t>R</m:t>
+                    </m:r>
+                  </m:e>
+                  <m:sub>
+                    <m:r>
+                      <m:rPr>
+                        <m:nor/>
+                      </m:rPr>
+                      <m:t>test</m:t>
+                    </m:r>
+                  </m:sub>
+                </m:sSub>
+              </m:oMath>
+            </m:oMathPara>
+          </w:p>
+        </w:tc>
+        <w:tc>
+          <w:tcPr>
+            <w:tcW w:w="1131" w:type="dxa"/>
+            <w:tcBorders>
+              <w:top w:val="single" w:sz="4" w:space="0" w:color="000000"/>
+              <w:left w:val="single" w:sz="4" w:space="0" w:color="000000"/>
+              <w:bottom w:val="single" w:sz="4" w:space="0" w:color="000000"/>
+              <w:right w:val="single" w:sz="4" w:space="0" w:color="000000"/>
+            </w:tcBorders>
+          </w:tcPr>
+          <w:p>
+            <w:pPr>
+              <w:pStyle w:val="Compact"/>
+              <w:jc w:val="center"/>
+            </w:pPr>
+            <m:oMathPara>
+              <m:oMath>
+                <m:sSub>
+                  <m:sSubPr>
+                    <m:ctrlPr>
+                      <w:rPr>
+                        <w:rFonts w:ascii="Cambria Math" w:hAnsi="Cambria Math"/>
+                      </w:rPr>
+                    </m:ctrlPr>
+                  </m:sSubPr>
+                  <m:e>
+                    <m:r>
+                      <w:rPr>
+                        <w:rFonts w:ascii="Cambria Math" w:hAnsi="Cambria Math"/>
+                      </w:rPr>
+                      <m:t>N</m:t>
+                    </m:r>
+                  </m:e>
+                  <m:sub>
+                    <m:r>
+                      <m:rPr>
+                        <m:nor/>
+                      </m:rPr>
+                      <m:t>update</m:t>
+                    </m:r>
+                  </m:sub>
+                </m:sSub>
+              </m:oMath>
+            </m:oMathPara>
+          </w:p>
+        </w:tc>
+        <w:tc>
+          <w:tcPr>
+            <w:tcW w:w="1131" w:type="dxa"/>
+            <w:tcBorders>
+              <w:top w:val="single" w:sz="4" w:space="0" w:color="000000"/>
+              <w:left w:val="single" w:sz="4" w:space="0" w:color="000000"/>
+              <w:bottom w:val="single" w:sz="4" w:space="0" w:color="000000"/>
+              <w:right w:val="single" w:sz="4" w:space="0" w:color="000000"/>
+            </w:tcBorders>
+          </w:tcPr>
+          <w:p>
+            <w:pPr>
+              <w:pStyle w:val="Compact"/>
+              <w:jc w:val="center"/>
+            </w:pPr>
+            <m:oMathPara>
+              <m:oMath>
+                <m:sSub>
+                  <m:sSubPr>
+                    <m:ctrlPr>
+                      <w:rPr>
+                        <w:rFonts w:ascii="Cambria Math" w:hAnsi="Cambria Math"/>
+                      </w:rPr>
+                    </m:ctrlPr>
+                  </m:sSubPr>
+                  <m:e>
+                    <m:r>
+                      <w:rPr>
+                        <w:rFonts w:ascii="Cambria Math" w:hAnsi="Cambria Math"/>
+                      </w:rPr>
+                      <m:t>N</m:t>
+                    </m:r>
+                  </m:e>
+                  <m:sub>
+                    <m:r>
+                      <m:rPr>
+                        <m:nor/>
+                      </m:rPr>
+                      <m:t>daily</m:t>
+                    </m:r>
+                  </m:sub>
+                </m:sSub>
+              </m:oMath>
+            </m:oMathPara>
+          </w:p>
+        </w:tc>
+        <w:tc>
+          <w:tcPr>
+            <w:tcW w:w="1131" w:type="dxa"/>
+            <w:tcBorders>
+              <w:top w:val="single" w:sz="4" w:space="0" w:color="000000"/>
+              <w:left w:val="single" w:sz="4" w:space="0" w:color="000000"/>
+              <w:bottom w:val="single" w:sz="4" w:space="0" w:color="000000"/>
+              <w:right w:val="single" w:sz="4" w:space="0" w:color="000000"/>
+            </w:tcBorders>
+          </w:tcPr>
+          <w:p>
+            <w:pPr>
+              <w:pStyle w:val="Compact"/>
+              <w:jc w:val="center"/>
+            </w:pPr>
+            <m:oMath>
+              <m:sSub>
+                <m:sSubPr>
+                  <m:ctrlPr>
+                    <w:rPr>
+                      <w:rFonts w:ascii="Cambria Math" w:hAnsi="Cambria Math"/>
+                    </w:rPr>
+                  </m:ctrlPr>
+                </m:sSubPr>
+                <m:e>
+                  <m:r>
+                    <w:rPr>
+                      <w:rFonts w:ascii="Cambria Math" w:hAnsi="Cambria Math"/>
+                    </w:rPr>
+                    <m:t>E</m:t>
+                  </m:r>
+                </m:e>
+                <m:sub>
+                  <m:r>
+                    <m:rPr>
+                      <m:nor/>
+                    </m:rPr>
+                    <m:t>daily</m:t>
+                  </m:r>
+                </m:sub>
+              </m:sSub>
+            </m:oMath>
+            <w:r>
+              <w:t>, kWh/day</w:t>
+            </w:r>
+          </w:p>
+        </w:tc>
+        <w:tc>
+          <w:tcPr>
+            <w:tcW w:w="1131" w:type="dxa"/>
+            <w:tcBorders>
+              <w:top w:val="single" w:sz="4" w:space="0" w:color="000000"/>
+              <w:left w:val="single" w:sz="4" w:space="0" w:color="000000"/>
+              <w:bottom w:val="single" w:sz="4" w:space="0" w:color="000000"/>
+              <w:right w:val="single" w:sz="4" w:space="0" w:color="000000"/>
+            </w:tcBorders>
+          </w:tcPr>
+          <w:p>
+            <w:pPr>
+              <w:pStyle w:val="Compact"/>
+              <w:jc w:val="center"/>
+            </w:pPr>
+            <w:r>
+              <w:t>ACR</w:t>
+            </w:r>
+          </w:p>
+        </w:tc>
+        <w:tc>
+          <w:tcPr>
+            <w:tcW w:w="1131" w:type="dxa"/>
+            <w:tcBorders>
+              <w:top w:val="single" w:sz="4" w:space="0" w:color="000000"/>
+              <w:left w:val="single" w:sz="4" w:space="0" w:color="000000"/>
+              <w:bottom w:val="single" w:sz="4" w:space="0" w:color="000000"/>
+              <w:right w:val="single" w:sz="4" w:space="0" w:color="000000"/>
+            </w:tcBorders>
+          </w:tcPr>
+          <w:p>
+            <w:pPr>
+              <w:pStyle w:val="Compact"/>
+              <w:jc w:val="center"/>
+            </w:pPr>
+            <w:r>
+              <w:t>PPR</w:t>
+            </w:r>
+          </w:p>
+        </w:tc>
+      </w:tr>
+      <w:tr>
+        <w:tc>
+          <w:tcPr>
+            <w:tcW w:w="1131" w:type="dxa"/>
+            <w:tcBorders>
+              <w:top w:val="single" w:sz="4" w:space="0" w:color="000000"/>
+              <w:left w:val="single" w:sz="4" w:space="0" w:color="000000"/>
+              <w:bottom w:val="single" w:sz="4" w:space="0" w:color="000000"/>
+              <w:right w:val="single" w:sz="4" w:space="0" w:color="000000"/>
+            </w:tcBorders>
+          </w:tcPr>
+          <w:p>
+            <w:pPr>
+              <w:pStyle w:val="Compact"/>
+            </w:pPr>
+            <w:r>
+              <w:t>TTC-RL-1 baseline</w:t>
+            </w:r>
+          </w:p>
+        </w:tc>
+        <w:tc>
+          <w:tcPr>
+            <w:tcW w:w="1131" w:type="dxa"/>
+            <w:tcBorders>
+              <w:top w:val="single" w:sz="4" w:space="0" w:color="000000"/>
+              <w:left w:val="single" w:sz="4" w:space="0" w:color="000000"/>
+              <w:bottom w:val="single" w:sz="4" w:space="0" w:color="000000"/>
+              <w:right w:val="single" w:sz="4" w:space="0" w:color="000000"/>
+            </w:tcBorders>
+          </w:tcPr>
+          <w:p>
+            <w:pPr>
+              <w:pStyle w:val="Compact"/>
+              <w:jc w:val="center"/>
+            </w:pPr>
+            <w:r>
+              <w:t>2054.63</w:t>
+            </w:r>
+          </w:p>
+        </w:tc>
+        <w:tc>
+          <w:tcPr>
+            <w:tcW w:w="1131" w:type="dxa"/>
+            <w:tcBorders>
+              <w:top w:val="single" w:sz="4" w:space="0" w:color="000000"/>
+              <w:left w:val="single" w:sz="4" w:space="0" w:color="000000"/>
+              <w:bottom w:val="single" w:sz="4" w:space="0" w:color="000000"/>
+              <w:right w:val="single" w:sz="4" w:space="0" w:color="000000"/>
+            </w:tcBorders>
+          </w:tcPr>
+          <w:p>
+            <w:pPr>
+              <w:pStyle w:val="Compact"/>
+              <w:jc w:val="center"/>
+            </w:pPr>
+            <w:r>
+              <w:t>4404</w:t>
+            </w:r>
+          </w:p>
+        </w:tc>
+        <w:tc>
+          <w:tcPr>
+            <w:tcW w:w="1131" w:type="dxa"/>
+            <w:tcBorders>
+              <w:top w:val="single" w:sz="4" w:space="0" w:color="000000"/>
+              <w:left w:val="single" w:sz="4" w:space="0" w:color="000000"/>
+              <w:bottom w:val="single" w:sz="4" w:space="0" w:color="000000"/>
+              <w:right w:val="single" w:sz="4" w:space="0" w:color="000000"/>
+            </w:tcBorders>
+          </w:tcPr>
+          <w:p>
+            <w:pPr>
+              <w:pStyle w:val="Compact"/>
+              <w:jc w:val="center"/>
+            </w:pPr>
+            <w:r>
+              <w:t>288.00</w:t>
+            </w:r>
+          </w:p>
+        </w:tc>
+        <w:tc>
+          <w:tcPr>
+            <w:tcW w:w="1131" w:type="dxa"/>
+            <w:tcBorders>
+              <w:top w:val="single" w:sz="4" w:space="0" w:color="000000"/>
+              <w:left w:val="single" w:sz="4" w:space="0" w:color="000000"/>
+              <w:bottom w:val="single" w:sz="4" w:space="0" w:color="000000"/>
+              <w:right w:val="single" w:sz="4" w:space="0" w:color="000000"/>
+            </w:tcBorders>
+          </w:tcPr>
+          <w:p>
+            <w:pPr>
+              <w:pStyle w:val="Compact"/>
+              <w:jc w:val="center"/>
+            </w:pPr>
+            <w:r>
+              <w:t>7491.14</w:t>
+            </w:r>
+          </w:p>
+        </w:tc>
+        <w:tc>
+          <w:tcPr>
+            <w:tcW w:w="1131" w:type="dxa"/>
+            <w:tcBorders>
+              <w:top w:val="single" w:sz="4" w:space="0" w:color="000000"/>
+              <w:left w:val="single" w:sz="4" w:space="0" w:color="000000"/>
+              <w:bottom w:val="single" w:sz="4" w:space="0" w:color="000000"/>
+              <w:right w:val="single" w:sz="4" w:space="0" w:color="000000"/>
+            </w:tcBorders>
+          </w:tcPr>
+          <w:p>
+            <w:pPr>
+              <w:pStyle w:val="Compact"/>
+              <w:jc w:val="center"/>
+            </w:pPr>
+            <w:r>
+              <w:t>1.0000</w:t>
+            </w:r>
+          </w:p>
+        </w:tc>
+        <w:tc>
+          <w:tcPr>
+            <w:tcW w:w="1131" w:type="dxa"/>
+            <w:tcBorders>
+              <w:top w:val="single" w:sz="4" w:space="0" w:color="000000"/>
+              <w:left w:val="single" w:sz="4" w:space="0" w:color="000000"/>
+              <w:bottom w:val="single" w:sz="4" w:space="0" w:color="000000"/>
+              <w:right w:val="single" w:sz="4" w:space="0" w:color="000000"/>
+            </w:tcBorders>
+          </w:tcPr>
+          <w:p>
+            <w:pPr>
+              <w:pStyle w:val="Compact"/>
+              <w:jc w:val="center"/>
+            </w:pPr>
+            <w:r>
+              <w:t>100.00%</w:t>
+            </w:r>
+          </w:p>
+        </w:tc>
+      </w:tr>
+      <w:tr>
+        <w:tc>
+          <w:tcPr>
+            <w:tcW w:w="1131" w:type="dxa"/>
+            <w:tcBorders>
+              <w:top w:val="single" w:sz="4" w:space="0" w:color="000000"/>
+              <w:left w:val="single" w:sz="4" w:space="0" w:color="000000"/>
+              <w:bottom w:val="single" w:sz="4" w:space="0" w:color="000000"/>
+              <w:right w:val="single" w:sz="4" w:space="0" w:color="000000"/>
+            </w:tcBorders>
+          </w:tcPr>
+          <w:p>
+            <w:pPr>
+              <w:pStyle w:val="Compact"/>
+            </w:pPr>
+            <w:r>
+              <w:t>Local Threshold Only</w:t>
+            </w:r>
+          </w:p>
+        </w:tc>
+        <w:tc>
+          <w:tcPr>
+            <w:tcW w:w="1131" w:type="dxa"/>
+            <w:tcBorders>
+              <w:top w:val="single" w:sz="4" w:space="0" w:color="000000"/>
+              <w:left w:val="single" w:sz="4" w:space="0" w:color="000000"/>
+              <w:bottom w:val="single" w:sz="4" w:space="0" w:color="000000"/>
+              <w:right w:val="single" w:sz="4" w:space="0" w:color="000000"/>
+            </w:tcBorders>
+          </w:tcPr>
+          <w:p>
+            <w:pPr>
+              <w:pStyle w:val="Compact"/>
+              <w:jc w:val="center"/>
+            </w:pPr>
+            <w:r>
+              <w:t>1958.05</w:t>
+            </w:r>
+          </w:p>
+        </w:tc>
+        <w:tc>
+          <w:tcPr>
+            <w:tcW w:w="1131" w:type="dxa"/>
+            <w:tcBorders>
+              <w:top w:val="single" w:sz="4" w:space="0" w:color="000000"/>
+              <w:left w:val="single" w:sz="4" w:space="0" w:color="000000"/>
+              <w:bottom w:val="single" w:sz="4" w:space="0" w:color="000000"/>
+              <w:right w:val="single" w:sz="4" w:space="0" w:color="000000"/>
+            </w:tcBorders>
+          </w:tcPr>
+          <w:p>
+            <w:pPr>
+              <w:pStyle w:val="Compact"/>
+              <w:jc w:val="center"/>
+            </w:pPr>
+            <w:r>
+              <w:t>2257</w:t>
+            </w:r>
+          </w:p>
+        </w:tc>
+        <w:tc>
+          <w:tcPr>
+            <w:tcW w:w="1131" w:type="dxa"/>
+            <w:tcBorders>
+              <w:top w:val="single" w:sz="4" w:space="0" w:color="000000"/>
+              <w:left w:val="single" w:sz="4" w:space="0" w:color="000000"/>
+              <w:bottom w:val="single" w:sz="4" w:space="0" w:color="000000"/>
+              <w:right w:val="single" w:sz="4" w:space="0" w:color="000000"/>
+            </w:tcBorders>
+          </w:tcPr>
+          <w:p>
+            <w:pPr>
+              <w:pStyle w:val="Compact"/>
+              <w:jc w:val="center"/>
+            </w:pPr>
+            <w:r>
+              <w:t>147.60</w:t>
+            </w:r>
+          </w:p>
+        </w:tc>
+        <w:tc>
+          <w:tcPr>
+            <w:tcW w:w="1131" w:type="dxa"/>
+            <w:tcBorders>
+              <w:top w:val="single" w:sz="4" w:space="0" w:color="000000"/>
+              <w:left w:val="single" w:sz="4" w:space="0" w:color="000000"/>
+              <w:bottom w:val="single" w:sz="4" w:space="0" w:color="000000"/>
+              <w:right w:val="single" w:sz="4" w:space="0" w:color="000000"/>
+            </w:tcBorders>
+          </w:tcPr>
+          <w:p>
+            <w:pPr>
+              <w:pStyle w:val="Compact"/>
+              <w:jc w:val="center"/>
+            </w:pPr>
+            <w:r>
+              <w:t>7367.57</w:t>
+            </w:r>
+          </w:p>
+        </w:tc>
+        <w:tc>
+          <w:tcPr>
+            <w:tcW w:w="1131" w:type="dxa"/>
+            <w:tcBorders>
+              <w:top w:val="single" w:sz="4" w:space="0" w:color="000000"/>
+              <w:left w:val="single" w:sz="4" w:space="0" w:color="000000"/>
+              <w:bottom w:val="single" w:sz="4" w:space="0" w:color="000000"/>
+              <w:right w:val="single" w:sz="4" w:space="0" w:color="000000"/>
+            </w:tcBorders>
+          </w:tcPr>
+          <w:p>
+            <w:pPr>
+              <w:pStyle w:val="Compact"/>
+              <w:jc w:val="center"/>
+            </w:pPr>
+            <w:r>
+              <w:t>1.9513</w:t>
+            </w:r>
+          </w:p>
+        </w:tc>
+        <w:tc>
+          <w:tcPr>
+            <w:tcW w:w="1131" w:type="dxa"/>
+            <w:tcBorders>
+              <w:top w:val="single" w:sz="4" w:space="0" w:color="000000"/>
+              <w:left w:val="single" w:sz="4" w:space="0" w:color="000000"/>
+              <w:bottom w:val="single" w:sz="4" w:space="0" w:color="000000"/>
+              <w:right w:val="single" w:sz="4" w:space="0" w:color="000000"/>
+            </w:tcBorders>
+          </w:tcPr>
+          <w:p>
+            <w:pPr>
+              <w:pStyle w:val="Compact"/>
+              <w:jc w:val="center"/>
+            </w:pPr>
+            <w:r>
+              <w:t>95.30%</w:t>
+            </w:r>
+          </w:p>
+        </w:tc>
+      </w:tr>
+      <w:tr>
+        <w:tc>
+          <w:tcPr>
+            <w:tcW w:w="1131" w:type="dxa"/>
+            <w:tcBorders>
+              <w:top w:val="single" w:sz="4" w:space="0" w:color="000000"/>
+              <w:left w:val="single" w:sz="4" w:space="0" w:color="000000"/>
+              <w:bottom w:val="single" w:sz="4" w:space="0" w:color="000000"/>
+              <w:right w:val="single" w:sz="4" w:space="0" w:color="000000"/>
+            </w:tcBorders>
+          </w:tcPr>
+          <w:p>
+            <w:pPr>
+              <w:pStyle w:val="Compact"/>
+            </w:pPr>
+            <w:r>
+              <w:t>Global Threshold Only</w:t>
+            </w:r>
+          </w:p>
+        </w:tc>
+        <w:tc>
+          <w:tcPr>
+            <w:tcW w:w="1131" w:type="dxa"/>
+            <w:tcBorders>
+              <w:top w:val="single" w:sz="4" w:space="0" w:color="000000"/>
+              <w:left w:val="single" w:sz="4" w:space="0" w:color="000000"/>
+              <w:bottom w:val="single" w:sz="4" w:space="0" w:color="000000"/>
+              <w:right w:val="single" w:sz="4" w:space="0" w:color="000000"/>
+            </w:tcBorders>
+          </w:tcPr>
+          <w:p>
+            <w:pPr>
+              <w:pStyle w:val="Compact"/>
+              <w:jc w:val="center"/>
+            </w:pPr>
+            <w:r>
+              <w:t>1977.54</w:t>
+            </w:r>
+          </w:p>
+        </w:tc>
+        <w:tc>
+          <w:tcPr>
+            <w:tcW w:w="1131" w:type="dxa"/>
+            <w:tcBorders>
+              <w:top w:val="single" w:sz="4" w:space="0" w:color="000000"/>
+              <w:left w:val="single" w:sz="4" w:space="0" w:color="000000"/>
+              <w:bottom w:val="single" w:sz="4" w:space="0" w:color="000000"/>
+              <w:right w:val="single" w:sz="4" w:space="0" w:color="000000"/>
+            </w:tcBorders>
+          </w:tcPr>
+          <w:p>
+            <w:pPr>
+              <w:pStyle w:val="Compact"/>
+              <w:jc w:val="center"/>
+            </w:pPr>
+            <w:r>
+              <w:t>2251</w:t>
+            </w:r>
+          </w:p>
+        </w:tc>
+        <w:tc>
+          <w:tcPr>
+            <w:tcW w:w="1131" w:type="dxa"/>
+            <w:tcBorders>
+              <w:top w:val="single" w:sz="4" w:space="0" w:color="000000"/>
+              <w:left w:val="single" w:sz="4" w:space="0" w:color="000000"/>
+              <w:bottom w:val="single" w:sz="4" w:space="0" w:color="000000"/>
+              <w:right w:val="single" w:sz="4" w:space="0" w:color="000000"/>
+            </w:tcBorders>
+          </w:tcPr>
+          <w:p>
+            <w:pPr>
+              <w:pStyle w:val="Compact"/>
+              <w:jc w:val="center"/>
+            </w:pPr>
+            <w:r>
+              <w:t>147.20</w:t>
+            </w:r>
+          </w:p>
+        </w:tc>
+        <w:tc>
+          <w:tcPr>
+            <w:tcW w:w="1131" w:type="dxa"/>
+            <w:tcBorders>
+              <w:top w:val="single" w:sz="4" w:space="0" w:color="000000"/>
+              <w:left w:val="single" w:sz="4" w:space="0" w:color="000000"/>
+              <w:bottom w:val="single" w:sz="4" w:space="0" w:color="000000"/>
+              <w:right w:val="single" w:sz="4" w:space="0" w:color="000000"/>
+            </w:tcBorders>
+          </w:tcPr>
+          <w:p>
+            <w:pPr>
+              <w:pStyle w:val="Compact"/>
+              <w:jc w:val="center"/>
+            </w:pPr>
+            <w:r>
+              <w:t>7409.42</w:t>
+            </w:r>
+          </w:p>
+        </w:tc>
+        <w:tc>
+          <w:tcPr>
+            <w:tcW w:w="1131" w:type="dxa"/>
+            <w:tcBorders>
+              <w:top w:val="single" w:sz="4" w:space="0" w:color="000000"/>
+              <w:left w:val="single" w:sz="4" w:space="0" w:color="000000"/>
+              <w:bottom w:val="single" w:sz="4" w:space="0" w:color="000000"/>
+              <w:right w:val="single" w:sz="4" w:space="0" w:color="000000"/>
+            </w:tcBorders>
+          </w:tcPr>
+          <w:p>
+            <w:pPr>
+              <w:pStyle w:val="Compact"/>
+              <w:jc w:val="center"/>
+            </w:pPr>
+            <w:r>
+              <w:t>1.9565</w:t>
+            </w:r>
+          </w:p>
+        </w:tc>
+        <w:tc>
+          <w:tcPr>
+            <w:tcW w:w="1131" w:type="dxa"/>
+            <w:tcBorders>
+              <w:top w:val="single" w:sz="4" w:space="0" w:color="000000"/>
+              <w:left w:val="single" w:sz="4" w:space="0" w:color="000000"/>
+              <w:bottom w:val="single" w:sz="4" w:space="0" w:color="000000"/>
+              <w:right w:val="single" w:sz="4" w:space="0" w:color="000000"/>
+            </w:tcBorders>
+          </w:tcPr>
+          <w:p>
+            <w:pPr>
+              <w:pStyle w:val="Compact"/>
+              <w:jc w:val="center"/>
+            </w:pPr>
+            <w:r>
+              <w:t>96.25%</w:t>
+            </w:r>
+          </w:p>
+        </w:tc>
+      </w:tr>
+      <w:tr>
+        <w:tc>
+          <w:tcPr>
+            <w:tcW w:w="1131" w:type="dxa"/>
+            <w:tcBorders>
+              <w:top w:val="single" w:sz="4" w:space="0" w:color="000000"/>
+              <w:left w:val="single" w:sz="4" w:space="0" w:color="000000"/>
+              <w:bottom w:val="single" w:sz="4" w:space="0" w:color="000000"/>
+              <w:right w:val="single" w:sz="4" w:space="0" w:color="000000"/>
+            </w:tcBorders>
+          </w:tcPr>
+          <w:p>
+            <w:pPr>
+              <w:pStyle w:val="Compact"/>
+            </w:pPr>
+            <w:r>
+              <w:t>Short-scale Only</w:t>
+            </w:r>
+          </w:p>
+        </w:tc>
+        <w:tc>
+          <w:tcPr>
+            <w:tcW w:w="1131" w:type="dxa"/>
+            <w:tcBorders>
+              <w:top w:val="single" w:sz="4" w:space="0" w:color="000000"/>
+              <w:left w:val="single" w:sz="4" w:space="0" w:color="000000"/>
+              <w:bottom w:val="single" w:sz="4" w:space="0" w:color="000000"/>
+              <w:right w:val="single" w:sz="4" w:space="0" w:color="000000"/>
+            </w:tcBorders>
+          </w:tcPr>
+          <w:p>
+            <w:pPr>
+              <w:pStyle w:val="Compact"/>
+              <w:jc w:val="center"/>
+            </w:pPr>
+            <w:r>
+              <w:t>1951.74</w:t>
+            </w:r>
+          </w:p>
+        </w:tc>
+        <w:tc>
+          <w:tcPr>
+            <w:tcW w:w="1131" w:type="dxa"/>
+            <w:tcBorders>
+              <w:top w:val="single" w:sz="4" w:space="0" w:color="000000"/>
+              <w:left w:val="single" w:sz="4" w:space="0" w:color="000000"/>
+              <w:bottom w:val="single" w:sz="4" w:space="0" w:color="000000"/>
+              <w:right w:val="single" w:sz="4" w:space="0" w:color="000000"/>
+            </w:tcBorders>
+          </w:tcPr>
+          <w:p>
+            <w:pPr>
+              <w:pStyle w:val="Compact"/>
+              <w:jc w:val="center"/>
+            </w:pPr>
+            <w:r>
+              <w:t>2122</w:t>
+            </w:r>
+          </w:p>
+        </w:tc>
+        <w:tc>
+          <w:tcPr>
+            <w:tcW w:w="1131" w:type="dxa"/>
+            <w:tcBorders>
+              <w:top w:val="single" w:sz="4" w:space="0" w:color="000000"/>
+              <w:left w:val="single" w:sz="4" w:space="0" w:color="000000"/>
+              <w:bottom w:val="single" w:sz="4" w:space="0" w:color="000000"/>
+              <w:right w:val="single" w:sz="4" w:space="0" w:color="000000"/>
+            </w:tcBorders>
+          </w:tcPr>
+          <w:p>
+            <w:pPr>
+              <w:pStyle w:val="Compact"/>
+              <w:jc w:val="center"/>
+            </w:pPr>
+            <w:r>
+              <w:t>138.77</w:t>
+            </w:r>
+          </w:p>
+        </w:tc>
+        <w:tc>
+          <w:tcPr>
+            <w:tcW w:w="1131" w:type="dxa"/>
+            <w:tcBorders>
+              <w:top w:val="single" w:sz="4" w:space="0" w:color="000000"/>
+              <w:left w:val="single" w:sz="4" w:space="0" w:color="000000"/>
+              <w:bottom w:val="single" w:sz="4" w:space="0" w:color="000000"/>
+              <w:right w:val="single" w:sz="4" w:space="0" w:color="000000"/>
+            </w:tcBorders>
+          </w:tcPr>
+          <w:p>
+            <w:pPr>
+              <w:pStyle w:val="Compact"/>
+              <w:jc w:val="center"/>
+            </w:pPr>
+            <w:r>
+              <w:t>7407.03</w:t>
+            </w:r>
+          </w:p>
+        </w:tc>
+        <w:tc>
+          <w:tcPr>
+            <w:tcW w:w="1131" w:type="dxa"/>
+            <w:tcBorders>
+              <w:top w:val="single" w:sz="4" w:space="0" w:color="000000"/>
+              <w:left w:val="single" w:sz="4" w:space="0" w:color="000000"/>
+              <w:bottom w:val="single" w:sz="4" w:space="0" w:color="000000"/>
+              <w:right w:val="single" w:sz="4" w:space="0" w:color="000000"/>
+            </w:tcBorders>
+          </w:tcPr>
+          <w:p>
+            <w:pPr>
+              <w:pStyle w:val="Compact"/>
+              <w:jc w:val="center"/>
+            </w:pPr>
+            <w:r>
+              <w:t>2.0754</w:t>
+            </w:r>
+          </w:p>
+        </w:tc>
+        <w:tc>
+          <w:tcPr>
+            <w:tcW w:w="1131" w:type="dxa"/>
+            <w:tcBorders>
+              <w:top w:val="single" w:sz="4" w:space="0" w:color="000000"/>
+              <w:left w:val="single" w:sz="4" w:space="0" w:color="000000"/>
+              <w:bottom w:val="single" w:sz="4" w:space="0" w:color="000000"/>
+              <w:right w:val="single" w:sz="4" w:space="0" w:color="000000"/>
+            </w:tcBorders>
+          </w:tcPr>
+          <w:p>
+            <w:pPr>
+              <w:pStyle w:val="Compact"/>
+              <w:jc w:val="center"/>
+            </w:pPr>
+            <w:r>
+              <w:t>94.99%</w:t>
+            </w:r>
+          </w:p>
+        </w:tc>
+      </w:tr>
+      <w:tr>
+        <w:tc>
+          <w:tcPr>
+            <w:tcW w:w="1131" w:type="dxa"/>
+            <w:tcBorders>
+              <w:top w:val="single" w:sz="4" w:space="0" w:color="000000"/>
+              <w:left w:val="single" w:sz="4" w:space="0" w:color="000000"/>
+              <w:bottom w:val="single" w:sz="4" w:space="0" w:color="000000"/>
+              <w:right w:val="single" w:sz="4" w:space="0" w:color="000000"/>
+            </w:tcBorders>
+          </w:tcPr>
+          <w:p>
+            <w:pPr>
+              <w:pStyle w:val="Compact"/>
+            </w:pPr>
+            <w:r>
+              <w:t>Medium-scale Only</w:t>
+            </w:r>
+          </w:p>
+        </w:tc>
+        <w:tc>
+          <w:tcPr>
+            <w:tcW w:w="1131" w:type="dxa"/>
+            <w:tcBorders>
+              <w:top w:val="single" w:sz="4" w:space="0" w:color="000000"/>
+              <w:left w:val="single" w:sz="4" w:space="0" w:color="000000"/>
+              <w:bottom w:val="single" w:sz="4" w:space="0" w:color="000000"/>
+              <w:right w:val="single" w:sz="4" w:space="0" w:color="000000"/>
+            </w:tcBorders>
+          </w:tcPr>
+          <w:p>
+            <w:pPr>
+              <w:pStyle w:val="Compact"/>
+              <w:jc w:val="center"/>
+            </w:pPr>
+            <w:r>
+              <w:t>2041.96</w:t>
+            </w:r>
+          </w:p>
+        </w:tc>
+        <w:tc>
+          <w:tcPr>
+            <w:tcW w:w="1131" w:type="dxa"/>
+            <w:tcBorders>
+              <w:top w:val="single" w:sz="4" w:space="0" w:color="000000"/>
+              <w:left w:val="single" w:sz="4" w:space="0" w:color="000000"/>
+              <w:bottom w:val="single" w:sz="4" w:space="0" w:color="000000"/>
+              <w:right w:val="single" w:sz="4" w:space="0" w:color="000000"/>
+            </w:tcBorders>
+          </w:tcPr>
+          <w:p>
+            <w:pPr>
+              <w:pStyle w:val="Compact"/>
+              <w:jc w:val="center"/>
+            </w:pPr>
+            <w:r>
+              <w:t>3891</w:t>
+            </w:r>
+          </w:p>
+        </w:tc>
+        <w:tc>
+          <w:tcPr>
+            <w:tcW w:w="1131" w:type="dxa"/>
+            <w:tcBorders>
+              <w:top w:val="single" w:sz="4" w:space="0" w:color="000000"/>
+              <w:left w:val="single" w:sz="4" w:space="0" w:color="000000"/>
+              <w:bottom w:val="single" w:sz="4" w:space="0" w:color="000000"/>
+              <w:right w:val="single" w:sz="4" w:space="0" w:color="000000"/>
+            </w:tcBorders>
+          </w:tcPr>
+          <w:p>
+            <w:pPr>
+              <w:pStyle w:val="Compact"/>
+              <w:jc w:val="center"/>
+            </w:pPr>
+            <w:r>
+              <w:t>254.45</w:t>
+            </w:r>
+          </w:p>
+        </w:tc>
+        <w:tc>
+          <w:tcPr>
+            <w:tcW w:w="1131" w:type="dxa"/>
+            <w:tcBorders>
+              <w:top w:val="single" w:sz="4" w:space="0" w:color="000000"/>
+              <w:left w:val="single" w:sz="4" w:space="0" w:color="000000"/>
+              <w:bottom w:val="single" w:sz="4" w:space="0" w:color="000000"/>
+              <w:right w:val="single" w:sz="4" w:space="0" w:color="000000"/>
+            </w:tcBorders>
+          </w:tcPr>
+          <w:p>
+            <w:pPr>
+              <w:pStyle w:val="Compact"/>
+              <w:jc w:val="center"/>
+            </w:pPr>
+            <w:r>
+              <w:t>7484.70</w:t>
+            </w:r>
+          </w:p>
+        </w:tc>
+        <w:tc>
+          <w:tcPr>
+            <w:tcW w:w="1131" w:type="dxa"/>
+            <w:tcBorders>
+              <w:top w:val="single" w:sz="4" w:space="0" w:color="000000"/>
+              <w:left w:val="single" w:sz="4" w:space="0" w:color="000000"/>
+              <w:bottom w:val="single" w:sz="4" w:space="0" w:color="000000"/>
+              <w:right w:val="single" w:sz="4" w:space="0" w:color="000000"/>
+            </w:tcBorders>
+          </w:tcPr>
+          <w:p>
+            <w:pPr>
+              <w:pStyle w:val="Compact"/>
+              <w:jc w:val="center"/>
+            </w:pPr>
+            <w:r>
+              <w:t>1.1318</w:t>
+            </w:r>
+          </w:p>
+        </w:tc>
+        <w:tc>
+          <w:tcPr>
+            <w:tcW w:w="1131" w:type="dxa"/>
+            <w:tcBorders>
+              <w:top w:val="single" w:sz="4" w:space="0" w:color="000000"/>
+              <w:left w:val="single" w:sz="4" w:space="0" w:color="000000"/>
+              <w:bottom w:val="single" w:sz="4" w:space="0" w:color="000000"/>
+              <w:right w:val="single" w:sz="4" w:space="0" w:color="000000"/>
+            </w:tcBorders>
+          </w:tcPr>
+          <w:p>
+            <w:pPr>
+              <w:pStyle w:val="Compact"/>
+              <w:jc w:val="center"/>
+            </w:pPr>
+            <w:r>
+              <w:t>99.38%</w:t>
+            </w:r>
+          </w:p>
+        </w:tc>
+      </w:tr>
+      <w:tr>
+        <w:tc>
+          <w:tcPr>
+            <w:tcW w:w="1131" w:type="dxa"/>
+            <w:tcBorders>
+              <w:top w:val="single" w:sz="4" w:space="0" w:color="000000"/>
+              <w:left w:val="single" w:sz="4" w:space="0" w:color="000000"/>
+              <w:bottom w:val="single" w:sz="4" w:space="0" w:color="000000"/>
+              <w:right w:val="single" w:sz="4" w:space="0" w:color="000000"/>
+            </w:tcBorders>
+          </w:tcPr>
+          <w:p>
+            <w:pPr>
+              <w:pStyle w:val="Compact"/>
+            </w:pPr>
+            <w:r>
+              <w:lastRenderedPageBreak/>
+              <w:t>Long-scale Only</w:t>
+            </w:r>
+          </w:p>
+        </w:tc>
+        <w:tc>
+          <w:tcPr>
+            <w:tcW w:w="1131" w:type="dxa"/>
+            <w:tcBorders>
+              <w:top w:val="single" w:sz="4" w:space="0" w:color="000000"/>
+              <w:left w:val="single" w:sz="4" w:space="0" w:color="000000"/>
+              <w:bottom w:val="single" w:sz="4" w:space="0" w:color="000000"/>
+              <w:right w:val="single" w:sz="4" w:space="0" w:color="000000"/>
+            </w:tcBorders>
+          </w:tcPr>
+          <w:p>
+            <w:pPr>
+              <w:pStyle w:val="Compact"/>
+              <w:jc w:val="center"/>
+            </w:pPr>
+            <w:r>
+              <w:t>2032.01</w:t>
+            </w:r>
+          </w:p>
+        </w:tc>
+        <w:tc>
+          <w:tcPr>
+            <w:tcW w:w="1131" w:type="dxa"/>
+            <w:tcBorders>
+              <w:top w:val="single" w:sz="4" w:space="0" w:color="000000"/>
+              <w:left w:val="single" w:sz="4" w:space="0" w:color="000000"/>
+              <w:bottom w:val="single" w:sz="4" w:space="0" w:color="000000"/>
+              <w:right w:val="single" w:sz="4" w:space="0" w:color="000000"/>
+            </w:tcBorders>
+          </w:tcPr>
+          <w:p>
+            <w:pPr>
+              <w:pStyle w:val="Compact"/>
+              <w:jc w:val="center"/>
+            </w:pPr>
+            <w:r>
+              <w:t>4334</w:t>
+            </w:r>
+          </w:p>
+        </w:tc>
+        <w:tc>
+          <w:tcPr>
+            <w:tcW w:w="1131" w:type="dxa"/>
+            <w:tcBorders>
+              <w:top w:val="single" w:sz="4" w:space="0" w:color="000000"/>
+              <w:left w:val="single" w:sz="4" w:space="0" w:color="000000"/>
+              <w:bottom w:val="single" w:sz="4" w:space="0" w:color="000000"/>
+              <w:right w:val="single" w:sz="4" w:space="0" w:color="000000"/>
+            </w:tcBorders>
+          </w:tcPr>
+          <w:p>
+            <w:pPr>
+              <w:pStyle w:val="Compact"/>
+              <w:jc w:val="center"/>
+            </w:pPr>
+            <w:r>
+              <w:t>283.42</w:t>
+            </w:r>
+          </w:p>
+        </w:tc>
+        <w:tc>
+          <w:tcPr>
+            <w:tcW w:w="1131" w:type="dxa"/>
+            <w:tcBorders>
+              <w:top w:val="single" w:sz="4" w:space="0" w:color="000000"/>
+              <w:left w:val="single" w:sz="4" w:space="0" w:color="000000"/>
+              <w:bottom w:val="single" w:sz="4" w:space="0" w:color="000000"/>
+              <w:right w:val="single" w:sz="4" w:space="0" w:color="000000"/>
+            </w:tcBorders>
+          </w:tcPr>
+          <w:p>
+            <w:pPr>
+              <w:pStyle w:val="Compact"/>
+              <w:jc w:val="center"/>
+            </w:pPr>
+            <w:r>
+              <w:t>7431.26</w:t>
+            </w:r>
+          </w:p>
+        </w:tc>
+        <w:tc>
+          <w:tcPr>
+            <w:tcW w:w="1131" w:type="dxa"/>
+            <w:tcBorders>
+              <w:top w:val="single" w:sz="4" w:space="0" w:color="000000"/>
+              <w:left w:val="single" w:sz="4" w:space="0" w:color="000000"/>
+              <w:bottom w:val="single" w:sz="4" w:space="0" w:color="000000"/>
+              <w:right w:val="single" w:sz="4" w:space="0" w:color="000000"/>
+            </w:tcBorders>
+          </w:tcPr>
+          <w:p>
+            <w:pPr>
+              <w:pStyle w:val="Compact"/>
+              <w:jc w:val="center"/>
+            </w:pPr>
+            <w:r>
+              <w:t>1.0162</w:t>
+            </w:r>
+          </w:p>
+        </w:tc>
+        <w:tc>
+          <w:tcPr>
+            <w:tcW w:w="1131" w:type="dxa"/>
+            <w:tcBorders>
+              <w:top w:val="single" w:sz="4" w:space="0" w:color="000000"/>
+              <w:left w:val="single" w:sz="4" w:space="0" w:color="000000"/>
+              <w:bottom w:val="single" w:sz="4" w:space="0" w:color="000000"/>
+              <w:right w:val="single" w:sz="4" w:space="0" w:color="000000"/>
+            </w:tcBorders>
+          </w:tcPr>
+          <w:p>
+            <w:pPr>
+              <w:pStyle w:val="Compact"/>
+              <w:jc w:val="center"/>
+            </w:pPr>
+            <w:r>
+              <w:t>98.90%</w:t>
+            </w:r>
+          </w:p>
+        </w:tc>
+      </w:tr>
+      <w:tr>
+        <w:tc>
+          <w:tcPr>
+            <w:tcW w:w="1131" w:type="dxa"/>
+            <w:tcBorders>
+              <w:top w:val="single" w:sz="4" w:space="0" w:color="000000"/>
+              <w:left w:val="single" w:sz="4" w:space="0" w:color="000000"/>
+              <w:bottom w:val="single" w:sz="4" w:space="0" w:color="000000"/>
+              <w:right w:val="single" w:sz="4" w:space="0" w:color="000000"/>
+            </w:tcBorders>
+          </w:tcPr>
+          <w:p>
+            <w:pPr>
+              <w:pStyle w:val="Compact"/>
+            </w:pPr>
+            <w:r>
+              <w:rPr>
+                <w:b/>
+                <w:bCs/>
+              </w:rPr>
+              <w:t>Full ET-PRL</w:t>
+            </w:r>
+          </w:p>
+        </w:tc>
+        <w:tc>
+          <w:tcPr>
+            <w:tcW w:w="1131" w:type="dxa"/>
+            <w:tcBorders>
+              <w:top w:val="single" w:sz="4" w:space="0" w:color="000000"/>
+              <w:left w:val="single" w:sz="4" w:space="0" w:color="000000"/>
+              <w:bottom w:val="single" w:sz="4" w:space="0" w:color="000000"/>
+              <w:right w:val="single" w:sz="4" w:space="0" w:color="000000"/>
+            </w:tcBorders>
+          </w:tcPr>
+          <w:p>
+            <w:pPr>
+              <w:pStyle w:val="Compact"/>
+              <w:jc w:val="center"/>
+            </w:pPr>
+            <w:r>
+              <w:rPr>
+                <w:b/>
+                <w:bCs/>
+              </w:rPr>
+              <w:t>1939.74</w:t>
+            </w:r>
+          </w:p>
+        </w:tc>
+        <w:tc>
+          <w:tcPr>
+            <w:tcW w:w="1131" w:type="dxa"/>
+            <w:tcBorders>
+              <w:top w:val="single" w:sz="4" w:space="0" w:color="000000"/>
+              <w:left w:val="single" w:sz="4" w:space="0" w:color="000000"/>
+              <w:bottom w:val="single" w:sz="4" w:space="0" w:color="000000"/>
+              <w:right w:val="single" w:sz="4" w:space="0" w:color="000000"/>
+            </w:tcBorders>
+          </w:tcPr>
+          <w:p>
+            <w:pPr>
+              <w:pStyle w:val="Compact"/>
+              <w:jc w:val="center"/>
+            </w:pPr>
+            <w:r>
+              <w:rPr>
+                <w:b/>
+                <w:bCs/>
+              </w:rPr>
+              <w:t>2046</w:t>
+            </w:r>
+          </w:p>
+        </w:tc>
+        <w:tc>
+          <w:tcPr>
+            <w:tcW w:w="1131" w:type="dxa"/>
+            <w:tcBorders>
+              <w:top w:val="single" w:sz="4" w:space="0" w:color="000000"/>
+              <w:left w:val="single" w:sz="4" w:space="0" w:color="000000"/>
+              <w:bottom w:val="single" w:sz="4" w:space="0" w:color="000000"/>
+              <w:right w:val="single" w:sz="4" w:space="0" w:color="000000"/>
+            </w:tcBorders>
+          </w:tcPr>
+          <w:p>
+            <w:pPr>
+              <w:pStyle w:val="Compact"/>
+              <w:jc w:val="center"/>
+            </w:pPr>
+            <w:r>
+              <w:rPr>
+                <w:b/>
+                <w:bCs/>
+              </w:rPr>
+              <w:t>133.80</w:t>
+            </w:r>
+          </w:p>
+        </w:tc>
+        <w:tc>
+          <w:tcPr>
+            <w:tcW w:w="1131" w:type="dxa"/>
+            <w:tcBorders>
+              <w:top w:val="single" w:sz="4" w:space="0" w:color="000000"/>
+              <w:left w:val="single" w:sz="4" w:space="0" w:color="000000"/>
+              <w:bottom w:val="single" w:sz="4" w:space="0" w:color="000000"/>
+              <w:right w:val="single" w:sz="4" w:space="0" w:color="000000"/>
+            </w:tcBorders>
+          </w:tcPr>
+          <w:p>
+            <w:pPr>
+              <w:pStyle w:val="Compact"/>
+              <w:jc w:val="center"/>
+            </w:pPr>
+            <w:r>
+              <w:rPr>
+                <w:b/>
+                <w:bCs/>
+              </w:rPr>
+              <w:t>7331.85</w:t>
+            </w:r>
+          </w:p>
+        </w:tc>
+        <w:tc>
+          <w:tcPr>
+            <w:tcW w:w="1131" w:type="dxa"/>
+            <w:tcBorders>
+              <w:top w:val="single" w:sz="4" w:space="0" w:color="000000"/>
+              <w:left w:val="single" w:sz="4" w:space="0" w:color="000000"/>
+              <w:bottom w:val="single" w:sz="4" w:space="0" w:color="000000"/>
+              <w:right w:val="single" w:sz="4" w:space="0" w:color="000000"/>
+            </w:tcBorders>
+          </w:tcPr>
+          <w:p>
+            <w:pPr>
+              <w:pStyle w:val="Compact"/>
+              <w:jc w:val="center"/>
+            </w:pPr>
+            <w:r>
+              <w:rPr>
+                <w:b/>
+                <w:bCs/>
+              </w:rPr>
+              <w:t>2.1525</w:t>
+            </w:r>
+          </w:p>
+        </w:tc>
+        <w:tc>
+          <w:tcPr>
+            <w:tcW w:w="1131" w:type="dxa"/>
+            <w:tcBorders>
+              <w:top w:val="single" w:sz="4" w:space="0" w:color="000000"/>
+              <w:left w:val="single" w:sz="4" w:space="0" w:color="000000"/>
+              <w:bottom w:val="single" w:sz="4" w:space="0" w:color="000000"/>
+              <w:right w:val="single" w:sz="4" w:space="0" w:color="000000"/>
+            </w:tcBorders>
+          </w:tcPr>
+          <w:p>
+            <w:pPr>
+              <w:pStyle w:val="Compact"/>
+              <w:jc w:val="center"/>
+            </w:pPr>
+            <w:r>
+              <w:rPr>
+                <w:b/>
+                <w:bCs/>
+              </w:rPr>
+              <w:t>94.41%</w:t>
+            </w:r>
+          </w:p>
+        </w:tc>
+      </w:tr>
+    </w:tbl>
+    <w:p>
+      <w:pPr>
+        <w:pStyle w:val="CaptionedFigure"/>
+      </w:pPr>
+      <w:r>
+        <w:rPr>
+          <w:noProof/>
+        </w:rPr>
+        <w:drawing>
+          <wp:inline distT="0" distB="0" distL="0" distR="0" wp14:anchorId="050D17EF" wp14:editId="625BD914">
+            <wp:extent cx="5334000" cy="3230339"/>
+            <wp:effectExtent l="0" t="0" r="0" b="0"/>
+            <wp:docPr id="49" name="Picture" descr="Figure 9 Scatter plot of ablation strategies under the tradeoff among energy consumption, performance, and sparsity. The x axis indicates average daily energy consumption, the y axis indicates PPR, color encodes ACR, and text labels identify each ablation strategy"/>
+            <wp:cNvGraphicFramePr/>
+            <a:graphic xmlns:a="http://schemas.openxmlformats.org/drawingml/2006/main">
+              <a:graphicData uri="http://schemas.openxmlformats.org/drawingml/2006/picture">
+                <pic:pic xmlns:pic="http://schemas.openxmlformats.org/drawingml/2006/picture">
+                  <pic:nvPicPr>
+                    <pic:cNvPr id="50" name="Picture" descr="../pics/fig10_ablation_pareto_scatter.svg"/>
+                    <pic:cNvPicPr>
+                      <a:picLocks noChangeAspect="1" noChangeArrowheads="1"/>
+                    </pic:cNvPicPr>
+                  </pic:nvPicPr>
+                  <pic:blipFill>
+                    <a:blip r:embed="rId27">
+                      <a:extLst>
+                        <a:ext uri="{28A0092B-C50C-407E-A947-70E740481C1C}">
+                          <a14:useLocalDpi xmlns:a14="http://schemas.microsoft.com/office/drawing/2010/main" val="0"/>
+                        </a:ext>
+                        <a:ext uri="{96DAC541-7B7A-43D3-8B79-37D633B846F1}">
+                          <asvg:svgBlip xmlns:asvg="http://schemas.microsoft.com/office/drawing/2016/SVG/main" r:embed="rId28"/>
+                        </a:ext>
+                      </a:extLst>
+                    </a:blip>
+                    <a:stretch>
+                      <a:fillRect/>
+                    </a:stretch>
+                  </pic:blipFill>
+                  <pic:spPr bwMode="auto">
+                    <a:xfrm>
+                      <a:off x="0" y="0"/>
+                      <a:ext cx="5334000" cy="3230339"/>
+                    </a:xfrm>
+                    <a:prstGeom prst="rect">
+                      <a:avLst/>
+                    </a:prstGeom>
+                    <a:noFill/>
+                    <a:ln w="9525">
+                      <a:noFill/>
+                      <a:headEnd/>
+                      <a:tailEnd/>
+                    </a:ln>
+                  </pic:spPr>
+                </pic:pic>
+              </a:graphicData>
+            </a:graphic>
+          </wp:inline>
+        </w:drawing>
+      </w:r>
+    </w:p>
+    <w:p>
+      <w:pPr>
+        <w:pStyle w:val="ImageCaption"/>
+      </w:pPr>
+      <w:r>
         <w:t>Figure 9 Scatter plot of ablation strategies under the tradeoff among energy consumption, performance, and sparsity. The x axis indicates average daily energy consumption, the y axis indicates PPR, color encodes ACR, and text labels identify each ablation strategy</w:t>
       </w:r>
     </w:p>
@@ -26439,7 +26348,7 @@
         <w:pStyle w:val="a0"/>
       </w:pPr>
       <w:r>
-        <w:t>For the dual threshold ablation, Local Threshold Only and Global Threshold Only obtain ACR values of 1.9513 and 1.9565, respectively, both lower than the 2.1525 of Full ET-PRL. Their daily energy consumption values are 7367.57 and 7409.42 kWh/day, respectively, which are also higher than that of Full ET-PRL. Mechanistically, Local Threshold Only tends to overfollow recent changes, meaning that it is overly sensitive to short term disturbances while lacking long term baseline constraints. Global Threshold Only, by contrast, tends to show delayed response, meaning that it responds too slowly to minute scale disturbances and therefore requires larger compensatory control afterward. These two simplified variants correspond to the loss of fast response capability and long term steady state constraint, respectively. With dual threshold coordination, Full ET-PRL obtains lower daily energy consumption and a higher ACR in Table 3 while maintaining a PPR of 94.41%.</w:t>
+        <w:t>For the two-layer threshold ablation, Local Threshold Only and Global Threshold Only obtain ACR values of 1.9513 and 1.9565, respectively, both lower than the 2.1525 of Full ET-PRL. Their daily energy consumption values are 7367.57 and 7409.42 kWh/day, respectively, which are also higher than that of Full ET-PRL. Mechanistically, Local Threshold Only tends to overfollow recent changes, meaning that it is overly sensitive to short term disturbances while lacking long term baseline constraints. Global Threshold Only, by contrast, tends to show delayed response, meaning that it responds too slowly to minute scale disturbances and therefore requires larger compensatory control afterward. These two simplified variants correspond to the loss of fast response capability and long term steady state constraint, respectively. With two-layer threshold coordination, Full ET-PRL obtains lower daily energy consumption and a higher ACR in Table 3 while maintaining a PPR of 94.41%.</w:t>
       </w:r>
     </w:p>
     <w:p>
@@ -32065,7 +31974,7 @@
         </m:sSub>
       </m:oMath>
       <w:r>
-        <w:t xml:space="preserve"> increases, short term disturbances account for a larger proportion of the multi scale score. As shown in Table 8, when </w:t>
+        <w:t xml:space="preserve"> increases, short term disturbances account for a larger proportion of the multi-scale score. As shown in Table 8, when </w:t>
       </w:r>
       <m:oMath>
         <m:sSub>
@@ -32401,16 +32310,16 @@
         </m:r>
       </m:oMath>
       <w:r>
-        <w:t xml:space="preserve"> smooths short term fluctuations and reduces both trigger count and energy consumption, but it may weaken the response to rapid disturbances. Therefore, when selecting parameter values in this paper, we first exclude values that make the gate never trigger or trigger too often. Among the remaining values, we prioritize parameter combinations that produce fewer triggers without clear reward degradation, and avoid introducing excessive energy increases only to improve reward.</w:t>
+        <w:t xml:space="preserve"> smooths short term fluctuations and reduces both trigger count and energy consumption, but it may weaken the response to rapid disturbances. Therefore, when selecting parameter values, we first exclude values that make the gate never trigger or trigger too often. Among the remaining values, we prioritize parameter combinations that produce fewer triggers without clear reward degradation, and avoid introducing excessive energy increases only to improve reward.</w:t>
       </w:r>
     </w:p>
     <w:p>
       <w:pPr>
         <w:pStyle w:val="1"/>
       </w:pPr>
-      <w:bookmarkStart w:id="20" w:name="conclusion"/>
-      <w:bookmarkEnd w:id="14"/>
-      <w:bookmarkEnd w:id="19"/>
+      <w:bookmarkStart w:id="18" w:name="conclusion"/>
+      <w:bookmarkEnd w:id="12"/>
+      <w:bookmarkEnd w:id="17"/>
       <w:r>
         <w:t>6. Conclusion</w:t>
       </w:r>
@@ -32420,37 +32329,34 @@
         <w:pStyle w:val="FirstParagraph"/>
       </w:pPr>
       <w:r>
-        <w:t xml:space="preserve">This paper proposes event-triggered predictive reinforcement learning with unsupervised dynamic event gating (ET-PRL) to address the redundant computation and actuator wear caused by fixed time-step reinforcement learning control in building HVAC systems. ET-PRL constructs an online gating mechanism by combining streaming multi-scale anomaly scoring with a two-layer adaptive threshold, and couples it with a predictive DQN controller so that control actions are updated only when the system state deviates significantly from the recent normal distribution. Experimental results show that, compared with the fixed-step baseline, the proposed method reduces action updates by 53.54% while achieving a 2.13% energy saving rate and retaining 94.41% of baseline performance, </w:t>
-      </w:r>
-      <w:r>
-        <w:lastRenderedPageBreak/>
-        <w:t>demonstrating its ability to achieve an effective trade-off between control accuracy and execution cost.</w:t>
+        <w:t>This paper proposes event triggered predictive reinforcement learning with unsupervised dynamic event gating (ET-PRL) to address the redundant computation and actuator wear caused by fixed-step reinforcement learning control in building HVAC systems. ET-PRL constructs an online gating mechanism by combining streaming multi-scale anomaly scoring with a two-layer adaptive threshold, and couples it with a predictive DQN controller so that control actions are updated only when the system state deviates significantly from the recent reference distribution. Experimental results show that, compared with the fixed-step reinforcement learning baseline, the proposed method reduces action updates by 53.54% while achieving a 2.13% energy saving rate and retaining 94.41% of baseline performance, demonstrating its ability to achieve an effective trade-off between control performance and execution cost.</w:t>
       </w:r>
     </w:p>
     <w:p>
       <w:pPr>
         <w:pStyle w:val="a0"/>
       </w:pPr>
-      <w:commentRangeStart w:id="21"/>
-      <w:r>
-        <w:t>Future research will focus on two directions. First, the event-triggering mechanism can be extended with uncertainty awareness by incorporating load prediction uncertainty, sensor noise, and confidence in anomaly scores into the trigger decision. This extension would help reduce false triggers and missed triggers when measurements are imperfect or operating conditions shift beyond the validation data. Second, prediction, dynamic gating, and control policy learning can be jointly optimized rather than trained and tuned as separate components. By linking prediction error, trigger cost, energy use, and control reward within a unified learning objective, future work can enable the gate to learn not only whether the current state deviates from recent operation, but also whether releasing a new action is likely to improve control performance.</w:t>
-      </w:r>
-      <w:commentRangeEnd w:id="21"/>
+      <w:commentRangeStart w:id="19"/>
+      <w:r>
+        <w:lastRenderedPageBreak/>
+        <w:t>Future work will focus on extending the event triggering mechanism with uncertainty awareness by jointly modeling load prediction uncertainty, sensor noise, and anomaly-score confidence in the trigger decision. This extension can reduce false triggers and missed triggers under imperfect measurements and operating-condition shifts.</w:t>
+      </w:r>
+      <w:commentRangeEnd w:id="19"/>
       <w:r>
         <w:rPr>
-          <w:rStyle w:val="af0"/>
+          <w:rStyle w:val="af4"/>
           <w:sz w:val="24"/>
           <w:szCs w:val="24"/>
         </w:rPr>
-        <w:commentReference w:id="21"/>
+        <w:commentReference w:id="19"/>
       </w:r>
     </w:p>
     <w:p>
       <w:pPr>
         <w:pStyle w:val="1"/>
       </w:pPr>
-      <w:bookmarkStart w:id="22" w:name="appendix-a-supplementary-tables"/>
-      <w:bookmarkEnd w:id="20"/>
+      <w:bookmarkStart w:id="20" w:name="appendix-a-supplementary-tables"/>
+      <w:bookmarkEnd w:id="18"/>
       <w:r>
         <w:t>Appendix A: Supplementary Tables</w:t>
       </w:r>
@@ -32890,11 +32796,7 @@
               </m:r>
             </m:oMath>
             <w:r>
-              <w:t xml:space="preserve">. The control setpoint </w:t>
-            </w:r>
-            <w:r>
-              <w:lastRenderedPageBreak/>
-              <w:t xml:space="preserve">range is </w:t>
+              <w:t xml:space="preserve">. The control setpoint range is </w:t>
             </w:r>
             <m:oMath>
               <m:r>
@@ -33006,7 +32908,6 @@
                 <w:b/>
                 <w:bCs/>
               </w:rPr>
-              <w:lastRenderedPageBreak/>
               <w:t>Chilled water pump</w:t>
             </w:r>
           </w:p>
@@ -33148,7 +33049,15 @@
                 <w:b/>
                 <w:bCs/>
               </w:rPr>
-              <w:t>Cooling water pump</w:t>
+              <w:t xml:space="preserve">Cooling </w:t>
+            </w:r>
+            <w:r>
+              <w:rPr>
+                <w:b/>
+                <w:bCs/>
+              </w:rPr>
+              <w:lastRenderedPageBreak/>
+              <w:t>water pump</w:t>
             </w:r>
           </w:p>
         </w:tc>
@@ -33168,6 +33077,7 @@
               <w:jc w:val="center"/>
             </w:pPr>
             <w:r>
+              <w:lastRenderedPageBreak/>
               <w:t>3</w:t>
             </w:r>
           </w:p>
@@ -33247,7 +33157,11 @@
               <w:pStyle w:val="Compact"/>
             </w:pPr>
             <w:r>
-              <w:t xml:space="preserve">Constant speed operation. The rated head is </w:t>
+              <w:t xml:space="preserve">Constant </w:t>
+            </w:r>
+            <w:r>
+              <w:lastRenderedPageBreak/>
+              <w:t xml:space="preserve">speed operation. The rated head is </w:t>
             </w:r>
             <m:oMath>
               <m:r>
@@ -33289,6 +33203,7 @@
                 <w:b/>
                 <w:bCs/>
               </w:rPr>
+              <w:lastRenderedPageBreak/>
               <w:t>Cooling tower</w:t>
             </w:r>
           </w:p>
@@ -35338,7 +35253,7 @@
               <w:pStyle w:val="Compact"/>
             </w:pPr>
             <w:r>
-              <w:t>Multiscale fusion weights</w:t>
+              <w:t>Multi-scale fusion weights</w:t>
             </w:r>
           </w:p>
         </w:tc>
@@ -36122,11 +36037,7 @@
               <w:pStyle w:val="Compact"/>
             </w:pPr>
             <w:r>
-              <w:t xml:space="preserve">Performance preservation </w:t>
-            </w:r>
-            <w:r>
-              <w:lastRenderedPageBreak/>
-              <w:t>rate</w:t>
+              <w:t>Performance preservation rate</w:t>
             </w:r>
           </w:p>
         </w:tc>
@@ -36145,7 +36056,6 @@
               <w:pStyle w:val="Compact"/>
             </w:pPr>
             <w:r>
-              <w:lastRenderedPageBreak/>
               <w:t>PPR</w:t>
             </w:r>
           </w:p>
@@ -36562,7 +36472,11 @@
               <w:pStyle w:val="Compact"/>
             </w:pPr>
             <w:r>
-              <w:t>Action reduction rate</w:t>
+              <w:t xml:space="preserve">Action </w:t>
+            </w:r>
+            <w:r>
+              <w:lastRenderedPageBreak/>
+              <w:t>reduction rate</w:t>
             </w:r>
           </w:p>
         </w:tc>
@@ -36581,6 +36495,7 @@
               <w:pStyle w:val="Compact"/>
             </w:pPr>
             <w:r>
+              <w:lastRenderedPageBreak/>
               <w:t>ARR</w:t>
             </w:r>
           </w:p>
@@ -37128,8 +37043,8 @@
       <w:pPr>
         <w:pStyle w:val="1"/>
       </w:pPr>
-      <w:bookmarkStart w:id="23" w:name="references"/>
-      <w:bookmarkEnd w:id="22"/>
+      <w:bookmarkStart w:id="21" w:name="references"/>
+      <w:bookmarkEnd w:id="20"/>
       <w:r>
         <w:t>References</w:t>
       </w:r>
@@ -37179,7 +37094,6 @@
         <w:pStyle w:val="a0"/>
       </w:pPr>
       <w:r>
-        <w:lastRenderedPageBreak/>
         <w:t>[6] Coraci, Davide, et al. “An innovative heterogeneous transfer learning framework to enhance the scalability of deep reinforcement learning controllers in buildings with integrated energy systems.” Building simulation. Vol. 17. No. 5. Beijing: Tsinghua University Press, 2024.</w:t>
       </w:r>
     </w:p>
@@ -37204,6 +37118,7 @@
         <w:pStyle w:val="a0"/>
       </w:pPr>
       <w:r>
+        <w:lastRenderedPageBreak/>
         <w:t>[9] Fu, Qiming, et al. “ED-DQN: An event-driven deep reinforcement learning control method for multi-zone residential buildings.” Building and Environment 242 (2023): 110546.</w:t>
       </w:r>
     </w:p>
@@ -37268,7 +37183,6 @@
         <w:pStyle w:val="a0"/>
       </w:pPr>
       <w:r>
-        <w:lastRenderedPageBreak/>
         <w:t>[17] Lu, Shengze, et al. “Exploring the comprehensive integration of artificial intelligence in optimizing HVAC system operations: A review and future outlook.” Results in Engineering 25 (2025): 103765.</w:t>
       </w:r>
     </w:p>
@@ -37301,6 +37215,7 @@
         <w:pStyle w:val="a0"/>
       </w:pPr>
       <w:r>
+        <w:lastRenderedPageBreak/>
         <w:t>[21] Zhuang, Dian, et al. “Data-driven predictive control for smart HVAC system in IoT-integrated buildings with time-series forecasting and reinforcement learning.” Applied Energy 338 (2023): 120936.</w:t>
       </w:r>
     </w:p>
@@ -37373,10 +37288,9 @@
         <w:pStyle w:val="a0"/>
       </w:pPr>
       <w:r>
-        <w:lastRenderedPageBreak/>
         <w:t>[30] Liu, Xin, et al. “Building-MoE: A closed-loop routing sparse mixture-of-experts time-series foundation model for building short-term load forecasting.” Building Simulation. Beijing: Tsinghua University Press, 2026.</w:t>
       </w:r>
-      <w:bookmarkEnd w:id="23"/>
+      <w:bookmarkEnd w:id="21"/>
     </w:p>
     <w:sectPr>
       <w:footnotePr>
@@ -37392,14 +37306,14 @@
 
 <file path=word/comments.xml><?xml version="1.0" encoding="utf-8"?>
 <w:comments xmlns:wpc="http://schemas.microsoft.com/office/word/2010/wordprocessingCanvas" xmlns:cx="http://schemas.microsoft.com/office/drawing/2014/chartex" xmlns:cx1="http://schemas.microsoft.com/office/drawing/2015/9/8/chartex" xmlns:cx2="http://schemas.microsoft.com/office/drawing/2015/10/21/chartex" xmlns:cx3="http://schemas.microsoft.com/office/drawing/2016/5/9/chartex" xmlns:cx4="http://schemas.microsoft.com/office/drawing/2016/5/10/chartex" xmlns:cx5="http://schemas.microsoft.com/office/drawing/2016/5/11/chartex" xmlns:cx6="http://schemas.microsoft.com/office/drawing/2016/5/12/chartex" xmlns:cx7="http://schemas.microsoft.com/office/drawing/2016/5/13/chartex" xmlns:cx8="http://schemas.microsoft.com/office/drawing/2016/5/14/chartex" xmlns:mc="http://schemas.openxmlformats.org/markup-compatibility/2006" xmlns:aink="http://schemas.microsoft.com/office/drawing/2016/ink" xmlns:am3d="http://schemas.microsoft.com/office/drawing/2017/model3d" xmlns:o="urn:schemas-microsoft-com:office:office" xmlns:oel="http://schemas.microsoft.com/office/2019/extlst" xmlns:r="http://schemas.openxmlformats.org/officeDocument/2006/relationships" xmlns:m="http://schemas.openxmlformats.org/officeDocument/2006/math" xmlns:v="urn:schemas-microsoft-com:vml" xmlns:wp14="http://schemas.microsoft.com/office/word/2010/wordprocessingDrawing" xmlns:wp="http://schemas.openxmlformats.org/drawingml/2006/wordprocessingDrawing" xmlns:w10="urn:schemas-microsoft-com:office:word" xmlns:w="http://schemas.openxmlformats.org/wordprocessingml/2006/main" xmlns:w14="http://schemas.microsoft.com/office/word/2010/wordml" xmlns:w15="http://schemas.microsoft.com/office/word/2012/wordml" xmlns:w16cex="http://schemas.microsoft.com/office/word/2018/wordml/cex" xmlns:w16cid="http://schemas.microsoft.com/office/word/2016/wordml/cid" xmlns:w16="http://schemas.microsoft.com/office/word/2018/wordml" xmlns:w16du="http://schemas.microsoft.com/office/word/2023/wordml/word16du" xmlns:w16sdtdh="http://schemas.microsoft.com/office/word/2020/wordml/sdtdatahash" xmlns:w16sdtfl="http://schemas.microsoft.com/office/word/2024/wordml/sdtformatlock" xmlns:w16se="http://schemas.microsoft.com/office/word/2015/wordml/symex" xmlns:wpg="http://schemas.microsoft.com/office/word/2010/wordprocessingGroup" xmlns:wpi="http://schemas.microsoft.com/office/word/2010/wordprocessingInk" xmlns:wne="http://schemas.microsoft.com/office/word/2006/wordml" xmlns:wps="http://schemas.microsoft.com/office/word/2010/wordprocessingShape" mc:Ignorable="w14 w15 w16se w16cid w16 w16cex w16sdtdh w16sdtfl w16du wp14">
-  <w:comment w:id="1" w:author="Microsoft Tang" w:date="2026-07-04T15:01:00Z" w:initials="MT">
+  <w:comment w:id="3" w:author="Microsoft Tang" w:date="2026-07-07T20:49:00Z" w:initials="MT">
     <w:p>
       <w:pPr>
-        <w:pStyle w:val="af1"/>
+        <w:pStyle w:val="af5"/>
       </w:pPr>
       <w:r>
         <w:rPr>
-          <w:rStyle w:val="af0"/>
+          <w:rStyle w:val="af4"/>
         </w:rPr>
         <w:annotationRef/>
       </w:r>
@@ -37407,56 +37321,18 @@
         <w:rPr>
           <w:rFonts w:hint="eastAsia"/>
         </w:rPr>
-        <w:t>候选标题</w:t>
+        <w:t>重写贡献</w:t>
       </w:r>
     </w:p>
   </w:comment>
-  <w:comment w:id="3" w:author="Microsoft Tang" w:date="2026-07-04T15:01:00Z" w:initials="MT">
+  <w:comment w:id="19" w:author="Microsoft Tang" w:date="2026-07-07T20:50:00Z" w:initials="MT">
     <w:p>
       <w:pPr>
-        <w:pStyle w:val="af1"/>
+        <w:pStyle w:val="af5"/>
       </w:pPr>
       <w:r>
         <w:rPr>
-          <w:rStyle w:val="af0"/>
-        </w:rPr>
-        <w:annotationRef/>
-      </w:r>
-      <w:r>
-        <w:rPr>
-          <w:rFonts w:hint="eastAsia"/>
-        </w:rPr>
-        <w:t>修改摘要</w:t>
-      </w:r>
-    </w:p>
-  </w:comment>
-  <w:comment w:id="5" w:author="Microsoft Tang" w:date="2026-07-04T15:02:00Z" w:initials="MT">
-    <w:p>
-      <w:pPr>
-        <w:pStyle w:val="af1"/>
-      </w:pPr>
-      <w:r>
-        <w:rPr>
-          <w:rStyle w:val="af0"/>
-        </w:rPr>
-        <w:annotationRef/>
-      </w:r>
-      <w:r>
-        <w:rPr>
-          <w:rFonts w:hint="eastAsia"/>
-        </w:rPr>
-        <w:t>修改贡献</w:t>
-      </w:r>
-    </w:p>
-  </w:comment>
-  <w:comment w:id="21" w:author="Microsoft Tang" w:date="2026-07-04T15:02:00Z" w:initials="MT">
-    <w:p>
-      <w:pPr>
-        <w:pStyle w:val="af1"/>
-      </w:pPr>
-      <w:r>
-        <w:rPr>
-          <w:rStyle w:val="af0"/>
+          <w:rStyle w:val="af4"/>
         </w:rPr>
         <w:annotationRef/>
       </w:r>
@@ -37473,29 +37349,73 @@
 
 <file path=word/commentsExtended.xml><?xml version="1.0" encoding="utf-8"?>
 <w15:commentsEx xmlns:wpc="http://schemas.microsoft.com/office/word/2010/wordprocessingCanvas" xmlns:cx="http://schemas.microsoft.com/office/drawing/2014/chartex" xmlns:cx1="http://schemas.microsoft.com/office/drawing/2015/9/8/chartex" xmlns:cx2="http://schemas.microsoft.com/office/drawing/2015/10/21/chartex" xmlns:cx3="http://schemas.microsoft.com/office/drawing/2016/5/9/chartex" xmlns:cx4="http://schemas.microsoft.com/office/drawing/2016/5/10/chartex" xmlns:cx5="http://schemas.microsoft.com/office/drawing/2016/5/11/chartex" xmlns:cx6="http://schemas.microsoft.com/office/drawing/2016/5/12/chartex" xmlns:cx7="http://schemas.microsoft.com/office/drawing/2016/5/13/chartex" xmlns:cx8="http://schemas.microsoft.com/office/drawing/2016/5/14/chartex" xmlns:mc="http://schemas.openxmlformats.org/markup-compatibility/2006" xmlns:aink="http://schemas.microsoft.com/office/drawing/2016/ink" xmlns:am3d="http://schemas.microsoft.com/office/drawing/2017/model3d" xmlns:o="urn:schemas-microsoft-com:office:office" xmlns:oel="http://schemas.microsoft.com/office/2019/extlst" xmlns:r="http://schemas.openxmlformats.org/officeDocument/2006/relationships" xmlns:m="http://schemas.openxmlformats.org/officeDocument/2006/math" xmlns:v="urn:schemas-microsoft-com:vml" xmlns:wp14="http://schemas.microsoft.com/office/word/2010/wordprocessingDrawing" xmlns:wp="http://schemas.openxmlformats.org/drawingml/2006/wordprocessingDrawing" xmlns:w10="urn:schemas-microsoft-com:office:word" xmlns:w="http://schemas.openxmlformats.org/wordprocessingml/2006/main" xmlns:w14="http://schemas.microsoft.com/office/word/2010/wordml" xmlns:w15="http://schemas.microsoft.com/office/word/2012/wordml" xmlns:w16cex="http://schemas.microsoft.com/office/word/2018/wordml/cex" xmlns:w16cid="http://schemas.microsoft.com/office/word/2016/wordml/cid" xmlns:w16="http://schemas.microsoft.com/office/word/2018/wordml" xmlns:w16du="http://schemas.microsoft.com/office/word/2023/wordml/word16du" xmlns:w16sdtdh="http://schemas.microsoft.com/office/word/2020/wordml/sdtdatahash" xmlns:w16sdtfl="http://schemas.microsoft.com/office/word/2024/wordml/sdtformatlock" xmlns:w16se="http://schemas.microsoft.com/office/word/2015/wordml/symex" xmlns:wpg="http://schemas.microsoft.com/office/word/2010/wordprocessingGroup" xmlns:wpi="http://schemas.microsoft.com/office/word/2010/wordprocessingInk" xmlns:wne="http://schemas.microsoft.com/office/word/2006/wordml" xmlns:wps="http://schemas.microsoft.com/office/word/2010/wordprocessingShape" mc:Ignorable="w14 w15 w16se w16cid w16 w16cex w16sdtdh w16sdtfl w16du wp14">
-  <w15:commentEx w15:paraId="542DFEE9" w15:done="0"/>
-  <w15:commentEx w15:paraId="3BDEE2BE" w15:done="0"/>
-  <w15:commentEx w15:paraId="659C4ADF" w15:done="0"/>
-  <w15:commentEx w15:paraId="7165E982" w15:done="0"/>
+  <w15:commentEx w15:paraId="0EC84457" w15:done="0"/>
+  <w15:commentEx w15:paraId="0BCD0546" w15:done="0"/>
 </w15:commentsEx>
 </file>
 
 <file path=word/commentsExtensible.xml><?xml version="1.0" encoding="utf-8"?>
 <w16cex:commentsExtensible xmlns:wpc="http://schemas.microsoft.com/office/word/2010/wordprocessingCanvas" xmlns:cx="http://schemas.microsoft.com/office/drawing/2014/chartex" xmlns:cx1="http://schemas.microsoft.com/office/drawing/2015/9/8/chartex" xmlns:cx2="http://schemas.microsoft.com/office/drawing/2015/10/21/chartex" xmlns:cx3="http://schemas.microsoft.com/office/drawing/2016/5/9/chartex" xmlns:cx4="http://schemas.microsoft.com/office/drawing/2016/5/10/chartex" xmlns:cx5="http://schemas.microsoft.com/office/drawing/2016/5/11/chartex" xmlns:cx6="http://schemas.microsoft.com/office/drawing/2016/5/12/chartex" xmlns:cx7="http://schemas.microsoft.com/office/drawing/2016/5/13/chartex" xmlns:cx8="http://schemas.microsoft.com/office/drawing/2016/5/14/chartex" xmlns:cr="http://schemas.microsoft.com/office/comments/2020/reactions" xmlns:mc="http://schemas.openxmlformats.org/markup-compatibility/2006" xmlns:aink="http://schemas.microsoft.com/office/drawing/2016/ink" xmlns:am3d="http://schemas.microsoft.com/office/drawing/2017/model3d" xmlns:o="urn:schemas-microsoft-com:office:office" xmlns:oel="http://schemas.microsoft.com/office/2019/extlst" xmlns:r="http://schemas.openxmlformats.org/officeDocument/2006/relationships" xmlns:m="http://schemas.openxmlformats.org/officeDocument/2006/math" xmlns:v="urn:schemas-microsoft-com:vml" xmlns:wp14="http://schemas.microsoft.com/office/word/2010/wordprocessingDrawing" xmlns:wp="http://schemas.openxmlformats.org/drawingml/2006/wordprocessingDrawing" xmlns:w10="urn:schemas-microsoft-com:office:word" xmlns:w="http://schemas.openxmlformats.org/wordprocessingml/2006/main" xmlns:w14="http://schemas.microsoft.com/office/word/2010/wordml" xmlns:w15="http://schemas.microsoft.com/office/word/2012/wordml" xmlns:w16cex="http://schemas.microsoft.com/office/word/2018/wordml/cex" xmlns:w16cid="http://schemas.microsoft.com/office/word/2016/wordml/cid" xmlns:w16="http://schemas.microsoft.com/office/word/2018/wordml" xmlns:w16du="http://schemas.microsoft.com/office/word/2023/wordml/word16du" xmlns:w16sdtdh="http://schemas.microsoft.com/office/word/2020/wordml/sdtdatahash" xmlns:w16sdtfl="http://schemas.microsoft.com/office/word/2024/wordml/sdtformatlock" xmlns:w16se="http://schemas.microsoft.com/office/word/2015/wordml/symex" xmlns:wpg="http://schemas.microsoft.com/office/word/2010/wordprocessingGroup" xmlns:wpi="http://schemas.microsoft.com/office/word/2010/wordprocessingInk" xmlns:wne="http://schemas.microsoft.com/office/word/2006/wordml" xmlns:wps="http://schemas.microsoft.com/office/word/2010/wordprocessingShape" mc:Ignorable="w14 w15 w16se w16cid w16 w16cex w16sdtdh w16sdtfl cr w16du wp14">
-  <w16cex:commentExtensible w16cex:durableId="4BF69E57" w16cex:dateUtc="2026-07-04T07:01:00Z"/>
-  <w16cex:commentExtensible w16cex:durableId="38BF88C7" w16cex:dateUtc="2026-07-04T07:01:00Z"/>
-  <w16cex:commentExtensible w16cex:durableId="5A4FA232" w16cex:dateUtc="2026-07-04T07:02:00Z"/>
-  <w16cex:commentExtensible w16cex:durableId="114F2281" w16cex:dateUtc="2026-07-04T07:02:00Z"/>
+  <w16cex:commentExtensible w16cex:durableId="3FE6D7C9" w16cex:dateUtc="2026-07-07T12:49:00Z"/>
+  <w16cex:commentExtensible w16cex:durableId="4C8D2F4E" w16cex:dateUtc="2026-07-07T12:50:00Z"/>
 </w16cex:commentsExtensible>
 </file>
 
 <file path=word/commentsIds.xml><?xml version="1.0" encoding="utf-8"?>
 <w16cid:commentsIds xmlns:wpc="http://schemas.microsoft.com/office/word/2010/wordprocessingCanvas" xmlns:cx="http://schemas.microsoft.com/office/drawing/2014/chartex" xmlns:cx1="http://schemas.microsoft.com/office/drawing/2015/9/8/chartex" xmlns:cx2="http://schemas.microsoft.com/office/drawing/2015/10/21/chartex" xmlns:cx3="http://schemas.microsoft.com/office/drawing/2016/5/9/chartex" xmlns:cx4="http://schemas.microsoft.com/office/drawing/2016/5/10/chartex" xmlns:cx5="http://schemas.microsoft.com/office/drawing/2016/5/11/chartex" xmlns:cx6="http://schemas.microsoft.com/office/drawing/2016/5/12/chartex" xmlns:cx7="http://schemas.microsoft.com/office/drawing/2016/5/13/chartex" xmlns:cx8="http://schemas.microsoft.com/office/drawing/2016/5/14/chartex" xmlns:mc="http://schemas.openxmlformats.org/markup-compatibility/2006" xmlns:aink="http://schemas.microsoft.com/office/drawing/2016/ink" xmlns:am3d="http://schemas.microsoft.com/office/drawing/2017/model3d" xmlns:o="urn:schemas-microsoft-com:office:office" xmlns:oel="http://schemas.microsoft.com/office/2019/extlst" xmlns:r="http://schemas.openxmlformats.org/officeDocument/2006/relationships" xmlns:m="http://schemas.openxmlformats.org/officeDocument/2006/math" xmlns:v="urn:schemas-microsoft-com:vml" xmlns:wp14="http://schemas.microsoft.com/office/word/2010/wordprocessingDrawing" xmlns:wp="http://schemas.openxmlformats.org/drawingml/2006/wordprocessingDrawing" xmlns:w10="urn:schemas-microsoft-com:office:word" xmlns:w="http://schemas.openxmlformats.org/wordprocessingml/2006/main" xmlns:w14="http://schemas.microsoft.com/office/word/2010/wordml" xmlns:w15="http://schemas.microsoft.com/office/word/2012/wordml" xmlns:w16cex="http://schemas.microsoft.com/office/word/2018/wordml/cex" xmlns:w16cid="http://schemas.microsoft.com/office/word/2016/wordml/cid" xmlns:w16="http://schemas.microsoft.com/office/word/2018/wordml" xmlns:w16du="http://schemas.microsoft.com/office/word/2023/wordml/word16du" xmlns:w16sdtdh="http://schemas.microsoft.com/office/word/2020/wordml/sdtdatahash" xmlns:w16sdtfl="http://schemas.microsoft.com/office/word/2024/wordml/sdtformatlock" xmlns:w16se="http://schemas.microsoft.com/office/word/2015/wordml/symex" xmlns:wpg="http://schemas.microsoft.com/office/word/2010/wordprocessingGroup" xmlns:wpi="http://schemas.microsoft.com/office/word/2010/wordprocessingInk" xmlns:wne="http://schemas.microsoft.com/office/word/2006/wordml" xmlns:wps="http://schemas.microsoft.com/office/word/2010/wordprocessingShape" mc:Ignorable="w14 w15 w16se w16cid w16 w16cex w16sdtdh w16sdtfl w16du wp14">
-  <w16cid:commentId w16cid:paraId="542DFEE9" w16cid:durableId="4BF69E57"/>
-  <w16cid:commentId w16cid:paraId="3BDEE2BE" w16cid:durableId="38BF88C7"/>
-  <w16cid:commentId w16cid:paraId="659C4ADF" w16cid:durableId="5A4FA232"/>
-  <w16cid:commentId w16cid:paraId="7165E982" w16cid:durableId="114F2281"/>
+  <w16cid:commentId w16cid:paraId="0EC84457" w16cid:durableId="3FE6D7C9"/>
+  <w16cid:commentId w16cid:paraId="0BCD0546" w16cid:durableId="4C8D2F4E"/>
 </w16cid:commentsIds>
+</file>
+
+<file path=word/endnotes.xml><?xml version="1.0" encoding="utf-8"?>
+<w:endnotes xmlns:wpc="http://schemas.microsoft.com/office/word/2010/wordprocessingCanvas" xmlns:cx="http://schemas.microsoft.com/office/drawing/2014/chartex" xmlns:cx1="http://schemas.microsoft.com/office/drawing/2015/9/8/chartex" xmlns:cx2="http://schemas.microsoft.com/office/drawing/2015/10/21/chartex" xmlns:cx3="http://schemas.microsoft.com/office/drawing/2016/5/9/chartex" xmlns:cx4="http://schemas.microsoft.com/office/drawing/2016/5/10/chartex" xmlns:cx5="http://schemas.microsoft.com/office/drawing/2016/5/11/chartex" xmlns:cx6="http://schemas.microsoft.com/office/drawing/2016/5/12/chartex" xmlns:cx7="http://schemas.microsoft.com/office/drawing/2016/5/13/chartex" xmlns:cx8="http://schemas.microsoft.com/office/drawing/2016/5/14/chartex" xmlns:mc="http://schemas.openxmlformats.org/markup-compatibility/2006" xmlns:aink="http://schemas.microsoft.com/office/drawing/2016/ink" xmlns:am3d="http://schemas.microsoft.com/office/drawing/2017/model3d" xmlns:o="urn:schemas-microsoft-com:office:office" xmlns:oel="http://schemas.microsoft.com/office/2019/extlst" xmlns:r="http://schemas.openxmlformats.org/officeDocument/2006/relationships" xmlns:m="http://schemas.openxmlformats.org/officeDocument/2006/math" xmlns:v="urn:schemas-microsoft-com:vml" xmlns:wp14="http://schemas.microsoft.com/office/word/2010/wordprocessingDrawing" xmlns:wp="http://schemas.openxmlformats.org/drawingml/2006/wordprocessingDrawing" xmlns:w10="urn:schemas-microsoft-com:office:word" xmlns:w="http://schemas.openxmlformats.org/wordprocessingml/2006/main" xmlns:w14="http://schemas.microsoft.com/office/word/2010/wordml" xmlns:w15="http://schemas.microsoft.com/office/word/2012/wordml" xmlns:w16cex="http://schemas.microsoft.com/office/word/2018/wordml/cex" xmlns:w16cid="http://schemas.microsoft.com/office/word/2016/wordml/cid" xmlns:w16="http://schemas.microsoft.com/office/word/2018/wordml" xmlns:w16du="http://schemas.microsoft.com/office/word/2023/wordml/word16du" xmlns:w16sdtdh="http://schemas.microsoft.com/office/word/2020/wordml/sdtdatahash" xmlns:w16sdtfl="http://schemas.microsoft.com/office/word/2024/wordml/sdtformatlock" xmlns:w16se="http://schemas.microsoft.com/office/word/2015/wordml/symex" xmlns:wpg="http://schemas.microsoft.com/office/word/2010/wordprocessingGroup" xmlns:wpi="http://schemas.microsoft.com/office/word/2010/wordprocessingInk" xmlns:wne="http://schemas.microsoft.com/office/word/2006/wordml" xmlns:wps="http://schemas.microsoft.com/office/word/2010/wordprocessingShape" mc:Ignorable="w14 w15 w16se w16cid w16 w16cex w16sdtdh w16sdtfl w16du wp14">
+  <w:endnote w:type="separator" w:id="-1">
+    <w:p>
+      <w:pPr>
+        <w:spacing w:after="0"/>
+      </w:pPr>
+      <w:r>
+        <w:separator/>
+      </w:r>
+    </w:p>
+  </w:endnote>
+  <w:endnote w:type="continuationSeparator" w:id="0">
+    <w:p>
+      <w:pPr>
+        <w:spacing w:after="0"/>
+      </w:pPr>
+      <w:r>
+        <w:continuationSeparator/>
+      </w:r>
+    </w:p>
+  </w:endnote>
+</w:endnotes>
+</file>
+
+<file path=word/footnotes.xml><?xml version="1.0" encoding="utf-8"?>
+<w:footnotes xmlns:wpc="http://schemas.microsoft.com/office/word/2010/wordprocessingCanvas" xmlns:cx="http://schemas.microsoft.com/office/drawing/2014/chartex" xmlns:cx1="http://schemas.microsoft.com/office/drawing/2015/9/8/chartex" xmlns:cx2="http://schemas.microsoft.com/office/drawing/2015/10/21/chartex" xmlns:cx3="http://schemas.microsoft.com/office/drawing/2016/5/9/chartex" xmlns:cx4="http://schemas.microsoft.com/office/drawing/2016/5/10/chartex" xmlns:cx5="http://schemas.microsoft.com/office/drawing/2016/5/11/chartex" xmlns:cx6="http://schemas.microsoft.com/office/drawing/2016/5/12/chartex" xmlns:cx7="http://schemas.microsoft.com/office/drawing/2016/5/13/chartex" xmlns:cx8="http://schemas.microsoft.com/office/drawing/2016/5/14/chartex" xmlns:mc="http://schemas.openxmlformats.org/markup-compatibility/2006" xmlns:aink="http://schemas.microsoft.com/office/drawing/2016/ink" xmlns:am3d="http://schemas.microsoft.com/office/drawing/2017/model3d" xmlns:o="urn:schemas-microsoft-com:office:office" xmlns:oel="http://schemas.microsoft.com/office/2019/extlst" xmlns:r="http://schemas.openxmlformats.org/officeDocument/2006/relationships" xmlns:m="http://schemas.openxmlformats.org/officeDocument/2006/math" xmlns:v="urn:schemas-microsoft-com:vml" xmlns:wp14="http://schemas.microsoft.com/office/word/2010/wordprocessingDrawing" xmlns:wp="http://schemas.openxmlformats.org/drawingml/2006/wordprocessingDrawing" xmlns:w10="urn:schemas-microsoft-com:office:word" xmlns:w="http://schemas.openxmlformats.org/wordprocessingml/2006/main" xmlns:w14="http://schemas.microsoft.com/office/word/2010/wordml" xmlns:w15="http://schemas.microsoft.com/office/word/2012/wordml" xmlns:w16cex="http://schemas.microsoft.com/office/word/2018/wordml/cex" xmlns:w16cid="http://schemas.microsoft.com/office/word/2016/wordml/cid" xmlns:w16="http://schemas.microsoft.com/office/word/2018/wordml" xmlns:w16du="http://schemas.microsoft.com/office/word/2023/wordml/word16du" xmlns:w16sdtdh="http://schemas.microsoft.com/office/word/2020/wordml/sdtdatahash" xmlns:w16sdtfl="http://schemas.microsoft.com/office/word/2024/wordml/sdtformatlock" xmlns:w16se="http://schemas.microsoft.com/office/word/2015/wordml/symex" xmlns:wpg="http://schemas.microsoft.com/office/word/2010/wordprocessingGroup" xmlns:wpi="http://schemas.microsoft.com/office/word/2010/wordprocessingInk" xmlns:wne="http://schemas.microsoft.com/office/word/2006/wordml" xmlns:wps="http://schemas.microsoft.com/office/word/2010/wordprocessingShape" mc:Ignorable="w14 w15 w16se w16cid w16 w16cex w16sdtdh w16sdtfl w16du wp14">
+  <w:footnote w:type="separator" w:id="-1">
+    <w:p>
+      <w:pPr>
+        <w:spacing w:after="0"/>
+      </w:pPr>
+      <w:r>
+        <w:separator/>
+      </w:r>
+    </w:p>
+  </w:footnote>
+  <w:footnote w:type="continuationSeparator" w:id="0">
+    <w:p>
+      <w:pPr>
+        <w:spacing w:after="0"/>
+      </w:pPr>
+      <w:r>
+        <w:continuationSeparator/>
+      </w:r>
+    </w:p>
+  </w:footnote>
+</w:footnotes>
 </file>
 
 <file path=word/numbering.xml><?xml version="1.0" encoding="utf-8"?>
@@ -37503,7 +37423,7 @@
   <w:abstractNum w:abstractNumId="0" w15:restartNumberingAfterBreak="0">
     <w:nsid w:val="0000A990"/>
     <w:multiLevelType w:val="multilevel"/>
-    <w:tmpl w:val="2636561E"/>
+    <w:tmpl w:val="02EC7A46"/>
     <w:lvl w:ilvl="0">
       <w:numFmt w:val="bullet"/>
       <w:lvlText w:val=" "/>
@@ -37580,7 +37500,7 @@
   <w:abstractNum w:abstractNumId="1" w15:restartNumberingAfterBreak="0">
     <w:nsid w:val="0000A991"/>
     <w:multiLevelType w:val="multilevel"/>
-    <w:tmpl w:val="51B604DE"/>
+    <w:tmpl w:val="A77254F4"/>
     <w:lvl w:ilvl="0">
       <w:numFmt w:val="bullet"/>
       <w:lvlText w:val=""/>
@@ -37684,7 +37604,7 @@
   <w:abstractNum w:abstractNumId="2" w15:restartNumberingAfterBreak="0">
     <w:nsid w:val="00A99411"/>
     <w:multiLevelType w:val="multilevel"/>
-    <w:tmpl w:val="40847254"/>
+    <w:tmpl w:val="EE32BCA8"/>
     <w:lvl w:ilvl="0">
       <w:start w:val="1"/>
       <w:numFmt w:val="decimal"/>
@@ -37770,7 +37690,7 @@
   <w:abstractNum w:abstractNumId="3" w15:restartNumberingAfterBreak="0">
     <w:nsid w:val="00A99412"/>
     <w:multiLevelType w:val="multilevel"/>
-    <w:tmpl w:val="2EBAEF3E"/>
+    <w:tmpl w:val="5740955E"/>
     <w:lvl w:ilvl="0">
       <w:start w:val="2"/>
       <w:numFmt w:val="decimal"/>
@@ -37856,7 +37776,7 @@
   <w:abstractNum w:abstractNumId="4" w15:restartNumberingAfterBreak="0">
     <w:nsid w:val="00A99413"/>
     <w:multiLevelType w:val="multilevel"/>
-    <w:tmpl w:val="49FA6210"/>
+    <w:tmpl w:val="3F561126"/>
     <w:lvl w:ilvl="0">
       <w:start w:val="3"/>
       <w:numFmt w:val="decimal"/>
@@ -37942,7 +37862,7 @@
   <w:abstractNum w:abstractNumId="5" w15:restartNumberingAfterBreak="0">
     <w:nsid w:val="00A99414"/>
     <w:multiLevelType w:val="multilevel"/>
-    <w:tmpl w:val="28D859BA"/>
+    <w:tmpl w:val="BA68AEB4"/>
     <w:lvl w:ilvl="0">
       <w:start w:val="4"/>
       <w:numFmt w:val="decimal"/>
@@ -38028,7 +37948,7 @@
   <w:abstractNum w:abstractNumId="6" w15:restartNumberingAfterBreak="0">
     <w:nsid w:val="00A99415"/>
     <w:multiLevelType w:val="multilevel"/>
-    <w:tmpl w:val="3140EED4"/>
+    <w:tmpl w:val="20C8E218"/>
     <w:lvl w:ilvl="0">
       <w:start w:val="5"/>
       <w:numFmt w:val="decimal"/>
@@ -38114,7 +38034,7 @@
   <w:abstractNum w:abstractNumId="7" w15:restartNumberingAfterBreak="0">
     <w:nsid w:val="00A99431"/>
     <w:multiLevelType w:val="multilevel"/>
-    <w:tmpl w:val="9D2ADA56"/>
+    <w:tmpl w:val="86A62664"/>
     <w:lvl w:ilvl="0">
       <w:start w:val="1"/>
       <w:numFmt w:val="decimal"/>
@@ -38200,7 +38120,7 @@
   <w:abstractNum w:abstractNumId="8" w15:restartNumberingAfterBreak="0">
     <w:nsid w:val="00A99432"/>
     <w:multiLevelType w:val="multilevel"/>
-    <w:tmpl w:val="0AD25EA0"/>
+    <w:tmpl w:val="6F7AF9DE"/>
     <w:lvl w:ilvl="0">
       <w:start w:val="2"/>
       <w:numFmt w:val="decimal"/>
@@ -38286,7 +38206,7 @@
   <w:abstractNum w:abstractNumId="9" w15:restartNumberingAfterBreak="0">
     <w:nsid w:val="00A99433"/>
     <w:multiLevelType w:val="multilevel"/>
-    <w:tmpl w:val="9666626C"/>
+    <w:tmpl w:val="320EBB5A"/>
     <w:lvl w:ilvl="0">
       <w:start w:val="3"/>
       <w:numFmt w:val="decimal"/>
@@ -38372,7 +38292,7 @@
   <w:abstractNum w:abstractNumId="10" w15:restartNumberingAfterBreak="0">
     <w:nsid w:val="00A99434"/>
     <w:multiLevelType w:val="multilevel"/>
-    <w:tmpl w:val="625CE608"/>
+    <w:tmpl w:val="B252831E"/>
     <w:lvl w:ilvl="0">
       <w:start w:val="4"/>
       <w:numFmt w:val="decimal"/>
@@ -38458,7 +38378,7 @@
   <w:abstractNum w:abstractNumId="11" w15:restartNumberingAfterBreak="0">
     <w:nsid w:val="00A99435"/>
     <w:multiLevelType w:val="multilevel"/>
-    <w:tmpl w:val="9CE0E778"/>
+    <w:tmpl w:val="77265820"/>
     <w:lvl w:ilvl="0">
       <w:start w:val="5"/>
       <w:numFmt w:val="decimal"/>
@@ -38541,13 +38461,13 @@
       </w:pPr>
     </w:lvl>
   </w:abstractNum>
-  <w:num w:numId="1" w16cid:durableId="681862413">
+  <w:num w:numId="1" w16cid:durableId="559023639">
     <w:abstractNumId w:val="0"/>
   </w:num>
-  <w:num w:numId="2" w16cid:durableId="1861121905">
+  <w:num w:numId="2" w16cid:durableId="145586131">
     <w:abstractNumId w:val="1"/>
   </w:num>
-  <w:num w:numId="3" w16cid:durableId="847141237">
+  <w:num w:numId="3" w16cid:durableId="468136371">
     <w:abstractNumId w:val="7"/>
     <w:lvlOverride w:ilvl="0">
       <w:startOverride w:val="1"/>
@@ -38577,7 +38497,7 @@
       <w:startOverride w:val="1"/>
     </w:lvlOverride>
   </w:num>
-  <w:num w:numId="4" w16cid:durableId="527526906">
+  <w:num w:numId="4" w16cid:durableId="995381385">
     <w:abstractNumId w:val="8"/>
     <w:lvlOverride w:ilvl="0">
       <w:startOverride w:val="2"/>
@@ -38607,7 +38527,7 @@
       <w:startOverride w:val="2"/>
     </w:lvlOverride>
   </w:num>
-  <w:num w:numId="5" w16cid:durableId="1765880182">
+  <w:num w:numId="5" w16cid:durableId="1828008045">
     <w:abstractNumId w:val="9"/>
     <w:lvlOverride w:ilvl="0">
       <w:startOverride w:val="3"/>
@@ -38637,7 +38557,7 @@
       <w:startOverride w:val="3"/>
     </w:lvlOverride>
   </w:num>
-  <w:num w:numId="6" w16cid:durableId="680397480">
+  <w:num w:numId="6" w16cid:durableId="114638763">
     <w:abstractNumId w:val="7"/>
     <w:lvlOverride w:ilvl="0">
       <w:startOverride w:val="1"/>
@@ -38667,7 +38587,7 @@
       <w:startOverride w:val="1"/>
     </w:lvlOverride>
   </w:num>
-  <w:num w:numId="7" w16cid:durableId="675962574">
+  <w:num w:numId="7" w16cid:durableId="174731198">
     <w:abstractNumId w:val="8"/>
     <w:lvlOverride w:ilvl="0">
       <w:startOverride w:val="2"/>
@@ -38697,7 +38617,7 @@
       <w:startOverride w:val="2"/>
     </w:lvlOverride>
   </w:num>
-  <w:num w:numId="8" w16cid:durableId="420612223">
+  <w:num w:numId="8" w16cid:durableId="1427262471">
     <w:abstractNumId w:val="9"/>
     <w:lvlOverride w:ilvl="0">
       <w:startOverride w:val="3"/>
@@ -38727,7 +38647,7 @@
       <w:startOverride w:val="3"/>
     </w:lvlOverride>
   </w:num>
-  <w:num w:numId="9" w16cid:durableId="545917806">
+  <w:num w:numId="9" w16cid:durableId="1028529896">
     <w:abstractNumId w:val="2"/>
     <w:lvlOverride w:ilvl="0">
       <w:startOverride w:val="1"/>
@@ -38757,7 +38677,7 @@
       <w:startOverride w:val="1"/>
     </w:lvlOverride>
   </w:num>
-  <w:num w:numId="10" w16cid:durableId="1748108027">
+  <w:num w:numId="10" w16cid:durableId="871040013">
     <w:abstractNumId w:val="3"/>
     <w:lvlOverride w:ilvl="0">
       <w:startOverride w:val="2"/>
@@ -38787,7 +38707,7 @@
       <w:startOverride w:val="2"/>
     </w:lvlOverride>
   </w:num>
-  <w:num w:numId="11" w16cid:durableId="756630700">
+  <w:num w:numId="11" w16cid:durableId="438184197">
     <w:abstractNumId w:val="4"/>
     <w:lvlOverride w:ilvl="0">
       <w:startOverride w:val="3"/>
@@ -38817,7 +38737,7 @@
       <w:startOverride w:val="3"/>
     </w:lvlOverride>
   </w:num>
-  <w:num w:numId="12" w16cid:durableId="737947142">
+  <w:num w:numId="12" w16cid:durableId="1178349313">
     <w:abstractNumId w:val="5"/>
     <w:lvlOverride w:ilvl="0">
       <w:startOverride w:val="4"/>
@@ -38847,7 +38767,7 @@
       <w:startOverride w:val="4"/>
     </w:lvlOverride>
   </w:num>
-  <w:num w:numId="13" w16cid:durableId="1148088168">
+  <w:num w:numId="13" w16cid:durableId="199631243">
     <w:abstractNumId w:val="7"/>
     <w:lvlOverride w:ilvl="0">
       <w:startOverride w:val="1"/>
@@ -38877,7 +38797,7 @@
       <w:startOverride w:val="1"/>
     </w:lvlOverride>
   </w:num>
-  <w:num w:numId="14" w16cid:durableId="2009359046">
+  <w:num w:numId="14" w16cid:durableId="2904759">
     <w:abstractNumId w:val="8"/>
     <w:lvlOverride w:ilvl="0">
       <w:startOverride w:val="2"/>
@@ -38907,7 +38827,7 @@
       <w:startOverride w:val="2"/>
     </w:lvlOverride>
   </w:num>
-  <w:num w:numId="15" w16cid:durableId="2050108355">
+  <w:num w:numId="15" w16cid:durableId="1428038870">
     <w:abstractNumId w:val="9"/>
     <w:lvlOverride w:ilvl="0">
       <w:startOverride w:val="3"/>
@@ -38937,7 +38857,7 @@
       <w:startOverride w:val="3"/>
     </w:lvlOverride>
   </w:num>
-  <w:num w:numId="16" w16cid:durableId="1925842370">
+  <w:num w:numId="16" w16cid:durableId="1133405961">
     <w:abstractNumId w:val="10"/>
     <w:lvlOverride w:ilvl="0">
       <w:startOverride w:val="4"/>
@@ -38967,7 +38887,7 @@
       <w:startOverride w:val="4"/>
     </w:lvlOverride>
   </w:num>
-  <w:num w:numId="17" w16cid:durableId="533690690">
+  <w:num w:numId="17" w16cid:durableId="1712536176">
     <w:abstractNumId w:val="11"/>
     <w:lvlOverride w:ilvl="0">
       <w:startOverride w:val="5"/>
@@ -38997,7 +38917,7 @@
       <w:startOverride w:val="5"/>
     </w:lvlOverride>
   </w:num>
-  <w:num w:numId="18" w16cid:durableId="778722997">
+  <w:num w:numId="18" w16cid:durableId="737947883">
     <w:abstractNumId w:val="2"/>
     <w:lvlOverride w:ilvl="0">
       <w:startOverride w:val="1"/>
@@ -39027,7 +38947,7 @@
       <w:startOverride w:val="1"/>
     </w:lvlOverride>
   </w:num>
-  <w:num w:numId="19" w16cid:durableId="1626616716">
+  <w:num w:numId="19" w16cid:durableId="1486123407">
     <w:abstractNumId w:val="3"/>
     <w:lvlOverride w:ilvl="0">
       <w:startOverride w:val="2"/>
@@ -39057,7 +38977,7 @@
       <w:startOverride w:val="2"/>
     </w:lvlOverride>
   </w:num>
-  <w:num w:numId="20" w16cid:durableId="177476310">
+  <w:num w:numId="20" w16cid:durableId="2069182231">
     <w:abstractNumId w:val="4"/>
     <w:lvlOverride w:ilvl="0">
       <w:startOverride w:val="3"/>
@@ -39087,7 +39007,7 @@
       <w:startOverride w:val="3"/>
     </w:lvlOverride>
   </w:num>
-  <w:num w:numId="21" w16cid:durableId="682126610">
+  <w:num w:numId="21" w16cid:durableId="1487626743">
     <w:abstractNumId w:val="5"/>
     <w:lvlOverride w:ilvl="0">
       <w:startOverride w:val="4"/>
@@ -39117,7 +39037,7 @@
       <w:startOverride w:val="4"/>
     </w:lvlOverride>
   </w:num>
-  <w:num w:numId="22" w16cid:durableId="1596477136">
+  <w:num w:numId="22" w16cid:durableId="1740397442">
     <w:abstractNumId w:val="6"/>
     <w:lvlOverride w:ilvl="0">
       <w:startOverride w:val="5"/>
@@ -40367,43 +40287,98 @@
       <w:sz w:val="22"/>
     </w:rPr>
   </w:style>
-  <w:style w:type="character" w:styleId="af0">
+  <w:style w:type="paragraph" w:styleId="af0">
+    <w:name w:val="header"/>
+    <w:basedOn w:val="a"/>
+    <w:link w:val="af1"/>
+    <w:rsid w:val="00BC67A9"/>
+    <w:pPr>
+      <w:tabs>
+        <w:tab w:val="center" w:pos="4153"/>
+        <w:tab w:val="right" w:pos="8306"/>
+      </w:tabs>
+      <w:snapToGrid w:val="0"/>
+      <w:jc w:val="center"/>
+    </w:pPr>
+    <w:rPr>
+      <w:sz w:val="18"/>
+      <w:szCs w:val="18"/>
+    </w:rPr>
+  </w:style>
+  <w:style w:type="character" w:customStyle="1" w:styleId="af1">
+    <w:name w:val="页眉 字符"/>
+    <w:basedOn w:val="a1"/>
+    <w:link w:val="af0"/>
+    <w:rsid w:val="00BC67A9"/>
+    <w:rPr>
+      <w:sz w:val="18"/>
+      <w:szCs w:val="18"/>
+    </w:rPr>
+  </w:style>
+  <w:style w:type="paragraph" w:styleId="af2">
+    <w:name w:val="footer"/>
+    <w:basedOn w:val="a"/>
+    <w:link w:val="af3"/>
+    <w:rsid w:val="00BC67A9"/>
+    <w:pPr>
+      <w:tabs>
+        <w:tab w:val="center" w:pos="4153"/>
+        <w:tab w:val="right" w:pos="8306"/>
+      </w:tabs>
+      <w:snapToGrid w:val="0"/>
+    </w:pPr>
+    <w:rPr>
+      <w:sz w:val="18"/>
+      <w:szCs w:val="18"/>
+    </w:rPr>
+  </w:style>
+  <w:style w:type="character" w:customStyle="1" w:styleId="af3">
+    <w:name w:val="页脚 字符"/>
+    <w:basedOn w:val="a1"/>
+    <w:link w:val="af2"/>
+    <w:rsid w:val="00BC67A9"/>
+    <w:rPr>
+      <w:sz w:val="18"/>
+      <w:szCs w:val="18"/>
+    </w:rPr>
+  </w:style>
+  <w:style w:type="character" w:styleId="af4">
     <w:name w:val="annotation reference"/>
     <w:basedOn w:val="a1"/>
-    <w:rsid w:val="00B46B49"/>
+    <w:rsid w:val="00BC67A9"/>
     <w:rPr>
       <w:sz w:val="21"/>
       <w:szCs w:val="21"/>
     </w:rPr>
   </w:style>
-  <w:style w:type="paragraph" w:styleId="af1">
+  <w:style w:type="paragraph" w:styleId="af5">
     <w:name w:val="annotation text"/>
     <w:basedOn w:val="a"/>
-    <w:link w:val="af2"/>
-    <w:rsid w:val="00B46B49"/>
+    <w:link w:val="af6"/>
+    <w:rsid w:val="00BC67A9"/>
   </w:style>
-  <w:style w:type="character" w:customStyle="1" w:styleId="af2">
+  <w:style w:type="character" w:customStyle="1" w:styleId="af6">
     <w:name w:val="批注文字 字符"/>
     <w:basedOn w:val="a1"/>
-    <w:link w:val="af1"/>
-    <w:rsid w:val="00B46B49"/>
+    <w:link w:val="af5"/>
+    <w:rsid w:val="00BC67A9"/>
   </w:style>
-  <w:style w:type="paragraph" w:styleId="af3">
+  <w:style w:type="paragraph" w:styleId="af7">
     <w:name w:val="annotation subject"/>
-    <w:basedOn w:val="af1"/>
-    <w:next w:val="af1"/>
-    <w:link w:val="af4"/>
-    <w:rsid w:val="00B46B49"/>
+    <w:basedOn w:val="af5"/>
+    <w:next w:val="af5"/>
+    <w:link w:val="af8"/>
+    <w:rsid w:val="00BC67A9"/>
     <w:rPr>
       <w:b/>
       <w:bCs/>
     </w:rPr>
   </w:style>
-  <w:style w:type="character" w:customStyle="1" w:styleId="af4">
+  <w:style w:type="character" w:customStyle="1" w:styleId="af8">
     <w:name w:val="批注主题 字符"/>
-    <w:basedOn w:val="af2"/>
-    <w:link w:val="af3"/>
-    <w:rsid w:val="00B46B49"/>
+    <w:basedOn w:val="af6"/>
+    <w:link w:val="af7"/>
+    <w:rsid w:val="00BC67A9"/>
     <w:rPr>
       <w:b/>
       <w:bCs/>
